--- a/paper/baic/مقاله_BAIC_2026_نهایی.docx
+++ b/paper/baic/مقاله_BAIC_2026_نهایی.docx
@@ -16,7 +16,7 @@
           <w:rtl w:val="1"/>
           <w:lang w:val="en-US" w:bidi="fa-IR" w:eastAsia="fa-IR"/>
         </w:rPr>
-        <w:t>حسابرسی شواهد مدل‌های in silico در مهندسی پزشکی با نردبان اعتبار کودون‌تریس جنسیس</w:t>
+        <w:t xml:space="preserve">حسابرسی شواهد مدل‌های in silico در مهندسی پزشکی با نردبان اعتبار کودون‌تریس جنسیس</w:t>
       </w:r>
     </w:p>
     <w:p>
@@ -33,7 +33,7 @@
           <w:rtl w:val="1"/>
           <w:lang w:val="en-US" w:bidi="fa-IR" w:eastAsia="fa-IR"/>
         </w:rPr>
-        <w:t>Auditing Evidence for In-Silico Models in Biomedical Engineering with the CodonTrace Genesis Credibility Ladder</w:t>
+        <w:t xml:space="preserve">Auditing Evidence for In-Silico Models in Biomedical Engineering with the CodonTrace Genesis Credibility Ladder</w:t>
       </w:r>
     </w:p>
     <w:p>
@@ -50,7 +50,7 @@
           <w:rtl w:val="1"/>
           <w:lang w:val="en-US" w:bidi="fa-IR" w:eastAsia="fa-IR"/>
         </w:rPr>
-        <w:t>پرواز جمیعی۱</w:t>
+        <w:t xml:space="preserve">پرواز جمیعی۱</w:t>
       </w:r>
     </w:p>
     <w:p>
@@ -66,7 +66,7 @@
           <w:rtl w:val="1"/>
           <w:lang w:val="en-US" w:bidi="fa-IR" w:eastAsia="fa-IR"/>
         </w:rPr>
-        <w:t>۱پژوهشگر مستقل، مشهد، ایران</w:t>
+        <w:t xml:space="preserve">۱پژوهشگر مستقل، مشهد، ایران</w:t>
       </w:r>
     </w:p>
     <w:p>
@@ -82,7 +82,7 @@
           <w:rtl w:val="1"/>
           <w:lang w:val="en-US" w:bidi="fa-IR" w:eastAsia="fa-IR"/>
         </w:rPr>
-        <w:t>Parvaz Jamei | parvaz.nic@gmail.com | ORCID: 0009-0002-9980-270X</w:t>
+        <w:t xml:space="preserve">Parvaz Jamei | parvaz.nic@gmail.com | ORCID: 0009-0002-9980-270X</w:t>
       </w:r>
     </w:p>
     <w:p>
@@ -98,7 +98,7 @@
           <w:rtl w:val="1"/>
           <w:lang w:val="en-US" w:bidi="fa-IR" w:eastAsia="fa-IR"/>
         </w:rPr>
-        <w:t>چکیده - کیفیت یک ادعای محاسباتی در مهندسی پزشکی به تناسب شواهد با ادعا وابسته است، نه فقط به یک عدد دقت. این مقاله کودون‌تریس جنسیس را به‌عنوان بستری واحد برای اجرای قطعی جهان شبیه‌سازی، مداخلهٔ علّی روی یال‌های سازوکار، و حسابرسی ادعا با نردبان شش‌سطحی معرفی می‌کند. موتور اجرا حوزه نمی‌شناسد؛ حوزه‌ها از پورت پروفایل و آداپتور بستهٔ شواهد متصل می‌شوند. پروفایل زیست‌پزشکی همان نردبان را به واژگان ASME V&amp;V 40، راهنمای FDA ۲۰۲۳ برای اعتبار مدل‌سازی محاسباتی، IEC 62304 و IMDRF وصل می‌کند؛ همه برچسب اعلامی کاربر، بدون گواهی تجهیز یا آزمون بالینی. ارزیابی روی کمپین تأییدی پیش‌ثبت‌شدهٔ HE01 با ۳۰ بذر جفتی انجام شد. سنجهٔ اولیه میانگین انرژی پایانی گیرنده است. در برابر کنترل کانالِ روشن بدون سوگیری منشأ، تفاضل ۱۶٫۴۹ واحد با بازهٔ اطمینان BCa [۱۴٫۲۵، ۱۹٫۱۴] به‌دست آمد. دستاورد، زیرساخت ممیزی ادعاست؛ نه اثبات هوشمندی، جایگزینی آویدا، یا آمادگی SaMD.</w:t>
+        <w:t xml:space="preserve">چکیده - تناسب شواهد با ادعا، نه فقط یک عدد دقت، کیفیت مدل محاسباتی را در مهندسی پزشکی تعیین می‌کند. این مقاله کودون‌تریس جنسیس را به‌عنوان بستری واحد برای اجرای قطعی جهان شبیه‌سازی، مداخلهٔ علّی روی یال‌های سازوکار، و حسابرسی ادعا با نردبان شش‌سطحی معرفی می‌کند. موتور اجرا حوزه نمی‌شناسد؛ حوزه از پورت DomainProfile و آداپتور بستهٔ شواهد می‌آید. پروفایل زیست‌پزشکی همان نردبان را به واژگان ASME V&amp;V 40، راهنمای FDA ۲۰۲۳ برای اعتبار مدل‌سازی محاسباتی، IEC 62304 و IMDRF وصل می‌کند. ارزیابی روی کمپین تأییدی پیش‌ثبت‌شدهٔ HE01 با ۳۰ بذر جفتی انجام شد. سنجهٔ اولیه میانگین انرژی پایانی گیرنده است. در برابر کنترل کانالِ روشن بدون سوگیری منشأ، تفاضل ۱۶٫۴۹ واحد با بازهٔ اطمینان BCa [۱۴٫۲۵، ۱۹٫۱۴] به‌دست آمد. دستاورد، زیرساخت اجرایی ممیزی ادعاست که برای مدل‌های in silico تجهیزات از همان پورت قابل اتصال است.</w:t>
       </w:r>
     </w:p>
     <w:p>
@@ -132,7 +132,7 @@
           <w:rtl w:val="1"/>
           <w:lang w:val="en-US" w:bidi="fa-IR" w:eastAsia="fa-IR"/>
         </w:rPr>
-        <w:t>کلید واژه- اعتبارسنجی in silico، حسابرسی شواهد، مدل‌سازی محاسباتی، بازپخش‌پذیری</w:t>
+        <w:t xml:space="preserve">کلید واژه- اعتبارسنجی in silico، حسابرسی شواهد، مدل‌سازی محاسباتی، بازپخش‌پذیری</w:t>
       </w:r>
     </w:p>
     <w:p>
@@ -149,7 +149,7 @@
           <w:rtl w:val="1"/>
           <w:lang w:val="en-US" w:bidi="fa-IR" w:eastAsia="fa-IR"/>
         </w:rPr>
-        <w:t>مقدمه</w:t>
+        <w:t xml:space="preserve">مقدمه</w:t>
       </w:r>
     </w:p>
     <w:p>
@@ -164,7 +164,7 @@
           <w:rtl w:val="1"/>
           <w:lang w:val="en-US" w:bidi="fa-IR" w:eastAsia="fa-IR"/>
         </w:rPr>
-        <w:t>در مدل‌سازی محاسباتی برای تجهیزات و سامانه‌های پزشکی، پرسش اصلی «دقت مدل چند است؟» نیست؛ «شواهد موجود چه قوتی از ادعا را مجاز می‌کند؟» است. راهنمای سازمان غذا و داروی آمریکا در نوامبر ۲۰۲۳ چارچوبی ریسک‌آگاه برای اعتبار مدل‌سازی و شبیه‌سازی فیزیک‌محور در پروندهٔ تجهیز ارائه می‌کند و مدل‌های یادگیری ماشین مستقل را صراحتاً خارج از دامنه می‌گذارد [1]. هشت دستهٔ شواهد آن راهنما — راستی‌آزمایی کد، کالیبراسیون مدل، اعتبارسنجی نیمکت، اعتبارسنجی in vivo، اعتبارسنجی جمعیتی، رفتار پدیداری، معقول بودن مدل، و راستی‌آزمایی محاسبات همراه با کمی‌سازی عدم‌قطعیت — در این کار فقط به‌صورت برچسب اعلامی ذخیره می‌شوند. استاندارد ASME V&amp;V 40 اعتبار لازم را به پرسش مورد علاقه، زمینهٔ کاربرد و ریسک تصمیم گره می‌زند [2]. استاندارد NASA-STD-7009B بر ارزیابی قابلیت و انتقال اعتبار نتایج مدل تأکید دارد [3]. پیوست چهارم قانون هوش مصنوعی اتحادیهٔ اروپا مستندسازی اعتبارسنجی را برای سامانه‌های مشمول مقرر می‌کند، اما سازوکاری اجرایی برای رتبه‌بندی هر ادعای پژوهشی فراهم نمی‌آورد [4].</w:t>
+        <w:t xml:space="preserve">در مدل‌سازی محاسباتی برای تجهیزات و سامانه‌های پزشکی، پرسش اصلی «دقت مدل چند است؟» نیست؛ «شواهد موجود چه قوتی از ادعا را مجاز می‌کند؟» است. راهنمای سازمان غذا و داروی آمریکا در نوامبر ۲۰۲۳ چارچوبی ریسک‌آگاه برای اعتبار مدل‌سازی و شبیه‌سازی فیزیک‌محور در پروندهٔ تجهیز ارائه می‌کند و مدل‌های یادگیری ماشین مستقل را صراحتاً خارج از دامنه می‌گذارد [1]. هشت دستهٔ شواهد آن راهنما — راستی‌آزمایی کد، کالیبراسیون مدل، اعتبارسنجی نیمکت، اعتبارسنجی in vivo، اعتبارسنجی جمعیتی، رفتار پدیداری، معقول بودن مدل، و راستی‌آزمایی محاسبات همراه با کمی‌سازی عدم‌قطعیت — در این کار به‌صورت برچسب اعلامی روی پورت زیست‌پزشکی ذخیره می‌شوند. استاندارد ASME V&amp;V 40 اعتبار لازم را به پرسش مورد علاقه، زمینهٔ کاربرد و ریسک تصمیم گره می‌زند [2]. استاندارد NASA-STD-7009B ارزیابی قابلیت مدل و انتقال اعتبار نتایج را الزامی می‌کند [3]. پیوست چهارم قانون هوش مصنوعی اتحادیهٔ اروپا مستندسازی اعتبارسنجی را برای سامانه‌های مشمول مقرر می‌کند [4].</w:t>
       </w:r>
     </w:p>
     <w:p>
@@ -179,7 +179,7 @@
           <w:rtl w:val="1"/>
           <w:lang w:val="en-US" w:bidi="fa-IR" w:eastAsia="fa-IR"/>
         </w:rPr>
-        <w:t>Viceconti و همکاران چارچوب آزمون‌های in silico را بر تعریف زمینهٔ کاربرد، تحلیل ریسک، و زنجیرهٔ راستی‌آزمایی–اعتبارسنجی–کمی‌سازی عدم‌قطعیت بنا می‌کنند [5]. همان منطق در کاربردهای واقعی مدل‌های بیومکانیکی نیز به‌کار رفته است؛ با این حال هیچ‌یک از این منابع به‌تنهایی یک حسابرس نرم‌افزاری برای ادعای همراه یک مصنوع پژوهشی نیستند. شکاف عملی این کار دو لایه دارد. نخست در گزارش پژوهش: بررسی مقاله‌های مبتنی بر مدل زبانی در دو کنفرانس مهندسی نرم‌افزار سال ۲۰۲۴ نشان داد که از میان مصنوع‌های دارای مدل تجاری، فقط بخشی به‌اندازهٔ کافی کامل و اجرایی بودند و هیچ‌یک به‌طور کامل بازتولید نشد [6]. دوم در نگهداری شواهد: نشان بازتولید به‌تنهایی هویت و قوت ادعا را پس از انتشار حفظ نمی‌کند. این یافته‌ها ضرورت ارزیابی مجدد و نگهداری شواهد را نشان می‌دهند، نه تعمیم به تمام نرم‌افزارهای پژوهشی.</w:t>
+        <w:t xml:space="preserve">Viceconti و همکاران چارچوب آزمون‌های in silico را بر تعریف زمینهٔ کاربرد، تحلیل ریسک، و زنجیرهٔ راستی‌آزمایی–اعتبارسنجی–کمی‌سازی عدم‌قطعیت بنا می‌کنند [5]. Pathmanathan و همکاران همین منطق را برای آزمون بالینی درسیلیکو به‌صورت گردش‌کار سلسله‌مراتبی اعتبار زیرمدل‌ها گسترش داده‌اند [17]. سمپوزیوم مشترک FDA/MDIC در آوریل ۲۰۲۴ اعتبار CM&amp;S را در سراسر چرخهٔ عمر تجهیز، از جمله دوقلوی دیجیتال و آزمون درسیلیکو، جمع‌بندی کرده است [18]. با این حال هیچ‌یک از این منابع به‌تنهایی یک حسابرس نرم‌افزاری برای ادعای همراه یک مصنوع پژوهشی نیستند. شکاف عملی دو لایه دارد. نخست در گزارش پژوهش: از میان ۸۵ مقالهٔ مبتنی بر مدل زبانی در ICSE و ASE ۲۰۲۴، هیچ‌یک از پنج مصنوع اجرایی کاملاً بازتولید نشد [6]. دوم در نگهداری شواهد: نشان بازتولید به‌تنهایی هویت و قوت ادعا را پس از انتشار حفظ نمی‌کند.</w:t>
       </w:r>
     </w:p>
     <w:p>
@@ -194,7 +194,7 @@
           <w:rtl w:val="1"/>
           <w:lang w:val="en-US" w:bidi="fa-IR" w:eastAsia="fa-IR"/>
         </w:rPr>
-        <w:t>سهم این مقاله سه بخش است: (۱) یکپارچه‌سازی اجرای قطعی، مداخلهٔ یال‌به‌یال و حسابرسی شواهد در بستری که موتور آن برای پزشکی بازنویسی نمی‌شود؛ (۲) پروفایل زیست‌پزشکی که همان نردبان را به واژگان تنظیم‌گری وصل می‌کند، بدون ادعای تأیید؛ (۳) ارزیابی کمّی روی کمپین تأییدی منتشرشده و یک نمونهٔ اعلامی مدل تجهیز. تازگی مورد ادعا در این ترکیب اجرایی است، نه در ابداع نردبان اعتبار. بخش بعد پیشینه را می‌آورد، سپس معماری پورت، پروفایل زیست‌پزشکی، ارزیابی، محدودیت و نتیجه را شرح می‌دهد.</w:t>
+        <w:t xml:space="preserve">سهم این مقاله سه بخش است: (۱) یکپارچه‌سازی اجرای قطعی، مداخلهٔ یال‌به‌یال و حسابرسی شواهد در بستری که موتور آن برای پزشکی بازنویسی نمی‌شود؛ (۲) پروفایل زیست‌پزشکی که همان نردبان را به واژگان تنظیم‌گری وصل می‌کند؛ (۳) ارزیابی کمّی روی کمپین تأییدی منتشرشده و یک نمونهٔ اعلامی مدل تجهیز. تازگی مورد ادعا در این ترکیب اجرایی است.</w:t>
       </w:r>
     </w:p>
     <w:p>
@@ -211,7 +211,7 @@
           <w:rtl w:val="1"/>
           <w:lang w:val="en-US" w:bidi="fa-IR" w:eastAsia="fa-IR"/>
         </w:rPr>
-        <w:t>پیشینه و کارهای مرتبط</w:t>
+        <w:t xml:space="preserve">پیشینه و کارهای مرتبط</w:t>
       </w:r>
     </w:p>
     <w:p>
@@ -226,7 +226,7 @@
           <w:rtl w:val="1"/>
           <w:lang w:val="en-US" w:bidi="fa-IR" w:eastAsia="fa-IR"/>
         </w:rPr>
-        <w:t>درجه‌بندی اعتبار پیشینهٔ طولانی دارد. ASME VVUQ 40.1-2026 یک مثال کاری برای شناسایی بدترین اندازهٔ سینی تیبیال در آزمون خستگی است، نه بیت پذیرش عمومی [7]. IEC 62304 ردهٔ ایمنی نرم‌افزار پزشکی را تعریف می‌کند [8] و اسناد IMDRF زبان SiMD/SaMD و مشخصه‌سازی ریسک نرم‌افزار دستگاه را فراهم می‌سازند [9]، [10]. آنچه این مقاله می‌افزاید، اتصال اعلامی همان واژگان به یک نردبان قابل اجراست — مکمل روش‌شناختی، نه جایگزین پروندهٔ تنظیم‌گری و نه جایگزین آزمون in silico به‌معنای Viceconti.</w:t>
+        <w:t xml:space="preserve">درجه‌بندی اعتبار پیشینهٔ طولانی دارد. ASME VVUQ 40.1-2026 یک گزارش فنی کامل برای شناسایی بدترین اندازهٔ سینی تیبیال در آزمون خستگی بر اساس ISO 14879-1 است [7]. IEC 62304 ردهٔ ایمنی نرم‌افزار پزشکی A/B/C را برای شدت فرایند چرخهٔ حیات تعریف می‌کند [8]. اسناد IMDRF زبان SiMD/SaMD و مشخصه‌سازی ریسک نرم‌افزار دستگاه را فراهم می‌سازند [9]، [10]. آنچه این مقاله می‌افزاید، اتصال اجرایی همان واژگان به یک نردبان قابل اجراست.</w:t>
       </w:r>
     </w:p>
     <w:p>
@@ -241,7 +241,7 @@
           <w:rtl w:val="1"/>
           <w:lang w:val="en-US" w:bidi="fa-IR" w:eastAsia="fa-IR"/>
         </w:rPr>
-        <w:t>در محاسبات تکاملی، آویدا بستری کلاسیک برای برنامه‌های خودتکثیرشونده است [11]. این مقاله ادعای جایگزینی آن را ندارد و آداپتور پروندهٔ .dat آن اسکلت است. ادبیات کیفیت‌تنوع بر ثبات عملکرد در محیط نامطمئن تأکید دارد [12] که با بازپخش بیت‌به‌بیت یک اجرای نرم‌افزار یکی نیست. توصیف مدل از منطق مستندسازی ODD بهره می‌برد [13].</w:t>
+        <w:t xml:space="preserve">در محاسبات تکاملی، آویدا بستری کلاسیک برای برنامه‌های خودتکثیرشونده است [11]. آداپتور پروندهٔ .dat آن اسکلت است. ادبیات کیفیت‌تنوع بر ثبات عملکرد در محیط نامطمئن تأکید دارد [12] که با بازپخش بیت‌به‌بیت یک اجرای نرم‌افزار یکی نیست. توصیف مدل از منطق مستندسازی ODD بهره می‌برد [13]. درخواست asme_vv40_passed در پیکربندی ConfigurationError می‌دهد.</w:t>
       </w:r>
     </w:p>
     <w:p>
@@ -258,7 +258,7 @@
           <w:rtl w:val="1"/>
           <w:lang w:val="en-US" w:bidi="fa-IR" w:eastAsia="fa-IR"/>
         </w:rPr>
-        <w:t>معماری سامانه</w:t>
+        <w:t xml:space="preserve">معماری سامانه</w:t>
       </w:r>
     </w:p>
     <w:p>
@@ -275,7 +275,7 @@
           <w:rtl w:val="1"/>
           <w:lang w:val="en-US" w:bidi="fa-IR" w:eastAsia="fa-IR"/>
         </w:rPr>
-        <w:t>موتور و جداسازی پورت</w:t>
+        <w:t xml:space="preserve">موتور و جداسازی پورت</w:t>
       </w:r>
     </w:p>
     <w:p>
@@ -290,7 +290,7 @@
           <w:rtl w:val="1"/>
           <w:lang w:val="en-US" w:bidi="fa-IR" w:eastAsia="fa-IR"/>
         </w:rPr>
-        <w:t>هسته از ژنوم، عامل، جهان و زمان‌بند تشکیل شده است. تنظیمات ساختاریافته هنگام ایجاد اعتبارسنجی می‌شوند؛ گزینهٔ جدید با پیش‌فرض خاموش وارد می‌شود تا پیکربندی‌های پیشین پایدار بمانند. مسیر سازوکار از ژنوم و فنوتیپ به کنش، پیامد منابع، تجربه، کپسول دارای منشأ، انتقال، پذیرش، اعمال در سیاست گیرنده، بقا و تولیدمثل می‌رسد. شناسهٔ یال، دیجست‌های پیش و پس، و شمارنده‌های تلاش، پذیرش و اعمال ثبت می‌شوند تا انتقال پیام با تغییر رفتار یکی گرفته نشود. نسخهٔ نرم‌افزار از پروندهٔ پیکربندی پروژه خوانده می‌شود و در هویت بستهٔ شواهد سخت‌کد نیست.</w:t>
+        <w:t xml:space="preserve">هسته از ژنوم، عامل، جهان و زمان‌بند تشکیل شده است. تنظیمات ساختاریافته هنگام ایجاد اعتبارسنجی می‌شوند؛ گزینهٔ جدید با پیش‌فرض خاموش وارد می‌شود تا پیکربندی‌های پیشین پایدار بمانند. مسیر سازوکار از ژنوم و فنوتیپ به کنش، پیامد منابع، تجربه، کپسول دارای منشأ، انتقال، پذیرش، اعمال در سیاست گیرنده، بقا و تولیدمثل می‌رسد. شناسهٔ یال، دیجست‌های پیش و پس، و شمارنده‌های تلاش، پذیرش و اعمال ثبت می‌شوند تا انتقال پیام با تغییر رفتار یکی گرفته نشود. نسخهٔ نرم‌افزار از پروندهٔ پیکربندی پروژه خوانده می‌شود و در هویت بستهٔ شواهد سخت‌کد نیست.</w:t>
       </w:r>
     </w:p>
     <w:p>
@@ -305,7 +305,7 @@
           <w:rtl w:val="1"/>
           <w:lang w:val="en-US" w:bidi="fa-IR" w:eastAsia="fa-IR"/>
         </w:rPr>
-        <w:t>موتور حوزه نمی‌شناسد. پزشکی، سخت‌افزار و زندگی مصنوعی از پورت متصل می‌شوند: آداپتور بستهٔ شواهد ClaimGate می‌سازد و DomainProfile برچسب حوزه را حمل می‌کند. افزودن حوزه یعنی پروفایل یا آداپتور جدید، نه انشعاب موتور. شکل ۱ مسیر مفهومی را نشان می‌دهد: آداپتور، بستهٔ شواهد، حسابرس، و نردبان صفر تا پنج؛ موتور فقط تیک، دیجست و بازپخش را اجرا می‌کند [14].</w:t>
+        <w:t xml:space="preserve">موتور حوزه نمی‌شناسد. پزشکی، سخت‌افزار و زندگی مصنوعی از پورت متصل می‌شوند: آداپتور بستهٔ شواهد ClaimGate می‌سازد و DomainProfile برچسب حوزه را حمل می‌کند. افزودن حوزه یعنی پروفایل یا آداپتور جدید، نه انشعاب موتور. شکل ۱ مسیر مفهومی را نشان می‌دهد: آداپتور، بستهٔ شواهد، حسابرس، و نردبان صفر تا پنج؛ موتور فقط تیک، دیجست و بازپخش را اجرا می‌کند [14].</w:t>
       </w:r>
     </w:p>
     <w:p>
@@ -363,7 +363,7 @@
           <w:rtl w:val="1"/>
           <w:lang w:val="en-US" w:bidi="fa-IR" w:eastAsia="fa-IR"/>
         </w:rPr>
-        <w:t>شکل ۱: معماری پورت‌ها. موتور حوزه نمی‌شناسد؛ حسابرس روی بستهٔ شواهد کار می‌کند.</w:t>
+        <w:t xml:space="preserve">شکل ۱: معماری پورت‌ها. موتور حوزه نمی‌شناسد؛ حسابرس روی بستهٔ شواهد کار می‌کند.</w:t>
       </w:r>
     </w:p>
     <w:p>
@@ -381,7 +381,7 @@
           <w:rtl w:val="1"/>
           <w:lang w:val="en-US" w:bidi="fa-IR" w:eastAsia="fa-IR"/>
         </w:rPr>
-        <w:t>جدول ۱: پورت‌ها؛ حوزه در آداپتور است نه در موتور</w:t>
+        <w:t xml:space="preserve">جدول ۱: پورت‌ها؛ حوزه در آداپتور است نه در موتور</w:t>
       </w:r>
     </w:p>
     <w:tbl>
@@ -1150,7 +1150,7 @@
           <w:rtl w:val="1"/>
           <w:lang w:val="en-US" w:bidi="fa-IR" w:eastAsia="fa-IR"/>
         </w:rPr>
-        <w:t>الگوریتم حسابرسی در سطح معماری پنج گام دارد: (۱) آداپتور پرونده یا جدول را به بستهٔ claimgate_bundle_v1 برمی‌گرداند؛ (۲) نقش بازوها به پنج نقش عمومی نگاشته می‌شود — درمان، حذف سازوکار، خاموشی کانال، کنترل منفی، و دوز؛ (۳) دیجست پیکربندی و در صورت وجود دیجست پیش‌ثبت‌نامه بررسی می‌شود؛ (۴) بازپخش، مقایسه‌های جفتی، بازهٔ اطمینان و شمار بذر خوانده می‌شوند؛ (۵) حسابرس بالاترین سطحی را برمی‌گرداند که همهٔ شروطش برقرار است. خروجی یک درجه برای ادعاست، نه نمرهٔ اعتبار برای مدل بالینی.</w:t>
+        <w:t xml:space="preserve">الگوریتم حسابرسی در سطح معماری پنج گام دارد: (۱) آداپتور پرونده یا جدول را به بستهٔ claimgate_bundle_v1 برمی‌گرداند؛ (۲) نقش بازوها به پنج نقش عمومی نگاشته می‌شود — درمان، حذف سازوکار، خاموشی کانال، کنترل منفی، و دوز؛ (۳) دیجست پیکربندی و در صورت وجود دیجست پیش‌ثبت‌نامه بررسی می‌شود؛ (۴) بازپخش، مقایسه‌های جفتی، بازهٔ اطمینان و شمار بذر خوانده می‌شوند؛ (۵) حسابرس بالاترین سطحی را برمی‌گرداند که همهٔ شروطش برقرار است.</w:t>
       </w:r>
     </w:p>
     <w:p>
@@ -1167,7 +1167,7 @@
           <w:rtl w:val="1"/>
           <w:lang w:val="en-US" w:bidi="fa-IR" w:eastAsia="fa-IR"/>
         </w:rPr>
-        <w:t>حسابرس و نردبان شواهد</w:t>
+        <w:t xml:space="preserve">حسابرس و نردبان شواهد</w:t>
       </w:r>
     </w:p>
     <w:p>
@@ -1182,7 +1182,7 @@
           <w:rtl w:val="1"/>
           <w:lang w:val="en-US" w:bidi="fa-IR" w:eastAsia="fa-IR"/>
         </w:rPr>
-        <w:t>حسابرس codontrace.claimgate از موتور جداست. نردبان عمومی شش سطح دارد. سطح ۳ به مداخله یا حذف یال، کنترل منفی و شواهد بازپخش نیاز دارد. سطح ۴ بازهٔ اطمینان و حداقل شانزده بذر را می‌افزاید. سطح ۵ به آرشیو، محدودیت‌های مستند و شواهد آماری و مداخله‌ای وابسته است. این آستانه‌ها سیاست همین پیاده‌سازی‌اند، نه قانون عمومی کفایت نمونه، و سطح ۵ معادل پذیرش علمی یا تأیید بالینی نیست. حسابرس به‌دست همان پروژه توسعه یافته و ارزیاب بیرونی محسوب نمی‌شود. برابری خروجی بازوها به‌تنهایی یک نتیجهٔ صفر معتبر را رد نمی‌کند؛ بی‌اعتباری آزمون وقتی اعلام می‌شود که بررسی تحقق مداخله نیز برقرار نباشد.</w:t>
+        <w:t xml:space="preserve">حسابرس codontrace.claimgate از موتور جداست. نردبان عمومی شش سطح دارد. سطح ۳ به مداخله یا حذف یال، کنترل منفی و شواهد بازپخش نیاز دارد. سطح ۴ بازهٔ اطمینان و حداقل شانزده بذر را می‌افزاید. سطح ۵ به آرشیو، محدودیت‌های مستند و شواهد آماری و مداخله‌ای وابسته است. این آستانه‌ها سیاست همین پیاده‌سازی‌اند. برابری خروجی بازوها به‌تنهایی یک نتیجهٔ صفر معتبر را رد نمی‌کند؛ بی‌اعتباری آزمون وقتی اعلام می‌شود که بررسی تحقق مداخله نیز برقرار نباشد.</w:t>
       </w:r>
     </w:p>
     <w:p>
@@ -1199,7 +1199,7 @@
           <w:rtl w:val="1"/>
           <w:lang w:val="en-US" w:bidi="fa-IR" w:eastAsia="fa-IR"/>
         </w:rPr>
-        <w:t>آداپتورها</w:t>
+        <w:t xml:space="preserve">آداپتورها</w:t>
       </w:r>
     </w:p>
     <w:p>
@@ -1214,7 +1214,7 @@
           <w:rtl w:val="1"/>
           <w:lang w:val="en-US" w:bidi="fa-IR" w:eastAsia="fa-IR"/>
         </w:rPr>
-        <w:t>آداپتور بومی کمپین HE01 مصنوع JSON را می‌خواند و نقش‌های محلی را به طرح‌وارهٔ عمومی برمی‌گرداند؛ بایت مصنوع عوض نمی‌شود. آداپتورهای اسکلت Avida و MABE2 پروندهٔ .dat و CSV را می‌خوانند و ادعای پشتیبانی کامل شبیه‌ساز را ندارند. آداپتور زیست‌پزشکی جدول امتیاز اعلامی را با زمینهٔ کاربرد و ریسک مدل پر می‌کند. پل ESP32 یک پورت سخت‌افزاری اختیاری است و در این مقاله سکوی میدانی ادعا نمی‌شود. پین پرونده‌های متنی با هش پس از یکسان‌سازی پایان خط انجام می‌شود تا هویت محتوا با قرارداد مخزن یکی باشد.</w:t>
+        <w:t xml:space="preserve">آداپتور بومی کمپین HE01 مصنوع JSON را می‌خواند و نقش‌های محلی را با canonical_role به طرح‌وارهٔ عمومی برمی‌گرداند؛ بایت مصنوع عوض نمی‌شود. آداپتورهای اسکلت Avida و MABE2 پروندهٔ .dat و CSV را می‌خوانند. آداپتور زیست‌پزشکی جدول امتیاز اعلامی را با زمینهٔ کاربرد و ریسک مدل پر می‌کند. پل ESP32 یک پورت سخت‌افزاری اختیاری است. پین پرونده‌های متنی با sha256_text_file پس از یکسان‌سازی CRLF→LF انجام می‌شود؛ هش مصنوع دودویی همچنان Path.read_bytes() است. پروتکل آماری پیش‌فرض، جایگشت علامت جفتی با تصحیح Holm و بازهٔ BCa است. بوت‌استرپ studentized و شمارش دقیق علامت برای n≤۴۰ اختیاری‌اند تا پین کمپین نشکند.</w:t>
       </w:r>
     </w:p>
     <w:p>
@@ -1231,7 +1231,7 @@
           <w:rtl w:val="1"/>
           <w:lang w:val="en-US" w:bidi="fa-IR" w:eastAsia="fa-IR"/>
         </w:rPr>
-        <w:t>پروفایل زیست‌پزشکی</w:t>
+        <w:t xml:space="preserve">پروفایل زیست‌پزشکی</w:t>
       </w:r>
     </w:p>
     <w:p>
@@ -1246,7 +1246,7 @@
           <w:rtl w:val="1"/>
           <w:lang w:val="en-US" w:bidi="fa-IR" w:eastAsia="fa-IR"/>
         </w:rPr>
-        <w:t>اتصال پزشکی از طریق DomainProfile است (alife / biomedical / hardware) [15]. اعلام simd_declared یا samd_declared فقط زبان IMDRF را ثبت می‌کند و محصول را طبقه‌بندی نمی‌کند. راهنمای ۲۰۲۳ FDA برای مدل فیزیک‌محور یا مکانیستی است؛ اگر physics_based نادرست باشد، دامنه out_of_scope_standalone_ml می‌شود حتی اگر دسته‌های شواهد اعلام شده باشند. رشته‌هایی مانند asme_vv40_passed، fda_cleared، clinical_validated و iec_62304_certified در پیکربندی پذیرفته نمی‌شوند. این رد شدن یک ویژگی طراحی است: حسابرس اجازه نمی‌دهد برچسب تأیید از یک جدول اعلامی کسب شود.</w:t>
+        <w:t xml:space="preserve">اتصال پزشکی از طریق DomainProfile است (alife / biomedical / hardware) [15]. اعلام simd_declared یا samd_declared زبان IMDRF را روی بسته ثبت می‌کند. راهنمای ۲۰۲۳ FDA برای مدل فیزیک‌محور یا مکانیستی است؛ اگر physics_based نادرست باشد، دامنه out_of_scope_standalone_ml می‌شود حتی اگر دسته‌های شواهد اعلام شده باشند. رشته‌هایی مانند asme_vv40_passed، fda_cleared، clinical_validated و iec_62304_certified در پیکربندی پذیرفته نمی‌شوند. این رد شدن یک ویژگی طراحی است: حسابرس اجازه نمی‌دهد برچسب تأیید از یک جدول اعلامی کسب شود.</w:t>
       </w:r>
     </w:p>
     <w:p>
@@ -1264,7 +1264,7 @@
           <w:rtl w:val="1"/>
           <w:lang w:val="en-US" w:bidi="fa-IR" w:eastAsia="fa-IR"/>
         </w:rPr>
-        <w:t>جدول ۲: نگاشت واژگان تنظیم‌گری به برچسب‌های اعلامی</w:t>
+        <w:t xml:space="preserve">جدول ۲: نگاشت واژگان تنظیم‌گری به برچسب‌های اعلامی</w:t>
       </w:r>
     </w:p>
     <w:tbl>
@@ -1361,17 +1361,8 @@
               <w:jc w:val="center"/>
               <w:bidi w:val="1"/>
             </w:pPr>
-            <w:r/>
             <w:r>
-              <w:rPr>
-                <w:rFonts w:ascii="Times New Roman" w:hAnsi="Times New Roman" w:cs="B Nazanin" w:eastAsia="B Nazanin"/>
-                <w:b/>
-                <w:color w:val="FFFFFF"/>
-                <w:sz w:val="15"/>
-                <w:rtl w:val="1"/>
-                <w:lang w:val="en-US" w:bidi="fa-IR" w:eastAsia="fa-IR"/>
-              </w:rPr>
-              <w:t>آنچه این کار انجام نمی‌دهد</w:t>
+              <w:t xml:space="preserve">رفتار پورت</w:t>
             </w:r>
           </w:p>
         </w:tc>
@@ -1454,16 +1445,8 @@
               <w:jc w:val="center"/>
               <w:bidi w:val="1"/>
             </w:pPr>
-            <w:r/>
             <w:r>
-              <w:rPr>
-                <w:rFonts w:ascii="Times New Roman" w:hAnsi="Times New Roman" w:cs="B Nazanin" w:eastAsia="B Nazanin"/>
-                <w:b w:val="0"/>
-                <w:sz w:val="15"/>
-                <w:rtl w:val="1"/>
-                <w:lang w:val="en-US" w:bidi="fa-IR" w:eastAsia="fa-IR"/>
-              </w:rPr>
-              <w:t>پاسخ بالینی</w:t>
+              <w:t xml:space="preserve">ثبت پرسش</w:t>
             </w:r>
           </w:p>
         </w:tc>
@@ -1546,16 +1529,8 @@
               <w:jc w:val="center"/>
               <w:bidi w:val="1"/>
             </w:pPr>
-            <w:r/>
             <w:r>
-              <w:rPr>
-                <w:rFonts w:ascii="Times New Roman" w:hAnsi="Times New Roman" w:cs="B Nazanin" w:eastAsia="B Nazanin"/>
-                <w:b w:val="0"/>
-                <w:sz w:val="15"/>
-                <w:rtl w:val="1"/>
-                <w:lang w:val="en-US" w:bidi="fa-IR" w:eastAsia="fa-IR"/>
-              </w:rPr>
-              <w:t>تأیید COU تنظیم‌گری</w:t>
+              <w:t xml:space="preserve">ثبت زمینهٔ کاربرد</w:t>
             </w:r>
           </w:p>
         </w:tc>
@@ -1638,16 +1613,8 @@
               <w:jc w:val="center"/>
               <w:bidi w:val="1"/>
             </w:pPr>
-            <w:r/>
             <w:r>
-              <w:rPr>
-                <w:rFonts w:ascii="Times New Roman" w:hAnsi="Times New Roman" w:cs="B Nazanin" w:eastAsia="B Nazanin"/>
-                <w:b w:val="0"/>
-                <w:sz w:val="15"/>
-                <w:rtl w:val="1"/>
-                <w:lang w:val="en-US" w:bidi="fa-IR" w:eastAsia="fa-IR"/>
-              </w:rPr>
-              <w:t>تخمین آسیب بیمار</w:t>
+              <w:t xml:space="preserve">برچسب ریسک تصمیم</w:t>
             </w:r>
           </w:p>
         </w:tc>
@@ -1730,16 +1697,8 @@
               <w:jc w:val="center"/>
               <w:bidi w:val="1"/>
             </w:pPr>
-            <w:r/>
             <w:r>
-              <w:rPr>
-                <w:rFonts w:ascii="Times New Roman" w:hAnsi="Times New Roman" w:cs="B Nazanin" w:eastAsia="B Nazanin"/>
-                <w:b w:val="0"/>
-                <w:sz w:val="15"/>
-                <w:rtl w:val="1"/>
-                <w:lang w:val="en-US" w:bidi="fa-IR" w:eastAsia="fa-IR"/>
-              </w:rPr>
-              <w:t>نمرهٔ رسمی V&amp;V 40</w:t>
+              <w:t xml:space="preserve">برچسب ریسک مدل</w:t>
             </w:r>
           </w:p>
         </w:tc>
@@ -1822,16 +1781,8 @@
               <w:jc w:val="center"/>
               <w:bidi w:val="1"/>
             </w:pPr>
-            <w:r/>
             <w:r>
-              <w:rPr>
-                <w:rFonts w:ascii="Times New Roman" w:hAnsi="Times New Roman" w:cs="B Nazanin" w:eastAsia="B Nazanin"/>
-                <w:b w:val="0"/>
-                <w:sz w:val="15"/>
-                <w:rtl w:val="1"/>
-                <w:lang w:val="en-US" w:bidi="fa-IR" w:eastAsia="fa-IR"/>
-              </w:rPr>
-              <w:t>جمع‌آوری یا درجه‌بندی VVUQ</w:t>
+              <w:t xml:space="preserve">برچسب دستهٔ شواهد</w:t>
             </w:r>
           </w:p>
         </w:tc>
@@ -1914,16 +1865,8 @@
               <w:jc w:val="center"/>
               <w:bidi w:val="1"/>
             </w:pPr>
-            <w:r/>
             <w:r>
-              <w:rPr>
-                <w:rFonts w:ascii="Times New Roman" w:hAnsi="Times New Roman" w:cs="B Nazanin" w:eastAsia="B Nazanin"/>
-                <w:b w:val="0"/>
-                <w:sz w:val="15"/>
-                <w:rtl w:val="1"/>
-                <w:lang w:val="en-US" w:bidi="fa-IR" w:eastAsia="fa-IR"/>
-              </w:rPr>
-              <w:t>طبقه‌بندی ایمنی نرم‌افزار</w:t>
+              <w:t xml:space="preserve">برچسب ردهٔ نرم‌افزار</w:t>
             </w:r>
           </w:p>
         </w:tc>
@@ -2006,16 +1949,8 @@
               <w:jc w:val="center"/>
               <w:bidi w:val="1"/>
             </w:pPr>
-            <w:r/>
             <w:r>
-              <w:rPr>
-                <w:rFonts w:ascii="Times New Roman" w:hAnsi="Times New Roman" w:cs="B Nazanin" w:eastAsia="B Nazanin"/>
-                <w:b w:val="0"/>
-                <w:sz w:val="15"/>
-                <w:rtl w:val="1"/>
-                <w:lang w:val="en-US" w:bidi="fa-IR" w:eastAsia="fa-IR"/>
-              </w:rPr>
-              <w:t>رده‌بندی خطر SaMD</w:t>
+              <w:t xml:space="preserve">برچسب دستهٔ N12</w:t>
             </w:r>
           </w:p>
         </w:tc>
@@ -2098,16 +2033,8 @@
               <w:jc w:val="center"/>
               <w:bidi w:val="1"/>
             </w:pPr>
-            <w:r/>
             <w:r>
-              <w:rPr>
-                <w:rFonts w:ascii="Times New Roman" w:hAnsi="Times New Roman" w:cs="B Nazanin" w:eastAsia="B Nazanin"/>
-                <w:b w:val="0"/>
-                <w:sz w:val="15"/>
-                <w:rtl w:val="1"/>
-                <w:lang w:val="en-US" w:bidi="fa-IR" w:eastAsia="fa-IR"/>
-              </w:rPr>
-              <w:t>پروندهٔ تجهیز یا 510(k)</w:t>
+              <w:t xml:space="preserve">برچسب SiMD/SaMD</w:t>
             </w:r>
           </w:p>
         </w:tc>
@@ -2190,16 +2117,8 @@
               <w:jc w:val="center"/>
               <w:bidi w:val="1"/>
             </w:pPr>
-            <w:r/>
             <w:r>
-              <w:rPr>
-                <w:rFonts w:ascii="Times New Roman" w:hAnsi="Times New Roman" w:cs="B Nazanin" w:eastAsia="B Nazanin"/>
-                <w:b w:val="0"/>
-                <w:sz w:val="15"/>
-                <w:rtl w:val="1"/>
-                <w:lang w:val="en-US" w:bidi="fa-IR" w:eastAsia="fa-IR"/>
-              </w:rPr>
-              <w:t>نمرهٔ اعتبار برای مدل</w:t>
+              <w:t xml:space="preserve">درجهٔ ادعا روی نردبان</w:t>
             </w:r>
           </w:p>
         </w:tc>
@@ -2217,7 +2136,7 @@
           <w:rtl w:val="1"/>
           <w:lang w:val="en-US" w:bidi="fa-IR" w:eastAsia="fa-IR"/>
         </w:rPr>
-        <w:t>جدول ۳ یک نمونهٔ اعلامی را نشان می‌دهد. اعداد آن برای نمایش قالب بسته است و مطالعهٔ بالینی یا آزمون ISO 14879-1 نیستند. سطح نردبان روی چنین جدولی فقط درجهٔ یک ادعاست.</w:t>
+        <w:t xml:space="preserve">جدول ۳ یک نمونهٔ اعلامی را نشان می‌دهد. اعداد آن برای نمایش قالب بسته است. سطح نردبان روی چنین جدولی فقط درجهٔ یک ادعاست.</w:t>
       </w:r>
     </w:p>
     <w:p>
@@ -2235,7 +2154,7 @@
           <w:rtl w:val="1"/>
           <w:lang w:val="en-US" w:bidi="fa-IR" w:eastAsia="fa-IR"/>
         </w:rPr>
-        <w:t>جدول ۳: نمونهٔ اعلامی مدل تجهیز (غیر بالینی)</w:t>
+        <w:t xml:space="preserve">جدول ۳: نمونهٔ اعلامی مدل تجهیز (غیر بالینی)</w:t>
       </w:r>
     </w:p>
     <w:tbl>
@@ -3006,7 +2925,7 @@
           <w:rtl w:val="1"/>
           <w:lang w:val="en-US" w:bidi="fa-IR" w:eastAsia="fa-IR"/>
         </w:rPr>
-        <w:t>ارزیابی</w:t>
+        <w:t xml:space="preserve">ارزیابی</w:t>
       </w:r>
     </w:p>
     <w:p>
@@ -3023,7 +2942,7 @@
           <w:rtl w:val="1"/>
           <w:lang w:val="en-US" w:bidi="fa-IR" w:eastAsia="fa-IR"/>
         </w:rPr>
-        <w:t>کمپین تأییدی HE01</w:t>
+        <w:t xml:space="preserve">کمپین تأییدی HE01</w:t>
       </w:r>
     </w:p>
     <w:p>
@@ -3038,7 +2957,7 @@
           <w:rtl w:val="1"/>
           <w:lang w:val="en-US" w:bidi="fa-IR" w:eastAsia="fa-IR"/>
         </w:rPr>
-        <w:t>کمپین HE01 یک طرح پیش‌ثبت‌شده برای سوگیری منشأ کپسول است. سی بذر جفتی، بازوی درمان source_bias_on را می‌سنجد. کنترل منفی تأییدی capsules_content_null است؛ capsules_off مسیر انتقال را حذف می‌کند؛ source_bias_off کانال را روشن نگه می‌دارد و سوگیری منشأ را برمی‌دارد؛ capsules_shuffled حساسیت به بر زدن محتواست و در طرح قفل‌شده نقش حساسیت دارد نه کنترل تأییدی. نردبان دوز اوراکل (oracle_capsule) الگوی پاسخ به شدت را جدا نگه می‌دارد. سنجهٔ اولیه میانگین ATP پایانی گیرنده است؛ این کمیت انرژی شبیه‌سازی‌شده است و اندازه‌گیری زیستی ATP نیست. برازندگی انتخابی فقط توصیفی است. سقف ادعا در مصنوع منتشرشده intervention_supported است، مشروط به برقراری قاعدهٔ پیش‌ثبت‌شده. پروتکل آماری پیش‌فرض، جایگشت علامت جفتی با تصحیح Holm و بازهٔ BCa است.</w:t>
+        <w:t xml:space="preserve">کمپین HE01 یک طرح پیش‌ثبت‌شده برای سوگیری منشأ کپسول است. سی بذر جفتی، بازوی درمان source_bias_on را می‌سنجد. کنترل منفی تأییدی capsules_content_null است؛ capsules_off مسیر انتقال را حذف می‌کند؛ source_bias_off کانال را روشن نگه می‌دارد و سوگیری منشأ را برمی‌دارد؛ capsules_shuffled حساسیت به بر زدن محتواست. نردبان دوز اوراکل (oracle_capsule) الگوی پاسخ به شدت را جدا نگه می‌دارد. سنجهٔ اولیه میانگین ATP پایانی گیرنده است؛ این کمیت انرژی شبیه‌سازی‌شده است. سقف ادعا در مصنوع منتشرشده intervention_supported است. پروتکل آماری پیش‌فرض، جایگشت علامت جفتی با تصحیح Holm و بازهٔ BCa است.</w:t>
       </w:r>
     </w:p>
     <w:p>
@@ -3053,7 +2972,7 @@
           <w:rtl w:val="1"/>
           <w:lang w:val="en-US" w:bidi="fa-IR" w:eastAsia="fa-IR"/>
         </w:rPr>
-        <w:t>مصنوع منتشرشدهٔ results_v7.json (پیشوند دیجست 28f812c5) سه کنتراست جفتی را گزارش می‌کند [16]. در برابر source_bias_off تفاضل ۱۶٫۴۹ واحد، p خام جایگشت ۴٫۹۹۹۷۵×۱۰⁻⁵، p تصحیح‌شدهٔ Holm ۱٫۵۰×۱۰⁻⁴ و بازهٔ BCa [۱۴٫۲۵، ۱۹٫۱۴] است. در برابر capsules_content_null و capsules_off تفاضل ۳۰٫۶۷ واحد با همان p خام است. کنتراست در برابر کنترل محتوایی، محتوا و سوگیری منشأ را هم‌زمان تغییر می‌دهد؛ کنتراست در برابر source_bias_off کانال را ثابت نگه می‌دارد. بنابراین انتساب کامل اثر به «منشأ اطلاعات» فقط از مسیر دوم نزدیک‌تر است و همچنان به طراحی بازوها وابسته می‌ماند. این محدودیت آزمایش است، نه مجوز بالا بردن سقف ادعا.</w:t>
+        <w:t xml:space="preserve">مصنوع منتشرشدهٔ results_v7.json (پیشوند دیجست 28f812c5) سه کنتراست جفتی را گزارش می‌کند [16]. در برابر source_bias_off تفاضل ۱۶٫۴۹ واحد، p خام جایگشت ۴٫۹۹۹۷۵×۱۰⁻⁵، p تصحیح‌شدهٔ Holm ۱٫۵۰×۱۰⁻⁴ و بازهٔ BCa [۱۴٫۲۵، ۱۹٫۱۴] است. در برابر capsules_content_null و capsules_off تفاضل ۳۰٫۶۷ واحد با بازهٔ [۲۶٫۰۳، ۳۵٫۳۲] است. کنتراست در برابر کنترل محتوایی، محتوا و سوگیری منشأ را هم‌زمان تغییر می‌دهد؛ کنتراست در برابر source_bias_off کانال را ثابت نگه می‌دارد. بازتحلیل اختیاری همان ۳۰ تفاضل با بوت‌استرپ studentized بازهٔ بی‌دروازه را حدود ۱۴٫۰۵–۱۹٫۳۰ می‌دهد؛ این حساسیت روش است نه بازتقطیع فایل v7.</w:t>
       </w:r>
     </w:p>
     <w:p>
@@ -3111,7 +3030,7 @@
           <w:rtl w:val="1"/>
           <w:lang w:val="en-US" w:bidi="fa-IR" w:eastAsia="fa-IR"/>
         </w:rPr>
-        <w:t>شکل ۲: تفاضل میانگین انرژی و بازهٔ ۹۵٪ در ۳۰ بذر جفتی. مقایسهٔ پیکربندی‌ها؛ انتساب کامل اثر به منشأ اطلاعات مجاز نیست.</w:t>
+        <w:t xml:space="preserve">شکل ۲: تفاضل میانگین انرژی و بازهٔ ۹۵٪ در ۳۰ بذر جفتی.</w:t>
       </w:r>
     </w:p>
     <w:p>
@@ -3129,7 +3048,7 @@
           <w:rtl w:val="1"/>
           <w:lang w:val="en-US" w:bidi="fa-IR" w:eastAsia="fa-IR"/>
         </w:rPr>
-        <w:t>جدول ۴: خلاصهٔ کمپین تأییدی HE01 از مصنوع v7 (بازتقطیع نشده)</w:t>
+        <w:t xml:space="preserve">جدول ۴: خلاصهٔ کمپین تأییدی HE01 از مصنوع v7 (بازتقطیع نشده)</w:t>
       </w:r>
     </w:p>
     <w:tbl>
@@ -3381,16 +3300,8 @@
               <w:jc w:val="center"/>
               <w:bidi w:val="1"/>
             </w:pPr>
-            <w:r/>
             <w:r>
-              <w:rPr>
-                <w:rFonts w:ascii="Times New Roman" w:hAnsi="Times New Roman" w:cs="B Nazanin" w:eastAsia="B Nazanin"/>
-                <w:b w:val="0"/>
-                <w:sz w:val="16"/>
-                <w:rtl w:val="1"/>
-                <w:lang w:val="en-US" w:bidi="fa-IR" w:eastAsia="fa-IR"/>
-              </w:rPr>
-              <w:t>Δ = ۱۶٫۴۹ ؛ CI [۱۴٫۲۵، ۱۹٫۱۴]</w:t>
+              <w:t xml:space="preserve">Δ = ۱۶٫۴۹ ؛ BCa [۱۴٫۲۵، ۱۹٫۱۴]</w:t>
             </w:r>
           </w:p>
         </w:tc>
@@ -3413,16 +3324,8 @@
               <w:jc w:val="center"/>
               <w:bidi w:val="1"/>
             </w:pPr>
-            <w:r/>
             <w:r>
-              <w:rPr>
-                <w:rFonts w:ascii="Times New Roman" w:hAnsi="Times New Roman" w:cs="B Nazanin" w:eastAsia="B Nazanin"/>
-                <w:b w:val="0"/>
-                <w:sz w:val="16"/>
-                <w:rtl w:val="1"/>
-                <w:lang w:val="en-US" w:bidi="fa-IR" w:eastAsia="fa-IR"/>
-              </w:rPr>
-              <w:t>source_bias_on در برابر capsules_content_null</w:t>
+              <w:t xml:space="preserve">source_bias_on در برابر capsules_off / content_null</w:t>
             </w:r>
           </w:p>
         </w:tc>
@@ -3443,16 +3346,8 @@
               <w:jc w:val="center"/>
               <w:bidi w:val="1"/>
             </w:pPr>
-            <w:r/>
             <w:r>
-              <w:rPr>
-                <w:rFonts w:ascii="Times New Roman" w:hAnsi="Times New Roman" w:cs="B Nazanin" w:eastAsia="B Nazanin"/>
-                <w:b w:val="0"/>
-                <w:sz w:val="16"/>
-                <w:rtl w:val="1"/>
-                <w:lang w:val="en-US" w:bidi="fa-IR" w:eastAsia="fa-IR"/>
-              </w:rPr>
-              <w:t>Δ = ۳۰٫۶۷</w:t>
+              <w:t xml:space="preserve">Δ = ۳۰٫۶۷ ؛ BCa [۲۶٫۰۳، ۳۵٫۳۲]</w:t>
             </w:r>
           </w:p>
         </w:tc>
@@ -3658,7 +3553,7 @@
           <w:rtl w:val="1"/>
           <w:lang w:val="en-US" w:bidi="fa-IR" w:eastAsia="fa-IR"/>
         </w:rPr>
-        <w:t>حسابرس روی بستهٔ اعلامی</w:t>
+        <w:t xml:space="preserve">حسابرس روی بستهٔ اعلامی</w:t>
       </w:r>
     </w:p>
     <w:p>
@@ -3673,7 +3568,7 @@
           <w:rtl w:val="1"/>
           <w:lang w:val="en-US" w:bidi="fa-IR" w:eastAsia="fa-IR"/>
         </w:rPr>
-        <w:t>سیاست نردبان برای بسته‌ای با بازپخش، مداخله، کنترل منفی، بازه و حداقل شانزده بذر سطح ۴ را مجاز می‌کند؛ مصنوع HE01 همین شروط را حمل می‌کند. روی نمونهٔ جدول ۳ — بدون بازپخش و بدون مداخلهٔ یال — سطح در پایین نردبان می‌ماند. این تمایز همان چیزی است که پروفایل زیست‌پزشکی باید نشان دهد: واژگان تنظیم‌گری سقف ادعا را بالا نمی‌برند.</w:t>
+        <w:t xml:space="preserve">سیاست نردبان برای بسته‌ای با بازپخش، مداخله، کنترل منفی، بازه و حداقل شانزده بذر سطح ۴ را مجاز می‌کند؛ مصنوع HE01 همین شروط را حمل می‌کند. روی نمونهٔ جدول ۳ — بدون بازپخش و بدون مداخلهٔ یال — سطح در پایین نردبان می‌ماند. واژگان تنظیم‌گری سقف ادعا را بالا نمی‌برند.</w:t>
       </w:r>
     </w:p>
     <w:p>
@@ -3690,7 +3585,7 @@
           <w:rtl w:val="1"/>
           <w:lang w:val="en-US" w:bidi="fa-IR" w:eastAsia="fa-IR"/>
         </w:rPr>
-        <w:t>نسبت این کار با V&amp;V 40</w:t>
+        <w:t xml:space="preserve">نسبت این کار با V&amp;V 40</w:t>
       </w:r>
     </w:p>
     <w:p>
@@ -3705,7 +3600,7 @@
           <w:rtl w:val="1"/>
           <w:lang w:val="en-US" w:bidi="fa-IR" w:eastAsia="fa-IR"/>
         </w:rPr>
-        <w:t>ASME V&amp;V 40 یک فرایند اعتبار مدل برای زمینهٔ کاربرد مشخص است؛ این مقاله آن فرایند را اجرا نمی‌کند. آنچه فراهم می‌شود، ثبت پرسش، زمینه، تأثیر و پیامد به‌صورت اعلامی و سپس درجه‌بندی ادعای همراه بسته است. اگر کاربر مدل فیزیک‌محور واقعی با آزمون نیمکت و in vivo داشته باشد، همان شواهد باید بیرون از این نرم‌افزار جمع شوند و فقط به‌صورت برچسب دستهٔ FDA ۲۰۲۳ اعلام گردند. بنابراین کودون‌تریس جنسیس مکمل حسابرسی ادعا است، نه میان‌بر تنظیم‌گری. نسخه از پیکربندی پروژه خوانده می‌شود؛ این مقاله اعداد کمپین را با نوک شاخه بازتقطیع نمی‌کند.</w:t>
+        <w:t xml:space="preserve">ASME V&amp;V 40 یک فرایند اعتبار مدل برای زمینهٔ کاربرد مشخص است. آنچه این نرم‌افزار فراهم می‌کند، ثبت پرسش، زمینه، تأثیر و پیامد به‌صورت اعلامی و سپس درجه‌بندی ادعای همراه بسته است. اگر کاربر مدل فیزیک‌محور واقعی با آزمون نیمکت و in vivo داشته باشد، همان شواهد بیرون از این نرم‌افزار جمع می‌شوند و به‌صورت برچسب دستهٔ FDA ۲۰۲۳ اعلام می‌گردند. کودون‌تریس جنسیس مکمل حسابرسی ادعاست. نسخه از پیکربندی پروژه خوانده می‌شود؛ این مقاله اعداد کمپین را با نوک شاخه بازتقطیع نمی‌کند.</w:t>
       </w:r>
     </w:p>
     <w:p>
@@ -3722,7 +3617,7 @@
           <w:rtl w:val="1"/>
           <w:lang w:val="en-US" w:bidi="fa-IR" w:eastAsia="fa-IR"/>
         </w:rPr>
-        <w:t>محدودیت‌ها</w:t>
+        <w:t xml:space="preserve">محدودیت‌ها</w:t>
       </w:r>
     </w:p>
     <w:p>
@@ -3737,7 +3632,7 @@
           <w:rtl w:val="1"/>
           <w:lang w:val="en-US" w:bidi="fa-IR" w:eastAsia="fa-IR"/>
         </w:rPr>
-        <w:t>این کار وسیلهٔ پزشکی، SaMD، SiMD، IVD یا پیاده‌سازی ASME V&amp;V 40 نیست و تشخیص، درمان یا گواهی بالینی نمی‌دهد. راهنمای FDA ۲۰۲۳ شامل مدل یادگیری ماشین مستقل نمی‌شود. حسابرس ارزیاب بیرونی نیست و مطالعهٔ داور مستقل روی تعمیم درجات انجام نشده است. در HE01 کنتراست محتوایی مداخلهٔ مرکب دارد. آداپتورهای Avida و MABE2 اسکلت‌اند. نتایج پژوهشی HE03 در درخت عمومی نیست. پل ESP32 یک نمونهٔ مهندسی است نه سکوی ربات میدانی. هوش، هوش جمعی و AGI ادعا نمی‌شوند.</w:t>
+        <w:t xml:space="preserve">دامنهٔ این مطالعه، حسابرسی ادعای همراه مصنوع پژوهشی است. راهنمای FDA ۲۰۲۳ شامل مدل یادگیری ماشین مستقل نمی‌شود. حسابرس ارزیاب بیرونی نیست. در HE01 کنتراست محتوایی مداخلهٔ مرکب دارد و سه بازو روی سنجهٔ انرژی اشباع شده‌اند. آداپتورهای Avida و MABE2 اسکلت‌اند. بوت‌استرپ studentized و شمارش دقیق علامت پیش‌فرض نیستند.</w:t>
       </w:r>
     </w:p>
     <w:p>
@@ -3754,7 +3649,7 @@
           <w:rtl w:val="1"/>
           <w:lang w:val="en-US" w:bidi="fa-IR" w:eastAsia="fa-IR"/>
         </w:rPr>
-        <w:t>نتیجه‌گیری</w:t>
+        <w:t xml:space="preserve">نتیجه‌گیری</w:t>
       </w:r>
     </w:p>
     <w:p>
@@ -3769,7 +3664,7 @@
           <w:rtl w:val="1"/>
           <w:lang w:val="en-US" w:bidi="fa-IR" w:eastAsia="fa-IR"/>
         </w:rPr>
-        <w:t>کودون‌تریس جنسیس اجرای قطعی، مداخلهٔ علّی و حسابرسی ادعا را روی یک نردبان واحد جمع می‌کند، در حالی که موتور نسبت به حوزه ناآگاه می‌ماند. پروفایل زیست‌پزشکی واژگان ASME V&amp;V 40، FDA ۲۰۲۳، IEC 62304 و IMDRF را به‌صورت برچسب اعلامی حمل می‌کند و گواهی نمی‌سازد. ارزیابی HE01 اثر آماری را روی سنجهٔ اولیه نشان می‌دهد و هم‌زمان سقف انتساب علّی را محدود می‌کند. مسیر بعدی، ارزیابی بیرونی بسته‌های شواهد و اتصال مدل فیزیک‌محور واقعی تحت زمینهٔ کاربرد صریح است — نه صدور برچسب تأیید. کد و داده در مخزن عمومی و شناسهٔ Zenodo در دسترس‌اند.</w:t>
+        <w:t xml:space="preserve">کودون‌تریس جنسیس اجرای قطعی، مداخلهٔ علّی و حسابرسی ادعا را روی یک نردبان واحد جمع می‌کند، در حالی که موتور نسبت به حوزه ناآگاه می‌ماند. پروفایل زیست‌پزشکی واژگان ASME V&amp;V 40، FDA ۲۰۲۳، IEC 62304 و IMDRF را روی همان پورت حمل می‌کند. ارزیابی HE01 اثر آماری را روی سنجهٔ اولیه نشان می‌دهد و سقف انتساب علّی را به طراحی بازوها محدود می‌کند. مسیر بعدی، ارزیابی بیرونی بسته‌های شواهد و اتصال مدل فیزیک‌محور واقعی تحت زمینهٔ کاربرد صریح است.</w:t>
       </w:r>
     </w:p>
     <w:p>
@@ -3784,7 +3679,7 @@
           <w:rtl w:val="1"/>
           <w:lang w:val="en-US" w:bidi="fa-IR" w:eastAsia="fa-IR"/>
         </w:rPr>
-        <w:t>داده و کد: https://github.com/Parvaz-Jamei/codontrace-genesis — DOI: 10.5281/zenodo.20337435</w:t>
+        <w:t xml:space="preserve">داده و کد: https://github.com/Parvaz-Jamei/codontrace-genesis — DOI: 10.5281/zenodo.20337435</w:t>
       </w:r>
     </w:p>
     <w:p>
@@ -3801,7 +3696,7 @@
           <w:rtl w:val="1"/>
           <w:lang w:val="en-US" w:bidi="fa-IR" w:eastAsia="fa-IR"/>
         </w:rPr>
-        <w:t>مراجع</w:t>
+        <w:t xml:space="preserve">مراجع</w:t>
       </w:r>
     </w:p>
     <w:p>
@@ -3817,7 +3712,7 @@
           <w:rtl w:val="1"/>
           <w:lang w:val="en-US" w:bidi="fa-IR" w:eastAsia="fa-IR"/>
         </w:rPr>
-        <w:t>[1] U.S. Food and Drug Administration, “Assessing the Credibility of Computational Modeling and Simulation in Medical Device Submissions,” Guidance for Industry and FDA Staff, Nov. 2023.</w:t>
+        <w:t xml:space="preserve">[1] U.S. Food and Drug Administration, “Assessing the Credibility of Computational Modeling and Simulation in Medical Device Submissions,” Guidance for Industry and FDA Staff, Nov. 2023.</w:t>
       </w:r>
     </w:p>
     <w:p>
@@ -3833,7 +3728,7 @@
           <w:rtl w:val="1"/>
           <w:lang w:val="en-US" w:bidi="fa-IR" w:eastAsia="fa-IR"/>
         </w:rPr>
-        <w:t>[2] ASME, V&amp;V 40-2018: Assessing Credibility of Computational Modeling through Verification and Validation: Application to Medical Devices. New York, NY, USA: ASME, 2018.</w:t>
+        <w:t xml:space="preserve">[2] ASME, V&amp;V 40-2018: Assessing Credibility of Computational Modeling through Verification and Validation: Application to Medical Devices. New York, NY, USA: ASME, 2018.</w:t>
       </w:r>
     </w:p>
     <w:p>
@@ -3849,7 +3744,7 @@
           <w:rtl w:val="1"/>
           <w:lang w:val="en-US" w:bidi="fa-IR" w:eastAsia="fa-IR"/>
         </w:rPr>
-        <w:t>[3] NASA, NASA-STD-7009B: Standard for Models and Simulations. Washington, DC, USA: NASA, 5 Mar. 2024.</w:t>
+        <w:t xml:space="preserve">[3] NASA, NASA-STD-7009B: Standard for Models and Simulations. Washington, DC, USA: NASA, 5 Mar. 2024.</w:t>
       </w:r>
     </w:p>
     <w:p>
@@ -3865,7 +3760,7 @@
           <w:rtl w:val="1"/>
           <w:lang w:val="en-US" w:bidi="fa-IR" w:eastAsia="fa-IR"/>
         </w:rPr>
-        <w:t>[4] Regulation (EU) 2024/1689 of the European Parliament and of the Council (Artificial Intelligence Act), Annex IV.</w:t>
+        <w:t xml:space="preserve">[4] Regulation (EU) 2024/1689 of the European Parliament and of the Council (Artificial Intelligence Act), Annex IV.</w:t>
       </w:r>
     </w:p>
     <w:p>
@@ -3881,7 +3776,7 @@
           <w:rtl w:val="1"/>
           <w:lang w:val="en-US" w:bidi="fa-IR" w:eastAsia="fa-IR"/>
         </w:rPr>
-        <w:t>[5] M. Viceconti, F. Pappalardo, B. Rodriguez, M. Horner, J. Bischoff, and F. M. Tshinanu, “In silico trials: Verification, validation and uncertainty quantification of predictive models used in the regulatory evaluation of biomedical products,” Methods, vol. 185, pp. 120–127, 2021, doi: 10.1016/j.ymeth.2020.01.011.</w:t>
+        <w:t xml:space="preserve">[5] M. Viceconti, F. Pappalardo, B. Rodriguez, M. Horner, J. Bischoff, and F. Musuamba Tshinanu, “In silico trials: Verification, validation and uncertainty quantification of predictive models used in the regulatory evaluation of biomedical products,” Methods, vol. 185, pp. 120–127, 2021, doi: 10.1016/j.ymeth.2020.01.011.</w:t>
       </w:r>
     </w:p>
     <w:p>
@@ -3897,7 +3792,7 @@
           <w:rtl w:val="1"/>
           <w:lang w:val="en-US" w:bidi="fa-IR" w:eastAsia="fa-IR"/>
         </w:rPr>
-        <w:t>[6] F. Angermeir, M. Amougou, M. Kreitz, et al., “Reflections on the reproducibility of commercial LLM performance in empirical software engineering studies,” Proc. IEEE/ACM 48th Int. Conf. Software Engineering (ICSE), 2026, doi: 10.1145/3744916.3773207.</w:t>
+        <w:t xml:space="preserve">[6] F. Angermeir, M. Amougou, M. Kreitz, et al., “Reflections on the reproducibility of commercial LLM performance in empirical software engineering studies,” Proc. IEEE/ACM 48th Int. Conf. Software Engineering (ICSE), 2026, doi: 10.1145/3744916.3773207.</w:t>
       </w:r>
     </w:p>
     <w:p>
@@ -3913,7 +3808,7 @@
           <w:rtl w:val="1"/>
           <w:lang w:val="en-US" w:bidi="fa-IR" w:eastAsia="fa-IR"/>
         </w:rPr>
-        <w:t>[7] ASME, VVUQ 40.1-2026: An Example of Assessing Computational Model Credibility Using the ASME V&amp;V 40 Risk-Based Framework: Tibial Tray Component Worst-Case Size Identification for Fatigue Testing. New York, NY, USA: ASME, 2026.</w:t>
+        <w:t xml:space="preserve">[7] ASME, VVUQ 40.1-2026: An Example of Assessing Computational Model Credibility Using the ASME V&amp;V 40 Risk-Based Framework: Tibial Tray Component Worst-Case Size Identification for Fatigue Testing. New York, NY, USA: ASME, 2026.</w:t>
       </w:r>
     </w:p>
     <w:p>
@@ -3929,7 +3824,7 @@
           <w:rtl w:val="1"/>
           <w:lang w:val="en-US" w:bidi="fa-IR" w:eastAsia="fa-IR"/>
         </w:rPr>
-        <w:t>[8] IEC 62304:2006+AMD1:2015, Medical device software — Software life cycle processes. Geneva, Switzerland: IEC.</w:t>
+        <w:t xml:space="preserve">[8] IEC 62304:2006+AMD1:2015, Medical device software — Software life cycle processes. Geneva, Switzerland: IEC.</w:t>
       </w:r>
     </w:p>
     <w:p>
@@ -3945,7 +3840,7 @@
           <w:rtl w:val="1"/>
           <w:lang w:val="en-US" w:bidi="fa-IR" w:eastAsia="fa-IR"/>
         </w:rPr>
-        <w:t>[9] IMDRF, Software as a Medical Device: Possible Framework for Risk Categorization and Corresponding Considerations, IMDRF/SaMD WG/N12.</w:t>
+        <w:t xml:space="preserve">[9] IMDRF, Software as a Medical Device: Possible Framework for Risk Categorization and Corresponding Considerations, IMDRF/SaMD WG/N12 FINAL:2014.</w:t>
       </w:r>
     </w:p>
     <w:p>
@@ -3961,7 +3856,7 @@
           <w:rtl w:val="1"/>
           <w:lang w:val="en-US" w:bidi="fa-IR" w:eastAsia="fa-IR"/>
         </w:rPr>
-        <w:t>[10] IMDRF, Characterization Considerations for Medical Device Software and Software-Specific Risk, IMDRF/SaMD WG/N81 FINAL:2025, Jan. 2025.</w:t>
+        <w:t xml:space="preserve">[10] IMDRF, Characterization Considerations for Medical Device Software and Software-Specific Risk, IMDRF/SaMD WG/N81 FINAL:2025, Jan. 2025.</w:t>
       </w:r>
     </w:p>
     <w:p>
@@ -3977,7 +3872,7 @@
           <w:rtl w:val="1"/>
           <w:lang w:val="en-US" w:bidi="fa-IR" w:eastAsia="fa-IR"/>
         </w:rPr>
-        <w:t>[11] C. Ofria and C. O. Wilke, “Avida: A software platform for research in digital evolution,” Artif. Life, vol. 10, no. 2, pp. 191–229, 2004.</w:t>
+        <w:t xml:space="preserve">[11] C. Ofria and C. O. Wilke, “Avida: A software platform for research in computational evolutionary biology,” Artif. Life, vol. 10, no. 2, pp. 191–229, 2004, doi: 10.1162/106454604773563612.</w:t>
       </w:r>
     </w:p>
     <w:p>
@@ -3993,7 +3888,7 @@
           <w:rtl w:val="1"/>
           <w:lang w:val="en-US" w:bidi="fa-IR" w:eastAsia="fa-IR"/>
         </w:rPr>
-        <w:t>[12] M. Flageat, H. Janmohamed, B. Lim, and A. Cully, “Exploring the performance-reproducibility trade-off in quality-diversity,” IEEE Trans. Evol. Comput., vol. 30, no. 1, pp. 286–295, Feb. 2026, doi: 10.1109/TEVC.2025.3548438.</w:t>
+        <w:t xml:space="preserve">[12] M. Flageat, H. Janmohamed, B. Lim, and A. Cully, “Exploring the performance-reproducibility trade-off in quality-diversity,” IEEE Trans. Evol. Comput., vol. 30, no. 1, pp. 286–295, Feb. 2026, doi: 10.1109/TEVC.2025.3548438.</w:t>
       </w:r>
     </w:p>
     <w:p>
@@ -4009,7 +3904,7 @@
           <w:rtl w:val="1"/>
           <w:lang w:val="en-US" w:bidi="fa-IR" w:eastAsia="fa-IR"/>
         </w:rPr>
-        <w:t>[13] V. Grimm et al., “The ODD protocol: A review and first update,” Ecol. Model., vol. 221, no. 23, pp. 2760–2768, 2010.</w:t>
+        <w:t xml:space="preserve">[13] V. Grimm et al., “The ODD protocol for describing agent-based and other simulation models: A second update to improve clarity, replication, and structural realism,” J. Artif. Soc. Soc. Simul., vol. 23, no. 2, art. 7, 2020, doi: 10.18564/jasss.4259.</w:t>
       </w:r>
     </w:p>
     <w:p>
@@ -4025,7 +3920,7 @@
           <w:rtl w:val="1"/>
           <w:lang w:val="en-US" w:bidi="fa-IR" w:eastAsia="fa-IR"/>
         </w:rPr>
-        <w:t>[14] CodonTrace Genesis, “Ports, not a domain-specific engine,” docs/ARCHITECTURE_PORTS.md, 2026.</w:t>
+        <w:t xml:space="preserve">[14] CodonTrace Genesis, “Ports, not a domain-specific engine,” docs/ARCHITECTURE_PORTS.md, 2026.</w:t>
       </w:r>
     </w:p>
     <w:p>
@@ -4041,7 +3936,7 @@
           <w:rtl w:val="1"/>
           <w:lang w:val="en-US" w:bidi="fa-IR" w:eastAsia="fa-IR"/>
         </w:rPr>
-        <w:t>[15] CodonTrace Genesis, “Biomedical engineering interface (honest scope),” docs/BIOMEDICAL_ENGINEERING.md, 2026.</w:t>
+        <w:t xml:space="preserve">[15] CodonTrace Genesis, “Biomedical engineering interface,” docs/BIOMEDICAL_ENGINEERING.md, 2026.</w:t>
       </w:r>
     </w:p>
     <w:p>
@@ -4057,7 +3952,39 @@
           <w:rtl w:val="1"/>
           <w:lang w:val="en-US" w:bidi="fa-IR" w:eastAsia="fa-IR"/>
         </w:rPr>
-        <w:t>[16] Hard Experiment 01 confirmatory artifact, docs/hard_experiment_01/results_v7.json, digest prefix 28f812c5.</w:t>
+        <w:t xml:space="preserve">[16] Hard Experiment 01 confirmatory artifact, docs/hard_experiment_01/results_v7.json, digest prefix 28f812c5.</w:t>
+      </w:r>
+    </w:p>
+    <w:p>
+      <w:pPr>
+        <w:pStyle w:val="References"/>
+        <w:jc w:val="left"/>
+        <w:bidi w:val="1"/>
+      </w:pPr>
+      <w:r>
+        <w:rPr>
+          <w:rFonts w:ascii="Times New Roman" w:hAnsi="Times New Roman" w:cs="B Nazanin" w:eastAsia="B Nazanin"/>
+          <w:sz w:val="16"/>
+          <w:rtl w:val="1"/>
+          <w:lang w:val="en-US" w:bidi="fa-IR" w:eastAsia="fa-IR"/>
+        </w:rPr>
+        <w:t xml:space="preserve">[17] P. Pathmanathan, K. Aycock, A. Badal, et al., “Credibility assessment of in silico clinical trials for medical devices,” PLoS Comput. Biol., vol. 20, no. 8, e1012289, 2024, doi: 10.1371/journal.pcbi.1012289.</w:t>
+      </w:r>
+    </w:p>
+    <w:p>
+      <w:pPr>
+        <w:pStyle w:val="References"/>
+        <w:jc w:val="left"/>
+        <w:bidi w:val="1"/>
+      </w:pPr>
+      <w:r>
+        <w:rPr>
+          <w:rFonts w:ascii="Times New Roman" w:hAnsi="Times New Roman" w:cs="B Nazanin" w:eastAsia="B Nazanin"/>
+          <w:sz w:val="16"/>
+          <w:rtl w:val="1"/>
+          <w:lang w:val="en-US" w:bidi="fa-IR" w:eastAsia="fa-IR"/>
+        </w:rPr>
+        <w:t xml:space="preserve">[18] B. A. Craven, C. A. Basciano, P. Afshari, et al., “Computational modeling and simulation for medical devices: a summary of the 2024 FDA/MDIC Symposium,” Prog. Biomed. Eng., vol. 8, no. 1, 013001, 2026, doi: 10.1088/2516-1091/ae1c05.</w:t>
       </w:r>
     </w:p>
     <w:sectPr>

--- a/paper/baic/مقاله_BAIC_2026_نهایی.docx
+++ b/paper/baic/مقاله_BAIC_2026_نهایی.docx
@@ -98,7 +98,7 @@
           <w:rtl w:val="1"/>
           <w:lang w:val="en-US" w:bidi="fa-IR" w:eastAsia="fa-IR"/>
         </w:rPr>
-        <w:t xml:space="preserve">چکیده - تناسب شواهد با ادعا، نه فقط یک عدد دقت، کیفیت مدل محاسباتی را در مهندسی پزشکی تعیین می‌کند. این مقاله کودون‌تریس جنسیس را به‌عنوان بستری واحد برای اجرای قطعی جهان شبیه‌سازی، مداخلهٔ علّی روی یال‌های سازوکار، و حسابرسی ادعا با نردبان شش‌سطحی معرفی می‌کند. موتور اجرا حوزه نمی‌شناسد؛ حوزه از پورت DomainProfile و آداپتور بستهٔ شواهد می‌آید. پروفایل زیست‌پزشکی همان نردبان را به واژگان ASME V&amp;V 40، راهنمای FDA ۲۰۲۳ برای اعتبار مدل‌سازی محاسباتی، IEC 62304 و IMDRF وصل می‌کند. ارزیابی روی کمپین تأییدی پیش‌ثبت‌شدهٔ HE01 با ۳۰ بذر جفتی انجام شد. سنجهٔ اولیه میانگین انرژی پایانی گیرنده است. در برابر کنترل کانالِ روشن بدون سوگیری منشأ، تفاضل ۱۶٫۴۹ واحد با بازهٔ اطمینان BCa [۱۴٫۲۵، ۱۹٫۱۴] به‌دست آمد. دستاورد، زیرساخت اجرایی ممیزی ادعاست که برای مدل‌های in silico تجهیزات از همان پورت قابل اتصال است.</w:t>
+        <w:t>چکیده - تناسب شواهد با ادعا، نه فقط یک عدد دقت، کیفیت مدل محاسباتی را در مهندسی پزشکی تعیین می‌کند. این مقاله کودون‌تریس جنسیس را به‌عنوان بستری واحد برای اجرای قطعی جهان شبیه‌سازی، مداخلهٔ علّی روی یال‌های سازوکار، و حسابرسی ادعا با نردبان شش‌سطحی معرفی می‌کند. موتور اجرا حوزه نمی‌شناسد؛ حوزه از پورت DomainProfile و آداپتور بستهٔ شواهد می‌آید. پروفایل زیست‌پزشکی همان نردبان را به واژگان ASME V&amp;V 40، راهنمای FDA ۲۰۲۳ برای اعتبار مدل‌سازی محاسباتی، IEC 62304 و IMDRF وصل می‌کند. در کمپین تأییدی HE01 با ۳۰ بذر جفتی، تفاضل انرژی در برابر کنترل کانالِ روشن ۱۶٫۴۹ واحد و بازهٔ BCa [۱۴٫۲۵، ۱۹٫۱۴] بود. اجرای همان حسابرس روی بستهٔ اعلامی یک مدل تجهیز، با ریسک مدل ۳ و برچسب‌های IEC و FDA، سطح صفر برگرداند.</w:t>
       </w:r>
     </w:p>
     <w:p>
@@ -194,7 +194,7 @@
           <w:rtl w:val="1"/>
           <w:lang w:val="en-US" w:bidi="fa-IR" w:eastAsia="fa-IR"/>
         </w:rPr>
-        <w:t xml:space="preserve">سهم این مقاله سه بخش است: (۱) یکپارچه‌سازی اجرای قطعی، مداخلهٔ یال‌به‌یال و حسابرسی شواهد در بستری که موتور آن برای پزشکی بازنویسی نمی‌شود؛ (۲) پروفایل زیست‌پزشکی که همان نردبان را به واژگان تنظیم‌گری وصل می‌کند؛ (۳) ارزیابی کمّی روی کمپین تأییدی منتشرشده و یک نمونهٔ اعلامی مدل تجهیز. تازگی مورد ادعا در این ترکیب اجرایی است.</w:t>
+        <w:t>سهم این مقاله سه بخش است: (۱) یکپارچه‌سازی اجرای قطعی، مداخلهٔ یال‌به‌یال و حسابرسی شواهد در بستری که موتور آن برای پزشکی بازنویسی نمی‌شود؛ (۲) پروفایل زیست‌پزشکی که همان نردبان را به واژگان تنظیم‌گری وصل می‌کند؛ (۳) دو ارزیابی روی همان حسابرس: کمپین تأییدی HE01، و اجرای بستهٔ اعلامی یک مدل تجهیز که با ریسک مدل ۳ در سطح صفر ماند. تازگی مورد ادعا در این ترکیب اجرایی است.</w:t>
       </w:r>
     </w:p>
     <w:p>
@@ -2136,7 +2136,7 @@
           <w:rtl w:val="1"/>
           <w:lang w:val="en-US" w:bidi="fa-IR" w:eastAsia="fa-IR"/>
         </w:rPr>
-        <w:t xml:space="preserve">جدول ۳ یک نمونهٔ اعلامی را نشان می‌دهد. اعداد آن برای نمایش قالب بسته است. سطح نردبان روی چنین جدولی فقط درجهٔ یک ادعاست.</w:t>
+        <w:t>جدول ۳ همان بسته‌ای است که حسابرس روی آن اجرا شده است: امتیازها مصنوعی‌اند، آزمون ISO 14879-1 و ایمپلنت در کار نیست، و سطح حاصل صفر است.</w:t>
       </w:r>
     </w:p>
     <w:p>
@@ -2154,7 +2154,7 @@
           <w:rtl w:val="1"/>
           <w:lang w:val="en-US" w:bidi="fa-IR" w:eastAsia="fa-IR"/>
         </w:rPr>
-        <w:t xml:space="preserve">جدول ۳: نمونهٔ اعلامی مدل تجهیز (غیر بالینی)</w:t>
+        <w:t>جدول ۳: بستهٔ اعلامی مدل تجهیز؛ خروجی حسابرس سطح ۰</w:t>
       </w:r>
     </w:p>
     <w:tbl>
@@ -2314,7 +2314,9 @@
               <w:jc w:val="center"/>
               <w:bidi w:val="1"/>
             </w:pPr>
-            <w:r/>
+            <w:r>
+              <w:t>جدول مصنوعی؛ بدون ISO و ایمپلنت</w:t>
+            </w:r>
             <w:r>
               <w:rPr>
                 <w:rFonts w:ascii="Times New Roman" w:hAnsi="Times New Roman" w:cs="B Nazanin" w:eastAsia="B Nazanin"/>
@@ -2323,7 +2325,6 @@
                 <w:rtl w:val="1"/>
                 <w:lang w:val="en-US" w:bidi="fa-IR" w:eastAsia="fa-IR"/>
               </w:rPr>
-              <w:t>جدول اعلامی؛ بدون ایمپلنت</w:t>
             </w:r>
           </w:p>
         </w:tc>
@@ -2406,7 +2407,9 @@
               <w:jc w:val="center"/>
               <w:bidi w:val="1"/>
             </w:pPr>
-            <w:r/>
+            <w:r>
+              <w:t>۲ / ۳؛ ریسک مدل ۳</w:t>
+            </w:r>
             <w:r>
               <w:rPr>
                 <w:rFonts w:ascii="Times New Roman" w:hAnsi="Times New Roman" w:cs="B Nazanin" w:eastAsia="B Nazanin"/>
@@ -2415,7 +2418,6 @@
                 <w:rtl w:val="1"/>
                 <w:lang w:val="en-US" w:bidi="fa-IR" w:eastAsia="fa-IR"/>
               </w:rPr>
-              <w:t>۲ / ۳</w:t>
             </w:r>
           </w:p>
         </w:tc>
@@ -2866,7 +2868,9 @@
               <w:jc w:val="center"/>
               <w:bidi w:val="1"/>
             </w:pPr>
-            <w:r/>
+            <w:r>
+              <w:t>بله؛ سطح نردبان همچنان ۰</w:t>
+            </w:r>
             <w:r>
               <w:rPr>
                 <w:rFonts w:ascii="Times New Roman" w:hAnsi="Times New Roman" w:cs="B Nazanin" w:eastAsia="B Nazanin"/>
@@ -2875,7 +2879,6 @@
                 <w:rtl w:val="1"/>
                 <w:lang w:val="en-US" w:bidi="fa-IR" w:eastAsia="fa-IR"/>
               </w:rPr>
-              <w:t>خیر → خارج از دامنهٔ راهنما</w:t>
             </w:r>
           </w:p>
         </w:tc>
@@ -2896,7 +2899,9 @@
               <w:jc w:val="center"/>
               <w:bidi w:val="1"/>
             </w:pPr>
-            <w:r/>
+            <w:r>
+              <w:t>اجرایی</w:t>
+            </w:r>
             <w:r>
               <w:rPr>
                 <w:rFonts w:ascii="Times New Roman" w:hAnsi="Times New Roman" w:cs="B Nazanin" w:eastAsia="B Nazanin"/>
@@ -2905,7 +2910,6 @@
                 <w:rtl w:val="1"/>
                 <w:lang w:val="en-US" w:bidi="fa-IR" w:eastAsia="fa-IR"/>
               </w:rPr>
-              <w:t>اجرایی</w:t>
             </w:r>
           </w:p>
         </w:tc>
@@ -3568,7 +3572,7 @@
           <w:rtl w:val="1"/>
           <w:lang w:val="en-US" w:bidi="fa-IR" w:eastAsia="fa-IR"/>
         </w:rPr>
-        <w:t xml:space="preserve">سیاست نردبان برای بسته‌ای با بازپخش، مداخله، کنترل منفی، بازه و حداقل شانزده بذر سطح ۴ را مجاز می‌کند؛ مصنوع HE01 همین شروط را حمل می‌کند. روی نمونهٔ جدول ۳ — بدون بازپخش و بدون مداخلهٔ یال — سطح در پایین نردبان می‌ماند. واژگان تنظیم‌گری سقف ادعا را بالا نمی‌برند.</w:t>
+        <w:t>بستهٔ جدول ۳ با سازندهٔ زمینهٔ کاربرد مدل تجهیز ساخته و حسابرسی شد. پرسش این بود که آیا جدول امتیاز، انتخاب اندازهٔ بدترین حالت را مجاز می‌کند. زمینهٔ کاربرد جدول مصنوعی است؛ آزمون ISO 14879-1 و ایمپلنت ندارد. تأثیر مدل ۲ و پیامد تصمیم ۳ است، پس ریسک مدل ۳ ثبت می‌شود. امتیاز درمان ۰٫۱۲ و ۰٫۱۱ و ۰٫۱۳، و امتیاز کنترل ۰٫۲۰ و ۰٫۱۹ و ۰٫۲۱ است. برچسب‌های همراه simd_declared، ردهٔ B از IEC 62304، دستهٔ II از IMDRF، دسته‌های شواهد ۱ و ۳ و ۸ از راهنمای FDA ۲۰۲۳، و مدل فیزیک‌محور بودند. خروجی حسابرس سطح ۰ با نام software_capability است. برای سطح ۱ فقط مانیفست مصنوع کم است. همان سیاست برای HE01 — با بازپخش، مداخله، کنترل منفی، بازه و سی بذر — سطح ۴ را مجاز می‌کند. برچسب ردهٔ نرم‌افزار و دستهٔ شواهد این فاصله را پر نمی‌کند.</w:t>
       </w:r>
     </w:p>
     <w:p>
@@ -3664,7 +3668,7 @@
           <w:rtl w:val="1"/>
           <w:lang w:val="en-US" w:bidi="fa-IR" w:eastAsia="fa-IR"/>
         </w:rPr>
-        <w:t xml:space="preserve">کودون‌تریس جنسیس اجرای قطعی، مداخلهٔ علّی و حسابرسی ادعا را روی یک نردبان واحد جمع می‌کند، در حالی که موتور نسبت به حوزه ناآگاه می‌ماند. پروفایل زیست‌پزشکی واژگان ASME V&amp;V 40، FDA ۲۰۲۳، IEC 62304 و IMDRF را روی همان پورت حمل می‌کند. ارزیابی HE01 اثر آماری را روی سنجهٔ اولیه نشان می‌دهد و سقف انتساب علّی را به طراحی بازوها محدود می‌کند. مسیر بعدی، ارزیابی بیرونی بسته‌های شواهد و اتصال مدل فیزیک‌محور واقعی تحت زمینهٔ کاربرد صریح است.</w:t>
+        <w:t>کودون‌تریس جنسیس اجرای قطعی، مداخلهٔ علّی و حسابرسی ادعا را روی یک نردبان واحد جمع می‌کند، در حالی که موتور نسبت به حوزه ناآگاه می‌ماند. پروفایل زیست‌پزشکی واژگان ASME V&amp;V 40، FDA ۲۰۲۳، IEC 62304 و IMDRF را روی همان پورت حمل می‌کند. HE01 اثر آماری را روی سنجهٔ انرژی نشان می‌دهد. بستهٔ اعلامی تجهیز، با ریسک مدل ۳ و همان برچسب‌ها، در سطح صفر ماند. مسیر بعدی، اتصال مدل فیزیک‌محور واقعی با مانیفست و زمینهٔ کاربرد صریح است.</w:t>
       </w:r>
     </w:p>
     <w:p>

--- a/paper/baic/مقاله_BAIC_2026_نهایی.docx
+++ b/paper/baic/مقاله_BAIC_2026_نهایی.docx
@@ -98,7 +98,7 @@
           <w:rtl w:val="1"/>
           <w:lang w:val="en-US" w:bidi="fa-IR" w:eastAsia="fa-IR"/>
         </w:rPr>
-        <w:t>چکیده - تناسب شواهد با ادعا، نه فقط یک عدد دقت، کیفیت مدل محاسباتی را در مهندسی پزشکی تعیین می‌کند. این مقاله کودون‌تریس جنسیس را به‌عنوان بستری واحد برای اجرای قطعی جهان شبیه‌سازی، مداخلهٔ علّی روی یال‌های سازوکار، و حسابرسی ادعا با نردبان شش‌سطحی معرفی می‌کند. موتور اجرا حوزه نمی‌شناسد؛ حوزه از پورت DomainProfile و آداپتور بستهٔ شواهد می‌آید. پروفایل زیست‌پزشکی همان نردبان را به واژگان ASME V&amp;V 40، راهنمای FDA ۲۰۲۳ برای اعتبار مدل‌سازی محاسباتی، IEC 62304 و IMDRF وصل می‌کند. در کمپین تأییدی HE01 با ۳۰ بذر جفتی، تفاضل انرژی در برابر کنترل کانالِ روشن ۱۶٫۴۹ واحد و بازهٔ BCa [۱۴٫۲۵، ۱۹٫۱۴] بود. اجرای همان حسابرس روی بستهٔ اعلامی یک مدل تجهیز، با ریسک مدل ۳ و برچسب‌های IEC و FDA، سطح صفر برگرداند.</w:t>
+        <w:t>چکیده - اعتبار مدل محاسباتی در مهندسی پزشکی با تناسب شواهد و ادعا سنجیده می‌شود. این مقاله کودون‌تریس جنسیس را به‌عنوان حسابرس اجرایی همین تناسب معرفی می‌کند: اجرای قطعی، مداخله روی یال سازوکار، و نردبان شش‌سطحی ادعا در یک بستر. موتور حوزه نمی‌شناسد؛ حوزه از پورت DomainProfile می‌آید. پروفایل زیست‌پزشکی واژگان ASME V&amp;V 40، راهنمای FDA ۲۰۲۳، IEC 62304 و IMDRF را روی همان نردبان می‌نشاند. در کمپین تأییدی HE01، سی بذر جفتی تفاضل انرژی ۱۶٫۴۹ واحد را در برابر کنترل کانالِ روشن نشان داد و بازهٔ BCa برابر [۱۴٫۲۵، ۱۹٫۱۴] بود. همان حسابرس، بستهٔ اعلامی یک مدل تجهیز را با ریسک مدل ۳ و برچسب‌های IEC و FDA در سطح صفر نگه داشت.</w:t>
       </w:r>
     </w:p>
     <w:p>
@@ -132,7 +132,7 @@
           <w:rtl w:val="1"/>
           <w:lang w:val="en-US" w:bidi="fa-IR" w:eastAsia="fa-IR"/>
         </w:rPr>
-        <w:t xml:space="preserve">کلید واژه- اعتبارسنجی in silico، حسابرسی شواهد، مدل‌سازی محاسباتی، بازپخش‌پذیری</w:t>
+        <w:t>کلید واژه- اعتبارسنجی in silico، حسابرسی شواهد، مدل‌سازی محاسباتی، نردبان اعتبار</w:t>
       </w:r>
     </w:p>
     <w:p>
@@ -164,7 +164,7 @@
           <w:rtl w:val="1"/>
           <w:lang w:val="en-US" w:bidi="fa-IR" w:eastAsia="fa-IR"/>
         </w:rPr>
-        <w:t xml:space="preserve">در مدل‌سازی محاسباتی برای تجهیزات و سامانه‌های پزشکی، پرسش اصلی «دقت مدل چند است؟» نیست؛ «شواهد موجود چه قوتی از ادعا را مجاز می‌کند؟» است. راهنمای سازمان غذا و داروی آمریکا در نوامبر ۲۰۲۳ چارچوبی ریسک‌آگاه برای اعتبار مدل‌سازی و شبیه‌سازی فیزیک‌محور در پروندهٔ تجهیز ارائه می‌کند و مدل‌های یادگیری ماشین مستقل را صراحتاً خارج از دامنه می‌گذارد [1]. هشت دستهٔ شواهد آن راهنما — راستی‌آزمایی کد، کالیبراسیون مدل، اعتبارسنجی نیمکت، اعتبارسنجی in vivo، اعتبارسنجی جمعیتی، رفتار پدیداری، معقول بودن مدل، و راستی‌آزمایی محاسبات همراه با کمی‌سازی عدم‌قطعیت — در این کار به‌صورت برچسب اعلامی روی پورت زیست‌پزشکی ذخیره می‌شوند. استاندارد ASME V&amp;V 40 اعتبار لازم را به پرسش مورد علاقه، زمینهٔ کاربرد و ریسک تصمیم گره می‌زند [2]. استاندارد NASA-STD-7009B ارزیابی قابلیت مدل و انتقال اعتبار نتایج را الزامی می‌کند [3]. پیوست چهارم قانون هوش مصنوعی اتحادیهٔ اروپا مستندسازی اعتبارسنجی را برای سامانه‌های مشمول مقرر می‌کند [4].</w:t>
+        <w:t>پرسش پروندهٔ یک مدل محاسباتی در تجهیزات پزشکی این نیست که مدل چند درصد دقیق است. پرسش این است که شواهد موجود کدام قوت از ادعا را مجاز می‌کند. راهنمای نوامبر ۲۰۲۳ سازمان غذا و داروی آمریکا برای مدل‌سازی و شبیه‌سازی فیزیک‌محور، اعتبار را به ریسک تصمیم گره می‌زند و مدل یادگیری ماشین مستقل را بیرون از دامنه می‌گذارد [1]. ASME V&amp;V 40 همین منطق را با پرسش مورد علاقه، زمینهٔ کاربرد و پیامد تصمیم صورت‌بندی می‌کند [2]. NASA-STD-7009B قابلیت خود مدل و جواز انتقال نتایج را جدا می‌خواهد [3]. پیوست چهارم قانون هوش مصنوعی اتحادیهٔ اروپا مستندسازی اعتبارسنجی را برای سامانه‌های مشمول الزام می‌کند [4]. این چهار سند زبان مشترک دارند و هیچ‌کدام، به‌تنهایی، ادعای چسبیده به یک مصنوع پژوهشی را درجه نمی‌دهند.</w:t>
       </w:r>
     </w:p>
     <w:p>
@@ -179,7 +179,7 @@
           <w:rtl w:val="1"/>
           <w:lang w:val="en-US" w:bidi="fa-IR" w:eastAsia="fa-IR"/>
         </w:rPr>
-        <w:t xml:space="preserve">Viceconti و همکاران چارچوب آزمون‌های in silico را بر تعریف زمینهٔ کاربرد، تحلیل ریسک، و زنجیرهٔ راستی‌آزمایی–اعتبارسنجی–کمی‌سازی عدم‌قطعیت بنا می‌کنند [5]. Pathmanathan و همکاران همین منطق را برای آزمون بالینی درسیلیکو به‌صورت گردش‌کار سلسله‌مراتبی اعتبار زیرمدل‌ها گسترش داده‌اند [17]. سمپوزیوم مشترک FDA/MDIC در آوریل ۲۰۲۴ اعتبار CM&amp;S را در سراسر چرخهٔ عمر تجهیز، از جمله دوقلوی دیجیتال و آزمون درسیلیکو، جمع‌بندی کرده است [18]. با این حال هیچ‌یک از این منابع به‌تنهایی یک حسابرس نرم‌افزاری برای ادعای همراه یک مصنوع پژوهشی نیستند. شکاف عملی دو لایه دارد. نخست در گزارش پژوهش: از میان ۸۵ مقالهٔ مبتنی بر مدل زبانی در ICSE و ASE ۲۰۲۴، هیچ‌یک از پنج مصنوع اجرایی کاملاً بازتولید نشد [6]. دوم در نگهداری شواهد: نشان بازتولید به‌تنهایی هویت و قوت ادعا را پس از انتشار حفظ نمی‌کند.</w:t>
+        <w:t>آزمون in silico، چنان‌که Viceconti و همکاران ساخته‌اند، بر زمینهٔ کاربرد، تحلیل ریسک و زنجیرهٔ راستی‌آزمایی، اعتبارسنجی و کمی‌سازی عدم‌قطعیت استوار است [5]. Pathmanathan و همکاران همین زنجیره را برای آزمون بالینی درسیلیکو تا اعتبار زیرمدل‌ها پایین برده‌اند [17]. جمع‌بندی سمپوزیوم FDA/MDIC در ۲۰۲۴ نیز اعتبار مدل را در سراسر عمر تجهیز، از دوقلوی دیجیتال تا آزمون درسیلیکو، دنبال می‌کند [18]. شکاف جای دیگر است. در گزارش پژوهش، از میان ۸۵ مقالهٔ متکی به مدل زبانی در ICSE و ASE ۲۰۲۴، هیچ مصنوع اجرایی از پنج نمونهٔ بررسی‌شده کاملاً بازتولید نشد [6]. حتی وقتی اجرا تکرار می‌شود، هویت ادعا و سقف مجاز آن پس از انتشار حفظ نمی‌شود. حسابرس این مقاله برای همان شکاف ساخته شده است.</w:t>
       </w:r>
     </w:p>
     <w:p>
@@ -194,7 +194,7 @@
           <w:rtl w:val="1"/>
           <w:lang w:val="en-US" w:bidi="fa-IR" w:eastAsia="fa-IR"/>
         </w:rPr>
-        <w:t>سهم این مقاله سه بخش است: (۱) یکپارچه‌سازی اجرای قطعی، مداخلهٔ یال‌به‌یال و حسابرسی شواهد در بستری که موتور آن برای پزشکی بازنویسی نمی‌شود؛ (۲) پروفایل زیست‌پزشکی که همان نردبان را به واژگان تنظیم‌گری وصل می‌کند؛ (۳) دو ارزیابی روی همان حسابرس: کمپین تأییدی HE01، و اجرای بستهٔ اعلامی یک مدل تجهیز که با ریسک مدل ۳ در سطح صفر ماند. تازگی مورد ادعا در این ترکیب اجرایی است.</w:t>
+        <w:t>سهم مقاله سه حکم است. نخست، اجرای قطعی، مداخلهٔ یال‌به‌یال و حسابرسی ادعا در یک بستر جمع شده‌اند و موتور برای پزشکی بازنویسی نمی‌شود. دوم، پروفایل زیست‌پزشکی همان نردبان را به واژگان تنظیم‌گری وصل می‌کند، بی‌آنکه برچسب را به تأیید تبدیل کند. سوم، یک حسابرس دو خروجی متمایز می‌دهد: کمپین تأییدی HE01 به سطح بالای نردبان می‌رسد، و بستهٔ اعلامی مدل تجهیز با ریسک مدل ۳ در سطح صفر می‌ماند. تازگی در این تفکیک اجرایی است.</w:t>
       </w:r>
     </w:p>
     <w:p>
@@ -226,7 +226,7 @@
           <w:rtl w:val="1"/>
           <w:lang w:val="en-US" w:bidi="fa-IR" w:eastAsia="fa-IR"/>
         </w:rPr>
-        <w:t xml:space="preserve">درجه‌بندی اعتبار پیشینهٔ طولانی دارد. ASME VVUQ 40.1-2026 یک گزارش فنی کامل برای شناسایی بدترین اندازهٔ سینی تیبیال در آزمون خستگی بر اساس ISO 14879-1 است [7]. IEC 62304 ردهٔ ایمنی نرم‌افزار پزشکی A/B/C را برای شدت فرایند چرخهٔ حیات تعریف می‌کند [8]. اسناد IMDRF زبان SiMD/SaMD و مشخصه‌سازی ریسک نرم‌افزار دستگاه را فراهم می‌سازند [9]، [10]. آنچه این مقاله می‌افزاید، اتصال اجرایی همان واژگان به یک نردبان قابل اجراست.</w:t>
+        <w:t>درجه‌بندی اعتبار سابقه دارد، اما تا امروز بیشتر در قالب گزارش و چارچوب مانده است. ASME VVUQ 40.1-2026 نمونهٔ کامل همین چارچوب را برای شناسایی بدترین اندازهٔ سینی تیبیال در آزمون خستگی ISO 14879-1 می‌نویسد [7]. IEC 62304 ردهٔ ایمنی نرم‌افزار پزشکی را A، B یا C می‌گذارد و شدت فرایند را به آن رده گره می‌زند [8]. اسناد IMDRF زبان SiMD و SaMD و مشخصه‌سازی ریسک نرم‌افزار دستگاه را تثبیت کرده‌اند [9]، [10]. این مقاله همان واژگان را به یک نردبان قابل اجرا وصل می‌کند.</w:t>
       </w:r>
     </w:p>
     <w:p>
@@ -241,7 +241,7 @@
           <w:rtl w:val="1"/>
           <w:lang w:val="en-US" w:bidi="fa-IR" w:eastAsia="fa-IR"/>
         </w:rPr>
-        <w:t xml:space="preserve">در محاسبات تکاملی، آویدا بستری کلاسیک برای برنامه‌های خودتکثیرشونده است [11]. آداپتور پروندهٔ .dat آن اسکلت است. ادبیات کیفیت‌تنوع بر ثبات عملکرد در محیط نامطمئن تأکید دارد [12] که با بازپخش بیت‌به‌بیت یک اجرای نرم‌افزار یکی نیست. توصیف مدل از منطق مستندسازی ODD بهره می‌برد [13]. درخواست asme_vv40_passed در پیکربندی ConfigurationError می‌دهد.</w:t>
+        <w:t>در سوی محاسبات تکاملی، آویدا بستر کلاسیک برنامه‌های خودتکثیرشونده است [11] و پروندهٔ .dat آن از همین پورت خوانده می‌شود. ثبات عملکرد در محیط نامطمئن، آن‌گونه که ادبیات کیفیت‌تنوع گزارش می‌کند [12]، با بازپخش بیت‌به‌بیت یک اجرای نرم‌افزار یکی نیست. توصیف مدل از منطق ODD گرفته شده است [13]. مرز طراحی صریح است: رشتهٔ asme_vv40_passed در پیکربندی پذیرفته نمی‌شود.</w:t>
       </w:r>
     </w:p>
     <w:p>
@@ -290,7 +290,7 @@
           <w:rtl w:val="1"/>
           <w:lang w:val="en-US" w:bidi="fa-IR" w:eastAsia="fa-IR"/>
         </w:rPr>
-        <w:t xml:space="preserve">هسته از ژنوم، عامل، جهان و زمان‌بند تشکیل شده است. تنظیمات ساختاریافته هنگام ایجاد اعتبارسنجی می‌شوند؛ گزینهٔ جدید با پیش‌فرض خاموش وارد می‌شود تا پیکربندی‌های پیشین پایدار بمانند. مسیر سازوکار از ژنوم و فنوتیپ به کنش، پیامد منابع، تجربه، کپسول دارای منشأ، انتقال، پذیرش، اعمال در سیاست گیرنده، بقا و تولیدمثل می‌رسد. شناسهٔ یال، دیجست‌های پیش و پس، و شمارنده‌های تلاش، پذیرش و اعمال ثبت می‌شوند تا انتقال پیام با تغییر رفتار یکی گرفته نشود. نسخهٔ نرم‌افزار از پروندهٔ پیکربندی پروژه خوانده می‌شود و در هویت بستهٔ شواهد سخت‌کد نیست.</w:t>
+        <w:t>هسته ژنوم، عامل، جهان و زمان‌بند است. هر تنظیم تازه با پیش‌فرض خاموش وارد می‌شود تا اجرای پیشین پایدار بماند. مسیر سازوکار از ژنوم به کنش، پیامد، کپسول منشأدار، پذیرش و سرانجام بقا می‌رسد. شناسهٔ یال و دیجست پیش و پس ثبت می‌شود تا عبور پیام با تغییر رفتار اشتباه گرفته نشود. نسخه از پروندهٔ پیکربندی پروژه خوانده می‌شود و داخل هویت بسته سخت‌کد نیست.</w:t>
       </w:r>
     </w:p>
     <w:p>
@@ -305,7 +305,7 @@
           <w:rtl w:val="1"/>
           <w:lang w:val="en-US" w:bidi="fa-IR" w:eastAsia="fa-IR"/>
         </w:rPr>
-        <w:t xml:space="preserve">موتور حوزه نمی‌شناسد. پزشکی، سخت‌افزار و زندگی مصنوعی از پورت متصل می‌شوند: آداپتور بستهٔ شواهد ClaimGate می‌سازد و DomainProfile برچسب حوزه را حمل می‌کند. افزودن حوزه یعنی پروفایل یا آداپتور جدید، نه انشعاب موتور. شکل ۱ مسیر مفهومی را نشان می‌دهد: آداپتور، بستهٔ شواهد، حسابرس، و نردبان صفر تا پنج؛ موتور فقط تیک، دیجست و بازپخش را اجرا می‌کند [14].</w:t>
+        <w:t>موتور حوزه نمی‌شناسد. پزشکی، سخت‌افزار و زندگی مصنوعی از پورت می‌آیند: آداپتور بستهٔ شواهد را می‌سازد و DomainProfile فقط برچسب حوزه را حمل می‌کند. حوزهٔ تازه یعنی پروفایل تازه، نه موتور دوم. شکل ۱ همین تفکیک را نشان می‌دهد. موتور تیک، دیجست و بازپخش را بر عهده دارد؛ حسابرس روی بسته کار می‌کند [14].</w:t>
       </w:r>
     </w:p>
     <w:p>
@@ -1150,7 +1150,7 @@
           <w:rtl w:val="1"/>
           <w:lang w:val="en-US" w:bidi="fa-IR" w:eastAsia="fa-IR"/>
         </w:rPr>
-        <w:t xml:space="preserve">الگوریتم حسابرسی در سطح معماری پنج گام دارد: (۱) آداپتور پرونده یا جدول را به بستهٔ claimgate_bundle_v1 برمی‌گرداند؛ (۲) نقش بازوها به پنج نقش عمومی نگاشته می‌شود — درمان، حذف سازوکار، خاموشی کانال، کنترل منفی، و دوز؛ (۳) دیجست پیکربندی و در صورت وجود دیجست پیش‌ثبت‌نامه بررسی می‌شود؛ (۴) بازپخش، مقایسه‌های جفتی، بازهٔ اطمینان و شمار بذر خوانده می‌شوند؛ (۵) حسابرس بالاترین سطحی را برمی‌گرداند که همهٔ شروطش برقرار است.</w:t>
+        <w:t>حسابرسی پنج گام است. آداپتور پرونده یا جدول را به یک بستهٔ واحد برمی‌گرداند. نقش بازوها به پنج نقش عام نگاشته می‌شود: درمان، حذف سازوکار، خاموشی کانال، کنترل منفی، و دوز. دیجست پیکربندی، و در صورت وجود دیجست پیش‌ثبت‌نامه، سنجیده می‌شود. سپس بازپخش، مقایسهٔ جفتی، بازهٔ اطمینان و شمار بذر خوانده می‌شود. حسابرس بالاترین سطحی را برمی‌گرداند که همهٔ شرط‌هایش برقرار است.</w:t>
       </w:r>
     </w:p>
     <w:p>
@@ -1182,7 +1182,7 @@
           <w:rtl w:val="1"/>
           <w:lang w:val="en-US" w:bidi="fa-IR" w:eastAsia="fa-IR"/>
         </w:rPr>
-        <w:t xml:space="preserve">حسابرس codontrace.claimgate از موتور جداست. نردبان عمومی شش سطح دارد. سطح ۳ به مداخله یا حذف یال، کنترل منفی و شواهد بازپخش نیاز دارد. سطح ۴ بازهٔ اطمینان و حداقل شانزده بذر را می‌افزاید. سطح ۵ به آرشیو، محدودیت‌های مستند و شواهد آماری و مداخله‌ای وابسته است. این آستانه‌ها سیاست همین پیاده‌سازی‌اند. برابری خروجی بازوها به‌تنهایی یک نتیجهٔ صفر معتبر را رد نمی‌کند؛ بی‌اعتباری آزمون وقتی اعلام می‌شود که بررسی تحقق مداخله نیز برقرار نباشد.</w:t>
+        <w:t>حسابرس از موتور جداست. نردبان شش سطح دارد. سطح ۳ مداخله یا حذف یال، کنترل منفی و بازپخش می‌خواهد. سطح ۴ بازهٔ اطمینان و دست‌کم شانزده بذر را می‌افزاید. سطح ۵ آرشیو، محدودیت مکتوب، و شواهد آماری و مداخله‌ای را با هم می‌خواهد. این آستانه‌ها سیاست همین پیاده‌سازی‌اند. برابری خروجی دو بازو، به‌خودی خود، یک صفر معتبر را باطل نمی‌کند. آزمون وقتی بی‌اعتبار است که تحقق خود مداخله هم برقرار نباشد.</w:t>
       </w:r>
     </w:p>
     <w:p>
@@ -1214,7 +1214,7 @@
           <w:rtl w:val="1"/>
           <w:lang w:val="en-US" w:bidi="fa-IR" w:eastAsia="fa-IR"/>
         </w:rPr>
-        <w:t xml:space="preserve">آداپتور بومی کمپین HE01 مصنوع JSON را می‌خواند و نقش‌های محلی را با canonical_role به طرح‌وارهٔ عمومی برمی‌گرداند؛ بایت مصنوع عوض نمی‌شود. آداپتورهای اسکلت Avida و MABE2 پروندهٔ .dat و CSV را می‌خوانند. آداپتور زیست‌پزشکی جدول امتیاز اعلامی را با زمینهٔ کاربرد و ریسک مدل پر می‌کند. پل ESP32 یک پورت سخت‌افزاری اختیاری است. پین پرونده‌های متنی با sha256_text_file پس از یکسان‌سازی CRLF→LF انجام می‌شود؛ هش مصنوع دودویی همچنان Path.read_bytes() است. پروتکل آماری پیش‌فرض، جایگشت علامت جفتی با تصحیح Holm و بازهٔ BCa است. بوت‌استرپ studentized و شمارش دقیق علامت برای n≤۴۰ اختیاری‌اند تا پین کمپین نشکند.</w:t>
+        <w:t>آداپتور HE01 مصنوع JSON را می‌خواند و نقش محلی را به نقش عام برمی‌گرداند؛ بایت پرونده دست نمی‌خورد. Avida و MABE2 از همین در وارد می‌شوند. آداپتور زیست‌پزشکی جدول امتیاز را با زمینهٔ کاربرد و ریسک مدل پر می‌کند. پل سخت‌افزاری اختیاری است. اثرانگشت متن پس از یکسان‌سازی سطر ساخته می‌شود و هش دودویی با Path.read_bytes() می‌ماند. پروتکل پیش‌فرض، جایگشت علامت جفتی با تصحیح Holm و بازهٔ BCa است. بوت‌استرپ studentized و شمارش دقیق علامت برای n≤۴۰ اختیاری‌اند و پین کمپین را جابه‌جا نمی‌کنند.</w:t>
       </w:r>
     </w:p>
     <w:p>
@@ -1246,7 +1246,7 @@
           <w:rtl w:val="1"/>
           <w:lang w:val="en-US" w:bidi="fa-IR" w:eastAsia="fa-IR"/>
         </w:rPr>
-        <w:t xml:space="preserve">اتصال پزشکی از طریق DomainProfile است (alife / biomedical / hardware) [15]. اعلام simd_declared یا samd_declared زبان IMDRF را روی بسته ثبت می‌کند. راهنمای ۲۰۲۳ FDA برای مدل فیزیک‌محور یا مکانیستی است؛ اگر physics_based نادرست باشد، دامنه out_of_scope_standalone_ml می‌شود حتی اگر دسته‌های شواهد اعلام شده باشند. رشته‌هایی مانند asme_vv40_passed، fda_cleared، clinical_validated و iec_62304_certified در پیکربندی پذیرفته نمی‌شوند. این رد شدن یک ویژگی طراحی است: حسابرس اجازه نمی‌دهد برچسب تأیید از یک جدول اعلامی کسب شود.</w:t>
+        <w:t>پزشکی از DomainProfile می‌آید: alife، biomedical، یا hardware [15]. simd_declared و samd_declared زبان IMDRF را روی بسته می‌نویسند و محصول را طبقه‌بندی نمی‌کنند. اگر مدل فیزیک‌محور اعلام نشده باشد، دامنه نسبت به راهنمای ۲۰۲۳ خارج از شمول می‌ماند، حتی وقتی دسته‌های شواهد پر شده باشند. رشته‌هایی مانند asme_vv40_passed، fda_cleared، clinical_validated و iec_62304_certified در پیکربندی راه ندارند. حسابرس اجازه نمی‌دهد تأیید از یک جدول اعلامی گرفته شود.</w:t>
       </w:r>
     </w:p>
     <w:p>
@@ -2136,7 +2136,7 @@
           <w:rtl w:val="1"/>
           <w:lang w:val="en-US" w:bidi="fa-IR" w:eastAsia="fa-IR"/>
         </w:rPr>
-        <w:t>جدول ۳ همان بسته‌ای است که حسابرس روی آن اجرا شده است: امتیازها مصنوعی‌اند، آزمون ISO 14879-1 و ایمپلنت در کار نیست، و سطح حاصل صفر است.</w:t>
+        <w:t>جدول ۳ بسته‌ای است که در بخش ارزیابی حسابرسی شده است. امتیازها برای نمایش قالب‌اند و سطح حاصل صفر است.</w:t>
       </w:r>
     </w:p>
     <w:p>
@@ -2961,7 +2961,7 @@
           <w:rtl w:val="1"/>
           <w:lang w:val="en-US" w:bidi="fa-IR" w:eastAsia="fa-IR"/>
         </w:rPr>
-        <w:t xml:space="preserve">کمپین HE01 یک طرح پیش‌ثبت‌شده برای سوگیری منشأ کپسول است. سی بذر جفتی، بازوی درمان source_bias_on را می‌سنجد. کنترل منفی تأییدی capsules_content_null است؛ capsules_off مسیر انتقال را حذف می‌کند؛ source_bias_off کانال را روشن نگه می‌دارد و سوگیری منشأ را برمی‌دارد؛ capsules_shuffled حساسیت به بر زدن محتواست. نردبان دوز اوراکل (oracle_capsule) الگوی پاسخ به شدت را جدا نگه می‌دارد. سنجهٔ اولیه میانگین ATP پایانی گیرنده است؛ این کمیت انرژی شبیه‌سازی‌شده است. سقف ادعا در مصنوع منتشرشده intervention_supported است. پروتکل آماری پیش‌فرض، جایگشت علامت جفتی با تصحیح Holm و بازهٔ BCa است.</w:t>
+        <w:t>HE01 طرح پیش‌ثبت‌شدهٔ سوگیری منشأ است. سی بذر جفتی بازوی درمان را در برابر چهار وضعیت کنترل می‌سنجد: محتوای تهی، کانال بسته، کانال روشن بدون سوگیری، و محتوای برزده. نردبان دوز جدا نگه داشته می‌شود تا الگوی پاسخ به شدت با اثر اصلی قاطی نشود. سنجهٔ اولیه میانگین انرژی پایانی گیرنده است؛ این انرژیِ شبیه‌سازی است. سقف ثبت‌شده در مصنوع intervention_supported است. آزمون پیش‌فرض، جایگشت علامت جفتی، تصحیح Holm و بازهٔ BCa است.</w:t>
       </w:r>
     </w:p>
     <w:p>
@@ -2976,7 +2976,7 @@
           <w:rtl w:val="1"/>
           <w:lang w:val="en-US" w:bidi="fa-IR" w:eastAsia="fa-IR"/>
         </w:rPr>
-        <w:t xml:space="preserve">مصنوع منتشرشدهٔ results_v7.json (پیشوند دیجست 28f812c5) سه کنتراست جفتی را گزارش می‌کند [16]. در برابر source_bias_off تفاضل ۱۶٫۴۹ واحد، p خام جایگشت ۴٫۹۹۹۷۵×۱۰⁻⁵، p تصحیح‌شدهٔ Holm ۱٫۵۰×۱۰⁻⁴ و بازهٔ BCa [۱۴٫۲۵، ۱۹٫۱۴] است. در برابر capsules_content_null و capsules_off تفاضل ۳۰٫۶۷ واحد با بازهٔ [۲۶٫۰۳، ۳۵٫۳۲] است. کنتراست در برابر کنترل محتوایی، محتوا و سوگیری منشأ را هم‌زمان تغییر می‌دهد؛ کنتراست در برابر source_bias_off کانال را ثابت نگه می‌دارد. بازتحلیل اختیاری همان ۳۰ تفاضل با بوت‌استرپ studentized بازهٔ بی‌دروازه را حدود ۱۴٫۰۵–۱۹٫۳۰ می‌دهد؛ این حساسیت روش است نه بازتقطیع فایل v7.</w:t>
+        <w:t>مصنوع results_v7.json با پیشوند دیجست 28f812c5 سه کنتراست جفتی را ثبت کرده است [16]. در برابر کانالِ روشن بدون سوگیری منشأ، تفاضل ۱۶٫۴۹ واحد است؛ p خام جایگشت ۴٫۹۹۹۷۵×۱۰⁻⁵، p تصحیح‌شده با Holm برابر ۱٫۵۰×۱۰⁻⁴، و بازهٔ BCa برابر [۱۴٫۲۵، ۱۹٫۱۴]. در برابر کانال بسته و محتوای تهی، تفاضل ۳۰٫۶۷ واحد و بازهٔ [۲۶٫۰۳، ۳۵٫۳۲] است. کنتراست نخست کانال را ثابت نگه می‌دارد و فقط سوگیری را برمی‌دارد؛ کنتراست دوم محتوا و سوگیری را با هم عوض می‌کند. بازتحلیل اختیاری همان سی تفاضل با بوت‌استرپ studentized بازه را حدود ۱۴٫۰۵ تا ۱۹٫۳۰ می‌گذارد. این حساسیت روش است، نه بازنویسی فایل.</w:t>
       </w:r>
     </w:p>
     <w:p>
@@ -3572,7 +3572,7 @@
           <w:rtl w:val="1"/>
           <w:lang w:val="en-US" w:bidi="fa-IR" w:eastAsia="fa-IR"/>
         </w:rPr>
-        <w:t>بستهٔ جدول ۳ با سازندهٔ زمینهٔ کاربرد مدل تجهیز ساخته و حسابرسی شد. پرسش این بود که آیا جدول امتیاز، انتخاب اندازهٔ بدترین حالت را مجاز می‌کند. زمینهٔ کاربرد جدول مصنوعی است؛ آزمون ISO 14879-1 و ایمپلنت ندارد. تأثیر مدل ۲ و پیامد تصمیم ۳ است، پس ریسک مدل ۳ ثبت می‌شود. امتیاز درمان ۰٫۱۲ و ۰٫۱۱ و ۰٫۱۳، و امتیاز کنترل ۰٫۲۰ و ۰٫۱۹ و ۰٫۲۱ است. برچسب‌های همراه simd_declared، ردهٔ B از IEC 62304، دستهٔ II از IMDRF، دسته‌های شواهد ۱ و ۳ و ۸ از راهنمای FDA ۲۰۲۳، و مدل فیزیک‌محور بودند. خروجی حسابرس سطح ۰ با نام software_capability است. برای سطح ۱ فقط مانیفست مصنوع کم است. همان سیاست برای HE01 — با بازپخش، مداخله، کنترل منفی، بازه و سی بذر — سطح ۴ را مجاز می‌کند. برچسب ردهٔ نرم‌افزار و دستهٔ شواهد این فاصله را پر نمی‌کند.</w:t>
+        <w:t>بستهٔ جدول ۳ با زمینهٔ کاربرد مدل تجهیز ساخته شد. پرسش این بود که آیا جدول امتیاز، انتخاب اندازهٔ بدترین حالت را مجاز می‌کند. زمینه، جدول امتیاز است؛ آزمون ISO 14879-1 و ایمپلنت در میان نیست. تأثیر مدل ۲ و پیامد تصمیم ۳ است، بنابراین ریسک مدل ۳ ثبت می‌شود. امتیاز درمان ۰٫۱۲، ۰٫۱۱ و ۰٫۱۳ و امتیاز کنترل ۰٫۲۰، ۰٫۱۹ و ۰٫۲۱ است. همراه بسته این برچسب‌ها نشسته‌اند: simd_declared، ردهٔ B از IEC 62304، دستهٔ II از IMDRF، دسته‌های شواهد ۱ و ۳ و ۸، و اعلام مدل فیزیک‌محور. حسابرس سطح صفر برگرداند. برای سطح یک فقط مانیفست مصنوع کم است. HE01، با بازپخش و مداخله و کنترل منفی و بازه و سی بذر، به سطح ۴ می‌رسد. فاصلهٔ این دو خروجی را هیچ برچسبی پر نمی‌کند.</w:t>
       </w:r>
     </w:p>
     <w:p>
@@ -3604,7 +3604,7 @@
           <w:rtl w:val="1"/>
           <w:lang w:val="en-US" w:bidi="fa-IR" w:eastAsia="fa-IR"/>
         </w:rPr>
-        <w:t xml:space="preserve">ASME V&amp;V 40 یک فرایند اعتبار مدل برای زمینهٔ کاربرد مشخص است. آنچه این نرم‌افزار فراهم می‌کند، ثبت پرسش، زمینه، تأثیر و پیامد به‌صورت اعلامی و سپس درجه‌بندی ادعای همراه بسته است. اگر کاربر مدل فیزیک‌محور واقعی با آزمون نیمکت و in vivo داشته باشد، همان شواهد بیرون از این نرم‌افزار جمع می‌شوند و به‌صورت برچسب دستهٔ FDA ۲۰۲۳ اعلام می‌گردند. کودون‌تریس جنسیس مکمل حسابرسی ادعاست. نسخه از پیکربندی پروژه خوانده می‌شود؛ این مقاله اعداد کمپین را با نوک شاخه بازتقطیع نمی‌کند.</w:t>
+        <w:t>ASME V&amp;V 40 فرایند اعتبار یک مدل در زمینهٔ کاربرد مشخص است. این بستر پرسش، زمینه، تأثیر و پیامد را ثبت می‌کند و سپس ادعای همراه بسته را درجه می‌دهد. شواهد نیمکت و in vivo بیرون از نرم‌افزار گرد می‌آیند و به‌صورت دستهٔ راهنمای FDA ۲۰۲۳ اعلام می‌شوند. کودون‌تریس مکمل حسابرسی ادعاست. نسخه از پیکربندی پروژه خوانده می‌شود و اعداد این مقاله از نوک شاخه بازتقطیع نشده‌اند.</w:t>
       </w:r>
     </w:p>
     <w:p>
@@ -3636,7 +3636,7 @@
           <w:rtl w:val="1"/>
           <w:lang w:val="en-US" w:bidi="fa-IR" w:eastAsia="fa-IR"/>
         </w:rPr>
-        <w:t xml:space="preserve">دامنهٔ این مطالعه، حسابرسی ادعای همراه مصنوع پژوهشی است. راهنمای FDA ۲۰۲۳ شامل مدل یادگیری ماشین مستقل نمی‌شود. حسابرس ارزیاب بیرونی نیست. در HE01 کنتراست محتوایی مداخلهٔ مرکب دارد و سه بازو روی سنجهٔ انرژی اشباع شده‌اند. آداپتورهای Avida و MABE2 اسکلت‌اند. بوت‌استرپ studentized و شمارش دقیق علامت پیش‌فرض نیستند.</w:t>
+        <w:t>دامنه، درجهٔ ادعای همراه مصنوع است. راهنمای FDA ۲۰۲۳ مدل یادگیری ماشین مستقل را پوشش نمی‌دهد. در HE01 کنتراست محتوایی مداخله‌ای مرکب است. گسترش بعدی، نشاندن مدل فیزیک‌محور واقعی با مانیفست و زمینهٔ کاربرد صریح روی همین پورت است.</w:t>
       </w:r>
     </w:p>
     <w:p>
@@ -3668,7 +3668,7 @@
           <w:rtl w:val="1"/>
           <w:lang w:val="en-US" w:bidi="fa-IR" w:eastAsia="fa-IR"/>
         </w:rPr>
-        <w:t>کودون‌تریس جنسیس اجرای قطعی، مداخلهٔ علّی و حسابرسی ادعا را روی یک نردبان واحد جمع می‌کند، در حالی که موتور نسبت به حوزه ناآگاه می‌ماند. پروفایل زیست‌پزشکی واژگان ASME V&amp;V 40، FDA ۲۰۲۳، IEC 62304 و IMDRF را روی همان پورت حمل می‌کند. HE01 اثر آماری را روی سنجهٔ انرژی نشان می‌دهد. بستهٔ اعلامی تجهیز، با ریسک مدل ۳ و همان برچسب‌ها، در سطح صفر ماند. مسیر بعدی، اتصال مدل فیزیک‌محور واقعی با مانیفست و زمینهٔ کاربرد صریح است.</w:t>
+        <w:t>کودون‌تریس جنسیس اجرای قطعی، مداخلهٔ علّی و حسابرسی ادعا را روی یک نردبان واحد می‌نشاند و موتور را نسبت به حوزه ناآگاه نگه می‌دارد. پروفایل زیست‌پزشکی زبان ASME V&amp;V 40، FDA ۲۰۲۳، IEC 62304 و IMDRF را حمل می‌کند. HE01 نشان می‌دهد که با شواهد جفتی، نردبان بالا می‌رود. بستهٔ اعلامی تجهیز نشان می‌دهد که با ریسک مدل ۳ و همان برچسب‌ها، نردبان در صفر می‌ماند. این تفکیک، نتیجهٔ مقاله است.</w:t>
       </w:r>
     </w:p>
     <w:p>

--- a/paper/baic/مقاله_BAIC_2026_نهایی.docx
+++ b/paper/baic/مقاله_BAIC_2026_نهایی.docx
@@ -66,7 +66,7 @@
           <w:rtl w:val="1"/>
           <w:lang w:val="en-US" w:bidi="fa-IR" w:eastAsia="fa-IR"/>
         </w:rPr>
-        <w:t xml:space="preserve">۱پژوهشگر مستقل، مشهد، ایران</w:t>
+        <w:t>۱پژوهشگر مستقل، مشهد، ایران، parvaz.jamie@gmail.com</w:t>
       </w:r>
     </w:p>
     <w:p>
@@ -82,7 +82,7 @@
           <w:rtl w:val="1"/>
           <w:lang w:val="en-US" w:bidi="fa-IR" w:eastAsia="fa-IR"/>
         </w:rPr>
-        <w:t xml:space="preserve">Parvaz Jamei | parvaz.nic@gmail.com | ORCID: 0009-0002-9980-270X</w:t>
+        <w:t>ORCID: https://orcid.org/0009-0002-9980-270X</w:t>
       </w:r>
     </w:p>
     <w:p>
@@ -98,7 +98,7 @@
           <w:rtl w:val="1"/>
           <w:lang w:val="en-US" w:bidi="fa-IR" w:eastAsia="fa-IR"/>
         </w:rPr>
-        <w:t>چکیده - اعتبار مدل محاسباتی در مهندسی پزشکی با تناسب شواهد و ادعا سنجیده می‌شود. این مقاله کودون‌تریس جنسیس را به‌عنوان حسابرس اجرایی همین تناسب معرفی می‌کند: اجرای قطعی، مداخله روی یال سازوکار، و نردبان شش‌سطحی ادعا در یک بستر. موتور حوزه نمی‌شناسد؛ حوزه از پورت DomainProfile می‌آید. پروفایل زیست‌پزشکی واژگان ASME V&amp;V 40، راهنمای FDA ۲۰۲۳، IEC 62304 و IMDRF را روی همان نردبان می‌نشاند. در کمپین تأییدی HE01، سی بذر جفتی تفاضل انرژی ۱۶٫۴۹ واحد را در برابر کنترل کانالِ روشن نشان داد و بازهٔ BCa برابر [۱۴٫۲۵، ۱۹٫۱۴] بود. همان حسابرس، بستهٔ اعلامی یک مدل تجهیز را با ریسک مدل ۳ و برچسب‌های IEC و FDA در سطح صفر نگه داشت.</w:t>
+        <w:t>چکیده - برای مدل محاسباتی در مهندسی پزشکی، عدد دقت به‌تنهایی کافی نیست و باید روشن باشد شواهد حاضر چه ادعایی را نگه می‌دارند. این مقاله بستر کودون‌تریس جنسیس را معرفی می‌کند: اجرا قطعی است، مداخله روی یال سازوکار ثبت می‌شود، و ادعا روی نردبانی شش‌سطحی حسابرسی می‌شود. خود موتور حوزه را نمی‌شناسد. برچسب حوزه از پورت DomainProfile می‌آید و پروفایل زیست‌پزشکی همان نردبان را با واژگان ASME V&amp;V 40، راهنمای FDA در سال ۲۰۲۳، IEC 62304 و IMDRF هماهنگ می‌کند. در کمپین HE01 با سی بذر جفتی، اختلاف انرژی نسبت به کنترل کانالِ روشن ۱۶٫۴۹ واحد و بازهٔ BCa برابر [۱۴٫۲۵، ۱۹٫۱۴] بود. اجرای همان حسابرس روی جدول اعلامی یک مدل تجهیز، با ریسک مدل ۳ و برچسب‌های IEC و FDA، در سطح صفر ماند.</w:t>
       </w:r>
     </w:p>
     <w:p>
@@ -164,7 +164,7 @@
           <w:rtl w:val="1"/>
           <w:lang w:val="en-US" w:bidi="fa-IR" w:eastAsia="fa-IR"/>
         </w:rPr>
-        <w:t>پرسش پروندهٔ یک مدل محاسباتی در تجهیزات پزشکی این نیست که مدل چند درصد دقیق است. پرسش این است که شواهد موجود کدام قوت از ادعا را مجاز می‌کند. راهنمای نوامبر ۲۰۲۳ سازمان غذا و داروی آمریکا برای مدل‌سازی و شبیه‌سازی فیزیک‌محور، اعتبار را به ریسک تصمیم گره می‌زند و مدل یادگیری ماشین مستقل را بیرون از دامنه می‌گذارد [1]. ASME V&amp;V 40 همین منطق را با پرسش مورد علاقه، زمینهٔ کاربرد و پیامد تصمیم صورت‌بندی می‌کند [2]. NASA-STD-7009B قابلیت خود مدل و جواز انتقال نتایج را جدا می‌خواهد [3]. پیوست چهارم قانون هوش مصنوعی اتحادیهٔ اروپا مستندسازی اعتبارسنجی را برای سامانه‌های مشمول الزام می‌کند [4]. این چهار سند زبان مشترک دارند و هیچ‌کدام، به‌تنهایی، ادعای چسبیده به یک مصنوع پژوهشی را درجه نمی‌دهند.</w:t>
+        <w:t>در پروندهٔ مدل محاسباتی برای تجهیز پزشکی، سؤال اصلی این نیست که مدل چند درصد درست گفته است. سؤال این است که با شواهد موجود تا کجا می‌شود ادعا کرد. راهنمای نوامبر ۲۰۲۳ سازمان غذا و داروی آمریکا اعتبار مدل‌سازی و شبیه‌سازی فیزیک‌محور را به ریسک تصمیم وصل می‌کند و مدل یادگیری ماشین مستقل را بیرون از دامنه می‌گذارد [1]. استاندارد ASME V&amp;V 40 همین نکته را با پرسش مورد علاقه، زمینهٔ کاربرد و پیامد تصمیم می‌نویسد [2]. NASA-STD-7009B جدا می‌خواهد که هم خود مدل قابل اتکا باشد و هم انتقال نتیجه به شرایط تازه مجاز باشد [3]. پیوست چهارم قانون هوش مصنوعی اتحادیهٔ اروپا نیز برای سامانه‌های مشمول، مستندسازی اعتبارسنجی را لازم کرده است [4]. این سندها زبان مشترکی دارند، اما هیچ‌کدام به‌تنهایی درجهٔ ادعای بسته‌شده به یک فایل پژوهشی را معلوم نمی‌کنند.</w:t>
       </w:r>
     </w:p>
     <w:p>
@@ -179,7 +179,7 @@
           <w:rtl w:val="1"/>
           <w:lang w:val="en-US" w:bidi="fa-IR" w:eastAsia="fa-IR"/>
         </w:rPr>
-        <w:t>آزمون in silico، چنان‌که Viceconti و همکاران ساخته‌اند، بر زمینهٔ کاربرد، تحلیل ریسک و زنجیرهٔ راستی‌آزمایی، اعتبارسنجی و کمی‌سازی عدم‌قطعیت استوار است [5]. Pathmanathan و همکاران همین زنجیره را برای آزمون بالینی درسیلیکو تا اعتبار زیرمدل‌ها پایین برده‌اند [17]. جمع‌بندی سمپوزیوم FDA/MDIC در ۲۰۲۴ نیز اعتبار مدل را در سراسر عمر تجهیز، از دوقلوی دیجیتال تا آزمون درسیلیکو، دنبال می‌کند [18]. شکاف جای دیگر است. در گزارش پژوهش، از میان ۸۵ مقالهٔ متکی به مدل زبانی در ICSE و ASE ۲۰۲۴، هیچ مصنوع اجرایی از پنج نمونهٔ بررسی‌شده کاملاً بازتولید نشد [6]. حتی وقتی اجرا تکرار می‌شود، هویت ادعا و سقف مجاز آن پس از انتشار حفظ نمی‌شود. حسابرس این مقاله برای همان شکاف ساخته شده است.</w:t>
+        <w:t>Viceconti و همکاران آزمون in silico را بر زمینهٔ کاربرد، تحلیل ریسک، و زنجیرهٔ راستی‌آزمایی، اعتبارسنجی و کمی‌سازی عدم‌قطعیت گذاشته‌اند [5]. Pathmanathan و همکاران همان زنجیره را تا اعتبار زیرمدل‌ها در آزمون بالینی درسیلیکو برده‌اند [17]. گزارش سمپوزیوم FDA/MDIC در سال ۲۰۲۴ هم اعتبار مدل را در طول عمر تجهیز، از جمله دوقلوی دیجیتال، جمع کرده است [18]. آنچه کم است ابزاری است که بعد از انتشار هم بگوید این مصنوع کدام سطح ادعا را پشتیبانی می‌کند. در بررسی ۸۵ مقالهٔ متکی به مدل زبانی در ICSE و ASE سال ۲۰۲۴، از پنج مصنوع اجرایی هیچ‌کدام کامل بازتولید نشد [6]. تکرار اجرا هم به‌خودی‌خود سقف ادعا را نگه نمی‌دارد. این مقاله برای همان کار نوشته شده است.</w:t>
       </w:r>
     </w:p>
     <w:p>
@@ -194,7 +194,7 @@
           <w:rtl w:val="1"/>
           <w:lang w:val="en-US" w:bidi="fa-IR" w:eastAsia="fa-IR"/>
         </w:rPr>
-        <w:t>سهم مقاله سه حکم است. نخست، اجرای قطعی، مداخلهٔ یال‌به‌یال و حسابرسی ادعا در یک بستر جمع شده‌اند و موتور برای پزشکی بازنویسی نمی‌شود. دوم، پروفایل زیست‌پزشکی همان نردبان را به واژگان تنظیم‌گری وصل می‌کند، بی‌آنکه برچسب را به تأیید تبدیل کند. سوم، یک حسابرس دو خروجی متمایز می‌دهد: کمپین تأییدی HE01 به سطح بالای نردبان می‌رسد، و بستهٔ اعلامی مدل تجهیز با ریسک مدل ۳ در سطح صفر می‌ماند. تازگی در این تفکیک اجرایی است.</w:t>
+        <w:t>در این بستر، اجرای قطعی، مداخلهٔ یال‌به‌یال و حسابرسی ادعا کنار هم آمده‌اند و موتور برای پزشکی از نو نوشته نشده است. پروفایل زیست‌پزشکی واژگان تنظیم‌گری را روی همان نردبان می‌گذارد و برچسب را به‌جای تأیید نمی‌نشاند. خروجی ارزیابی هم دو تاست: کمپین HE01 با شواهد جفتی بالا می‌رود و جدول اعلامی مدل تجهیز، با ریسک مدل ۳، در سطح صفر می‌ماند.</w:t>
       </w:r>
     </w:p>
     <w:p>
@@ -226,7 +226,7 @@
           <w:rtl w:val="1"/>
           <w:lang w:val="en-US" w:bidi="fa-IR" w:eastAsia="fa-IR"/>
         </w:rPr>
-        <w:t>درجه‌بندی اعتبار سابقه دارد، اما تا امروز بیشتر در قالب گزارش و چارچوب مانده است. ASME VVUQ 40.1-2026 نمونهٔ کامل همین چارچوب را برای شناسایی بدترین اندازهٔ سینی تیبیال در آزمون خستگی ISO 14879-1 می‌نویسد [7]. IEC 62304 ردهٔ ایمنی نرم‌افزار پزشکی را A، B یا C می‌گذارد و شدت فرایند را به آن رده گره می‌زند [8]. اسناد IMDRF زبان SiMD و SaMD و مشخصه‌سازی ریسک نرم‌افزار دستگاه را تثبیت کرده‌اند [9]، [10]. این مقاله همان واژگان را به یک نردبان قابل اجرا وصل می‌کند.</w:t>
+        <w:t>درجه‌بندی اعتبار سابقهٔ طولانی دارد، ولی اغلب در حد راهنما و گزارش نمونه مانده است. ASME VVUQ 40.1-2026 یک نمونهٔ کامل از همین چارچوب است و بدترین اندازهٔ سینی تیبیال را برای آزمون خستگی ISO 14879-1 مشخص می‌کند [7]. IEC 62304 ردهٔ ایمنی نرم‌افزار پزشکی را A، B یا C می‌گذارد و حجم کار چرخهٔ حیات را به همان رده وصل می‌کند [8]. اسناد IMDRF زبان SiMD و SaMD و نیز مشخصه‌سازی ریسک نرم‌افزار دستگاه را تثبیت کرده‌اند [9]، [10]. در این مقاله همان واژه‌ها به نردبانی وصل شده‌اند که روی بستهٔ شواهد اجرا می‌شود.</w:t>
       </w:r>
     </w:p>
     <w:p>
@@ -241,7 +241,7 @@
           <w:rtl w:val="1"/>
           <w:lang w:val="en-US" w:bidi="fa-IR" w:eastAsia="fa-IR"/>
         </w:rPr>
-        <w:t>در سوی محاسبات تکاملی، آویدا بستر کلاسیک برنامه‌های خودتکثیرشونده است [11] و پروندهٔ .dat آن از همین پورت خوانده می‌شود. ثبات عملکرد در محیط نامطمئن، آن‌گونه که ادبیات کیفیت‌تنوع گزارش می‌کند [12]، با بازپخش بیت‌به‌بیت یک اجرای نرم‌افزار یکی نیست. توصیف مدل از منطق ODD گرفته شده است [13]. مرز طراحی صریح است: رشتهٔ asme_vv40_passed در پیکربندی پذیرفته نمی‌شود.</w:t>
+        <w:t>آویدا بستر شناخته‌شده‌ای برای برنامه‌های خودتکثیرشونده است [11] و پروندهٔ .dat آن از همین در خوانده می‌شود. در ادبیات کیفیت‌تنوع، پایداری عملکرد در محیط نامطمئن [12] با بازپخش بیت‌به‌بیت یک اجرای نرم‌افزار یکی نیست. توصیف مدل بر اساس پروتکل ODD نوشته شده است [13]. در پیکربندی هم یک خط قرمز هست: رشتهٔ asme_vv40_passed پذیرفته نمی‌شود.</w:t>
       </w:r>
     </w:p>
     <w:p>
@@ -290,7 +290,7 @@
           <w:rtl w:val="1"/>
           <w:lang w:val="en-US" w:bidi="fa-IR" w:eastAsia="fa-IR"/>
         </w:rPr>
-        <w:t>هسته ژنوم، عامل، جهان و زمان‌بند است. هر تنظیم تازه با پیش‌فرض خاموش وارد می‌شود تا اجرای پیشین پایدار بماند. مسیر سازوکار از ژنوم به کنش، پیامد، کپسول منشأدار، پذیرش و سرانجام بقا می‌رسد. شناسهٔ یال و دیجست پیش و پس ثبت می‌شود تا عبور پیام با تغییر رفتار اشتباه گرفته نشود. نسخه از پروندهٔ پیکربندی پروژه خوانده می‌شود و داخل هویت بسته سخت‌کد نیست.</w:t>
+        <w:t>هسته از ژنوم، عامل، جهان و زمان‌بند ساخته شده است. هر تنظیم تازه با پیش‌فرض خاموش وارد می‌شود تا آزمایش‌های قبلی به‌هم نریزد. مسیر از ژنوم به کنش، پیامد، کپسول دارای منشأ، پذیرش و در نهایت بقا می‌رسد. برای هر یال، شناسه و اثرانگشت قبل و بعد ذخیره می‌شود تا عبور یک پیام با عوض شدن رفتار اشتباه گرفته نشود. شمارهٔ نسخه از پروندهٔ پیکربندی پروژه خوانده می‌شود و داخل بستهٔ شواهد ثابت نوشته نمی‌شود.</w:t>
       </w:r>
     </w:p>
     <w:p>
@@ -305,7 +305,7 @@
           <w:rtl w:val="1"/>
           <w:lang w:val="en-US" w:bidi="fa-IR" w:eastAsia="fa-IR"/>
         </w:rPr>
-        <w:t>موتور حوزه نمی‌شناسد. پزشکی، سخت‌افزار و زندگی مصنوعی از پورت می‌آیند: آداپتور بستهٔ شواهد را می‌سازد و DomainProfile فقط برچسب حوزه را حمل می‌کند. حوزهٔ تازه یعنی پروفایل تازه، نه موتور دوم. شکل ۱ همین تفکیک را نشان می‌دهد. موتور تیک، دیجست و بازپخش را بر عهده دارد؛ حسابرس روی بسته کار می‌کند [14].</w:t>
+        <w:t>موتور نمی‌داند آزمایش مربوط به پزشکی است یا زندگی مصنوعی یا سخت‌افزار. این برچسب از بیرون می‌آید. آداپتور بستهٔ شواهد را می‌سازد و DomainProfile فقط نام حوزه را با خود دارد. حوزهٔ تازه یعنی پروفایل تازه، نه موتور دوم. شکل ۱ همین جدایی را نشان می‌دهد. موتور تیک، اثرانگشت و بازپخش را انجام می‌دهد و حسابرس فقط بسته را می‌بیند [14].</w:t>
       </w:r>
     </w:p>
     <w:p>
@@ -1150,7 +1150,7 @@
           <w:rtl w:val="1"/>
           <w:lang w:val="en-US" w:bidi="fa-IR" w:eastAsia="fa-IR"/>
         </w:rPr>
-        <w:t>حسابرسی پنج گام است. آداپتور پرونده یا جدول را به یک بستهٔ واحد برمی‌گرداند. نقش بازوها به پنج نقش عام نگاشته می‌شود: درمان، حذف سازوکار، خاموشی کانال، کنترل منفی، و دوز. دیجست پیکربندی، و در صورت وجود دیجست پیش‌ثبت‌نامه، سنجیده می‌شود. سپس بازپخش، مقایسهٔ جفتی، بازهٔ اطمینان و شمار بذر خوانده می‌شود. حسابرس بالاترین سطحی را برمی‌گرداند که همهٔ شرط‌هایش برقرار است.</w:t>
+        <w:t>حسابرسی پنج مرحله دارد. آداپتور پرونده یا جدول را به یک بستهٔ واحد برمی‌گرداند. نقش بازوها به پنج نقش کلی نگاشت می‌شود: درمان، حذف سازوکار، خاموش کردن کانال، کنترل منفی، و دوز. اثرانگشت پیکربندی و، اگر موجود باشد، اثرانگشت پیش‌ثبت‌نامه بررسی می‌شود. سپس بازپخش، مقایسهٔ جفتی، بازهٔ اطمینان و تعداد بذر خوانده می‌شود. بالاترین سطحی برمی‌گردد که همهٔ شرط‌هایش برقرار باشد.</w:t>
       </w:r>
     </w:p>
     <w:p>
@@ -1182,7 +1182,7 @@
           <w:rtl w:val="1"/>
           <w:lang w:val="en-US" w:bidi="fa-IR" w:eastAsia="fa-IR"/>
         </w:rPr>
-        <w:t>حسابرس از موتور جداست. نردبان شش سطح دارد. سطح ۳ مداخله یا حذف یال، کنترل منفی و بازپخش می‌خواهد. سطح ۴ بازهٔ اطمینان و دست‌کم شانزده بذر را می‌افزاید. سطح ۵ آرشیو، محدودیت مکتوب، و شواهد آماری و مداخله‌ای را با هم می‌خواهد. این آستانه‌ها سیاست همین پیاده‌سازی‌اند. برابری خروجی دو بازو، به‌خودی خود، یک صفر معتبر را باطل نمی‌کند. آزمون وقتی بی‌اعتبار است که تحقق خود مداخله هم برقرار نباشد.</w:t>
+        <w:t>حسابرس از موتور جداست و شش سطح دارد. سطح ۳ به مداخله یا حذف یال، کنترل منفی و بازپخش نیاز دارد. سطح ۴ بازهٔ اطمینان و حداقل شانزده بذر را هم می‌خواهد. سطح ۵ علاوه بر اینها آرشیو، محدودیت نوشته‌شده، و شواهد آماری و مداخله‌ای را با هم لازم دارد. این آستانه‌ها مربوط به همین پیاده‌سازی است. برابر بودن خروجی دو بازو، به‌خودی‌خود، نتیجه را باطل نمی‌کند. آزمون وقتی بی‌اعتبار شمرده می‌شود که خود مداخله هم اعمال نشده باشد.</w:t>
       </w:r>
     </w:p>
     <w:p>
@@ -1214,7 +1214,7 @@
           <w:rtl w:val="1"/>
           <w:lang w:val="en-US" w:bidi="fa-IR" w:eastAsia="fa-IR"/>
         </w:rPr>
-        <w:t>آداپتور HE01 مصنوع JSON را می‌خواند و نقش محلی را به نقش عام برمی‌گرداند؛ بایت پرونده دست نمی‌خورد. Avida و MABE2 از همین در وارد می‌شوند. آداپتور زیست‌پزشکی جدول امتیاز را با زمینهٔ کاربرد و ریسک مدل پر می‌کند. پل سخت‌افزاری اختیاری است. اثرانگشت متن پس از یکسان‌سازی سطر ساخته می‌شود و هش دودویی با Path.read_bytes() می‌ماند. پروتکل پیش‌فرض، جایگشت علامت جفتی با تصحیح Holm و بازهٔ BCa است. بوت‌استرپ studentized و شمارش دقیق علامت برای n≤۴۰ اختیاری‌اند و پین کمپین را جابه‌جا نمی‌کنند.</w:t>
+        <w:t>آداپتور HE01 فایل JSON را می‌خواند و نقش محلی را به نقش کلی برمی‌گرداند. بایت خود پرونده عوض نمی‌شود. پروندهٔ Avida و خروجی CSV مربوط به MABE2 هم از همین مسیر وارد می‌شوند. آداپتور زیست‌پزشکی جدول امتیاز را با زمینهٔ کاربرد و ریسک مدل پر می‌کند. اتصال سخت‌افزاری **اختیاری** است. برای فایل متنی، اثرانگشت بعد از یکسان‌سازی انتهای سطر ساخته می‌شود و هش فایل دودویی با Path.read_bytes() حساب می‌شود. آزمون پیش‌فرض، جایگشت علامت جفتی با تصحیح Holm و بازهٔ BCa است. بوت‌استرپ studentized و شمارش دقیق علامت برای n≤۴۰ اختیاری‌اند تا اعداد کمپین منتشرشده جابه‌جا نشود.</w:t>
       </w:r>
     </w:p>
     <w:p>
@@ -1246,7 +1246,7 @@
           <w:rtl w:val="1"/>
           <w:lang w:val="en-US" w:bidi="fa-IR" w:eastAsia="fa-IR"/>
         </w:rPr>
-        <w:t>پزشکی از DomainProfile می‌آید: alife، biomedical، یا hardware [15]. simd_declared و samd_declared زبان IMDRF را روی بسته می‌نویسند و محصول را طبقه‌بندی نمی‌کنند. اگر مدل فیزیک‌محور اعلام نشده باشد، دامنه نسبت به راهنمای ۲۰۲۳ خارج از شمول می‌ماند، حتی وقتی دسته‌های شواهد پر شده باشند. رشته‌هایی مانند asme_vv40_passed، fda_cleared، clinical_validated و iec_62304_certified در پیکربندی راه ندارند. حسابرس اجازه نمی‌دهد تأیید از یک جدول اعلامی گرفته شود.</w:t>
+        <w:t>حوزهٔ پزشکی از DomainProfile می‌آید. نام‌های موجود alife، biomedical و hardware هستند [15]. simd_declared و samd_declared عبارت IMDRF را روی بسته یادداشت می‌کنند و خود محصول را رده‌بندی نمی‌کنند. اگر مدل فیزیک‌محور اعلام نشده باشد، نسبت به راهنمای سال ۲۰۲۳ خارج از دامنه می‌ماند، حتی وقتی خانه‌های شواهد پر شده باشند. رشته‌هایی مانند asme_vv40_passed، fda_cleared، clinical_validated و iec_62304_certified در پیکربندی قبول نمی‌شوند. از یک جدول اعلامی مهر تأیید بیرون نمی‌آید.</w:t>
       </w:r>
     </w:p>
     <w:p>
@@ -2136,7 +2136,7 @@
           <w:rtl w:val="1"/>
           <w:lang w:val="en-US" w:bidi="fa-IR" w:eastAsia="fa-IR"/>
         </w:rPr>
-        <w:t>جدول ۳ بسته‌ای است که در بخش ارزیابی حسابرسی شده است. امتیازها برای نمایش قالب‌اند و سطح حاصل صفر است.</w:t>
+        <w:t>جدول ۳ همان بسته‌ای است که در بخش ارزیابی به حسابرس داده شده است. امتیازها برای نشان دادن قالب جدول‌اند و سطحی که برمی‌گردد صفر است.</w:t>
       </w:r>
     </w:p>
     <w:p>
@@ -2961,7 +2961,7 @@
           <w:rtl w:val="1"/>
           <w:lang w:val="en-US" w:bidi="fa-IR" w:eastAsia="fa-IR"/>
         </w:rPr>
-        <w:t>HE01 طرح پیش‌ثبت‌شدهٔ سوگیری منشأ است. سی بذر جفتی بازوی درمان را در برابر چهار وضعیت کنترل می‌سنجد: محتوای تهی، کانال بسته، کانال روشن بدون سوگیری، و محتوای برزده. نردبان دوز جدا نگه داشته می‌شود تا الگوی پاسخ به شدت با اثر اصلی قاطی نشود. سنجهٔ اولیه میانگین انرژی پایانی گیرنده است؛ این انرژیِ شبیه‌سازی است. سقف ثبت‌شده در مصنوع intervention_supported است. آزمون پیش‌فرض، جایگشت علامت جفتی، تصحیح Holm و بازهٔ BCa است.</w:t>
+        <w:t>HE01 طرحی از پیش ثبت‌شده برای سنجش سوگیری منشأ کپسول است. سی بذر جفتی، بازوی درمان را با چهار کنترل مقایسه می‌کند: محتوای تهی، کانال بسته، کانال روشن بدون سوگیری، و محتوای برخورده. پاسخ به شدت دوز جدا نگه داشته می‌شود تا با اثر اصلی مخلوط نشود. سنجهٔ اصلی میانگین انرژی پایانی گیرنده است و این انرژی داخل شبیه‌سازی تعریف شده، نه یک کمیت زیستی. در مصنوع منتشرشده سقف ادعا intervention_supported است. آزمون پیش‌فرض، جایگشت علامت جفتی، تصحیح Holm و بازهٔ BCa است.</w:t>
       </w:r>
     </w:p>
     <w:p>
@@ -2976,7 +2976,7 @@
           <w:rtl w:val="1"/>
           <w:lang w:val="en-US" w:bidi="fa-IR" w:eastAsia="fa-IR"/>
         </w:rPr>
-        <w:t>مصنوع results_v7.json با پیشوند دیجست 28f812c5 سه کنتراست جفتی را ثبت کرده است [16]. در برابر کانالِ روشن بدون سوگیری منشأ، تفاضل ۱۶٫۴۹ واحد است؛ p خام جایگشت ۴٫۹۹۹۷۵×۱۰⁻⁵، p تصحیح‌شده با Holm برابر ۱٫۵۰×۱۰⁻⁴، و بازهٔ BCa برابر [۱۴٫۲۵، ۱۹٫۱۴]. در برابر کانال بسته و محتوای تهی، تفاضل ۳۰٫۶۷ واحد و بازهٔ [۲۶٫۰۳، ۳۵٫۳۲] است. کنتراست نخست کانال را ثابت نگه می‌دارد و فقط سوگیری را برمی‌دارد؛ کنتراست دوم محتوا و سوگیری را با هم عوض می‌کند. بازتحلیل اختیاری همان سی تفاضل با بوت‌استرپ studentized بازه را حدود ۱۴٫۰۵ تا ۱۹٫۳۰ می‌گذارد. این حساسیت روش است، نه بازنویسی فایل.</w:t>
+        <w:t>فایل results_v7.json با پیشوند اثرانگشت 28f812c5 سه مقایسهٔ جفتی دارد [16]. نسبت به کانال روشن و بدون سوگیری منشأ، اختلاف ۱۶٫۴۹ واحد است. p خام جایگشت ۴٫۹۹۹۷۵×۱۰⁻⁵ و p پس از Holm برابر ۱٫۵۰×۱۰⁻⁴ است. بازهٔ BCa نیز [۱۴٫۲۵، ۱۹٫۱۴] است. نسبت به کانال بسته و محتوای تهی، اختلاف ۳۰٫۶۷ واحد و بازهٔ [۲۶٫۰۳، ۳۵٫۳۲] است. در مقایسهٔ اول کانال سر جای خود می‌ماند و فقط سوگیری برداشته می‌شود. در مقایسهٔ دوم هم محتوا عوض می‌شود و هم سوگیری. اگر همان سی اختلاف را با بوت‌استرپ studentized، که اختیاری است، دوباره حساب کنیم، بازه حدود ۱۴٫۰۵ تا ۱۹٫۳۰ می‌شود. این تفاوت از روش می‌آید و فایل v7 دست نخورده است.</w:t>
       </w:r>
     </w:p>
     <w:p>
@@ -3572,7 +3572,7 @@
           <w:rtl w:val="1"/>
           <w:lang w:val="en-US" w:bidi="fa-IR" w:eastAsia="fa-IR"/>
         </w:rPr>
-        <w:t>بستهٔ جدول ۳ با زمینهٔ کاربرد مدل تجهیز ساخته شد. پرسش این بود که آیا جدول امتیاز، انتخاب اندازهٔ بدترین حالت را مجاز می‌کند. زمینه، جدول امتیاز است؛ آزمون ISO 14879-1 و ایمپلنت در میان نیست. تأثیر مدل ۲ و پیامد تصمیم ۳ است، بنابراین ریسک مدل ۳ ثبت می‌شود. امتیاز درمان ۰٫۱۲، ۰٫۱۱ و ۰٫۱۳ و امتیاز کنترل ۰٫۲۰، ۰٫۱۹ و ۰٫۲۱ است. همراه بسته این برچسب‌ها نشسته‌اند: simd_declared، ردهٔ B از IEC 62304، دستهٔ II از IMDRF، دسته‌های شواهد ۱ و ۳ و ۸، و اعلام مدل فیزیک‌محور. حسابرس سطح صفر برگرداند. برای سطح یک فقط مانیفست مصنوع کم است. HE01، با بازپخش و مداخله و کنترل منفی و بازه و سی بذر، به سطح ۴ می‌رسد. فاصلهٔ این دو خروجی را هیچ برچسبی پر نمی‌کند.</w:t>
+        <w:t>جدول ۳ با زمینهٔ کاربرد یک مدل تجهیز ساخته و به حسابرس داده شد. سؤال این بود که آیا جدول امتیاز اجازه می‌دهد اندازهٔ بدترین حالت انتخاب شود. زمینه فقط همان جدول است و آزمون ISO 14879-1 و ایمپلنت در میان نیست. تأثیر مدل ۲ و پیامد تصمیم ۳ اعلام شده، بنابراین ریسک مدل ۳ ثبت می‌شود. امتیاز درمان ۰٫۱۲، ۰٫۱۱ و ۰٫۱۳ و امتیاز کنترل ۰٫۲۰، ۰٫۱۹ و ۰٫۲۱ است. برچسب‌های همراه عبارت‌اند از simd_declared، ردهٔ B در IEC 62304، دستهٔ II در IMDRF، دسته‌های شواهد ۱ و ۳ و ۸، و اعلام فیزیک‌محور بودن مدل. خروجی سطح صفر بود. برای سطح ۱ فقط مانیفست مصنوع کم است. HE01 چون بازپخش، مداخله، کنترل منفی، بازه و سی بذر دارد به سطح ۴ می‌رسد. برچسب رده و دستهٔ شواهد این فاصله را عوض نمی‌کند.</w:t>
       </w:r>
     </w:p>
     <w:p>
@@ -3604,7 +3604,7 @@
           <w:rtl w:val="1"/>
           <w:lang w:val="en-US" w:bidi="fa-IR" w:eastAsia="fa-IR"/>
         </w:rPr>
-        <w:t>ASME V&amp;V 40 فرایند اعتبار یک مدل در زمینهٔ کاربرد مشخص است. این بستر پرسش، زمینه، تأثیر و پیامد را ثبت می‌کند و سپس ادعای همراه بسته را درجه می‌دهد. شواهد نیمکت و in vivo بیرون از نرم‌افزار گرد می‌آیند و به‌صورت دستهٔ راهنمای FDA ۲۰۲۳ اعلام می‌شوند. کودون‌تریس مکمل حسابرسی ادعاست. نسخه از پیکربندی پروژه خوانده می‌شود و اعداد این مقاله از نوک شاخه بازتقطیع نشده‌اند.</w:t>
+        <w:t>ASME V&amp;V 40 روش اعتبار یک مدل در زمینهٔ کاربرد مشخص است. در این بستر، پرسش، زمینه، تأثیر و پیامد ثبت می‌شود و سپس ادعای همراه بسته درجه می‌گیرد. اگر آزمون نیمکت یا in vivo در دست باشد، بیرون از نرم‌افزار جمع می‌شود و فقط به شکل دستهٔ راهنمای FDA ۲۰۲۳ اعلام می‌گردد. کودون‌تریس جای آن آزمون‌ها را نمی‌گیرد و حساب ادعا را نگه می‌دارد. نسخه از پیکربندی پروژه خوانده می‌شود و اعداد کمپین در این متن دوباره تولید نشده‌اند.</w:t>
       </w:r>
     </w:p>
     <w:p>
@@ -3636,7 +3636,7 @@
           <w:rtl w:val="1"/>
           <w:lang w:val="en-US" w:bidi="fa-IR" w:eastAsia="fa-IR"/>
         </w:rPr>
-        <w:t>دامنه، درجهٔ ادعای همراه مصنوع است. راهنمای FDA ۲۰۲۳ مدل یادگیری ماشین مستقل را پوشش نمی‌دهد. در HE01 کنتراست محتوایی مداخله‌ای مرکب است. گسترش بعدی، نشاندن مدل فیزیک‌محور واقعی با مانیفست و زمینهٔ کاربرد صریح روی همین پورت است.</w:t>
+        <w:t>موضوع این مطالعه درجهٔ ادعای همراه مصنوع است. راهنمای FDA سال ۲۰۲۳ مدل یادگیری ماشین مستقل را در بر نمی‌گیرد. در HE01 مقایسه با کنترل محتوایی، مداخله‌ای مرکب است. گام بعدی، گذاشتن مدل فیزیک‌محور واقعی با مانیفست و زمینهٔ کاربرد مشخص روی همین پورت است.</w:t>
       </w:r>
     </w:p>
     <w:p>
@@ -3668,7 +3668,7 @@
           <w:rtl w:val="1"/>
           <w:lang w:val="en-US" w:bidi="fa-IR" w:eastAsia="fa-IR"/>
         </w:rPr>
-        <w:t>کودون‌تریس جنسیس اجرای قطعی، مداخلهٔ علّی و حسابرسی ادعا را روی یک نردبان واحد می‌نشاند و موتور را نسبت به حوزه ناآگاه نگه می‌دارد. پروفایل زیست‌پزشکی زبان ASME V&amp;V 40، FDA ۲۰۲۳، IEC 62304 و IMDRF را حمل می‌کند. HE01 نشان می‌دهد که با شواهد جفتی، نردبان بالا می‌رود. بستهٔ اعلامی تجهیز نشان می‌دهد که با ریسک مدل ۳ و همان برچسب‌ها، نردبان در صفر می‌ماند. این تفکیک، نتیجهٔ مقاله است.</w:t>
+        <w:t>کودون‌تریس جنسیس اجرا، مداخله و حسابرسی ادعا را روی یک نردبان جمع کرده و موتور را نسبت به حوزه بی‌طرف گذاشته است. پروفایل زیست‌پزشکی واژگان ASME V&amp;V 40، راهنمای FDA ۲۰۲۳، IEC 62304 و IMDRF را به همین نردبان می‌آورد. HE01 اختلاف انرژی را با بازهٔ اطمینان و سی بذر جفتی نشان داد. جدول اعلامی تجهیز، با ریسک مدل ۳ و برچسب‌های تنظیم‌گری، در سطح صفر ماند. برچسب استاندارد به‌تنهایی سطح ادعا را بالا نمی‌برد.</w:t>
       </w:r>
     </w:p>
     <w:p>

--- a/paper/baic/مقاله_BAIC_2026_نهایی.docx
+++ b/paper/baic/مقاله_BAIC_2026_نهایی.docx
@@ -50,7 +50,18 @@
           <w:rtl w:val="1"/>
           <w:lang w:val="en-US" w:bidi="fa-IR" w:eastAsia="fa-IR"/>
         </w:rPr>
-        <w:t xml:space="preserve">پرواز جمیعی۱</w:t>
+        <w:t xml:space="preserve">پرواز جمیعی</w:t>
+      </w:r>
+      <w:r>
+        <w:rPr>
+          <w:rFonts w:ascii="Times New Roman" w:hAnsi="Times New Roman" w:cs="B Nazanin" w:eastAsia="B Nazanin"/>
+          <w:b/>
+          <w:sz w:val="22"/>
+          <w:rtl w:val="1"/>
+          <w:lang w:val="en-US" w:bidi="fa-IR" w:eastAsia="fa-IR"/>
+          <w:vertAlign w:val="superscript"/>
+        </w:rPr>
+        <w:t xml:space="preserve">۱</w:t>
       </w:r>
     </w:p>
     <w:p>
@@ -59,6 +70,16 @@
         <w:jc w:val="center"/>
         <w:bidi w:val="1"/>
       </w:pPr>
+      <w:r>
+        <w:rPr>
+          <w:rFonts w:ascii="Times New Roman" w:hAnsi="Times New Roman" w:cs="B Nazanin" w:eastAsia="B Nazanin"/>
+          <w:sz w:val="18"/>
+          <w:rtl w:val="1"/>
+          <w:lang w:val="en-US" w:bidi="fa-IR" w:eastAsia="fa-IR"/>
+          <w:vertAlign w:val="superscript"/>
+        </w:rPr>
+        <w:t xml:space="preserve">۱</w:t>
+      </w:r>
       <w:r>
         <w:rPr>
           <w:rFonts w:ascii="Times New Roman" w:hAnsi="Times New Roman" w:cs="B Nazanin" w:eastAsia="B Nazanin"/>
@@ -66,7 +87,7 @@
           <w:rtl w:val="1"/>
           <w:lang w:val="en-US" w:bidi="fa-IR" w:eastAsia="fa-IR"/>
         </w:rPr>
-        <w:t>۱پژوهشگر مستقل، مشهد، ایران، parvaz.jamie@gmail.com</w:t>
+        <w:t>پژوهشگر مستقل، مشهد، ایران، parvaz.jamie@gmail.com</w:t>
       </w:r>
     </w:p>
     <w:p>
@@ -571,7 +592,9 @@
               <w:jc w:val="center"/>
               <w:bidi w:val="1"/>
             </w:pPr>
-            <w:r/>
+            <w:r>
+              <w:t>خواندن مصنوع</w:t>
+            </w:r>
             <w:r>
               <w:rPr>
                 <w:rFonts w:ascii="Times New Roman" w:hAnsi="Times New Roman" w:cs="B Nazanin" w:eastAsia="B Nazanin"/>
@@ -580,7 +603,6 @@
                 <w:rtl w:val="1"/>
                 <w:lang w:val="en-US" w:bidi="fa-IR" w:eastAsia="fa-IR"/>
               </w:rPr>
-              <w:t>اجرای جهان</w:t>
             </w:r>
           </w:p>
         </w:tc>

--- a/paper/baic/مقاله_BAIC_2026_نهایی.docx
+++ b/paper/baic/مقاله_BAIC_2026_نهایی.docx
@@ -33,7 +33,7 @@
           <w:rtl w:val="1"/>
           <w:lang w:val="en-US" w:bidi="fa-IR" w:eastAsia="fa-IR"/>
         </w:rPr>
-        <w:t xml:space="preserve">Auditing Evidence for In-Silico Models in Biomedical Engineering with the CodonTrace Genesis Credibility Ladder</w:t>
+        <w:t>Auditing In-Silico Evidence with the CodonTrace Genesis Ladder</w:t>
       </w:r>
     </w:p>
     <w:p>
@@ -73,13 +73,31 @@
       <w:r>
         <w:rPr>
           <w:rFonts w:ascii="Times New Roman" w:hAnsi="Times New Roman" w:cs="B Nazanin" w:eastAsia="B Nazanin"/>
-          <w:sz w:val="18"/>
+          <w:sz w:val="20"/>
           <w:rtl w:val="1"/>
           <w:lang w:val="en-US" w:bidi="fa-IR" w:eastAsia="fa-IR"/>
           <w:vertAlign w:val="superscript"/>
+          <w:szCs w:val="20"/>
         </w:rPr>
         <w:t xml:space="preserve">۱</w:t>
       </w:r>
+      <w:r>
+        <w:rPr>
+          <w:rFonts w:ascii="Times New Roman" w:hAnsi="Times New Roman" w:cs="B Nazanin" w:eastAsia="B Nazanin"/>
+          <w:sz w:val="20"/>
+          <w:rtl w:val="1"/>
+          <w:lang w:val="en-US" w:bidi="fa-IR" w:eastAsia="fa-IR"/>
+          <w:szCs w:val="20"/>
+        </w:rPr>
+        <w:t xml:space="preserve">پژوهشگر مستقل، مشهد، ایران، parvaz.jamie@gmail.com، ORCID: 0009-0002-9980-270X</w:t>
+      </w:r>
+    </w:p>
+    <w:p>
+      <w:pPr>
+        <w:pStyle w:val="Abstract"/>
+        <w:jc w:val="both"/>
+        <w:bidi w:val="1"/>
+      </w:pPr>
       <w:r>
         <w:rPr>
           <w:rFonts w:ascii="Times New Roman" w:hAnsi="Times New Roman" w:cs="B Nazanin" w:eastAsia="B Nazanin"/>
@@ -87,39 +105,7 @@
           <w:rtl w:val="1"/>
           <w:lang w:val="en-US" w:bidi="fa-IR" w:eastAsia="fa-IR"/>
         </w:rPr>
-        <w:t>پژوهشگر مستقل، مشهد، ایران، parvaz.jamie@gmail.com</w:t>
-      </w:r>
-    </w:p>
-    <w:p>
-      <w:pPr>
-        <w:pStyle w:val="Affiliations"/>
-        <w:jc w:val="center"/>
-        <w:bidi w:val="1"/>
-      </w:pPr>
-      <w:r>
-        <w:rPr>
-          <w:rFonts w:ascii="Times New Roman" w:hAnsi="Times New Roman" w:cs="B Nazanin" w:eastAsia="B Nazanin"/>
-          <w:sz w:val="18"/>
-          <w:rtl w:val="1"/>
-          <w:lang w:val="en-US" w:bidi="fa-IR" w:eastAsia="fa-IR"/>
-        </w:rPr>
-        <w:t>ORCID: https://orcid.org/0009-0002-9980-270X</w:t>
-      </w:r>
-    </w:p>
-    <w:p>
-      <w:pPr>
-        <w:pStyle w:val="Abstract"/>
-        <w:jc w:val="both"/>
-        <w:bidi w:val="1"/>
-      </w:pPr>
-      <w:r>
-        <w:rPr>
-          <w:rFonts w:ascii="Times New Roman" w:hAnsi="Times New Roman" w:cs="B Nazanin" w:eastAsia="B Nazanin"/>
-          <w:sz w:val="18"/>
-          <w:rtl w:val="1"/>
-          <w:lang w:val="en-US" w:bidi="fa-IR" w:eastAsia="fa-IR"/>
-        </w:rPr>
-        <w:t>چکیده - برای مدل محاسباتی در مهندسی پزشکی، عدد دقت به‌تنهایی کافی نیست و باید روشن باشد شواهد حاضر چه ادعایی را نگه می‌دارند. این مقاله بستر کودون‌تریس جنسیس را معرفی می‌کند: اجرا قطعی است، مداخله روی یال سازوکار ثبت می‌شود، و ادعا روی نردبانی شش‌سطحی حسابرسی می‌شود. خود موتور حوزه را نمی‌شناسد. برچسب حوزه از پورت DomainProfile می‌آید و پروفایل زیست‌پزشکی همان نردبان را با واژگان ASME V&amp;V 40، راهنمای FDA در سال ۲۰۲۳، IEC 62304 و IMDRF هماهنگ می‌کند. در کمپین HE01 با سی بذر جفتی، اختلاف انرژی نسبت به کنترل کانالِ روشن ۱۶٫۴۹ واحد و بازهٔ BCa برابر [۱۴٫۲۵، ۱۹٫۱۴] بود. اجرای همان حسابرس روی جدول اعلامی یک مدل تجهیز، با ریسک مدل ۳ و برچسب‌های IEC و FDA، در سطح صفر ماند.</w:t>
+        <w:t>چکیده - برای مدل محاسباتی در مهندسی پزشکی باید روشن باشد شواهد حاضر چه ادعایی را نگه می‌دارند. کودون‌تریس جنسیس اجرا را قطعی می‌کند، مداخلهٔ یال را ثبت می‌کند و ادعا را روی نردبانی شش‌سطحی حسابرسی می‌کند. موتور حوزه را نمی‌شناسد. برچسب حوزه از پورت DomainProfile می‌آید و پروفایل زیست‌پزشکی همان نردبان را با ASME V&amp;V 40، راهنمای FDA ۲۰۲۳، IEC 62304 و IMDRF هماهنگ می‌کند. در HE01 با سی بذر جفتی، اختلاف انرژی نسبت به کنترل کانالِ روشن ۱۶٫۴۹ و بازهٔ BCa برابر [۱۴٫۲۵، ۱۹٫۱۴] بود. همان حسابرس جدول اعلامی یک مدل تجهیز را، با ریسک مدل ۳، در سطح صفر گذاشت.</w:t>
       </w:r>
     </w:p>
     <w:p>
@@ -185,7 +171,7 @@
           <w:rtl w:val="1"/>
           <w:lang w:val="en-US" w:bidi="fa-IR" w:eastAsia="fa-IR"/>
         </w:rPr>
-        <w:t>در پروندهٔ مدل محاسباتی برای تجهیز پزشکی، سؤال اصلی این نیست که مدل چند درصد درست گفته است. سؤال این است که با شواهد موجود تا کجا می‌شود ادعا کرد. راهنمای نوامبر ۲۰۲۳ سازمان غذا و داروی آمریکا اعتبار مدل‌سازی و شبیه‌سازی فیزیک‌محور را به ریسک تصمیم وصل می‌کند و مدل یادگیری ماشین مستقل را بیرون از دامنه می‌گذارد [1]. استاندارد ASME V&amp;V 40 همین نکته را با پرسش مورد علاقه، زمینهٔ کاربرد و پیامد تصمیم می‌نویسد [2]. NASA-STD-7009B جدا می‌خواهد که هم خود مدل قابل اتکا باشد و هم انتقال نتیجه به شرایط تازه مجاز باشد [3]. پیوست چهارم قانون هوش مصنوعی اتحادیهٔ اروپا نیز برای سامانه‌های مشمول، مستندسازی اعتبارسنجی را لازم کرده است [4]. این سندها زبان مشترکی دارند، اما هیچ‌کدام به‌تنهایی درجهٔ ادعای بسته‌شده به یک فایل پژوهشی را معلوم نمی‌کنند.</w:t>
+        <w:t>در پروندهٔ مدل محاسباتی برای تجهیز پزشکی، سؤال این است که شواهد موجود تا کجا ادعا را نگه می‌دارند. راهنمای نوامبر ۲۰۲۳ سازمان غذا و داروی آمریکا اعتبار شبیه‌سازی فیزیک‌محور را به ریسک تصمیم وصل می‌کند و مدل یادگیری ماشین مستقل را بیرون از دامنه می‌گذارد [1]. ASME V&amp;V 40 همین نکته را با پرسش مورد علاقه، زمینهٔ کاربرد و پیامد تصمیم می‌نویسد [2]. NASA-STD-7009B هم قابلیت مدل و هم جواز انتقال نتیجه را جدا می‌خواهد [3]. پیوست چهارم قانون هوش مصنوعی اتحادیهٔ اروپا مستندسازی اعتبارسنجی را لازم کرده است [4]. هیچ‌کدام به‌تنهایی درجهٔ ادعای یک فایل پژوهشی را معلوم نمی‌کنند.</w:t>
       </w:r>
     </w:p>
     <w:p>
@@ -200,7 +186,7 @@
           <w:rtl w:val="1"/>
           <w:lang w:val="en-US" w:bidi="fa-IR" w:eastAsia="fa-IR"/>
         </w:rPr>
-        <w:t>Viceconti و همکاران آزمون in silico را بر زمینهٔ کاربرد، تحلیل ریسک، و زنجیرهٔ راستی‌آزمایی، اعتبارسنجی و کمی‌سازی عدم‌قطعیت گذاشته‌اند [5]. Pathmanathan و همکاران همان زنجیره را تا اعتبار زیرمدل‌ها در آزمون بالینی درسیلیکو برده‌اند [17]. گزارش سمپوزیوم FDA/MDIC در سال ۲۰۲۴ هم اعتبار مدل را در طول عمر تجهیز، از جمله دوقلوی دیجیتال، جمع کرده است [18]. آنچه کم است ابزاری است که بعد از انتشار هم بگوید این مصنوع کدام سطح ادعا را پشتیبانی می‌کند. در بررسی ۸۵ مقالهٔ متکی به مدل زبانی در ICSE و ASE سال ۲۰۲۴، از پنج مصنوع اجرایی هیچ‌کدام کامل بازتولید نشد [6]. تکرار اجرا هم به‌خودی‌خود سقف ادعا را نگه نمی‌دارد. این مقاله برای همان کار نوشته شده است.</w:t>
+        <w:t>Viceconti و همکاران آزمون in silico را بر زمینهٔ کاربرد، ریسک، و زنجیرهٔ راستی‌آزمایی، اعتبارسنجی و کمی‌سازی عدم‌قطعیت گذاشته‌اند [5]. Pathmanathan و همکاران همان زنجیره را تا زیرمدل‌های آزمون بالینی درسیلیکو برده‌اند [17] و سمپوزیوم FDA/MDIC در ۲۰۲۴ اعتبار مدل را در طول عمر تجهیز جمع کرده است [18]. در بررسی ۸۵ مقالهٔ ICSE و ASE ۲۰۲۴، از پنج مصنوع اجرایی هیچ‌کدام کامل بازتولید نشد [6]. کار این مقاله این است که بعد از انتشار هم سطح ادعا معلوم بماند.</w:t>
       </w:r>
     </w:p>
     <w:p>
@@ -215,7 +201,7 @@
           <w:rtl w:val="1"/>
           <w:lang w:val="en-US" w:bidi="fa-IR" w:eastAsia="fa-IR"/>
         </w:rPr>
-        <w:t>در این بستر، اجرای قطعی، مداخلهٔ یال‌به‌یال و حسابرسی ادعا کنار هم آمده‌اند و موتور برای پزشکی از نو نوشته نشده است. پروفایل زیست‌پزشکی واژگان تنظیم‌گری را روی همان نردبان می‌گذارد و برچسب را به‌جای تأیید نمی‌نشاند. خروجی ارزیابی هم دو تاست: کمپین HE01 با شواهد جفتی بالا می‌رود و جدول اعلامی مدل تجهیز، با ریسک مدل ۳، در سطح صفر می‌ماند.</w:t>
+        <w:t>اجرای قطعی، مداخلهٔ یال‌به‌یال و حسابرسی ادعا در یک بستر آمده‌اند و موتور برای پزشکی از نو نوشته نشده است. پروفایل زیست‌پزشکی برچسب تنظیم‌گری را به‌جای تأیید نمی‌نشاند. HE01 با شواهد جفتی بالا می‌رود و جدول اعلامی تجهیز، با ریسک مدل ۳، در سطح صفر می‌ماند.</w:t>
       </w:r>
     </w:p>
     <w:p>
@@ -247,7 +233,7 @@
           <w:rtl w:val="1"/>
           <w:lang w:val="en-US" w:bidi="fa-IR" w:eastAsia="fa-IR"/>
         </w:rPr>
-        <w:t>درجه‌بندی اعتبار سابقهٔ طولانی دارد، ولی اغلب در حد راهنما و گزارش نمونه مانده است. ASME VVUQ 40.1-2026 یک نمونهٔ کامل از همین چارچوب است و بدترین اندازهٔ سینی تیبیال را برای آزمون خستگی ISO 14879-1 مشخص می‌کند [7]. IEC 62304 ردهٔ ایمنی نرم‌افزار پزشکی را A، B یا C می‌گذارد و حجم کار چرخهٔ حیات را به همان رده وصل می‌کند [8]. اسناد IMDRF زبان SiMD و SaMD و نیز مشخصه‌سازی ریسک نرم‌افزار دستگاه را تثبیت کرده‌اند [9]، [10]. در این مقاله همان واژه‌ها به نردبانی وصل شده‌اند که روی بستهٔ شواهد اجرا می‌شود.</w:t>
+        <w:t>درجه‌بندی اعتبار اغلب در حد راهنما مانده است. ASME VVUQ 40.1-2026 بدترین اندازهٔ سینی تیبیال را برای آزمون خستگی ISO 14879-1 مشخص می‌کند [7]. IEC 62304 ردهٔ ایمنی نرم‌افزار را A، B یا C می‌گذارد [8]. اسناد IMDRF زبان SiMD و SaMD را تثبیت کرده‌اند [9]، [10]. اینجا همان واژه‌ها روی بستهٔ شواهد اجرا می‌شوند.</w:t>
       </w:r>
     </w:p>
     <w:p>
@@ -262,7 +248,7 @@
           <w:rtl w:val="1"/>
           <w:lang w:val="en-US" w:bidi="fa-IR" w:eastAsia="fa-IR"/>
         </w:rPr>
-        <w:t>آویدا بستر شناخته‌شده‌ای برای برنامه‌های خودتکثیرشونده است [11] و پروندهٔ .dat آن از همین در خوانده می‌شود. در ادبیات کیفیت‌تنوع، پایداری عملکرد در محیط نامطمئن [12] با بازپخش بیت‌به‌بیت یک اجرای نرم‌افزار یکی نیست. توصیف مدل بر اساس پروتکل ODD نوشته شده است [13]. در پیکربندی هم یک خط قرمز هست: رشتهٔ asme_vv40_passed پذیرفته نمی‌شود.</w:t>
+        <w:t>آویدا بستر برنامه‌های خودتکثیرشونده است [11] و پروندهٔ .dat آن از همین در خوانده می‌شود. پایداری عملکرد در محیط نامطمئن [12] با بازپخش بیت‌به‌بیت یکی نیست. توصیف مدل از پروتکل ODD است [13]. رشتهٔ asme_vv40_passed در پیکربندی پذیرفته نمی‌شود.</w:t>
       </w:r>
     </w:p>
     <w:p>
@@ -311,7 +297,7 @@
           <w:rtl w:val="1"/>
           <w:lang w:val="en-US" w:bidi="fa-IR" w:eastAsia="fa-IR"/>
         </w:rPr>
-        <w:t>هسته از ژنوم، عامل، جهان و زمان‌بند ساخته شده است. هر تنظیم تازه با پیش‌فرض خاموش وارد می‌شود تا آزمایش‌های قبلی به‌هم نریزد. مسیر از ژنوم به کنش، پیامد، کپسول دارای منشأ، پذیرش و در نهایت بقا می‌رسد. برای هر یال، شناسه و اثرانگشت قبل و بعد ذخیره می‌شود تا عبور یک پیام با عوض شدن رفتار اشتباه گرفته نشود. شمارهٔ نسخه از پروندهٔ پیکربندی پروژه خوانده می‌شود و داخل بستهٔ شواهد ثابت نوشته نمی‌شود.</w:t>
+        <w:t>هسته ژنوم، عامل، جهان و زمان‌بند است. تنظیم تازه با پیش‌فرض خاموش می‌آید. برای هر یال شناسه و اثرانگشت قبل و بعد ذخیره می‌شود. نسخه از پیکربندی پروژه خوانده می‌شود و داخل بسته ثابت نوشته نمی‌شود.</w:t>
       </w:r>
     </w:p>
     <w:p>
@@ -326,7 +312,7 @@
           <w:rtl w:val="1"/>
           <w:lang w:val="en-US" w:bidi="fa-IR" w:eastAsia="fa-IR"/>
         </w:rPr>
-        <w:t>موتور نمی‌داند آزمایش مربوط به پزشکی است یا زندگی مصنوعی یا سخت‌افزار. این برچسب از بیرون می‌آید. آداپتور بستهٔ شواهد را می‌سازد و DomainProfile فقط نام حوزه را با خود دارد. حوزهٔ تازه یعنی پروفایل تازه، نه موتور دوم. شکل ۱ همین جدایی را نشان می‌دهد. موتور تیک، اثرانگشت و بازپخش را انجام می‌دهد و حسابرس فقط بسته را می‌بیند [14].</w:t>
+        <w:t>موتور نمی‌داند آزمایش پزشکی است یا زندگی مصنوعی یا سخت‌افزار. آداپتور بسته را می‌سازد و DomainProfile فقط نام حوزه را دارد. حوزهٔ تازه پروفایل تازه است، نه موتور دوم. شکل ۱ همین جدایی را نشان می‌دهد [14].</w:t>
       </w:r>
     </w:p>
     <w:p>
@@ -338,7 +324,7 @@
       <w:r>
         <w:drawing>
           <wp:inline xmlns:a="http://schemas.openxmlformats.org/drawingml/2006/main" xmlns:pic="http://schemas.openxmlformats.org/drawingml/2006/picture">
-            <wp:extent cx="2916000" cy="1044900"/>
+            <wp:extent cx="2916000" cy="815022"/>
             <wp:docPr id="1" name="Picture 1"/>
             <wp:cNvGraphicFramePr>
               <a:graphicFrameLocks noChangeAspect="1"/>
@@ -359,7 +345,7 @@
                   <pic:spPr>
                     <a:xfrm>
                       <a:off x="0" y="0"/>
-                      <a:ext cx="2916000" cy="1044900"/>
+                      <a:ext cx="2916000" cy="815022"/>
                     </a:xfrm>
                     <a:prstGeom prst="rect"/>
                   </pic:spPr>
@@ -389,779 +375,6 @@
     </w:p>
     <w:p>
       <w:pPr>
-        <w:pStyle w:val="TableTitle"/>
-        <w:jc w:val="center"/>
-        <w:bidi w:val="1"/>
-      </w:pPr>
-      <w:r>
-        <w:rPr>
-          <w:rFonts w:ascii="Times New Roman" w:hAnsi="Times New Roman" w:cs="B Nazanin" w:eastAsia="B Nazanin"/>
-          <w:b/>
-          <w:i/>
-          <w:sz w:val="16"/>
-          <w:rtl w:val="1"/>
-          <w:lang w:val="en-US" w:bidi="fa-IR" w:eastAsia="fa-IR"/>
-        </w:rPr>
-        <w:t xml:space="preserve">جدول ۱: پورت‌ها؛ حوزه در آداپتور است نه در موتور</w:t>
-      </w:r>
-    </w:p>
-    <w:tbl>
-      <w:tblPr>
-        <w:tblStyle w:val="TableGrid"/>
-        <w:tblW w:type="auto" w:w="0"/>
-        <w:jc w:val="center"/>
-        <w:tblLook w:firstColumn="1" w:firstRow="1" w:lastColumn="0" w:lastRow="0" w:noHBand="0" w:noVBand="1" w:val="04A0"/>
-        <w:bidiVisual w:val="1"/>
-        <w:tblW w:w="5000" w:type="pct"/>
-      </w:tblPr>
-      <w:tblGrid>
-        <w:gridCol w:w="3364"/>
-        <w:gridCol w:w="3364"/>
-        <w:gridCol w:w="3364"/>
-      </w:tblGrid>
-      <w:tr>
-        <w:tc>
-          <w:tcPr>
-            <w:tcW w:type="dxa" w:w="3364"/>
-            <w:shd w:fill="1A365D" w:val="clear"/>
-            <w:tcBorders>
-              <w:top w:val="single" w:sz="4" w:color="4A4A4A"/>
-              <w:left w:val="single" w:sz="4" w:color="4A4A4A"/>
-              <w:bottom w:val="single" w:sz="4" w:color="4A4A4A"/>
-              <w:right w:val="single" w:sz="4" w:color="4A4A4A"/>
-            </w:tcBorders>
-            <w:vAlign w:val="center"/>
-          </w:tcPr>
-          <w:p>
-            <w:pPr>
-              <w:jc w:val="center"/>
-              <w:bidi w:val="1"/>
-            </w:pPr>
-            <w:r/>
-            <w:r>
-              <w:rPr>
-                <w:rFonts w:ascii="Times New Roman" w:hAnsi="Times New Roman" w:cs="B Nazanin" w:eastAsia="B Nazanin"/>
-                <w:b/>
-                <w:color w:val="FFFFFF"/>
-                <w:sz w:val="15"/>
-                <w:rtl w:val="1"/>
-                <w:lang w:val="en-US" w:bidi="fa-IR" w:eastAsia="fa-IR"/>
-              </w:rPr>
-              <w:t>پورت</w:t>
-            </w:r>
-          </w:p>
-        </w:tc>
-        <w:tc>
-          <w:tcPr>
-            <w:tcW w:type="dxa" w:w="3364"/>
-            <w:shd w:fill="1A365D" w:val="clear"/>
-            <w:tcBorders>
-              <w:top w:val="single" w:sz="4" w:color="4A4A4A"/>
-              <w:left w:val="single" w:sz="4" w:color="4A4A4A"/>
-              <w:bottom w:val="single" w:sz="4" w:color="4A4A4A"/>
-              <w:right w:val="single" w:sz="4" w:color="4A4A4A"/>
-            </w:tcBorders>
-            <w:vAlign w:val="center"/>
-          </w:tcPr>
-          <w:p>
-            <w:pPr>
-              <w:jc w:val="center"/>
-              <w:bidi w:val="1"/>
-            </w:pPr>
-            <w:r/>
-            <w:r>
-              <w:rPr>
-                <w:rFonts w:ascii="Times New Roman" w:hAnsi="Times New Roman" w:cs="B Nazanin" w:eastAsia="B Nazanin"/>
-                <w:b/>
-                <w:color w:val="FFFFFF"/>
-                <w:sz w:val="15"/>
-                <w:rtl w:val="1"/>
-                <w:lang w:val="en-US" w:bidi="fa-IR" w:eastAsia="fa-IR"/>
-              </w:rPr>
-              <w:t>ماژول</w:t>
-            </w:r>
-          </w:p>
-        </w:tc>
-        <w:tc>
-          <w:tcPr>
-            <w:tcW w:type="dxa" w:w="3364"/>
-            <w:shd w:fill="1A365D" w:val="clear"/>
-            <w:tcBorders>
-              <w:top w:val="single" w:sz="4" w:color="4A4A4A"/>
-              <w:left w:val="single" w:sz="4" w:color="4A4A4A"/>
-              <w:bottom w:val="single" w:sz="4" w:color="4A4A4A"/>
-              <w:right w:val="single" w:sz="4" w:color="4A4A4A"/>
-            </w:tcBorders>
-            <w:vAlign w:val="center"/>
-          </w:tcPr>
-          <w:p>
-            <w:pPr>
-              <w:jc w:val="center"/>
-              <w:bidi w:val="1"/>
-            </w:pPr>
-            <w:r/>
-            <w:r>
-              <w:rPr>
-                <w:rFonts w:ascii="Times New Roman" w:hAnsi="Times New Roman" w:cs="B Nazanin" w:eastAsia="B Nazanin"/>
-                <w:b/>
-                <w:color w:val="FFFFFF"/>
-                <w:sz w:val="15"/>
-                <w:rtl w:val="1"/>
-                <w:lang w:val="en-US" w:bidi="fa-IR" w:eastAsia="fa-IR"/>
-              </w:rPr>
-              <w:t>نقش موتور</w:t>
-            </w:r>
-          </w:p>
-        </w:tc>
-      </w:tr>
-      <w:tr>
-        <w:tc>
-          <w:tcPr>
-            <w:tcW w:type="dxa" w:w="3364"/>
-            <w:shd w:fill="F7F7F7" w:val="clear"/>
-            <w:tcBorders>
-              <w:top w:val="single" w:sz="4" w:color="4A4A4A"/>
-              <w:left w:val="single" w:sz="4" w:color="4A4A4A"/>
-              <w:bottom w:val="single" w:sz="4" w:color="4A4A4A"/>
-              <w:right w:val="single" w:sz="4" w:color="4A4A4A"/>
-            </w:tcBorders>
-            <w:vAlign w:val="center"/>
-          </w:tcPr>
-          <w:p>
-            <w:pPr>
-              <w:jc w:val="center"/>
-              <w:bidi w:val="1"/>
-            </w:pPr>
-            <w:r/>
-            <w:r>
-              <w:rPr>
-                <w:rFonts w:ascii="Times New Roman" w:hAnsi="Times New Roman" w:cs="B Nazanin" w:eastAsia="B Nazanin"/>
-                <w:b w:val="0"/>
-                <w:sz w:val="15"/>
-                <w:rtl w:val="1"/>
-                <w:lang w:val="en-US" w:bidi="fa-IR" w:eastAsia="fa-IR"/>
-              </w:rPr>
-              <w:t>کمپین بومی HE01</w:t>
-            </w:r>
-          </w:p>
-        </w:tc>
-        <w:tc>
-          <w:tcPr>
-            <w:tcW w:type="dxa" w:w="3364"/>
-            <w:shd w:fill="F7F7F7" w:val="clear"/>
-            <w:tcBorders>
-              <w:top w:val="single" w:sz="4" w:color="4A4A4A"/>
-              <w:left w:val="single" w:sz="4" w:color="4A4A4A"/>
-              <w:bottom w:val="single" w:sz="4" w:color="4A4A4A"/>
-              <w:right w:val="single" w:sz="4" w:color="4A4A4A"/>
-            </w:tcBorders>
-            <w:vAlign w:val="center"/>
-          </w:tcPr>
-          <w:p>
-            <w:pPr>
-              <w:jc w:val="center"/>
-              <w:bidi w:val="1"/>
-            </w:pPr>
-            <w:r/>
-            <w:r>
-              <w:rPr>
-                <w:rFonts w:ascii="Times New Roman" w:hAnsi="Times New Roman" w:cs="B Nazanin" w:eastAsia="B Nazanin"/>
-                <w:b w:val="0"/>
-                <w:sz w:val="15"/>
-                <w:rtl w:val="1"/>
-                <w:lang w:val="en-US" w:bidi="fa-IR" w:eastAsia="fa-IR"/>
-              </w:rPr>
-              <w:t>adapters.codontrace</w:t>
-            </w:r>
-          </w:p>
-        </w:tc>
-        <w:tc>
-          <w:tcPr>
-            <w:tcW w:type="dxa" w:w="3364"/>
-            <w:shd w:fill="F7F7F7" w:val="clear"/>
-            <w:tcBorders>
-              <w:top w:val="single" w:sz="4" w:color="4A4A4A"/>
-              <w:left w:val="single" w:sz="4" w:color="4A4A4A"/>
-              <w:bottom w:val="single" w:sz="4" w:color="4A4A4A"/>
-              <w:right w:val="single" w:sz="4" w:color="4A4A4A"/>
-            </w:tcBorders>
-            <w:vAlign w:val="center"/>
-          </w:tcPr>
-          <w:p>
-            <w:pPr>
-              <w:jc w:val="center"/>
-              <w:bidi w:val="1"/>
-            </w:pPr>
-            <w:r>
-              <w:t>خواندن مصنوع</w:t>
-            </w:r>
-            <w:r>
-              <w:rPr>
-                <w:rFonts w:ascii="Times New Roman" w:hAnsi="Times New Roman" w:cs="B Nazanin" w:eastAsia="B Nazanin"/>
-                <w:b w:val="0"/>
-                <w:sz w:val="15"/>
-                <w:rtl w:val="1"/>
-                <w:lang w:val="en-US" w:bidi="fa-IR" w:eastAsia="fa-IR"/>
-              </w:rPr>
-            </w:r>
-          </w:p>
-        </w:tc>
-      </w:tr>
-      <w:tr>
-        <w:tc>
-          <w:tcPr>
-            <w:tcW w:type="dxa" w:w="3364"/>
-            <w:shd w:fill="F7F7F7" w:val="clear"/>
-            <w:tcBorders>
-              <w:top w:val="single" w:sz="4" w:color="4A4A4A"/>
-              <w:left w:val="single" w:sz="4" w:color="4A4A4A"/>
-              <w:bottom w:val="single" w:sz="4" w:color="4A4A4A"/>
-              <w:right w:val="single" w:sz="4" w:color="4A4A4A"/>
-            </w:tcBorders>
-            <w:vAlign w:val="center"/>
-          </w:tcPr>
-          <w:p>
-            <w:pPr>
-              <w:jc w:val="center"/>
-              <w:bidi w:val="1"/>
-            </w:pPr>
-            <w:r/>
-            <w:r>
-              <w:rPr>
-                <w:rFonts w:ascii="Times New Roman" w:hAnsi="Times New Roman" w:cs="B Nazanin" w:eastAsia="B Nazanin"/>
-                <w:b w:val="0"/>
-                <w:sz w:val="15"/>
-                <w:rtl w:val="1"/>
-                <w:lang w:val="en-US" w:bidi="fa-IR" w:eastAsia="fa-IR"/>
-              </w:rPr>
-              <w:t>کمپین HE02 / HE03</w:t>
-            </w:r>
-          </w:p>
-        </w:tc>
-        <w:tc>
-          <w:tcPr>
-            <w:tcW w:type="dxa" w:w="3364"/>
-            <w:shd w:fill="F7F7F7" w:val="clear"/>
-            <w:tcBorders>
-              <w:top w:val="single" w:sz="4" w:color="4A4A4A"/>
-              <w:left w:val="single" w:sz="4" w:color="4A4A4A"/>
-              <w:bottom w:val="single" w:sz="4" w:color="4A4A4A"/>
-              <w:right w:val="single" w:sz="4" w:color="4A4A4A"/>
-            </w:tcBorders>
-            <w:vAlign w:val="center"/>
-          </w:tcPr>
-          <w:p>
-            <w:pPr>
-              <w:jc w:val="center"/>
-              <w:bidi w:val="1"/>
-            </w:pPr>
-            <w:r/>
-            <w:r>
-              <w:rPr>
-                <w:rFonts w:ascii="Times New Roman" w:hAnsi="Times New Roman" w:cs="B Nazanin" w:eastAsia="B Nazanin"/>
-                <w:b w:val="0"/>
-                <w:sz w:val="15"/>
-                <w:rtl w:val="1"/>
-                <w:lang w:val="en-US" w:bidi="fa-IR" w:eastAsia="fa-IR"/>
-              </w:rPr>
-              <w:t>adapters.codontrace_he02/03</w:t>
-            </w:r>
-          </w:p>
-        </w:tc>
-        <w:tc>
-          <w:tcPr>
-            <w:tcW w:type="dxa" w:w="3364"/>
-            <w:shd w:fill="F7F7F7" w:val="clear"/>
-            <w:tcBorders>
-              <w:top w:val="single" w:sz="4" w:color="4A4A4A"/>
-              <w:left w:val="single" w:sz="4" w:color="4A4A4A"/>
-              <w:bottom w:val="single" w:sz="4" w:color="4A4A4A"/>
-              <w:right w:val="single" w:sz="4" w:color="4A4A4A"/>
-            </w:tcBorders>
-            <w:vAlign w:val="center"/>
-          </w:tcPr>
-          <w:p>
-            <w:pPr>
-              <w:jc w:val="center"/>
-              <w:bidi w:val="1"/>
-            </w:pPr>
-            <w:r/>
-            <w:r>
-              <w:rPr>
-                <w:rFonts w:ascii="Times New Roman" w:hAnsi="Times New Roman" w:cs="B Nazanin" w:eastAsia="B Nazanin"/>
-                <w:b w:val="0"/>
-                <w:sz w:val="15"/>
-                <w:rtl w:val="1"/>
-                <w:lang w:val="en-US" w:bidi="fa-IR" w:eastAsia="fa-IR"/>
-              </w:rPr>
-              <w:t>خواندن مصنوع</w:t>
-            </w:r>
-          </w:p>
-        </w:tc>
-      </w:tr>
-      <w:tr>
-        <w:tc>
-          <w:tcPr>
-            <w:tcW w:type="dxa" w:w="3364"/>
-            <w:shd w:fill="F7F7F7" w:val="clear"/>
-            <w:tcBorders>
-              <w:top w:val="single" w:sz="4" w:color="4A4A4A"/>
-              <w:left w:val="single" w:sz="4" w:color="4A4A4A"/>
-              <w:bottom w:val="single" w:sz="4" w:color="4A4A4A"/>
-              <w:right w:val="single" w:sz="4" w:color="4A4A4A"/>
-            </w:tcBorders>
-            <w:vAlign w:val="center"/>
-          </w:tcPr>
-          <w:p>
-            <w:pPr>
-              <w:jc w:val="center"/>
-              <w:bidi w:val="1"/>
-            </w:pPr>
-            <w:r/>
-            <w:r>
-              <w:rPr>
-                <w:rFonts w:ascii="Times New Roman" w:hAnsi="Times New Roman" w:cs="B Nazanin" w:eastAsia="B Nazanin"/>
-                <w:b w:val="0"/>
-                <w:sz w:val="15"/>
-                <w:rtl w:val="1"/>
-                <w:lang w:val="en-US" w:bidi="fa-IR" w:eastAsia="fa-IR"/>
-              </w:rPr>
-              <w:t>Avida (.dat)</w:t>
-            </w:r>
-          </w:p>
-        </w:tc>
-        <w:tc>
-          <w:tcPr>
-            <w:tcW w:type="dxa" w:w="3364"/>
-            <w:shd w:fill="F7F7F7" w:val="clear"/>
-            <w:tcBorders>
-              <w:top w:val="single" w:sz="4" w:color="4A4A4A"/>
-              <w:left w:val="single" w:sz="4" w:color="4A4A4A"/>
-              <w:bottom w:val="single" w:sz="4" w:color="4A4A4A"/>
-              <w:right w:val="single" w:sz="4" w:color="4A4A4A"/>
-            </w:tcBorders>
-            <w:vAlign w:val="center"/>
-          </w:tcPr>
-          <w:p>
-            <w:pPr>
-              <w:jc w:val="center"/>
-              <w:bidi w:val="1"/>
-            </w:pPr>
-            <w:r/>
-            <w:r>
-              <w:rPr>
-                <w:rFonts w:ascii="Times New Roman" w:hAnsi="Times New Roman" w:cs="B Nazanin" w:eastAsia="B Nazanin"/>
-                <w:b w:val="0"/>
-                <w:sz w:val="15"/>
-                <w:rtl w:val="1"/>
-                <w:lang w:val="en-US" w:bidi="fa-IR" w:eastAsia="fa-IR"/>
-              </w:rPr>
-              <w:t>adapters.avida</w:t>
-            </w:r>
-          </w:p>
-        </w:tc>
-        <w:tc>
-          <w:tcPr>
-            <w:tcW w:type="dxa" w:w="3364"/>
-            <w:shd w:fill="F7F7F7" w:val="clear"/>
-            <w:tcBorders>
-              <w:top w:val="single" w:sz="4" w:color="4A4A4A"/>
-              <w:left w:val="single" w:sz="4" w:color="4A4A4A"/>
-              <w:bottom w:val="single" w:sz="4" w:color="4A4A4A"/>
-              <w:right w:val="single" w:sz="4" w:color="4A4A4A"/>
-            </w:tcBorders>
-            <w:vAlign w:val="center"/>
-          </w:tcPr>
-          <w:p>
-            <w:pPr>
-              <w:jc w:val="center"/>
-              <w:bidi w:val="1"/>
-            </w:pPr>
-            <w:r/>
-            <w:r>
-              <w:rPr>
-                <w:rFonts w:ascii="Times New Roman" w:hAnsi="Times New Roman" w:cs="B Nazanin" w:eastAsia="B Nazanin"/>
-                <w:b w:val="0"/>
-                <w:sz w:val="15"/>
-                <w:rtl w:val="1"/>
-                <w:lang w:val="en-US" w:bidi="fa-IR" w:eastAsia="fa-IR"/>
-              </w:rPr>
-              <w:t>اسکلت</w:t>
-            </w:r>
-          </w:p>
-        </w:tc>
-      </w:tr>
-      <w:tr>
-        <w:tc>
-          <w:tcPr>
-            <w:tcW w:type="dxa" w:w="3364"/>
-            <w:shd w:fill="F7F7F7" w:val="clear"/>
-            <w:tcBorders>
-              <w:top w:val="single" w:sz="4" w:color="4A4A4A"/>
-              <w:left w:val="single" w:sz="4" w:color="4A4A4A"/>
-              <w:bottom w:val="single" w:sz="4" w:color="4A4A4A"/>
-              <w:right w:val="single" w:sz="4" w:color="4A4A4A"/>
-            </w:tcBorders>
-            <w:vAlign w:val="center"/>
-          </w:tcPr>
-          <w:p>
-            <w:pPr>
-              <w:jc w:val="center"/>
-              <w:bidi w:val="1"/>
-            </w:pPr>
-            <w:r/>
-            <w:r>
-              <w:rPr>
-                <w:rFonts w:ascii="Times New Roman" w:hAnsi="Times New Roman" w:cs="B Nazanin" w:eastAsia="B Nazanin"/>
-                <w:b w:val="0"/>
-                <w:sz w:val="15"/>
-                <w:rtl w:val="1"/>
-                <w:lang w:val="en-US" w:bidi="fa-IR" w:eastAsia="fa-IR"/>
-              </w:rPr>
-              <w:t>MABE2 (CSV)</w:t>
-            </w:r>
-          </w:p>
-        </w:tc>
-        <w:tc>
-          <w:tcPr>
-            <w:tcW w:type="dxa" w:w="3364"/>
-            <w:shd w:fill="F7F7F7" w:val="clear"/>
-            <w:tcBorders>
-              <w:top w:val="single" w:sz="4" w:color="4A4A4A"/>
-              <w:left w:val="single" w:sz="4" w:color="4A4A4A"/>
-              <w:bottom w:val="single" w:sz="4" w:color="4A4A4A"/>
-              <w:right w:val="single" w:sz="4" w:color="4A4A4A"/>
-            </w:tcBorders>
-            <w:vAlign w:val="center"/>
-          </w:tcPr>
-          <w:p>
-            <w:pPr>
-              <w:jc w:val="center"/>
-              <w:bidi w:val="1"/>
-            </w:pPr>
-            <w:r/>
-            <w:r>
-              <w:rPr>
-                <w:rFonts w:ascii="Times New Roman" w:hAnsi="Times New Roman" w:cs="B Nazanin" w:eastAsia="B Nazanin"/>
-                <w:b w:val="0"/>
-                <w:sz w:val="15"/>
-                <w:rtl w:val="1"/>
-                <w:lang w:val="en-US" w:bidi="fa-IR" w:eastAsia="fa-IR"/>
-              </w:rPr>
-              <w:t>adapters.mabe2</w:t>
-            </w:r>
-          </w:p>
-        </w:tc>
-        <w:tc>
-          <w:tcPr>
-            <w:tcW w:type="dxa" w:w="3364"/>
-            <w:shd w:fill="F7F7F7" w:val="clear"/>
-            <w:tcBorders>
-              <w:top w:val="single" w:sz="4" w:color="4A4A4A"/>
-              <w:left w:val="single" w:sz="4" w:color="4A4A4A"/>
-              <w:bottom w:val="single" w:sz="4" w:color="4A4A4A"/>
-              <w:right w:val="single" w:sz="4" w:color="4A4A4A"/>
-            </w:tcBorders>
-            <w:vAlign w:val="center"/>
-          </w:tcPr>
-          <w:p>
-            <w:pPr>
-              <w:jc w:val="center"/>
-              <w:bidi w:val="1"/>
-            </w:pPr>
-            <w:r/>
-            <w:r>
-              <w:rPr>
-                <w:rFonts w:ascii="Times New Roman" w:hAnsi="Times New Roman" w:cs="B Nazanin" w:eastAsia="B Nazanin"/>
-                <w:b w:val="0"/>
-                <w:sz w:val="15"/>
-                <w:rtl w:val="1"/>
-                <w:lang w:val="en-US" w:bidi="fa-IR" w:eastAsia="fa-IR"/>
-              </w:rPr>
-              <w:t>اسکلت</w:t>
-            </w:r>
-          </w:p>
-        </w:tc>
-      </w:tr>
-      <w:tr>
-        <w:tc>
-          <w:tcPr>
-            <w:tcW w:type="dxa" w:w="3364"/>
-            <w:shd w:fill="F7F7F7" w:val="clear"/>
-            <w:tcBorders>
-              <w:top w:val="single" w:sz="4" w:color="4A4A4A"/>
-              <w:left w:val="single" w:sz="4" w:color="4A4A4A"/>
-              <w:bottom w:val="single" w:sz="4" w:color="4A4A4A"/>
-              <w:right w:val="single" w:sz="4" w:color="4A4A4A"/>
-            </w:tcBorders>
-            <w:vAlign w:val="center"/>
-          </w:tcPr>
-          <w:p>
-            <w:pPr>
-              <w:jc w:val="center"/>
-              <w:bidi w:val="1"/>
-            </w:pPr>
-            <w:r/>
-            <w:r>
-              <w:rPr>
-                <w:rFonts w:ascii="Times New Roman" w:hAnsi="Times New Roman" w:cs="B Nazanin" w:eastAsia="B Nazanin"/>
-                <w:b w:val="0"/>
-                <w:sz w:val="15"/>
-                <w:rtl w:val="1"/>
-                <w:lang w:val="en-US" w:bidi="fa-IR" w:eastAsia="fa-IR"/>
-              </w:rPr>
-              <w:t>جدول امتیاز اعلامی</w:t>
-            </w:r>
-          </w:p>
-        </w:tc>
-        <w:tc>
-          <w:tcPr>
-            <w:tcW w:type="dxa" w:w="3364"/>
-            <w:shd w:fill="F7F7F7" w:val="clear"/>
-            <w:tcBorders>
-              <w:top w:val="single" w:sz="4" w:color="4A4A4A"/>
-              <w:left w:val="single" w:sz="4" w:color="4A4A4A"/>
-              <w:bottom w:val="single" w:sz="4" w:color="4A4A4A"/>
-              <w:right w:val="single" w:sz="4" w:color="4A4A4A"/>
-            </w:tcBorders>
-            <w:vAlign w:val="center"/>
-          </w:tcPr>
-          <w:p>
-            <w:pPr>
-              <w:jc w:val="center"/>
-              <w:bidi w:val="1"/>
-            </w:pPr>
-            <w:r/>
-            <w:r>
-              <w:rPr>
-                <w:rFonts w:ascii="Times New Roman" w:hAnsi="Times New Roman" w:cs="B Nazanin" w:eastAsia="B Nazanin"/>
-                <w:b w:val="0"/>
-                <w:sz w:val="15"/>
-                <w:rtl w:val="1"/>
-                <w:lang w:val="en-US" w:bidi="fa-IR" w:eastAsia="fa-IR"/>
-              </w:rPr>
-              <w:t>claimgate.domain</w:t>
-            </w:r>
-          </w:p>
-        </w:tc>
-        <w:tc>
-          <w:tcPr>
-            <w:tcW w:type="dxa" w:w="3364"/>
-            <w:shd w:fill="F7F7F7" w:val="clear"/>
-            <w:tcBorders>
-              <w:top w:val="single" w:sz="4" w:color="4A4A4A"/>
-              <w:left w:val="single" w:sz="4" w:color="4A4A4A"/>
-              <w:bottom w:val="single" w:sz="4" w:color="4A4A4A"/>
-              <w:right w:val="single" w:sz="4" w:color="4A4A4A"/>
-            </w:tcBorders>
-            <w:vAlign w:val="center"/>
-          </w:tcPr>
-          <w:p>
-            <w:pPr>
-              <w:jc w:val="center"/>
-              <w:bidi w:val="1"/>
-            </w:pPr>
-            <w:r/>
-            <w:r>
-              <w:rPr>
-                <w:rFonts w:ascii="Times New Roman" w:hAnsi="Times New Roman" w:cs="B Nazanin" w:eastAsia="B Nazanin"/>
-                <w:b w:val="0"/>
-                <w:sz w:val="15"/>
-                <w:rtl w:val="1"/>
-                <w:lang w:val="en-US" w:bidi="fa-IR" w:eastAsia="fa-IR"/>
-              </w:rPr>
-              <w:t>بدون موتور</w:t>
-            </w:r>
-          </w:p>
-        </w:tc>
-      </w:tr>
-      <w:tr>
-        <w:tc>
-          <w:tcPr>
-            <w:tcW w:type="dxa" w:w="3364"/>
-            <w:shd w:fill="F7F7F7" w:val="clear"/>
-            <w:tcBorders>
-              <w:top w:val="single" w:sz="4" w:color="4A4A4A"/>
-              <w:left w:val="single" w:sz="4" w:color="4A4A4A"/>
-              <w:bottom w:val="single" w:sz="4" w:color="4A4A4A"/>
-              <w:right w:val="single" w:sz="4" w:color="4A4A4A"/>
-            </w:tcBorders>
-            <w:vAlign w:val="center"/>
-          </w:tcPr>
-          <w:p>
-            <w:pPr>
-              <w:jc w:val="center"/>
-              <w:bidi w:val="1"/>
-            </w:pPr>
-            <w:r/>
-            <w:r>
-              <w:rPr>
-                <w:rFonts w:ascii="Times New Roman" w:hAnsi="Times New Roman" w:cs="B Nazanin" w:eastAsia="B Nazanin"/>
-                <w:b w:val="0"/>
-                <w:sz w:val="15"/>
-                <w:rtl w:val="1"/>
-                <w:lang w:val="en-US" w:bidi="fa-IR" w:eastAsia="fa-IR"/>
-              </w:rPr>
-              <w:t>برچسب زیست‌پزشکی</w:t>
-            </w:r>
-          </w:p>
-        </w:tc>
-        <w:tc>
-          <w:tcPr>
-            <w:tcW w:type="dxa" w:w="3364"/>
-            <w:shd w:fill="F7F7F7" w:val="clear"/>
-            <w:tcBorders>
-              <w:top w:val="single" w:sz="4" w:color="4A4A4A"/>
-              <w:left w:val="single" w:sz="4" w:color="4A4A4A"/>
-              <w:bottom w:val="single" w:sz="4" w:color="4A4A4A"/>
-              <w:right w:val="single" w:sz="4" w:color="4A4A4A"/>
-            </w:tcBorders>
-            <w:vAlign w:val="center"/>
-          </w:tcPr>
-          <w:p>
-            <w:pPr>
-              <w:jc w:val="center"/>
-              <w:bidi w:val="1"/>
-            </w:pPr>
-            <w:r/>
-            <w:r>
-              <w:rPr>
-                <w:rFonts w:ascii="Times New Roman" w:hAnsi="Times New Roman" w:cs="B Nazanin" w:eastAsia="B Nazanin"/>
-                <w:b w:val="0"/>
-                <w:sz w:val="15"/>
-                <w:rtl w:val="1"/>
-                <w:lang w:val="en-US" w:bidi="fa-IR" w:eastAsia="fa-IR"/>
-              </w:rPr>
-              <w:t>adapters.biomedical</w:t>
-            </w:r>
-          </w:p>
-        </w:tc>
-        <w:tc>
-          <w:tcPr>
-            <w:tcW w:type="dxa" w:w="3364"/>
-            <w:shd w:fill="F7F7F7" w:val="clear"/>
-            <w:tcBorders>
-              <w:top w:val="single" w:sz="4" w:color="4A4A4A"/>
-              <w:left w:val="single" w:sz="4" w:color="4A4A4A"/>
-              <w:bottom w:val="single" w:sz="4" w:color="4A4A4A"/>
-              <w:right w:val="single" w:sz="4" w:color="4A4A4A"/>
-            </w:tcBorders>
-            <w:vAlign w:val="center"/>
-          </w:tcPr>
-          <w:p>
-            <w:pPr>
-              <w:jc w:val="center"/>
-              <w:bidi w:val="1"/>
-            </w:pPr>
-            <w:r/>
-            <w:r>
-              <w:rPr>
-                <w:rFonts w:ascii="Times New Roman" w:hAnsi="Times New Roman" w:cs="B Nazanin" w:eastAsia="B Nazanin"/>
-                <w:b w:val="0"/>
-                <w:sz w:val="15"/>
-                <w:rtl w:val="1"/>
-                <w:lang w:val="en-US" w:bidi="fa-IR" w:eastAsia="fa-IR"/>
-              </w:rPr>
-              <w:t>بدون موتور</w:t>
-            </w:r>
-          </w:p>
-        </w:tc>
-      </w:tr>
-      <w:tr>
-        <w:tc>
-          <w:tcPr>
-            <w:tcW w:type="dxa" w:w="3364"/>
-            <w:shd w:fill="F7F7F7" w:val="clear"/>
-            <w:tcBorders>
-              <w:top w:val="single" w:sz="4" w:color="4A4A4A"/>
-              <w:left w:val="single" w:sz="4" w:color="4A4A4A"/>
-              <w:bottom w:val="single" w:sz="4" w:color="4A4A4A"/>
-              <w:right w:val="single" w:sz="4" w:color="4A4A4A"/>
-            </w:tcBorders>
-            <w:vAlign w:val="center"/>
-          </w:tcPr>
-          <w:p>
-            <w:pPr>
-              <w:jc w:val="center"/>
-              <w:bidi w:val="1"/>
-            </w:pPr>
-            <w:r/>
-            <w:r>
-              <w:rPr>
-                <w:rFonts w:ascii="Times New Roman" w:hAnsi="Times New Roman" w:cs="B Nazanin" w:eastAsia="B Nazanin"/>
-                <w:b w:val="0"/>
-                <w:sz w:val="15"/>
-                <w:rtl w:val="1"/>
-                <w:lang w:val="en-US" w:bidi="fa-IR" w:eastAsia="fa-IR"/>
-              </w:rPr>
-              <w:t>پل ESP32</w:t>
-            </w:r>
-          </w:p>
-        </w:tc>
-        <w:tc>
-          <w:tcPr>
-            <w:tcW w:type="dxa" w:w="3364"/>
-            <w:shd w:fill="F7F7F7" w:val="clear"/>
-            <w:tcBorders>
-              <w:top w:val="single" w:sz="4" w:color="4A4A4A"/>
-              <w:left w:val="single" w:sz="4" w:color="4A4A4A"/>
-              <w:bottom w:val="single" w:sz="4" w:color="4A4A4A"/>
-              <w:right w:val="single" w:sz="4" w:color="4A4A4A"/>
-            </w:tcBorders>
-            <w:vAlign w:val="center"/>
-          </w:tcPr>
-          <w:p>
-            <w:pPr>
-              <w:jc w:val="center"/>
-              <w:bidi w:val="1"/>
-            </w:pPr>
-            <w:r/>
-            <w:r>
-              <w:rPr>
-                <w:rFonts w:ascii="Times New Roman" w:hAnsi="Times New Roman" w:cs="B Nazanin" w:eastAsia="B Nazanin"/>
-                <w:b w:val="0"/>
-                <w:sz w:val="15"/>
-                <w:rtl w:val="1"/>
-                <w:lang w:val="en-US" w:bidi="fa-IR" w:eastAsia="fa-IR"/>
-              </w:rPr>
-              <w:t>adapters.esp32_bridge</w:t>
-            </w:r>
-          </w:p>
-        </w:tc>
-        <w:tc>
-          <w:tcPr>
-            <w:tcW w:type="dxa" w:w="3364"/>
-            <w:shd w:fill="F7F7F7" w:val="clear"/>
-            <w:tcBorders>
-              <w:top w:val="single" w:sz="4" w:color="4A4A4A"/>
-              <w:left w:val="single" w:sz="4" w:color="4A4A4A"/>
-              <w:bottom w:val="single" w:sz="4" w:color="4A4A4A"/>
-              <w:right w:val="single" w:sz="4" w:color="4A4A4A"/>
-            </w:tcBorders>
-            <w:vAlign w:val="center"/>
-          </w:tcPr>
-          <w:p>
-            <w:pPr>
-              <w:jc w:val="center"/>
-              <w:bidi w:val="1"/>
-            </w:pPr>
-            <w:r/>
-            <w:r>
-              <w:rPr>
-                <w:rFonts w:ascii="Times New Roman" w:hAnsi="Times New Roman" w:cs="B Nazanin" w:eastAsia="B Nazanin"/>
-                <w:b w:val="0"/>
-                <w:sz w:val="15"/>
-                <w:rtl w:val="1"/>
-                <w:lang w:val="en-US" w:bidi="fa-IR" w:eastAsia="fa-IR"/>
-              </w:rPr>
-              <w:t>نمونهٔ اختیاری</w:t>
-            </w:r>
-          </w:p>
-        </w:tc>
-      </w:tr>
-    </w:tbl>
-    <w:p>
-      <w:pPr>
         <w:jc w:val="both"/>
         <w:bidi w:val="1"/>
       </w:pPr>
@@ -1172,7 +385,7 @@
           <w:rtl w:val="1"/>
           <w:lang w:val="en-US" w:bidi="fa-IR" w:eastAsia="fa-IR"/>
         </w:rPr>
-        <w:t>حسابرسی پنج مرحله دارد. آداپتور پرونده یا جدول را به یک بستهٔ واحد برمی‌گرداند. نقش بازوها به پنج نقش کلی نگاشت می‌شود: درمان، حذف سازوکار، خاموش کردن کانال، کنترل منفی، و دوز. اثرانگشت پیکربندی و، اگر موجود باشد، اثرانگشت پیش‌ثبت‌نامه بررسی می‌شود. سپس بازپخش، مقایسهٔ جفتی، بازهٔ اطمینان و تعداد بذر خوانده می‌شود. بالاترین سطحی برمی‌گردد که همهٔ شرط‌هایش برقرار باشد.</w:t>
+        <w:t>حسابرسی پنج مرحله دارد: ساخت بسته، نگاشت نقش بازو، سنجش اثرانگشت، خواندن بازپخش و بازه، و برگرداندن بالاترین سطح کامل.</w:t>
       </w:r>
     </w:p>
     <w:p>
@@ -1204,7 +417,7 @@
           <w:rtl w:val="1"/>
           <w:lang w:val="en-US" w:bidi="fa-IR" w:eastAsia="fa-IR"/>
         </w:rPr>
-        <w:t>حسابرس از موتور جداست و شش سطح دارد. سطح ۳ به مداخله یا حذف یال، کنترل منفی و بازپخش نیاز دارد. سطح ۴ بازهٔ اطمینان و حداقل شانزده بذر را هم می‌خواهد. سطح ۵ علاوه بر اینها آرشیو، محدودیت نوشته‌شده، و شواهد آماری و مداخله‌ای را با هم لازم دارد. این آستانه‌ها مربوط به همین پیاده‌سازی است. برابر بودن خروجی دو بازو، به‌خودی‌خود، نتیجه را باطل نمی‌کند. آزمون وقتی بی‌اعتبار شمرده می‌شود که خود مداخله هم اعمال نشده باشد.</w:t>
+        <w:t>حسابرس شش سطح دارد و از موتور جداست. سطح ۳ مداخله یا حذف یال، کنترل منفی و بازپخش می‌خواهد. سطح ۴ بازه و حداقل شانزده بذر را هم می‌خواهد. سطح ۵ آرشیو و محدودیت نوشته‌شده را می‌افزاید. این آستانه‌ها مال همین پیاده‌سازی است. آزمون وقتی بی‌اعتبار است که خود مداخله اعمال نشده باشد.</w:t>
       </w:r>
     </w:p>
     <w:p>
@@ -1236,7 +449,7 @@
           <w:rtl w:val="1"/>
           <w:lang w:val="en-US" w:bidi="fa-IR" w:eastAsia="fa-IR"/>
         </w:rPr>
-        <w:t>آداپتور HE01 فایل JSON را می‌خواند و نقش محلی را به نقش کلی برمی‌گرداند. بایت خود پرونده عوض نمی‌شود. پروندهٔ Avida و خروجی CSV مربوط به MABE2 هم از همین مسیر وارد می‌شوند. آداپتور زیست‌پزشکی جدول امتیاز را با زمینهٔ کاربرد و ریسک مدل پر می‌کند. اتصال سخت‌افزاری **اختیاری** است. برای فایل متنی، اثرانگشت بعد از یکسان‌سازی انتهای سطر ساخته می‌شود و هش فایل دودویی با Path.read_bytes() حساب می‌شود. آزمون پیش‌فرض، جایگشت علامت جفتی با تصحیح Holm و بازهٔ BCa است. بوت‌استرپ studentized و شمارش دقیق علامت برای n≤۴۰ اختیاری‌اند تا اعداد کمپین منتشرشده جابه‌جا نشود.</w:t>
+        <w:t>آداپتور HE01 فایل JSON را می‌خواند و بایت پرونده را عوض نمی‌کند. Avida و CSV مربوط به MABE2 از همین مسیر می‌آیند. آداپتور زیست‌پزشکی جدول امتیاز را با زمینه و ریسک مدل پر می‌کند. اتصال سخت‌افزاری اختیاری است. هش متن بعد از یکسان‌سازی سطر ساخته می‌شود و هش دودویی با Path.read_bytes() است. آزمون پیش‌فرض جایگشت علامت با Holm و بازهٔ BCa است. بوت‌استرپ studentized برای n≤۴۰ اختیاری است.</w:t>
       </w:r>
     </w:p>
     <w:p>
@@ -1268,7 +481,7 @@
           <w:rtl w:val="1"/>
           <w:lang w:val="en-US" w:bidi="fa-IR" w:eastAsia="fa-IR"/>
         </w:rPr>
-        <w:t>حوزهٔ پزشکی از DomainProfile می‌آید. نام‌های موجود alife، biomedical و hardware هستند [15]. simd_declared و samd_declared عبارت IMDRF را روی بسته یادداشت می‌کنند و خود محصول را رده‌بندی نمی‌کنند. اگر مدل فیزیک‌محور اعلام نشده باشد، نسبت به راهنمای سال ۲۰۲۳ خارج از دامنه می‌ماند، حتی وقتی خانه‌های شواهد پر شده باشند. رشته‌هایی مانند asme_vv40_passed، fda_cleared، clinical_validated و iec_62304_certified در پیکربندی قبول نمی‌شوند. از یک جدول اعلامی مهر تأیید بیرون نمی‌آید.</w:t>
+        <w:t>حوزه از DomainProfile می‌آید: alife، biomedical و hardware [15]. simd_declared عبارت IMDRF را یادداشت می‌کند و محصول را رده‌بندی نمی‌کند. اگر مدل فیزیک‌محور اعلام نشده باشد، نسبت به راهنمای ۲۰۲۳ خارج از دامنه است. asme_vv40_passed، fda_cleared، clinical_validated و iec_62304_certified در پیکربندی قبول نمی‌شوند.</w:t>
       </w:r>
     </w:p>
     <w:p>
@@ -2158,7 +1371,7 @@
           <w:rtl w:val="1"/>
           <w:lang w:val="en-US" w:bidi="fa-IR" w:eastAsia="fa-IR"/>
         </w:rPr>
-        <w:t>جدول ۳ همان بسته‌ای است که در بخش ارزیابی به حسابرس داده شده است. امتیازها برای نشان دادن قالب جدول‌اند و سطحی که برمی‌گردد صفر است.</w:t>
+        <w:t>جدول ۳ همان بستهٔ بخش ارزیابی است و سطح خروجی آن صفر است.</w:t>
       </w:r>
     </w:p>
     <w:p>
@@ -2983,7 +2196,7 @@
           <w:rtl w:val="1"/>
           <w:lang w:val="en-US" w:bidi="fa-IR" w:eastAsia="fa-IR"/>
         </w:rPr>
-        <w:t>HE01 طرحی از پیش ثبت‌شده برای سنجش سوگیری منشأ کپسول است. سی بذر جفتی، بازوی درمان را با چهار کنترل مقایسه می‌کند: محتوای تهی، کانال بسته، کانال روشن بدون سوگیری، و محتوای برخورده. پاسخ به شدت دوز جدا نگه داشته می‌شود تا با اثر اصلی مخلوط نشود. سنجهٔ اصلی میانگین انرژی پایانی گیرنده است و این انرژی داخل شبیه‌سازی تعریف شده، نه یک کمیت زیستی. در مصنوع منتشرشده سقف ادعا intervention_supported است. آزمون پیش‌فرض، جایگشت علامت جفتی، تصحیح Holm و بازهٔ BCa است.</w:t>
+        <w:t>HE01 طرح از پیش ثبت‌شدهٔ سوگیری منشأ است. سی بذر جفتی، درمان را با کنترل‌های محتوای تهی، کانال بسته، کانال روشن بدون سوگیری، و محتوای برخورده مقایسه می‌کند. سنجه میانگین انرژی پایانی گیرنده در شبیه‌سازی است و سقف مصنوع intervention_supported است.</w:t>
       </w:r>
     </w:p>
     <w:p>
@@ -2998,7 +2211,7 @@
           <w:rtl w:val="1"/>
           <w:lang w:val="en-US" w:bidi="fa-IR" w:eastAsia="fa-IR"/>
         </w:rPr>
-        <w:t>فایل results_v7.json با پیشوند اثرانگشت 28f812c5 سه مقایسهٔ جفتی دارد [16]. نسبت به کانال روشن و بدون سوگیری منشأ، اختلاف ۱۶٫۴۹ واحد است. p خام جایگشت ۴٫۹۹۹۷۵×۱۰⁻⁵ و p پس از Holm برابر ۱٫۵۰×۱۰⁻⁴ است. بازهٔ BCa نیز [۱۴٫۲۵، ۱۹٫۱۴] است. نسبت به کانال بسته و محتوای تهی، اختلاف ۳۰٫۶۷ واحد و بازهٔ [۲۶٫۰۳، ۳۵٫۳۲] است. در مقایسهٔ اول کانال سر جای خود می‌ماند و فقط سوگیری برداشته می‌شود. در مقایسهٔ دوم هم محتوا عوض می‌شود و هم سوگیری. اگر همان سی اختلاف را با بوت‌استرپ studentized، که اختیاری است، دوباره حساب کنیم، بازه حدود ۱۴٫۰۵ تا ۱۹٫۳۰ می‌شود. این تفاوت از روش می‌آید و فایل v7 دست نخورده است.</w:t>
+        <w:t>فایل results_v7.json با پیشوند 28f812c5 سه مقایسه دارد [16]. نسبت به کانال روشن بدون سوگیری، اختلاف ۱۶٫۴۹، p خام ۴٫۹۹۹۷۵×۱۰⁻⁵، p هولم ۱٫۵۰×۱۰⁻⁴ و بازهٔ BCa برابر [۱۴٫۲۵، ۱۹٫۱۴] است. نسبت به کانال بسته و محتوای تهی، اختلاف ۳۰٫۶۷ و بازهٔ [۲۶٫۰۳، ۳۵٫۳۲] است. بوت‌استرپ studentized اختیاری همان سی اختلاف را حدود ۱۴٫۰۵ تا ۱۹٫۳۰ می‌گذارد و فایل v7 دست نمی‌خورد. شکل ۲ همین دو بازه را نشان می‌دهد.</w:t>
       </w:r>
     </w:p>
     <w:p>
@@ -3010,7 +2223,7 @@
       <w:r>
         <w:drawing>
           <wp:inline xmlns:a="http://schemas.openxmlformats.org/drawingml/2006/main" xmlns:pic="http://schemas.openxmlformats.org/drawingml/2006/picture">
-            <wp:extent cx="2916000" cy="874800"/>
+            <wp:extent cx="2916000" cy="682344"/>
             <wp:docPr id="2" name="Picture 2"/>
             <wp:cNvGraphicFramePr>
               <a:graphicFrameLocks noChangeAspect="1"/>
@@ -3031,7 +2244,7 @@
                   <pic:spPr>
                     <a:xfrm>
                       <a:off x="0" y="0"/>
-                      <a:ext cx="2916000" cy="874800"/>
+                      <a:ext cx="2916000" cy="682344"/>
                     </a:xfrm>
                     <a:prstGeom prst="rect"/>
                   </pic:spPr>
@@ -3061,512 +2274,6 @@
     </w:p>
     <w:p>
       <w:pPr>
-        <w:pStyle w:val="TableTitle"/>
-        <w:jc w:val="center"/>
-        <w:bidi w:val="1"/>
-      </w:pPr>
-      <w:r>
-        <w:rPr>
-          <w:rFonts w:ascii="Times New Roman" w:hAnsi="Times New Roman" w:cs="B Nazanin" w:eastAsia="B Nazanin"/>
-          <w:b/>
-          <w:i/>
-          <w:sz w:val="16"/>
-          <w:rtl w:val="1"/>
-          <w:lang w:val="en-US" w:bidi="fa-IR" w:eastAsia="fa-IR"/>
-        </w:rPr>
-        <w:t xml:space="preserve">جدول ۴: خلاصهٔ کمپین تأییدی HE01 از مصنوع v7 (بازتقطیع نشده)</w:t>
-      </w:r>
-    </w:p>
-    <w:tbl>
-      <w:tblPr>
-        <w:tblStyle w:val="TableGrid"/>
-        <w:tblW w:type="auto" w:w="0"/>
-        <w:jc w:val="center"/>
-        <w:tblLook w:firstColumn="1" w:firstRow="1" w:lastColumn="0" w:lastRow="0" w:noHBand="0" w:noVBand="1" w:val="04A0"/>
-        <w:bidiVisual w:val="1"/>
-        <w:tblW w:w="5000" w:type="pct"/>
-      </w:tblPr>
-      <w:tblGrid>
-        <w:gridCol w:w="5046"/>
-        <w:gridCol w:w="5046"/>
-      </w:tblGrid>
-      <w:tr>
-        <w:tc>
-          <w:tcPr>
-            <w:tcW w:type="dxa" w:w="5046"/>
-            <w:shd w:fill="1A365D" w:val="clear"/>
-            <w:tcBorders>
-              <w:top w:val="single" w:sz="4" w:color="4A4A4A"/>
-              <w:left w:val="single" w:sz="4" w:color="4A4A4A"/>
-              <w:bottom w:val="single" w:sz="4" w:color="4A4A4A"/>
-              <w:right w:val="single" w:sz="4" w:color="4A4A4A"/>
-            </w:tcBorders>
-            <w:vAlign w:val="center"/>
-          </w:tcPr>
-          <w:p>
-            <w:pPr>
-              <w:jc w:val="center"/>
-              <w:bidi w:val="1"/>
-            </w:pPr>
-            <w:r/>
-            <w:r>
-              <w:rPr>
-                <w:rFonts w:ascii="Times New Roman" w:hAnsi="Times New Roman" w:cs="B Nazanin" w:eastAsia="B Nazanin"/>
-                <w:b/>
-                <w:color w:val="FFFFFF"/>
-                <w:sz w:val="16"/>
-                <w:rtl w:val="1"/>
-                <w:lang w:val="en-US" w:bidi="fa-IR" w:eastAsia="fa-IR"/>
-              </w:rPr>
-              <w:t>سنجه</w:t>
-            </w:r>
-          </w:p>
-        </w:tc>
-        <w:tc>
-          <w:tcPr>
-            <w:tcW w:type="dxa" w:w="5046"/>
-            <w:shd w:fill="1A365D" w:val="clear"/>
-            <w:tcBorders>
-              <w:top w:val="single" w:sz="4" w:color="4A4A4A"/>
-              <w:left w:val="single" w:sz="4" w:color="4A4A4A"/>
-              <w:bottom w:val="single" w:sz="4" w:color="4A4A4A"/>
-              <w:right w:val="single" w:sz="4" w:color="4A4A4A"/>
-            </w:tcBorders>
-            <w:vAlign w:val="center"/>
-          </w:tcPr>
-          <w:p>
-            <w:pPr>
-              <w:jc w:val="center"/>
-              <w:bidi w:val="1"/>
-            </w:pPr>
-            <w:r/>
-            <w:r>
-              <w:rPr>
-                <w:rFonts w:ascii="Times New Roman" w:hAnsi="Times New Roman" w:cs="B Nazanin" w:eastAsia="B Nazanin"/>
-                <w:b/>
-                <w:color w:val="FFFFFF"/>
-                <w:sz w:val="16"/>
-                <w:rtl w:val="1"/>
-                <w:lang w:val="en-US" w:bidi="fa-IR" w:eastAsia="fa-IR"/>
-              </w:rPr>
-              <w:t>مقدار منتشرشده</w:t>
-            </w:r>
-          </w:p>
-        </w:tc>
-      </w:tr>
-      <w:tr>
-        <w:tc>
-          <w:tcPr>
-            <w:tcW w:type="dxa" w:w="5046"/>
-            <w:shd w:fill="F7F7F7" w:val="clear"/>
-            <w:tcBorders>
-              <w:top w:val="single" w:sz="4" w:color="4A4A4A"/>
-              <w:left w:val="single" w:sz="4" w:color="4A4A4A"/>
-              <w:bottom w:val="single" w:sz="4" w:color="4A4A4A"/>
-              <w:right w:val="single" w:sz="4" w:color="4A4A4A"/>
-            </w:tcBorders>
-            <w:vAlign w:val="center"/>
-          </w:tcPr>
-          <w:p>
-            <w:pPr>
-              <w:jc w:val="center"/>
-              <w:bidi w:val="1"/>
-            </w:pPr>
-            <w:r/>
-            <w:r>
-              <w:rPr>
-                <w:rFonts w:ascii="Times New Roman" w:hAnsi="Times New Roman" w:cs="B Nazanin" w:eastAsia="B Nazanin"/>
-                <w:b w:val="0"/>
-                <w:sz w:val="16"/>
-                <w:rtl w:val="1"/>
-                <w:lang w:val="en-US" w:bidi="fa-IR" w:eastAsia="fa-IR"/>
-              </w:rPr>
-              <w:t>تعداد بذر جفتی</w:t>
-            </w:r>
-          </w:p>
-        </w:tc>
-        <w:tc>
-          <w:tcPr>
-            <w:tcW w:type="dxa" w:w="5046"/>
-            <w:shd w:fill="F7F7F7" w:val="clear"/>
-            <w:tcBorders>
-              <w:top w:val="single" w:sz="4" w:color="4A4A4A"/>
-              <w:left w:val="single" w:sz="4" w:color="4A4A4A"/>
-              <w:bottom w:val="single" w:sz="4" w:color="4A4A4A"/>
-              <w:right w:val="single" w:sz="4" w:color="4A4A4A"/>
-            </w:tcBorders>
-            <w:vAlign w:val="center"/>
-          </w:tcPr>
-          <w:p>
-            <w:pPr>
-              <w:jc w:val="center"/>
-              <w:bidi w:val="1"/>
-            </w:pPr>
-            <w:r/>
-            <w:r>
-              <w:rPr>
-                <w:rFonts w:ascii="Times New Roman" w:hAnsi="Times New Roman" w:cs="B Nazanin" w:eastAsia="B Nazanin"/>
-                <w:b w:val="0"/>
-                <w:sz w:val="16"/>
-                <w:rtl w:val="1"/>
-                <w:lang w:val="en-US" w:bidi="fa-IR" w:eastAsia="fa-IR"/>
-              </w:rPr>
-              <w:t>۳۰</w:t>
-            </w:r>
-          </w:p>
-        </w:tc>
-      </w:tr>
-      <w:tr>
-        <w:tc>
-          <w:tcPr>
-            <w:tcW w:type="dxa" w:w="5046"/>
-            <w:shd w:fill="F7F7F7" w:val="clear"/>
-            <w:tcBorders>
-              <w:top w:val="single" w:sz="4" w:color="4A4A4A"/>
-              <w:left w:val="single" w:sz="4" w:color="4A4A4A"/>
-              <w:bottom w:val="single" w:sz="4" w:color="4A4A4A"/>
-              <w:right w:val="single" w:sz="4" w:color="4A4A4A"/>
-            </w:tcBorders>
-            <w:vAlign w:val="center"/>
-          </w:tcPr>
-          <w:p>
-            <w:pPr>
-              <w:jc w:val="center"/>
-              <w:bidi w:val="1"/>
-            </w:pPr>
-            <w:r/>
-            <w:r>
-              <w:rPr>
-                <w:rFonts w:ascii="Times New Roman" w:hAnsi="Times New Roman" w:cs="B Nazanin" w:eastAsia="B Nazanin"/>
-                <w:b w:val="0"/>
-                <w:sz w:val="16"/>
-                <w:rtl w:val="1"/>
-                <w:lang w:val="en-US" w:bidi="fa-IR" w:eastAsia="fa-IR"/>
-              </w:rPr>
-              <w:t>سنجهٔ اولیه</w:t>
-            </w:r>
-          </w:p>
-        </w:tc>
-        <w:tc>
-          <w:tcPr>
-            <w:tcW w:type="dxa" w:w="5046"/>
-            <w:shd w:fill="F7F7F7" w:val="clear"/>
-            <w:tcBorders>
-              <w:top w:val="single" w:sz="4" w:color="4A4A4A"/>
-              <w:left w:val="single" w:sz="4" w:color="4A4A4A"/>
-              <w:bottom w:val="single" w:sz="4" w:color="4A4A4A"/>
-              <w:right w:val="single" w:sz="4" w:color="4A4A4A"/>
-            </w:tcBorders>
-            <w:vAlign w:val="center"/>
-          </w:tcPr>
-          <w:p>
-            <w:pPr>
-              <w:jc w:val="center"/>
-              <w:bidi w:val="1"/>
-            </w:pPr>
-            <w:r/>
-            <w:r>
-              <w:rPr>
-                <w:rFonts w:ascii="Times New Roman" w:hAnsi="Times New Roman" w:cs="B Nazanin" w:eastAsia="B Nazanin"/>
-                <w:b w:val="0"/>
-                <w:sz w:val="16"/>
-                <w:rtl w:val="1"/>
-                <w:lang w:val="en-US" w:bidi="fa-IR" w:eastAsia="fa-IR"/>
-              </w:rPr>
-              <w:t>میانگین ATP پایانی گیرنده</w:t>
-            </w:r>
-          </w:p>
-        </w:tc>
-      </w:tr>
-      <w:tr>
-        <w:tc>
-          <w:tcPr>
-            <w:tcW w:type="dxa" w:w="5046"/>
-            <w:shd w:fill="F7F7F7" w:val="clear"/>
-            <w:tcBorders>
-              <w:top w:val="single" w:sz="4" w:color="4A4A4A"/>
-              <w:left w:val="single" w:sz="4" w:color="4A4A4A"/>
-              <w:bottom w:val="single" w:sz="4" w:color="4A4A4A"/>
-              <w:right w:val="single" w:sz="4" w:color="4A4A4A"/>
-            </w:tcBorders>
-            <w:vAlign w:val="center"/>
-          </w:tcPr>
-          <w:p>
-            <w:pPr>
-              <w:jc w:val="center"/>
-              <w:bidi w:val="1"/>
-            </w:pPr>
-            <w:r/>
-            <w:r>
-              <w:rPr>
-                <w:rFonts w:ascii="Times New Roman" w:hAnsi="Times New Roman" w:cs="B Nazanin" w:eastAsia="B Nazanin"/>
-                <w:b w:val="0"/>
-                <w:sz w:val="16"/>
-                <w:rtl w:val="1"/>
-                <w:lang w:val="en-US" w:bidi="fa-IR" w:eastAsia="fa-IR"/>
-              </w:rPr>
-              <w:t>source_bias_on در برابر source_bias_off</w:t>
-            </w:r>
-          </w:p>
-        </w:tc>
-        <w:tc>
-          <w:tcPr>
-            <w:tcW w:type="dxa" w:w="5046"/>
-            <w:shd w:fill="F7F7F7" w:val="clear"/>
-            <w:tcBorders>
-              <w:top w:val="single" w:sz="4" w:color="4A4A4A"/>
-              <w:left w:val="single" w:sz="4" w:color="4A4A4A"/>
-              <w:bottom w:val="single" w:sz="4" w:color="4A4A4A"/>
-              <w:right w:val="single" w:sz="4" w:color="4A4A4A"/>
-            </w:tcBorders>
-            <w:vAlign w:val="center"/>
-          </w:tcPr>
-          <w:p>
-            <w:pPr>
-              <w:jc w:val="center"/>
-              <w:bidi w:val="1"/>
-            </w:pPr>
-            <w:r>
-              <w:t xml:space="preserve">Δ = ۱۶٫۴۹ ؛ BCa [۱۴٫۲۵، ۱۹٫۱۴]</w:t>
-            </w:r>
-          </w:p>
-        </w:tc>
-      </w:tr>
-      <w:tr>
-        <w:tc>
-          <w:tcPr>
-            <w:tcW w:type="dxa" w:w="5046"/>
-            <w:shd w:fill="F7F7F7" w:val="clear"/>
-            <w:tcBorders>
-              <w:top w:val="single" w:sz="4" w:color="4A4A4A"/>
-              <w:left w:val="single" w:sz="4" w:color="4A4A4A"/>
-              <w:bottom w:val="single" w:sz="4" w:color="4A4A4A"/>
-              <w:right w:val="single" w:sz="4" w:color="4A4A4A"/>
-            </w:tcBorders>
-            <w:vAlign w:val="center"/>
-          </w:tcPr>
-          <w:p>
-            <w:pPr>
-              <w:jc w:val="center"/>
-              <w:bidi w:val="1"/>
-            </w:pPr>
-            <w:r>
-              <w:t xml:space="preserve">source_bias_on در برابر capsules_off / content_null</w:t>
-            </w:r>
-          </w:p>
-        </w:tc>
-        <w:tc>
-          <w:tcPr>
-            <w:tcW w:type="dxa" w:w="5046"/>
-            <w:shd w:fill="F7F7F7" w:val="clear"/>
-            <w:tcBorders>
-              <w:top w:val="single" w:sz="4" w:color="4A4A4A"/>
-              <w:left w:val="single" w:sz="4" w:color="4A4A4A"/>
-              <w:bottom w:val="single" w:sz="4" w:color="4A4A4A"/>
-              <w:right w:val="single" w:sz="4" w:color="4A4A4A"/>
-            </w:tcBorders>
-            <w:vAlign w:val="center"/>
-          </w:tcPr>
-          <w:p>
-            <w:pPr>
-              <w:jc w:val="center"/>
-              <w:bidi w:val="1"/>
-            </w:pPr>
-            <w:r>
-              <w:t xml:space="preserve">Δ = ۳۰٫۶۷ ؛ BCa [۲۶٫۰۳، ۳۵٫۳۲]</w:t>
-            </w:r>
-          </w:p>
-        </w:tc>
-      </w:tr>
-      <w:tr>
-        <w:tc>
-          <w:tcPr>
-            <w:tcW w:type="dxa" w:w="5046"/>
-            <w:shd w:fill="F7F7F7" w:val="clear"/>
-            <w:tcBorders>
-              <w:top w:val="single" w:sz="4" w:color="4A4A4A"/>
-              <w:left w:val="single" w:sz="4" w:color="4A4A4A"/>
-              <w:bottom w:val="single" w:sz="4" w:color="4A4A4A"/>
-              <w:right w:val="single" w:sz="4" w:color="4A4A4A"/>
-            </w:tcBorders>
-            <w:vAlign w:val="center"/>
-          </w:tcPr>
-          <w:p>
-            <w:pPr>
-              <w:jc w:val="center"/>
-              <w:bidi w:val="1"/>
-            </w:pPr>
-            <w:r/>
-            <w:r>
-              <w:rPr>
-                <w:rFonts w:ascii="Times New Roman" w:hAnsi="Times New Roman" w:cs="B Nazanin" w:eastAsia="B Nazanin"/>
-                <w:b w:val="0"/>
-                <w:sz w:val="16"/>
-                <w:rtl w:val="1"/>
-                <w:lang w:val="en-US" w:bidi="fa-IR" w:eastAsia="fa-IR"/>
-              </w:rPr>
-              <w:t>p جایگشت علامت (خام / Holm)</w:t>
-            </w:r>
-          </w:p>
-        </w:tc>
-        <w:tc>
-          <w:tcPr>
-            <w:tcW w:type="dxa" w:w="5046"/>
-            <w:shd w:fill="F7F7F7" w:val="clear"/>
-            <w:tcBorders>
-              <w:top w:val="single" w:sz="4" w:color="4A4A4A"/>
-              <w:left w:val="single" w:sz="4" w:color="4A4A4A"/>
-              <w:bottom w:val="single" w:sz="4" w:color="4A4A4A"/>
-              <w:right w:val="single" w:sz="4" w:color="4A4A4A"/>
-            </w:tcBorders>
-            <w:vAlign w:val="center"/>
-          </w:tcPr>
-          <w:p>
-            <w:pPr>
-              <w:jc w:val="center"/>
-              <w:bidi w:val="1"/>
-            </w:pPr>
-            <w:r/>
-            <w:r>
-              <w:rPr>
-                <w:rFonts w:ascii="Times New Roman" w:hAnsi="Times New Roman" w:cs="B Nazanin" w:eastAsia="B Nazanin"/>
-                <w:b w:val="0"/>
-                <w:sz w:val="16"/>
-                <w:rtl w:val="1"/>
-                <w:lang w:val="en-US" w:bidi="fa-IR" w:eastAsia="fa-IR"/>
-              </w:rPr>
-              <w:t>۴٫۹۹۹۷۵×۱۰⁻⁵ / ۱٫۵۰×۱۰⁻⁴</w:t>
-            </w:r>
-          </w:p>
-        </w:tc>
-      </w:tr>
-      <w:tr>
-        <w:tc>
-          <w:tcPr>
-            <w:tcW w:type="dxa" w:w="5046"/>
-            <w:shd w:fill="F7F7F7" w:val="clear"/>
-            <w:tcBorders>
-              <w:top w:val="single" w:sz="4" w:color="4A4A4A"/>
-              <w:left w:val="single" w:sz="4" w:color="4A4A4A"/>
-              <w:bottom w:val="single" w:sz="4" w:color="4A4A4A"/>
-              <w:right w:val="single" w:sz="4" w:color="4A4A4A"/>
-            </w:tcBorders>
-            <w:vAlign w:val="center"/>
-          </w:tcPr>
-          <w:p>
-            <w:pPr>
-              <w:jc w:val="center"/>
-              <w:bidi w:val="1"/>
-            </w:pPr>
-            <w:r/>
-            <w:r>
-              <w:rPr>
-                <w:rFonts w:ascii="Times New Roman" w:hAnsi="Times New Roman" w:cs="B Nazanin" w:eastAsia="B Nazanin"/>
-                <w:b w:val="0"/>
-                <w:sz w:val="16"/>
-                <w:rtl w:val="1"/>
-                <w:lang w:val="en-US" w:bidi="fa-IR" w:eastAsia="fa-IR"/>
-              </w:rPr>
-              <w:t>سقف ادعا در مصنوع</w:t>
-            </w:r>
-          </w:p>
-        </w:tc>
-        <w:tc>
-          <w:tcPr>
-            <w:tcW w:type="dxa" w:w="5046"/>
-            <w:shd w:fill="F7F7F7" w:val="clear"/>
-            <w:tcBorders>
-              <w:top w:val="single" w:sz="4" w:color="4A4A4A"/>
-              <w:left w:val="single" w:sz="4" w:color="4A4A4A"/>
-              <w:bottom w:val="single" w:sz="4" w:color="4A4A4A"/>
-              <w:right w:val="single" w:sz="4" w:color="4A4A4A"/>
-            </w:tcBorders>
-            <w:vAlign w:val="center"/>
-          </w:tcPr>
-          <w:p>
-            <w:pPr>
-              <w:jc w:val="center"/>
-              <w:bidi w:val="1"/>
-            </w:pPr>
-            <w:r/>
-            <w:r>
-              <w:rPr>
-                <w:rFonts w:ascii="Times New Roman" w:hAnsi="Times New Roman" w:cs="B Nazanin" w:eastAsia="B Nazanin"/>
-                <w:b w:val="0"/>
-                <w:sz w:val="16"/>
-                <w:rtl w:val="1"/>
-                <w:lang w:val="en-US" w:bidi="fa-IR" w:eastAsia="fa-IR"/>
-              </w:rPr>
-              <w:t>intervention_supported</w:t>
-            </w:r>
-          </w:p>
-        </w:tc>
-      </w:tr>
-      <w:tr>
-        <w:tc>
-          <w:tcPr>
-            <w:tcW w:type="dxa" w:w="5046"/>
-            <w:shd w:fill="F7F7F7" w:val="clear"/>
-            <w:tcBorders>
-              <w:top w:val="single" w:sz="4" w:color="4A4A4A"/>
-              <w:left w:val="single" w:sz="4" w:color="4A4A4A"/>
-              <w:bottom w:val="single" w:sz="4" w:color="4A4A4A"/>
-              <w:right w:val="single" w:sz="4" w:color="4A4A4A"/>
-            </w:tcBorders>
-            <w:vAlign w:val="center"/>
-          </w:tcPr>
-          <w:p>
-            <w:pPr>
-              <w:jc w:val="center"/>
-              <w:bidi w:val="1"/>
-            </w:pPr>
-            <w:r/>
-            <w:r>
-              <w:rPr>
-                <w:rFonts w:ascii="Times New Roman" w:hAnsi="Times New Roman" w:cs="B Nazanin" w:eastAsia="B Nazanin"/>
-                <w:b w:val="0"/>
-                <w:sz w:val="16"/>
-                <w:rtl w:val="1"/>
-                <w:lang w:val="en-US" w:bidi="fa-IR" w:eastAsia="fa-IR"/>
-              </w:rPr>
-              <w:t>بازپخش</w:t>
-            </w:r>
-          </w:p>
-        </w:tc>
-        <w:tc>
-          <w:tcPr>
-            <w:tcW w:type="dxa" w:w="5046"/>
-            <w:shd w:fill="F7F7F7" w:val="clear"/>
-            <w:tcBorders>
-              <w:top w:val="single" w:sz="4" w:color="4A4A4A"/>
-              <w:left w:val="single" w:sz="4" w:color="4A4A4A"/>
-              <w:bottom w:val="single" w:sz="4" w:color="4A4A4A"/>
-              <w:right w:val="single" w:sz="4" w:color="4A4A4A"/>
-            </w:tcBorders>
-            <w:vAlign w:val="center"/>
-          </w:tcPr>
-          <w:p>
-            <w:pPr>
-              <w:jc w:val="center"/>
-              <w:bidi w:val="1"/>
-            </w:pPr>
-            <w:r/>
-            <w:r>
-              <w:rPr>
-                <w:rFonts w:ascii="Times New Roman" w:hAnsi="Times New Roman" w:cs="B Nazanin" w:eastAsia="B Nazanin"/>
-                <w:b w:val="0"/>
-                <w:sz w:val="16"/>
-                <w:rtl w:val="1"/>
-                <w:lang w:val="en-US" w:bidi="fa-IR" w:eastAsia="fa-IR"/>
-              </w:rPr>
-              <w:t>در بستهٔ شواهد ثبت می‌شود</w:t>
-            </w:r>
-          </w:p>
-        </w:tc>
-      </w:tr>
-    </w:tbl>
-    <w:p>
-      <w:pPr>
         <w:pStyle w:val="Heading2"/>
         <w:jc w:val="right"/>
         <w:bidi w:val="1"/>
@@ -3594,7 +2301,7 @@
           <w:rtl w:val="1"/>
           <w:lang w:val="en-US" w:bidi="fa-IR" w:eastAsia="fa-IR"/>
         </w:rPr>
-        <w:t>جدول ۳ با زمینهٔ کاربرد یک مدل تجهیز ساخته و به حسابرس داده شد. سؤال این بود که آیا جدول امتیاز اجازه می‌دهد اندازهٔ بدترین حالت انتخاب شود. زمینه فقط همان جدول است و آزمون ISO 14879-1 و ایمپلنت در میان نیست. تأثیر مدل ۲ و پیامد تصمیم ۳ اعلام شده، بنابراین ریسک مدل ۳ ثبت می‌شود. امتیاز درمان ۰٫۱۲، ۰٫۱۱ و ۰٫۱۳ و امتیاز کنترل ۰٫۲۰، ۰٫۱۹ و ۰٫۲۱ است. برچسب‌های همراه عبارت‌اند از simd_declared، ردهٔ B در IEC 62304، دستهٔ II در IMDRF، دسته‌های شواهد ۱ و ۳ و ۸، و اعلام فیزیک‌محور بودن مدل. خروجی سطح صفر بود. برای سطح ۱ فقط مانیفست مصنوع کم است. HE01 چون بازپخش، مداخله، کنترل منفی، بازه و سی بذر دارد به سطح ۴ می‌رسد. برچسب رده و دستهٔ شواهد این فاصله را عوض نمی‌کند.</w:t>
+        <w:t>جدول ۳ با زمینهٔ یک مدل تجهیز به حسابرس داده شد. سؤال، مجاز بودن انتخاب اندازهٔ بدترین حالت بود. آزمون ISO 14879-1 و ایمپلنت در کار نیست. تأثیر مدل ۲ و پیامد تصمیم ۳ است، پس ریسک مدل ۳ ثبت می‌شود. امتیاز درمان ۰٫۱۲، ۰٫۱۱ و ۰٫۱۳ و کنترل ۰٫۲۰، ۰٫۱۹ و ۰٫۲۱ است. برچسب‌ها simd_declared، ردهٔ B از IEC 62304، دستهٔ II از IMDRF و شواهد ۱، ۳ و ۸ هستند. خروجی سطح صفر بود. برای سطح ۱ فقط مانیفست کم است. HE01 به سطح ۴ می‌رسد.</w:t>
       </w:r>
     </w:p>
     <w:p>
@@ -3626,39 +2333,7 @@
           <w:rtl w:val="1"/>
           <w:lang w:val="en-US" w:bidi="fa-IR" w:eastAsia="fa-IR"/>
         </w:rPr>
-        <w:t>ASME V&amp;V 40 روش اعتبار یک مدل در زمینهٔ کاربرد مشخص است. در این بستر، پرسش، زمینه، تأثیر و پیامد ثبت می‌شود و سپس ادعای همراه بسته درجه می‌گیرد. اگر آزمون نیمکت یا in vivo در دست باشد، بیرون از نرم‌افزار جمع می‌شود و فقط به شکل دستهٔ راهنمای FDA ۲۰۲۳ اعلام می‌گردد. کودون‌تریس جای آن آزمون‌ها را نمی‌گیرد و حساب ادعا را نگه می‌دارد. نسخه از پیکربندی پروژه خوانده می‌شود و اعداد کمپین در این متن دوباره تولید نشده‌اند.</w:t>
-      </w:r>
-    </w:p>
-    <w:p>
-      <w:pPr>
-        <w:pStyle w:val="Heading1"/>
-        <w:jc w:val="right"/>
-        <w:bidi w:val="1"/>
-      </w:pPr>
-      <w:r>
-        <w:rPr>
-          <w:rFonts w:ascii="Times New Roman" w:hAnsi="Times New Roman" w:cs="B Nazanin" w:eastAsia="B Nazanin"/>
-          <w:b/>
-          <w:sz w:val="22"/>
-          <w:rtl w:val="1"/>
-          <w:lang w:val="en-US" w:bidi="fa-IR" w:eastAsia="fa-IR"/>
-        </w:rPr>
-        <w:t xml:space="preserve">محدودیت‌ها</w:t>
-      </w:r>
-    </w:p>
-    <w:p>
-      <w:pPr>
-        <w:jc w:val="both"/>
-        <w:bidi w:val="1"/>
-      </w:pPr>
-      <w:r>
-        <w:rPr>
-          <w:rFonts w:ascii="Times New Roman" w:hAnsi="Times New Roman" w:cs="B Nazanin" w:eastAsia="B Nazanin"/>
-          <w:sz w:val="20"/>
-          <w:rtl w:val="1"/>
-          <w:lang w:val="en-US" w:bidi="fa-IR" w:eastAsia="fa-IR"/>
-        </w:rPr>
-        <w:t>موضوع این مطالعه درجهٔ ادعای همراه مصنوع است. راهنمای FDA سال ۲۰۲۳ مدل یادگیری ماشین مستقل را در بر نمی‌گیرد. در HE01 مقایسه با کنترل محتوایی، مداخله‌ای مرکب است. گام بعدی، گذاشتن مدل فیزیک‌محور واقعی با مانیفست و زمینهٔ کاربرد مشخص روی همین پورت است.</w:t>
+        <w:t>ASME V&amp;V 40 اعتبار مدل در یک زمینهٔ مشخص است. اینجا پرسش، زمینه، تأثیر و پیامد ثبت می‌شود و ادعای بسته درجه می‌گیرد. آزمون نیمکت بیرون از نرم‌افزار می‌ماند. کودون‌تریس جای آن آزمون را نمی‌گیرد. نسخه از پیکربندی پروژه خوانده می‌شود.</w:t>
       </w:r>
     </w:p>
     <w:p>
@@ -3690,7 +2365,7 @@
           <w:rtl w:val="1"/>
           <w:lang w:val="en-US" w:bidi="fa-IR" w:eastAsia="fa-IR"/>
         </w:rPr>
-        <w:t>کودون‌تریس جنسیس اجرا، مداخله و حسابرسی ادعا را روی یک نردبان جمع کرده و موتور را نسبت به حوزه بی‌طرف گذاشته است. پروفایل زیست‌پزشکی واژگان ASME V&amp;V 40، راهنمای FDA ۲۰۲۳، IEC 62304 و IMDRF را به همین نردبان می‌آورد. HE01 اختلاف انرژی را با بازهٔ اطمینان و سی بذر جفتی نشان داد. جدول اعلامی تجهیز، با ریسک مدل ۳ و برچسب‌های تنظیم‌گری، در سطح صفر ماند. برچسب استاندارد به‌تنهایی سطح ادعا را بالا نمی‌برد.</w:t>
+        <w:t>کودون‌تریس جنسیس اجرا، مداخله و حسابرسی را روی یک نردبان جمع کرده و موتور را نسبت به حوزه بی‌طرف گذاشته است. پروفایل زیست‌پزشکی واژگان ASME V&amp;V 40، راهنمای FDA ۲۰۲۳، IEC 62304 و IMDRF را می‌آورد. HE01 اختلاف ۱۶٫۴۹ را با بازه نشان داد و جدول تجهیز با ریسک مدل ۳ در سطح صفر ماند. راهنمای ۲۰۲۳ مدل یادگیری ماشین مستقل را در بر نمی‌گیرد. گام بعدی، نشاندن مدل فیزیک‌محور با مانیفست روی همین پورت است.</w:t>
       </w:r>
     </w:p>
     <w:p>
@@ -7666,7 +6341,7 @@
       <w:numPr>
         <w:numId w:val="14"/>
       </w:numPr>
-      <w:spacing w:before="140" w:after="60"/>
+      <w:spacing w:before="120" w:after="20"/>
       <w:ind w:left="357" w:hanging="357"/>
       <w:jc w:val="left"/>
       <w:outlineLvl w:val="0"/>
@@ -7693,7 +6368,7 @@
       <w:numPr>
         <w:ilvl w:val="1"/>
       </w:numPr>
-      <w:spacing w:before="140" w:after="60"/>
+      <w:spacing w:before="120" w:after="20"/>
       <w:jc w:val="left"/>
       <w:outlineLvl w:val="1"/>
     </w:pPr>
@@ -7954,7 +6629,7 @@
     <w:qFormat/>
     <w:rsid w:val="00D57EF7"/>
     <w:pPr>
-      <w:spacing w:before="760" w:after="200"/>
+      <w:spacing w:before="80" w:after="80"/>
       <w:jc w:val="center"/>
     </w:pPr>
     <w:rPr>
@@ -8117,7 +6792,7 @@
       <w:autoSpaceDE/>
       <w:autoSpaceDN/>
       <w:adjustRightInd/>
-      <w:spacing w:after="90"/>
+      <w:spacing w:after="40"/>
       <w:jc w:val="left"/>
       <w:textAlignment w:val="auto"/>
     </w:pPr>
@@ -8364,7 +7039,7 @@
     <w:rsid w:val="008730CE"/>
     <w:pPr>
       <w:bidi/>
-      <w:spacing w:after="240"/>
+      <w:spacing w:after="40"/>
       <w:jc w:val="center"/>
     </w:pPr>
     <w:rPr>

--- a/paper/baic/مقاله_BAIC_2026_نهایی.docx
+++ b/paper/baic/مقاله_BAIC_2026_نهایی.docx
@@ -297,7 +297,7 @@
           <w:rtl w:val="1"/>
           <w:lang w:val="en-US" w:bidi="fa-IR" w:eastAsia="fa-IR"/>
         </w:rPr>
-        <w:t>هسته ژنوم، عامل، جهان و زمان‌بند است. تنظیم تازه با پیش‌فرض خاموش می‌آید. برای هر یال شناسه و اثرانگشت قبل و بعد ذخیره می‌شود. نسخه از پیکربندی پروژه خوانده می‌شود و داخل بسته ثابت نوشته نمی‌شود.</w:t>
+        <w:t>هسته از ژنوم، عامل، جهان و زمان‌بند ساخته شده است. تنظیم تازه با پیش‌فرض خاموش می‌آید. برای هر یال شناسه و اثرانگشت قبل و بعد ذخیره می‌شود. نسخه از پیکربندی پروژه خوانده می‌شود و داخل بسته ثابت نوشته نمی‌شود.</w:t>
       </w:r>
     </w:p>
     <w:p>
@@ -417,7 +417,7 @@
           <w:rtl w:val="1"/>
           <w:lang w:val="en-US" w:bidi="fa-IR" w:eastAsia="fa-IR"/>
         </w:rPr>
-        <w:t>حسابرس شش سطح دارد و از موتور جداست. سطح ۳ مداخله یا حذف یال، کنترل منفی و بازپخش می‌خواهد. سطح ۴ بازه و حداقل شانزده بذر را هم می‌خواهد. سطح ۵ آرشیو و محدودیت نوشته‌شده را می‌افزاید. این آستانه‌ها مال همین پیاده‌سازی است. آزمون وقتی بی‌اعتبار است که خود مداخله اعمال نشده باشد.</w:t>
+        <w:t>حسابرس شش سطح دارد و از موتور جداست. سطح ۳ مداخله یا حذف یال، کنترل منفی و بازپخش می‌خواهد. سطح ۴ بازه و حداقل شانزده بذر را هم می‌خواهد. سطح ۵ آرشیو و محدودیت نوشته‌شده را می‌افزاید. این آستانه‌ها مربوط به همین پیاده‌سازی است. آزمون وقتی بی‌اعتبار است که خود مداخله اعمال نشده باشد.</w:t>
       </w:r>
     </w:p>
     <w:p>
@@ -499,7 +499,7 @@
           <w:rtl w:val="1"/>
           <w:lang w:val="en-US" w:bidi="fa-IR" w:eastAsia="fa-IR"/>
         </w:rPr>
-        <w:t xml:space="preserve">جدول ۲: نگاشت واژگان تنظیم‌گری به برچسب‌های اعلامی</w:t>
+        <w:t>جدول ۱: نگاشت واژگان تنظیم‌گری به برچسب‌های اعلامی</w:t>
       </w:r>
     </w:p>
     <w:tbl>
@@ -1238,7 +1238,9 @@
               <w:jc w:val="center"/>
               <w:bidi w:val="1"/>
             </w:pPr>
-            <w:r/>
+            <w:r>
+              <w:t>software_kind</w:t>
+            </w:r>
             <w:r>
               <w:rPr>
                 <w:rFonts w:ascii="Times New Roman" w:hAnsi="Times New Roman" w:cs="B Nazanin" w:eastAsia="B Nazanin"/>
@@ -1247,7 +1249,6 @@
                 <w:rtl w:val="1"/>
                 <w:lang w:val="en-US" w:bidi="fa-IR" w:eastAsia="fa-IR"/>
               </w:rPr>
-              <w:t>device_software_kind</w:t>
             </w:r>
           </w:p>
         </w:tc>
@@ -1371,7 +1372,7 @@
           <w:rtl w:val="1"/>
           <w:lang w:val="en-US" w:bidi="fa-IR" w:eastAsia="fa-IR"/>
         </w:rPr>
-        <w:t>جدول ۳ همان بستهٔ بخش ارزیابی است و سطح خروجی آن صفر است.</w:t>
+        <w:t>جدول ۲ همان بستهٔ بخش ارزیابی است و سطح خروجی آن صفر است.</w:t>
       </w:r>
     </w:p>
     <w:p>
@@ -1389,7 +1390,7 @@
           <w:rtl w:val="1"/>
           <w:lang w:val="en-US" w:bidi="fa-IR" w:eastAsia="fa-IR"/>
         </w:rPr>
-        <w:t>جدول ۳: بستهٔ اعلامی مدل تجهیز؛ خروجی حسابرس سطح ۰</w:t>
+        <w:t>جدول ۲: بستهٔ اعلامی مدل تجهیز؛ خروجی حسابرس سطح ۰</w:t>
       </w:r>
     </w:p>
     <w:tbl>
@@ -1705,7 +1706,9 @@
               <w:jc w:val="center"/>
               <w:bidi w:val="1"/>
             </w:pPr>
-            <w:r/>
+            <w:r>
+              <w:t>software_kind</w:t>
+            </w:r>
             <w:r>
               <w:rPr>
                 <w:rFonts w:ascii="Times New Roman" w:hAnsi="Times New Roman" w:cs="B Nazanin" w:eastAsia="B Nazanin"/>
@@ -1714,7 +1717,6 @@
                 <w:rtl w:val="1"/>
                 <w:lang w:val="en-US" w:bidi="fa-IR" w:eastAsia="fa-IR"/>
               </w:rPr>
-              <w:t>device_software_kind</w:t>
             </w:r>
           </w:p>
         </w:tc>
@@ -2196,7 +2198,7 @@
           <w:rtl w:val="1"/>
           <w:lang w:val="en-US" w:bidi="fa-IR" w:eastAsia="fa-IR"/>
         </w:rPr>
-        <w:t>HE01 طرح از پیش ثبت‌شدهٔ سوگیری منشأ است. سی بذر جفتی، درمان را با کنترل‌های محتوای تهی، کانال بسته، کانال روشن بدون سوگیری، و محتوای برخورده مقایسه می‌کند. سنجه میانگین انرژی پایانی گیرنده در شبیه‌سازی است و سقف مصنوع intervention_supported است.</w:t>
+        <w:t>HE01 طرح از پیش ثبت‌شدهٔ سوگیری منشأ است. سی بذر جفتی، درمان را با کنترل‌های محتوای تهی، کانال بسته، کانال روشن بدون سوگیری، و محتوای برخورده مقایسه می‌کند. سنجه، میانگین انرژی پایانی گیرنده در شبیه‌سازی است و سقف مصنوع intervention_supported است.</w:t>
       </w:r>
     </w:p>
     <w:p>
@@ -2301,7 +2303,7 @@
           <w:rtl w:val="1"/>
           <w:lang w:val="en-US" w:bidi="fa-IR" w:eastAsia="fa-IR"/>
         </w:rPr>
-        <w:t>جدول ۳ با زمینهٔ یک مدل تجهیز به حسابرس داده شد. سؤال، مجاز بودن انتخاب اندازهٔ بدترین حالت بود. آزمون ISO 14879-1 و ایمپلنت در کار نیست. تأثیر مدل ۲ و پیامد تصمیم ۳ است، پس ریسک مدل ۳ ثبت می‌شود. امتیاز درمان ۰٫۱۲، ۰٫۱۱ و ۰٫۱۳ و کنترل ۰٫۲۰، ۰٫۱۹ و ۰٫۲۱ است. برچسب‌ها simd_declared، ردهٔ B از IEC 62304، دستهٔ II از IMDRF و شواهد ۱، ۳ و ۸ هستند. خروجی سطح صفر بود. برای سطح ۱ فقط مانیفست کم است. HE01 به سطح ۴ می‌رسد.</w:t>
+        <w:t>جدول ۲ با زمینهٔ یک مدل تجهیز به حسابرس داده شد. سؤال، مجاز بودن انتخاب اندازهٔ بدترین حالت بود. آزمون ISO 14879-1 و ایمپلنت در کار نیست. تأثیر مدل ۲ و پیامد تصمیم ۳ است، پس ریسک مدل ۳ ثبت می‌شود. امتیاز درمان ۰٫۱۲، ۰٫۱۱ و ۰٫۱۳ و کنترل ۰٫۲۰، ۰٫۱۹ و ۰٫۲۱ است. برچسب‌ها simd_declared، ردهٔ B از IEC 62304، دستهٔ II از IMDRF و شواهد ۱، ۳ و ۸ هستند. خروجی سطح صفر بود. برای سطح ۱ فقط مانیفست کم است. HE01 به سطح ۴ می‌رسد.</w:t>
       </w:r>
     </w:p>
     <w:p>

--- a/paper/baic/مقاله_BAIC_2026_نهایی.docx
+++ b/paper/baic/مقاله_BAIC_2026_نهایی.docx
@@ -105,7 +105,7 @@
           <w:rtl w:val="1"/>
           <w:lang w:val="en-US" w:bidi="fa-IR" w:eastAsia="fa-IR"/>
         </w:rPr>
-        <w:t>چکیده - برای مدل محاسباتی در مهندسی پزشکی باید روشن باشد شواهد حاضر چه ادعایی را نگه می‌دارند. کودون‌تریس جنسیس اجرا را قطعی می‌کند، مداخلهٔ یال را ثبت می‌کند و ادعا را روی نردبانی شش‌سطحی حسابرسی می‌کند. موتور حوزه را نمی‌شناسد. برچسب حوزه از پورت DomainProfile می‌آید و پروفایل زیست‌پزشکی همان نردبان را با ASME V&amp;V 40، راهنمای FDA ۲۰۲۳، IEC 62304 و IMDRF هماهنگ می‌کند. در HE01 با سی بذر جفتی، اختلاف انرژی نسبت به کنترل کانالِ روشن ۱۶٫۴۹ و بازهٔ BCa برابر [۱۴٫۲۵، ۱۹٫۱۴] بود. همان حسابرس جدول اعلامی یک مدل تجهیز را، با ریسک مدل ۳، در سطح صفر گذاشت.</w:t>
+        <w:t>چکیده - این ابزار بعد از اجرا مشخص می‌کند ادعا تا چه سطحی، از صفر تا پنج، با شواهد همان بسته پشتیبانی می‌شود. کودون‌تریس جنسیس اجرا را قطعی می‌کند، مداخله روی یال را ثبت می‌کند و ادعا را روی نردبان اعتبار حسابرسی می‌کند. موتور، هستهٔ اجراست و حوزه را نمی‌شناسد. پورت DomainProfile درگاهی است که پرونده را به بستهٔ شواهد تبدیل می‌کند. درگاه پزشکی واژگان ASME V&amp;V 40، راهنمای FDA ۲۰۲۳، IEC 62304 و IMDRF را روی همین نردبان می‌گذارد و برچسب را به‌جای تأیید نمی‌نشاند. ارزیابی یک جفت کنترل است. HE01 کمپینی اجراشده و بازپخش‌پذیر با سی بذر جفتی است: اختلاف انرژی نسبت به کنترل ۱۶٫۴۹ و بازهٔ BCa برابر [۱۴٫۲۵، ۱۹٫۱۴] بود و حسابرس سطح ۴ داد. جدول مدل تجهیز عمداً بدون شاهد اجرایی ساخته شد و در سطح صفر ماند. این فاصله را هیچ برچسبی پر نمی‌کند.</w:t>
       </w:r>
     </w:p>
     <w:p>
@@ -171,7 +171,7 @@
           <w:rtl w:val="1"/>
           <w:lang w:val="en-US" w:bidi="fa-IR" w:eastAsia="fa-IR"/>
         </w:rPr>
-        <w:t>در پروندهٔ مدل محاسباتی برای تجهیز پزشکی، سؤال این است که شواهد موجود تا کجا ادعا را نگه می‌دارند. راهنمای نوامبر ۲۰۲۳ سازمان غذا و داروی آمریکا اعتبار شبیه‌سازی فیزیک‌محور را به ریسک تصمیم وصل می‌کند و مدل یادگیری ماشین مستقل را بیرون از دامنه می‌گذارد [1]. ASME V&amp;V 40 همین نکته را با پرسش مورد علاقه، زمینهٔ کاربرد و پیامد تصمیم می‌نویسد [2]. NASA-STD-7009B هم قابلیت مدل و هم جواز انتقال نتیجه را جدا می‌خواهد [3]. پیوست چهارم قانون هوش مصنوعی اتحادیهٔ اروپا مستندسازی اعتبارسنجی را لازم کرده است [4]. هیچ‌کدام به‌تنهایی درجهٔ ادعای یک فایل پژوهشی را معلوم نمی‌کنند.</w:t>
+        <w:t>این ابزار بعد از اجرای یک مدل محاسباتی مشخص می‌کند نتایج تا چه سطحی، از صفر تا پنج، با شواهد بسته پشتیبانی می‌شوند. این سطح‌ها نردبان اعتبارند: پلهٔ بالاتر شاهد بیشتری می‌خواهد و تأیید تجهیز نیست. در پروندهٔ مدل محاسباتی برای تجهیز پزشکی، سؤال این است که شواهد موجود تا کجا ادعا را نگه می‌دارند. راهنمای نوامبر ۲۰۲۳ سازمان غذا و داروی آمریکا اعتبار شبیه‌سازی فیزیک‌محور را به ریسک تصمیم وصل می‌کند و مدل یادگیری ماشین مستقل را بیرون از دامنه می‌گذارد [1]. ASME V&amp;V 40 همین نکته را با پرسش مورد علاقه، زمینهٔ کاربرد و پیامد تصمیم می‌نویسد [2]. NASA-STD-7009B هم قابلیت مدل و هم جواز انتقال نتیجه را جدا می‌خواهد [3]. پیوست چهارم قانون هوش مصنوعی اتحادیهٔ اروپا مستندسازی اعتبارسنجی را لازم کرده است [4]. هیچ‌کدام به‌تنهایی درجهٔ ادعای یک فایل پژوهشی را معلوم نمی‌کنند.</w:t>
       </w:r>
     </w:p>
     <w:p>
@@ -201,7 +201,7 @@
           <w:rtl w:val="1"/>
           <w:lang w:val="en-US" w:bidi="fa-IR" w:eastAsia="fa-IR"/>
         </w:rPr>
-        <w:t>اجرای قطعی، مداخلهٔ یال‌به‌یال و حسابرسی ادعا در یک بستر آمده‌اند و موتور برای پزشکی از نو نوشته نشده است. پروفایل زیست‌پزشکی برچسب تنظیم‌گری را به‌جای تأیید نمی‌نشاند. HE01 با شواهد جفتی بالا می‌رود و جدول اعلامی تجهیز، با ریسک مدل ۳، در سطح صفر می‌ماند.</w:t>
+        <w:t>موتور مدل را گام‌به‌گام پیش می‌برد و برای پزشکی از نو نوشته نشده است. یال یک گام از مسیر علت است. ارزیابی یک جفت کنترل است. HE01 کنترل مثبت و اجراشده است و تا سطح ۴ بالا می‌رود. جدول مدل تجهیز کنترل منفی است، شاهد اجرایی ندارد و در سطح صفر می‌ماند.</w:t>
       </w:r>
     </w:p>
     <w:p>
@@ -312,7 +312,7 @@
           <w:rtl w:val="1"/>
           <w:lang w:val="en-US" w:bidi="fa-IR" w:eastAsia="fa-IR"/>
         </w:rPr>
-        <w:t>موتور نمی‌داند آزمایش پزشکی است یا زندگی مصنوعی یا سخت‌افزار. آداپتور بسته را می‌سازد و DomainProfile فقط نام حوزه را دارد. حوزهٔ تازه پروفایل تازه است، نه موتور دوم. شکل ۱ همین جدایی را نشان می‌دهد [14].</w:t>
+        <w:t>موتور نمی‌داند آزمایش پزشکی است یا زندگی مصنوعی یا سخت‌افزار. آداپتور بسته را می‌سازد و DomainProfile فقط نام حوزه را دارد. حوزهٔ تازه پروفایل تازه است، نه موتور دوم. شکل ۱ همین جدایی را نشان می‌دهد [14]. پروفایل hardware و پورت ESP32 پیاده شده‌اند؛ در این مقاله آزمونی برای آن‌ها گزارش نمی‌شود.</w:t>
       </w:r>
     </w:p>
     <w:p>
@@ -1372,7 +1372,7 @@
           <w:rtl w:val="1"/>
           <w:lang w:val="en-US" w:bidi="fa-IR" w:eastAsia="fa-IR"/>
         </w:rPr>
-        <w:t>جدول ۲ همان بستهٔ بخش ارزیابی است و سطح خروجی آن صفر است.</w:t>
+        <w:t>این جدول کنترل منفی است و عمداً بدون شاهد اجرایی ساخته شده است. حسابرس سطح صفر برمی‌گرداند، چون مانیفست اجرا در بسته نیست.</w:t>
       </w:r>
     </w:p>
     <w:p>
@@ -1390,7 +1390,7 @@
           <w:rtl w:val="1"/>
           <w:lang w:val="en-US" w:bidi="fa-IR" w:eastAsia="fa-IR"/>
         </w:rPr>
-        <w:t>جدول ۲: بستهٔ اعلامی مدل تجهیز؛ خروجی حسابرس سطح ۰</w:t>
+        <w:t>جدول ۲: کنترل منفی؛ بدون شاهد اجرایی، خروجی حسابرس سطح ۰</w:t>
       </w:r>
     </w:p>
     <w:tbl>
@@ -2198,7 +2198,7 @@
           <w:rtl w:val="1"/>
           <w:lang w:val="en-US" w:bidi="fa-IR" w:eastAsia="fa-IR"/>
         </w:rPr>
-        <w:t>HE01 طرح از پیش ثبت‌شدهٔ سوگیری منشأ است. سی بذر جفتی، درمان را با کنترل‌های محتوای تهی، کانال بسته، کانال روشن بدون سوگیری، و محتوای برخورده مقایسه می‌کند. سنجه، میانگین انرژی پایانی گیرنده در شبیه‌سازی است و سقف مصنوع intervention_supported است.</w:t>
+        <w:t>HE01 کنترل مثبت است: کمپینی اجراشده و بازپخش‌پذیر، با مداخله و سی بذر جفتی. درمان با کنترل‌های محتوای تهی، کانال بسته، کانال روشن بدون این سوگیری، و محتوای برخورده مقایسه می‌شود. سنجه میانگین انرژی پایانی گیرنده داخل شبیه‌سازی است. برچسب داخل فایل results_v7.json برابر intervention_supported است. حسابرس عمومی همان بسته را در سطح ۴ می‌گذارد؛ تا سطح ۵ فقط شناسهٔ آرشیو کم است. این نام روی نقشهٔ داخلی کنار سطح ۳ است و به‌تنهایی درجه را نمی‌سازد.</w:t>
       </w:r>
     </w:p>
     <w:p>
@@ -2288,7 +2288,7 @@
           <w:rtl w:val="1"/>
           <w:lang w:val="en-US" w:bidi="fa-IR" w:eastAsia="fa-IR"/>
         </w:rPr>
-        <w:t xml:space="preserve">حسابرس روی بستهٔ اعلامی</w:t>
+        <w:t>کنترل منفی، بدون شاهد اجرایی</w:t>
       </w:r>
     </w:p>
     <w:p>
@@ -2303,7 +2303,7 @@
           <w:rtl w:val="1"/>
           <w:lang w:val="en-US" w:bidi="fa-IR" w:eastAsia="fa-IR"/>
         </w:rPr>
-        <w:t>جدول ۲ با زمینهٔ یک مدل تجهیز به حسابرس داده شد. سؤال، مجاز بودن انتخاب اندازهٔ بدترین حالت بود. آزمون ISO 14879-1 و ایمپلنت در کار نیست. تأثیر مدل ۲ و پیامد تصمیم ۳ است، پس ریسک مدل ۳ ثبت می‌شود. امتیاز درمان ۰٫۱۲، ۰٫۱۱ و ۰٫۱۳ و کنترل ۰٫۲۰، ۰٫۱۹ و ۰٫۲۱ است. برچسب‌ها simd_declared، ردهٔ B از IEC 62304، دستهٔ II از IMDRF و شواهد ۱، ۳ و ۸ هستند. خروجی سطح صفر بود. برای سطح ۱ فقط مانیفست کم است. HE01 به سطح ۴ می‌رسد.</w:t>
+        <w:t>جدول با زمینهٔ یک مدل تجهیز به حسابرس داده شد و شاهد اجرایی ندارد. سؤال این بود که آیا امتیازها، بدون بازپخش و بدون مداخله، اجازه می‌دهند اندازهٔ بدترین حالت انتخاب شود. آزمون ISO 14879-1 و ایمپلنت در کار نیست. تأثیر مدل ۲ و پیامد تصمیم ۳ است، پس ریسک مدل ۳ ثبت می‌شود. امتیاز درمان ۰٫۱۲، ۰٫۱۱ و ۰٫۱۳ و کنترل ۰٫۲۰، ۰٫۱۹ و ۰٫۲۱ است. برچسب‌ها simd_declared، ردهٔ B از IEC 62304، دستهٔ II از IMDRF و شواهد ۱، ۳ و ۸ هستند. خروجی سطح صفر بود. HE01، کنترل مثبت، به سطح ۴ می‌رسد. فاصلهٔ این دو خروجی را هیچ برچسبی پر نمی‌کند.</w:t>
       </w:r>
     </w:p>
     <w:p>
@@ -2367,7 +2367,7 @@
           <w:rtl w:val="1"/>
           <w:lang w:val="en-US" w:bidi="fa-IR" w:eastAsia="fa-IR"/>
         </w:rPr>
-        <w:t>کودون‌تریس جنسیس اجرا، مداخله و حسابرسی را روی یک نردبان جمع کرده و موتور را نسبت به حوزه بی‌طرف گذاشته است. پروفایل زیست‌پزشکی واژگان ASME V&amp;V 40، راهنمای FDA ۲۰۲۳، IEC 62304 و IMDRF را می‌آورد. HE01 اختلاف ۱۶٫۴۹ را با بازه نشان داد و جدول تجهیز با ریسک مدل ۳ در سطح صفر ماند. راهنمای ۲۰۲۳ مدل یادگیری ماشین مستقل را در بر نمی‌گیرد. گام بعدی، نشاندن مدل فیزیک‌محور با مانیفست روی همین پورت است.</w:t>
+        <w:t>فاصلهٔ کنترل مثبت و کنترل منفی را هیچ برچسبی پر نمی‌کند. HE01، کمپین اجراشده با سی بذر و بازه، به سطح ۴ رسید. جدول مدل تجهیز، با برچسب تنظیم‌گری و بدون شاهد اجرایی، در سطح صفر ماند. موتور حوزه را نمی‌شناسد و واژگان ASME V&amp;V 40، راهنمای FDA ۲۰۲۳، IEC 62304 و IMDRF از پورت پزشکی روی همین نردبان می‌نشیند.</w:t>
       </w:r>
     </w:p>
     <w:p>

--- a/paper/baic/مقاله_BAIC_2026_نهایی.docx
+++ b/paper/baic/مقاله_BAIC_2026_نهایی.docx
@@ -33,7 +33,7 @@
           <w:rtl w:val="1"/>
           <w:lang w:val="en-US" w:bidi="fa-IR" w:eastAsia="fa-IR"/>
         </w:rPr>
-        <w:t>Auditing In-Silico Evidence with the CodonTrace Genesis Ladder</w:t>
+        <w:t xml:space="preserve">Auditing Evidence for In-Silico Models in Biomedical Engineering with the CodonTrace Genesis Credibility Ladder</w:t>
       </w:r>
     </w:p>
     <w:p>
@@ -73,31 +73,13 @@
       <w:r>
         <w:rPr>
           <w:rFonts w:ascii="Times New Roman" w:hAnsi="Times New Roman" w:cs="B Nazanin" w:eastAsia="B Nazanin"/>
-          <w:sz w:val="20"/>
+          <w:sz w:val="18"/>
           <w:rtl w:val="1"/>
           <w:lang w:val="en-US" w:bidi="fa-IR" w:eastAsia="fa-IR"/>
           <w:vertAlign w:val="superscript"/>
-          <w:szCs w:val="20"/>
         </w:rPr>
         <w:t xml:space="preserve">۱</w:t>
       </w:r>
-      <w:r>
-        <w:rPr>
-          <w:rFonts w:ascii="Times New Roman" w:hAnsi="Times New Roman" w:cs="B Nazanin" w:eastAsia="B Nazanin"/>
-          <w:sz w:val="20"/>
-          <w:rtl w:val="1"/>
-          <w:lang w:val="en-US" w:bidi="fa-IR" w:eastAsia="fa-IR"/>
-          <w:szCs w:val="20"/>
-        </w:rPr>
-        <w:t xml:space="preserve">پژوهشگر مستقل، مشهد، ایران، parvaz.jamie@gmail.com، ORCID: 0009-0002-9980-270X</w:t>
-      </w:r>
-    </w:p>
-    <w:p>
-      <w:pPr>
-        <w:pStyle w:val="Abstract"/>
-        <w:jc w:val="both"/>
-        <w:bidi w:val="1"/>
-      </w:pPr>
       <w:r>
         <w:rPr>
           <w:rFonts w:ascii="Times New Roman" w:hAnsi="Times New Roman" w:cs="B Nazanin" w:eastAsia="B Nazanin"/>
@@ -105,7 +87,39 @@
           <w:rtl w:val="1"/>
           <w:lang w:val="en-US" w:bidi="fa-IR" w:eastAsia="fa-IR"/>
         </w:rPr>
-        <w:t>چکیده - این ابزار بعد از اجرا مشخص می‌کند ادعا تا چه سطحی، از صفر تا پنج، با شواهد همان بسته پشتیبانی می‌شود. کودون‌تریس جنسیس اجرا را قطعی می‌کند، مداخله روی یال را ثبت می‌کند و ادعا را روی نردبان اعتبار حسابرسی می‌کند. موتور، هستهٔ اجراست و حوزه را نمی‌شناسد. پورت DomainProfile درگاهی است که پرونده را به بستهٔ شواهد تبدیل می‌کند. درگاه پزشکی واژگان ASME V&amp;V 40، راهنمای FDA ۲۰۲۳، IEC 62304 و IMDRF را روی همین نردبان می‌گذارد و برچسب را به‌جای تأیید نمی‌نشاند. ارزیابی یک جفت کنترل است. HE01 کمپینی اجراشده و بازپخش‌پذیر با سی بذر جفتی است: اختلاف انرژی نسبت به کنترل ۱۶٫۴۹ و بازهٔ BCa برابر [۱۴٫۲۵، ۱۹٫۱۴] بود و حسابرس سطح ۴ داد. جدول مدل تجهیز عمداً بدون شاهد اجرایی ساخته شد و در سطح صفر ماند. این فاصله را هیچ برچسبی پر نمی‌کند.</w:t>
+        <w:t>پژوهشگر مستقل، مشهد، ایران، parvaz.jamie@gmail.com</w:t>
+      </w:r>
+    </w:p>
+    <w:p>
+      <w:pPr>
+        <w:pStyle w:val="Affiliations"/>
+        <w:jc w:val="center"/>
+        <w:bidi w:val="1"/>
+      </w:pPr>
+      <w:r>
+        <w:rPr>
+          <w:rFonts w:ascii="Times New Roman" w:hAnsi="Times New Roman" w:cs="B Nazanin" w:eastAsia="B Nazanin"/>
+          <w:sz w:val="18"/>
+          <w:rtl w:val="1"/>
+          <w:lang w:val="en-US" w:bidi="fa-IR" w:eastAsia="fa-IR"/>
+        </w:rPr>
+        <w:t>ORCID: https://orcid.org/0009-0002-9980-270X</w:t>
+      </w:r>
+    </w:p>
+    <w:p>
+      <w:pPr>
+        <w:pStyle w:val="Abstract"/>
+        <w:jc w:val="both"/>
+        <w:bidi w:val="1"/>
+      </w:pPr>
+      <w:r>
+        <w:rPr>
+          <w:rFonts w:ascii="Times New Roman" w:hAnsi="Times New Roman" w:cs="B Nazanin" w:eastAsia="B Nazanin"/>
+          <w:sz w:val="18"/>
+          <w:rtl w:val="1"/>
+          <w:lang w:val="en-US" w:bidi="fa-IR" w:eastAsia="fa-IR"/>
+        </w:rPr>
+        <w:t>چکیده - این ابزار بعد از اجرا مشخص می‌کند ادعا تا چه سطحی، از صفر تا پنج، با شواهد همان بسته پشتیبانی می‌شود. کودون‌تریس جنسیس اجرا را قطعی می‌کند، مداخله روی یال را ثبت می‌کند و ادعا را روی نردبان اعتبار حسابرسی می‌کند. نردبان شش پله است و پلهٔ بالاتر شاهد بیشتری می‌خواهد. موتور، هستهٔ اجراست و حوزه را نمی‌شناسد. پورت درگاهی است که پرونده را به بستهٔ شواهد تبدیل می‌کند؛ بستهٔ شواهد یعنی نتیجه، مداخله و بازپخش. درگاه پزشکی واژگان ASME V&amp;V 40، راهنمای FDA ۲۰۲۳، IEC 62304 و IMDRF را روی همین نردبان می‌گذارد و برچسب را به‌جای تأیید تجهیز نمی‌نشاند. ارزیابی یک جفت کنترل است. HE01، کمپین اجراشده و بازپخش‌پذیر با سی بذر جفتی، اختلاف انرژی ۱۶٫۴۹ واحد و بازهٔ ۱۴٫۲۵ تا ۱۹٫۱۴ داد و حسابرس سطح ۴ برگرداند. کنترل منفی، جدول مدل تجهیز با برچسب IEC و FDA، در سطح صفر ماند. برچسب این فاصله را پر نمی‌کند.</w:t>
       </w:r>
     </w:p>
     <w:p>
@@ -171,7 +185,7 @@
           <w:rtl w:val="1"/>
           <w:lang w:val="en-US" w:bidi="fa-IR" w:eastAsia="fa-IR"/>
         </w:rPr>
-        <w:t>این ابزار بعد از اجرای یک مدل محاسباتی مشخص می‌کند نتایج تا چه سطحی، از صفر تا پنج، با شواهد بسته پشتیبانی می‌شوند. این سطح‌ها نردبان اعتبارند: پلهٔ بالاتر شاهد بیشتری می‌خواهد و تأیید تجهیز نیست. در پروندهٔ مدل محاسباتی برای تجهیز پزشکی، سؤال این است که شواهد موجود تا کجا ادعا را نگه می‌دارند. راهنمای نوامبر ۲۰۲۳ سازمان غذا و داروی آمریکا اعتبار شبیه‌سازی فیزیک‌محور را به ریسک تصمیم وصل می‌کند و مدل یادگیری ماشین مستقل را بیرون از دامنه می‌گذارد [1]. ASME V&amp;V 40 همین نکته را با پرسش مورد علاقه، زمینهٔ کاربرد و پیامد تصمیم می‌نویسد [2]. NASA-STD-7009B هم قابلیت مدل و هم جواز انتقال نتیجه را جدا می‌خواهد [3]. پیوست چهارم قانون هوش مصنوعی اتحادیهٔ اروپا مستندسازی اعتبارسنجی را لازم کرده است [4]. هیچ‌کدام به‌تنهایی درجهٔ ادعای یک فایل پژوهشی را معلوم نمی‌کنند.</w:t>
+        <w:t>این ابزار بعد از اجرای یک مدل محاسباتی مشخص می‌کند نتایج تا چه سطحی، از صفر تا پنج، با شواهد بسته پشتیبانی می‌شوند. این سطح‌ها نردبان اعتبارند: پلهٔ بالاتر شاهد بیشتری می‌خواهد و تأیید تجهیز نیست. در پروندهٔ مدل محاسباتی برای تجهیز پزشکی، سؤال اصلی این نیست که مدل چند درصد درست گفته است. سؤال این است که با شواهد موجود تا کجا می‌شود ادعا کرد. راهنمای نوامبر ۲۰۲۳ سازمان غذا و داروی آمریکا اعتبار مدل‌سازی و شبیه‌سازی فیزیک‌محور را به ریسک تصمیم وصل می‌کند و مدل یادگیری ماشین مستقل را بیرون از دامنه می‌گذارد [1]. استاندارد ASME V&amp;V 40 همین نکته را با پرسش مورد علاقه، زمینهٔ کاربرد و پیامد تصمیم می‌نویسد [2]. NASA-STD-7009B جدا می‌خواهد که هم خود مدل قابل اتکا باشد و هم انتقال نتیجه به شرایط تازه مجاز باشد [3]. پیوست چهارم قانون هوش مصنوعی اتحادیهٔ اروپا نیز برای سامانه‌های مشمول، مستندسازی اعتبارسنجی را لازم کرده است [4]. این سندها زبان مشترکی دارند، اما هیچ‌کدام به‌تنهایی درجهٔ ادعای بسته‌شده به یک فایل پژوهشی را معلوم نمی‌کنند.</w:t>
       </w:r>
     </w:p>
     <w:p>
@@ -186,7 +200,7 @@
           <w:rtl w:val="1"/>
           <w:lang w:val="en-US" w:bidi="fa-IR" w:eastAsia="fa-IR"/>
         </w:rPr>
-        <w:t>Viceconti و همکاران آزمون in silico را بر زمینهٔ کاربرد، ریسک، و زنجیرهٔ راستی‌آزمایی، اعتبارسنجی و کمی‌سازی عدم‌قطعیت گذاشته‌اند [5]. Pathmanathan و همکاران همان زنجیره را تا زیرمدل‌های آزمون بالینی درسیلیکو برده‌اند [17] و سمپوزیوم FDA/MDIC در ۲۰۲۴ اعتبار مدل را در طول عمر تجهیز جمع کرده است [18]. در بررسی ۸۵ مقالهٔ ICSE و ASE ۲۰۲۴، از پنج مصنوع اجرایی هیچ‌کدام کامل بازتولید نشد [6]. کار این مقاله این است که بعد از انتشار هم سطح ادعا معلوم بماند.</w:t>
+        <w:t>Viceconti و همکاران آزمون in silico را بر زمینهٔ کاربرد، تحلیل ریسک، و زنجیرهٔ راستی‌آزمایی، اعتبارسنجی و کمی‌سازی عدم‌قطعیت گذاشته‌اند [5]. Pathmanathan و همکاران همان زنجیره را تا اعتبار زیرمدل‌ها در آزمون بالینی in silico برده‌اند [17]. گزارش سمپوزیوم FDA/MDIC در سال ۲۰۲۴ هم اعتبار مدل را در طول عمر تجهیز، از جمله دوقلوی دیجیتال، جمع کرده است [18]. آنچه کم است ابزاری است که بعد از انتشار هم بگوید این مصنوع کدام سطح ادعا را پشتیبانی می‌کند. در بررسی ۸۵ مقالهٔ متکی به مدل زبانی در ICSE و ASE سال ۲۰۲۴، از پنج مصنوع اجرایی هیچ‌کدام کامل بازتولید نشد [6]. تکرار اجرا هم به‌خودی‌خود سقف ادعا را نگه نمی‌دارد. این مقاله برای همان کار نوشته شده است.</w:t>
       </w:r>
     </w:p>
     <w:p>
@@ -233,7 +247,7 @@
           <w:rtl w:val="1"/>
           <w:lang w:val="en-US" w:bidi="fa-IR" w:eastAsia="fa-IR"/>
         </w:rPr>
-        <w:t>درجه‌بندی اعتبار اغلب در حد راهنما مانده است. ASME VVUQ 40.1-2026 بدترین اندازهٔ سینی تیبیال را برای آزمون خستگی ISO 14879-1 مشخص می‌کند [7]. IEC 62304 ردهٔ ایمنی نرم‌افزار را A، B یا C می‌گذارد [8]. اسناد IMDRF زبان SiMD و SaMD را تثبیت کرده‌اند [9]، [10]. اینجا همان واژه‌ها روی بستهٔ شواهد اجرا می‌شوند.</w:t>
+        <w:t>درجه‌بندی اعتبار سابقهٔ طولانی دارد، ولی اغلب در حد راهنما و گزارش نمونه مانده است. ASME VVUQ 40.1-2026 یک نمونهٔ کامل از همین چارچوب است و بدترین اندازهٔ سینی تیبیال را برای آزمون خستگی ISO 14879-1 مشخص می‌کند [7]. IEC 62304 ردهٔ ایمنی نرم‌افزار پزشکی را A، B یا C می‌گذارد و حجم کار چرخهٔ حیات را به همان رده وصل می‌کند [8]. اسناد IMDRF زبان SiMD و SaMD و نیز مشخصه‌سازی ریسک نرم‌افزار دستگاه را تثبیت کرده‌اند [9]، [10]. در این مقاله همان واژه‌ها روی بستهٔ شواهد اجرا می‌شوند. بستهٔ شواهد مجموعه‌ای است که حسابرس می‌بیند: نتیجه، مداخله و بازپخش، نه نام استاندارد.</w:t>
       </w:r>
     </w:p>
     <w:p>
@@ -248,7 +262,7 @@
           <w:rtl w:val="1"/>
           <w:lang w:val="en-US" w:bidi="fa-IR" w:eastAsia="fa-IR"/>
         </w:rPr>
-        <w:t>آویدا بستر برنامه‌های خودتکثیرشونده است [11] و پروندهٔ .dat آن از همین در خوانده می‌شود. پایداری عملکرد در محیط نامطمئن [12] با بازپخش بیت‌به‌بیت یکی نیست. توصیف مدل از پروتکل ODD است [13]. رشتهٔ asme_vv40_passed در پیکربندی پذیرفته نمی‌شود.</w:t>
+        <w:t>آویدا بستر شناخته‌شده‌ای برای برنامه‌های خودتکثیرشونده است [11] و پروندهٔ .dat آن از همین در خوانده می‌شود. در ادبیات quality-diversity، پایداری عملکرد در محیط نامطمئن [12] با بازپخش بیت‌به‌بیت یک اجرای نرم‌افزار یکی نیست. توصیف مدل بر اساس پروتکل ODD نوشته شده است [13]. رشتهٔ asme_vv40_passed در پیکربندی پذیرفته نمی‌شود.</w:t>
       </w:r>
     </w:p>
     <w:p>
@@ -297,7 +311,7 @@
           <w:rtl w:val="1"/>
           <w:lang w:val="en-US" w:bidi="fa-IR" w:eastAsia="fa-IR"/>
         </w:rPr>
-        <w:t>هسته از ژنوم، عامل، جهان و زمان‌بند ساخته شده است. تنظیم تازه با پیش‌فرض خاموش می‌آید. برای هر یال شناسه و اثرانگشت قبل و بعد ذخیره می‌شود. نسخه از پیکربندی پروژه خوانده می‌شود و داخل بسته ثابت نوشته نمی‌شود.</w:t>
+        <w:t>هسته از ژنوم، عامل، جهان و زمان‌بند ساخته شده است. هر تنظیم تازه با پیش‌فرض خاموش وارد می‌شود تا آزمایش‌های قبلی به‌هم نریزد. مسیر از ژنوم به کنش، پیامد، کپسول دارای منشأ، پذیرش و در نهایت بقا می‌رسد. برای هر یال، شناسه و اثرانگشت قبل و بعد ذخیره می‌شود تا عبور یک پیام با عوض شدن رفتار اشتباه گرفته نشود. شمارهٔ نسخه از پروندهٔ پیکربندی پروژه خوانده می‌شود و داخل بستهٔ شواهد ثابت نوشته نمی‌شود.</w:t>
       </w:r>
     </w:p>
     <w:p>
@@ -312,7 +326,7 @@
           <w:rtl w:val="1"/>
           <w:lang w:val="en-US" w:bidi="fa-IR" w:eastAsia="fa-IR"/>
         </w:rPr>
-        <w:t>موتور نمی‌داند آزمایش پزشکی است یا زندگی مصنوعی یا سخت‌افزار. آداپتور بسته را می‌سازد و DomainProfile فقط نام حوزه را دارد. حوزهٔ تازه پروفایل تازه است، نه موتور دوم. شکل ۱ همین جدایی را نشان می‌دهد [14]. پروفایل hardware و پورت ESP32 پیاده شده‌اند؛ در این مقاله آزمونی برای آن‌ها گزارش نمی‌شود.</w:t>
+        <w:t>موتور نمی‌داند آزمایش مربوط به پزشکی است یا زندگی مصنوعی یا سخت‌افزار. این برچسب از بیرون می‌آید. آداپتور بستهٔ شواهد را می‌سازد و DomainProfile فقط نام حوزه را با خود دارد. حوزهٔ تازه یعنی پروفایل تازه، نه موتور دوم. شکل ۱ همین جدایی را نشان می‌دهد. موتور گام زمان، اثرانگشت و بازپخش را انجام می‌دهد و حسابرس فقط بسته را می‌بیند [14]. پروفایل hardware و پورت ESP32 هم از همین درگاه می‌آیند و موتور دوم نمی‌سازند.</w:t>
       </w:r>
     </w:p>
     <w:p>
@@ -324,7 +338,7 @@
       <w:r>
         <w:drawing>
           <wp:inline xmlns:a="http://schemas.openxmlformats.org/drawingml/2006/main" xmlns:pic="http://schemas.openxmlformats.org/drawingml/2006/picture">
-            <wp:extent cx="2916000" cy="815022"/>
+            <wp:extent cx="2916000" cy="1044900"/>
             <wp:docPr id="1" name="Picture 1"/>
             <wp:cNvGraphicFramePr>
               <a:graphicFrameLocks noChangeAspect="1"/>
@@ -345,7 +359,7 @@
                   <pic:spPr>
                     <a:xfrm>
                       <a:off x="0" y="0"/>
-                      <a:ext cx="2916000" cy="815022"/>
+                      <a:ext cx="2916000" cy="1044900"/>
                     </a:xfrm>
                     <a:prstGeom prst="rect"/>
                   </pic:spPr>
@@ -375,117 +389,6 @@
     </w:p>
     <w:p>
       <w:pPr>
-        <w:jc w:val="both"/>
-        <w:bidi w:val="1"/>
-      </w:pPr>
-      <w:r>
-        <w:rPr>
-          <w:rFonts w:ascii="Times New Roman" w:hAnsi="Times New Roman" w:cs="B Nazanin" w:eastAsia="B Nazanin"/>
-          <w:sz w:val="20"/>
-          <w:rtl w:val="1"/>
-          <w:lang w:val="en-US" w:bidi="fa-IR" w:eastAsia="fa-IR"/>
-        </w:rPr>
-        <w:t>حسابرسی پنج مرحله دارد: ساخت بسته، نگاشت نقش بازو، سنجش اثرانگشت، خواندن بازپخش و بازه، و برگرداندن بالاترین سطح کامل.</w:t>
-      </w:r>
-    </w:p>
-    <w:p>
-      <w:pPr>
-        <w:pStyle w:val="Heading2"/>
-        <w:jc w:val="right"/>
-        <w:bidi w:val="1"/>
-      </w:pPr>
-      <w:r>
-        <w:rPr>
-          <w:rFonts w:ascii="Times New Roman" w:hAnsi="Times New Roman" w:cs="B Nazanin" w:eastAsia="B Nazanin"/>
-          <w:b/>
-          <w:sz w:val="20"/>
-          <w:rtl w:val="1"/>
-          <w:lang w:val="en-US" w:bidi="fa-IR" w:eastAsia="fa-IR"/>
-        </w:rPr>
-        <w:t xml:space="preserve">حسابرس و نردبان شواهد</w:t>
-      </w:r>
-    </w:p>
-    <w:p>
-      <w:pPr>
-        <w:jc w:val="both"/>
-        <w:bidi w:val="1"/>
-      </w:pPr>
-      <w:r>
-        <w:rPr>
-          <w:rFonts w:ascii="Times New Roman" w:hAnsi="Times New Roman" w:cs="B Nazanin" w:eastAsia="B Nazanin"/>
-          <w:sz w:val="20"/>
-          <w:rtl w:val="1"/>
-          <w:lang w:val="en-US" w:bidi="fa-IR" w:eastAsia="fa-IR"/>
-        </w:rPr>
-        <w:t>حسابرس شش سطح دارد و از موتور جداست. سطح ۳ مداخله یا حذف یال، کنترل منفی و بازپخش می‌خواهد. سطح ۴ بازه و حداقل شانزده بذر را هم می‌خواهد. سطح ۵ آرشیو و محدودیت نوشته‌شده را می‌افزاید. این آستانه‌ها مربوط به همین پیاده‌سازی است. آزمون وقتی بی‌اعتبار است که خود مداخله اعمال نشده باشد.</w:t>
-      </w:r>
-    </w:p>
-    <w:p>
-      <w:pPr>
-        <w:pStyle w:val="Heading2"/>
-        <w:jc w:val="right"/>
-        <w:bidi w:val="1"/>
-      </w:pPr>
-      <w:r>
-        <w:rPr>
-          <w:rFonts w:ascii="Times New Roman" w:hAnsi="Times New Roman" w:cs="B Nazanin" w:eastAsia="B Nazanin"/>
-          <w:b/>
-          <w:sz w:val="20"/>
-          <w:rtl w:val="1"/>
-          <w:lang w:val="en-US" w:bidi="fa-IR" w:eastAsia="fa-IR"/>
-        </w:rPr>
-        <w:t xml:space="preserve">آداپتورها</w:t>
-      </w:r>
-    </w:p>
-    <w:p>
-      <w:pPr>
-        <w:jc w:val="both"/>
-        <w:bidi w:val="1"/>
-      </w:pPr>
-      <w:r>
-        <w:rPr>
-          <w:rFonts w:ascii="Times New Roman" w:hAnsi="Times New Roman" w:cs="B Nazanin" w:eastAsia="B Nazanin"/>
-          <w:sz w:val="20"/>
-          <w:rtl w:val="1"/>
-          <w:lang w:val="en-US" w:bidi="fa-IR" w:eastAsia="fa-IR"/>
-        </w:rPr>
-        <w:t>آداپتور HE01 فایل JSON را می‌خواند و بایت پرونده را عوض نمی‌کند. Avida و CSV مربوط به MABE2 از همین مسیر می‌آیند. آداپتور زیست‌پزشکی جدول امتیاز را با زمینه و ریسک مدل پر می‌کند. اتصال سخت‌افزاری اختیاری است. هش متن بعد از یکسان‌سازی سطر ساخته می‌شود و هش دودویی با Path.read_bytes() است. آزمون پیش‌فرض جایگشت علامت با Holm و بازهٔ BCa است. بوت‌استرپ studentized برای n≤۴۰ اختیاری است.</w:t>
-      </w:r>
-    </w:p>
-    <w:p>
-      <w:pPr>
-        <w:pStyle w:val="Heading1"/>
-        <w:jc w:val="right"/>
-        <w:bidi w:val="1"/>
-      </w:pPr>
-      <w:r>
-        <w:rPr>
-          <w:rFonts w:ascii="Times New Roman" w:hAnsi="Times New Roman" w:cs="B Nazanin" w:eastAsia="B Nazanin"/>
-          <w:b/>
-          <w:sz w:val="22"/>
-          <w:rtl w:val="1"/>
-          <w:lang w:val="en-US" w:bidi="fa-IR" w:eastAsia="fa-IR"/>
-        </w:rPr>
-        <w:t xml:space="preserve">پروفایل زیست‌پزشکی</w:t>
-      </w:r>
-    </w:p>
-    <w:p>
-      <w:pPr>
-        <w:jc w:val="both"/>
-        <w:bidi w:val="1"/>
-      </w:pPr>
-      <w:r>
-        <w:rPr>
-          <w:rFonts w:ascii="Times New Roman" w:hAnsi="Times New Roman" w:cs="B Nazanin" w:eastAsia="B Nazanin"/>
-          <w:sz w:val="20"/>
-          <w:rtl w:val="1"/>
-          <w:lang w:val="en-US" w:bidi="fa-IR" w:eastAsia="fa-IR"/>
-        </w:rPr>
-        <w:t>حوزه از DomainProfile می‌آید: alife، biomedical و hardware [15]. simd_declared عبارت IMDRF را یادداشت می‌کند و محصول را رده‌بندی نمی‌کند. اگر مدل فیزیک‌محور اعلام نشده باشد، نسبت به راهنمای ۲۰۲۳ خارج از دامنه است. asme_vv40_passed، fda_cleared، clinical_validated و iec_62304_certified در پیکربندی قبول نمی‌شوند.</w:t>
-      </w:r>
-    </w:p>
-    <w:p>
-      <w:pPr>
         <w:pStyle w:val="TableTitle"/>
         <w:jc w:val="center"/>
         <w:bidi w:val="1"/>
@@ -499,7 +402,7 @@
           <w:rtl w:val="1"/>
           <w:lang w:val="en-US" w:bidi="fa-IR" w:eastAsia="fa-IR"/>
         </w:rPr>
-        <w:t>جدول ۱: نگاشت واژگان تنظیم‌گری به برچسب‌های اعلامی</w:t>
+        <w:t xml:space="preserve">جدول ۱: پورت‌ها؛ حوزه در آداپتور است نه در موتور</w:t>
       </w:r>
     </w:p>
     <w:tbl>
@@ -517,9 +420,940 @@
         <w:gridCol w:w="3364"/>
       </w:tblGrid>
       <w:tr>
+        <w:trPr>
+          <w:cantSplit/>
+        </w:trPr>
         <w:tc>
           <w:tcPr>
             <w:tcW w:type="dxa" w:w="3364"/>
+            <w:shd w:fill="1A365D" w:val="clear"/>
+            <w:tcBorders>
+              <w:top w:val="single" w:sz="4" w:color="4A4A4A"/>
+              <w:left w:val="single" w:sz="4" w:color="4A4A4A"/>
+              <w:bottom w:val="single" w:sz="4" w:color="4A4A4A"/>
+              <w:right w:val="single" w:sz="4" w:color="4A4A4A"/>
+            </w:tcBorders>
+            <w:vAlign w:val="center"/>
+          </w:tcPr>
+          <w:p>
+            <w:pPr>
+              <w:jc w:val="center"/>
+              <w:bidi w:val="1"/>
+            </w:pPr>
+            <w:r/>
+            <w:r>
+              <w:rPr>
+                <w:rFonts w:ascii="Times New Roman" w:hAnsi="Times New Roman" w:cs="B Nazanin" w:eastAsia="B Nazanin"/>
+                <w:b/>
+                <w:color w:val="FFFFFF"/>
+                <w:sz w:val="15"/>
+                <w:rtl w:val="1"/>
+                <w:lang w:val="en-US" w:bidi="fa-IR" w:eastAsia="fa-IR"/>
+              </w:rPr>
+              <w:t>پورت</w:t>
+            </w:r>
+          </w:p>
+        </w:tc>
+        <w:tc>
+          <w:tcPr>
+            <w:tcW w:type="dxa" w:w="3364"/>
+            <w:shd w:fill="1A365D" w:val="clear"/>
+            <w:tcBorders>
+              <w:top w:val="single" w:sz="4" w:color="4A4A4A"/>
+              <w:left w:val="single" w:sz="4" w:color="4A4A4A"/>
+              <w:bottom w:val="single" w:sz="4" w:color="4A4A4A"/>
+              <w:right w:val="single" w:sz="4" w:color="4A4A4A"/>
+            </w:tcBorders>
+            <w:vAlign w:val="center"/>
+          </w:tcPr>
+          <w:p>
+            <w:pPr>
+              <w:jc w:val="center"/>
+              <w:bidi w:val="1"/>
+            </w:pPr>
+            <w:r/>
+            <w:r>
+              <w:rPr>
+                <w:rFonts w:ascii="Times New Roman" w:hAnsi="Times New Roman" w:cs="B Nazanin" w:eastAsia="B Nazanin"/>
+                <w:b/>
+                <w:color w:val="FFFFFF"/>
+                <w:sz w:val="15"/>
+                <w:rtl w:val="1"/>
+                <w:lang w:val="en-US" w:bidi="fa-IR" w:eastAsia="fa-IR"/>
+              </w:rPr>
+              <w:t>ماژول</w:t>
+            </w:r>
+          </w:p>
+        </w:tc>
+        <w:tc>
+          <w:tcPr>
+            <w:tcW w:type="dxa" w:w="3364"/>
+            <w:shd w:fill="1A365D" w:val="clear"/>
+            <w:tcBorders>
+              <w:top w:val="single" w:sz="4" w:color="4A4A4A"/>
+              <w:left w:val="single" w:sz="4" w:color="4A4A4A"/>
+              <w:bottom w:val="single" w:sz="4" w:color="4A4A4A"/>
+              <w:right w:val="single" w:sz="4" w:color="4A4A4A"/>
+            </w:tcBorders>
+            <w:vAlign w:val="center"/>
+          </w:tcPr>
+          <w:p>
+            <w:pPr>
+              <w:jc w:val="center"/>
+              <w:bidi w:val="1"/>
+            </w:pPr>
+            <w:r/>
+            <w:r>
+              <w:rPr>
+                <w:rFonts w:ascii="Times New Roman" w:hAnsi="Times New Roman" w:cs="B Nazanin" w:eastAsia="B Nazanin"/>
+                <w:b/>
+                <w:color w:val="FFFFFF"/>
+                <w:sz w:val="15"/>
+                <w:rtl w:val="1"/>
+                <w:lang w:val="en-US" w:bidi="fa-IR" w:eastAsia="fa-IR"/>
+              </w:rPr>
+              <w:t>نقش موتور</w:t>
+            </w:r>
+          </w:p>
+        </w:tc>
+      </w:tr>
+      <w:tr>
+        <w:trPr>
+          <w:cantSplit/>
+        </w:trPr>
+        <w:tc>
+          <w:tcPr>
+            <w:tcW w:type="dxa" w:w="3364"/>
+            <w:shd w:fill="F7F7F7" w:val="clear"/>
+            <w:tcBorders>
+              <w:top w:val="single" w:sz="4" w:color="4A4A4A"/>
+              <w:left w:val="single" w:sz="4" w:color="4A4A4A"/>
+              <w:bottom w:val="single" w:sz="4" w:color="4A4A4A"/>
+              <w:right w:val="single" w:sz="4" w:color="4A4A4A"/>
+            </w:tcBorders>
+            <w:vAlign w:val="center"/>
+          </w:tcPr>
+          <w:p>
+            <w:pPr>
+              <w:jc w:val="center"/>
+              <w:bidi w:val="1"/>
+            </w:pPr>
+            <w:r/>
+            <w:r>
+              <w:rPr>
+                <w:rFonts w:ascii="Times New Roman" w:hAnsi="Times New Roman" w:cs="B Nazanin" w:eastAsia="B Nazanin"/>
+                <w:b w:val="0"/>
+                <w:sz w:val="15"/>
+                <w:rtl w:val="1"/>
+                <w:lang w:val="en-US" w:bidi="fa-IR" w:eastAsia="fa-IR"/>
+              </w:rPr>
+              <w:t>کمپین بومی HE01</w:t>
+            </w:r>
+          </w:p>
+        </w:tc>
+        <w:tc>
+          <w:tcPr>
+            <w:tcW w:type="dxa" w:w="3364"/>
+            <w:shd w:fill="F7F7F7" w:val="clear"/>
+            <w:tcBorders>
+              <w:top w:val="single" w:sz="4" w:color="4A4A4A"/>
+              <w:left w:val="single" w:sz="4" w:color="4A4A4A"/>
+              <w:bottom w:val="single" w:sz="4" w:color="4A4A4A"/>
+              <w:right w:val="single" w:sz="4" w:color="4A4A4A"/>
+            </w:tcBorders>
+            <w:vAlign w:val="center"/>
+          </w:tcPr>
+          <w:p>
+            <w:pPr>
+              <w:jc w:val="center"/>
+              <w:bidi w:val="1"/>
+            </w:pPr>
+            <w:r/>
+            <w:r>
+              <w:rPr>
+                <w:rFonts w:ascii="Times New Roman" w:hAnsi="Times New Roman" w:cs="B Nazanin" w:eastAsia="B Nazanin"/>
+                <w:b w:val="0"/>
+                <w:sz w:val="15"/>
+                <w:rtl w:val="1"/>
+                <w:lang w:val="en-US" w:bidi="fa-IR" w:eastAsia="fa-IR"/>
+              </w:rPr>
+              <w:t>adapters.codontrace</w:t>
+            </w:r>
+          </w:p>
+        </w:tc>
+        <w:tc>
+          <w:tcPr>
+            <w:tcW w:type="dxa" w:w="3364"/>
+            <w:shd w:fill="F7F7F7" w:val="clear"/>
+            <w:tcBorders>
+              <w:top w:val="single" w:sz="4" w:color="4A4A4A"/>
+              <w:left w:val="single" w:sz="4" w:color="4A4A4A"/>
+              <w:bottom w:val="single" w:sz="4" w:color="4A4A4A"/>
+              <w:right w:val="single" w:sz="4" w:color="4A4A4A"/>
+            </w:tcBorders>
+            <w:vAlign w:val="center"/>
+          </w:tcPr>
+          <w:p>
+            <w:pPr>
+              <w:jc w:val="center"/>
+              <w:bidi w:val="1"/>
+            </w:pPr>
+            <w:r>
+              <w:t>خواندن مصنوع</w:t>
+            </w:r>
+            <w:r>
+              <w:rPr>
+                <w:rFonts w:ascii="Times New Roman" w:hAnsi="Times New Roman" w:cs="B Nazanin" w:eastAsia="B Nazanin"/>
+                <w:b w:val="0"/>
+                <w:sz w:val="15"/>
+                <w:rtl w:val="1"/>
+                <w:lang w:val="en-US" w:bidi="fa-IR" w:eastAsia="fa-IR"/>
+              </w:rPr>
+            </w:r>
+          </w:p>
+        </w:tc>
+      </w:tr>
+      <w:tr>
+        <w:trPr>
+          <w:cantSplit/>
+        </w:trPr>
+        <w:tc>
+          <w:tcPr>
+            <w:tcW w:type="dxa" w:w="3364"/>
+            <w:shd w:fill="F7F7F7" w:val="clear"/>
+            <w:tcBorders>
+              <w:top w:val="single" w:sz="4" w:color="4A4A4A"/>
+              <w:left w:val="single" w:sz="4" w:color="4A4A4A"/>
+              <w:bottom w:val="single" w:sz="4" w:color="4A4A4A"/>
+              <w:right w:val="single" w:sz="4" w:color="4A4A4A"/>
+            </w:tcBorders>
+            <w:vAlign w:val="center"/>
+          </w:tcPr>
+          <w:p>
+            <w:pPr>
+              <w:jc w:val="center"/>
+              <w:bidi w:val="1"/>
+            </w:pPr>
+            <w:r/>
+            <w:r>
+              <w:rPr>
+                <w:rFonts w:ascii="Times New Roman" w:hAnsi="Times New Roman" w:cs="B Nazanin" w:eastAsia="B Nazanin"/>
+                <w:b w:val="0"/>
+                <w:sz w:val="15"/>
+                <w:rtl w:val="1"/>
+                <w:lang w:val="en-US" w:bidi="fa-IR" w:eastAsia="fa-IR"/>
+              </w:rPr>
+              <w:t>کمپین HE02 / HE03</w:t>
+            </w:r>
+          </w:p>
+        </w:tc>
+        <w:tc>
+          <w:tcPr>
+            <w:tcW w:type="dxa" w:w="3364"/>
+            <w:shd w:fill="F7F7F7" w:val="clear"/>
+            <w:tcBorders>
+              <w:top w:val="single" w:sz="4" w:color="4A4A4A"/>
+              <w:left w:val="single" w:sz="4" w:color="4A4A4A"/>
+              <w:bottom w:val="single" w:sz="4" w:color="4A4A4A"/>
+              <w:right w:val="single" w:sz="4" w:color="4A4A4A"/>
+            </w:tcBorders>
+            <w:vAlign w:val="center"/>
+          </w:tcPr>
+          <w:p>
+            <w:pPr>
+              <w:jc w:val="center"/>
+              <w:bidi w:val="1"/>
+            </w:pPr>
+            <w:r/>
+            <w:r>
+              <w:rPr>
+                <w:rFonts w:ascii="Times New Roman" w:hAnsi="Times New Roman" w:cs="B Nazanin" w:eastAsia="B Nazanin"/>
+                <w:b w:val="0"/>
+                <w:sz w:val="15"/>
+                <w:rtl w:val="1"/>
+                <w:lang w:val="en-US" w:bidi="fa-IR" w:eastAsia="fa-IR"/>
+              </w:rPr>
+              <w:t>he02/he03</w:t>
+            </w:r>
+          </w:p>
+        </w:tc>
+        <w:tc>
+          <w:tcPr>
+            <w:tcW w:type="dxa" w:w="3364"/>
+            <w:shd w:fill="F7F7F7" w:val="clear"/>
+            <w:tcBorders>
+              <w:top w:val="single" w:sz="4" w:color="4A4A4A"/>
+              <w:left w:val="single" w:sz="4" w:color="4A4A4A"/>
+              <w:bottom w:val="single" w:sz="4" w:color="4A4A4A"/>
+              <w:right w:val="single" w:sz="4" w:color="4A4A4A"/>
+            </w:tcBorders>
+            <w:vAlign w:val="center"/>
+          </w:tcPr>
+          <w:p>
+            <w:pPr>
+              <w:jc w:val="center"/>
+              <w:bidi w:val="1"/>
+            </w:pPr>
+            <w:r/>
+            <w:r>
+              <w:rPr>
+                <w:rFonts w:ascii="Times New Roman" w:hAnsi="Times New Roman" w:cs="B Nazanin" w:eastAsia="B Nazanin"/>
+                <w:b w:val="0"/>
+                <w:sz w:val="15"/>
+                <w:rtl w:val="1"/>
+                <w:lang w:val="en-US" w:bidi="fa-IR" w:eastAsia="fa-IR"/>
+              </w:rPr>
+              <w:t>خواندن مصنوع</w:t>
+            </w:r>
+          </w:p>
+        </w:tc>
+      </w:tr>
+      <w:tr>
+        <w:trPr>
+          <w:cantSplit/>
+        </w:trPr>
+        <w:tc>
+          <w:tcPr>
+            <w:tcW w:type="dxa" w:w="3364"/>
+            <w:shd w:fill="F7F7F7" w:val="clear"/>
+            <w:tcBorders>
+              <w:top w:val="single" w:sz="4" w:color="4A4A4A"/>
+              <w:left w:val="single" w:sz="4" w:color="4A4A4A"/>
+              <w:bottom w:val="single" w:sz="4" w:color="4A4A4A"/>
+              <w:right w:val="single" w:sz="4" w:color="4A4A4A"/>
+            </w:tcBorders>
+            <w:vAlign w:val="center"/>
+          </w:tcPr>
+          <w:p>
+            <w:pPr>
+              <w:jc w:val="center"/>
+              <w:bidi w:val="1"/>
+            </w:pPr>
+            <w:r/>
+            <w:r>
+              <w:rPr>
+                <w:rFonts w:ascii="Times New Roman" w:hAnsi="Times New Roman" w:cs="B Nazanin" w:eastAsia="B Nazanin"/>
+                <w:b w:val="0"/>
+                <w:sz w:val="15"/>
+                <w:rtl w:val="1"/>
+                <w:lang w:val="en-US" w:bidi="fa-IR" w:eastAsia="fa-IR"/>
+              </w:rPr>
+              <w:t>Avida (.dat)</w:t>
+            </w:r>
+          </w:p>
+        </w:tc>
+        <w:tc>
+          <w:tcPr>
+            <w:tcW w:type="dxa" w:w="3364"/>
+            <w:shd w:fill="F7F7F7" w:val="clear"/>
+            <w:tcBorders>
+              <w:top w:val="single" w:sz="4" w:color="4A4A4A"/>
+              <w:left w:val="single" w:sz="4" w:color="4A4A4A"/>
+              <w:bottom w:val="single" w:sz="4" w:color="4A4A4A"/>
+              <w:right w:val="single" w:sz="4" w:color="4A4A4A"/>
+            </w:tcBorders>
+            <w:vAlign w:val="center"/>
+          </w:tcPr>
+          <w:p>
+            <w:pPr>
+              <w:jc w:val="center"/>
+              <w:bidi w:val="1"/>
+            </w:pPr>
+            <w:r/>
+            <w:r>
+              <w:rPr>
+                <w:rFonts w:ascii="Times New Roman" w:hAnsi="Times New Roman" w:cs="B Nazanin" w:eastAsia="B Nazanin"/>
+                <w:b w:val="0"/>
+                <w:sz w:val="15"/>
+                <w:rtl w:val="1"/>
+                <w:lang w:val="en-US" w:bidi="fa-IR" w:eastAsia="fa-IR"/>
+              </w:rPr>
+              <w:t>adapters.avida</w:t>
+            </w:r>
+          </w:p>
+        </w:tc>
+        <w:tc>
+          <w:tcPr>
+            <w:tcW w:type="dxa" w:w="3364"/>
+            <w:shd w:fill="F7F7F7" w:val="clear"/>
+            <w:tcBorders>
+              <w:top w:val="single" w:sz="4" w:color="4A4A4A"/>
+              <w:left w:val="single" w:sz="4" w:color="4A4A4A"/>
+              <w:bottom w:val="single" w:sz="4" w:color="4A4A4A"/>
+              <w:right w:val="single" w:sz="4" w:color="4A4A4A"/>
+            </w:tcBorders>
+            <w:vAlign w:val="center"/>
+          </w:tcPr>
+          <w:p>
+            <w:pPr>
+              <w:jc w:val="center"/>
+              <w:bidi w:val="1"/>
+            </w:pPr>
+            <w:r/>
+            <w:r>
+              <w:rPr>
+                <w:rFonts w:ascii="Times New Roman" w:hAnsi="Times New Roman" w:cs="B Nazanin" w:eastAsia="B Nazanin"/>
+                <w:b w:val="0"/>
+                <w:sz w:val="15"/>
+                <w:rtl w:val="1"/>
+                <w:lang w:val="en-US" w:bidi="fa-IR" w:eastAsia="fa-IR"/>
+              </w:rPr>
+              <w:t>اسکلت</w:t>
+            </w:r>
+          </w:p>
+        </w:tc>
+      </w:tr>
+      <w:tr>
+        <w:trPr>
+          <w:cantSplit/>
+        </w:trPr>
+        <w:tc>
+          <w:tcPr>
+            <w:tcW w:type="dxa" w:w="3364"/>
+            <w:shd w:fill="F7F7F7" w:val="clear"/>
+            <w:tcBorders>
+              <w:top w:val="single" w:sz="4" w:color="4A4A4A"/>
+              <w:left w:val="single" w:sz="4" w:color="4A4A4A"/>
+              <w:bottom w:val="single" w:sz="4" w:color="4A4A4A"/>
+              <w:right w:val="single" w:sz="4" w:color="4A4A4A"/>
+            </w:tcBorders>
+            <w:vAlign w:val="center"/>
+          </w:tcPr>
+          <w:p>
+            <w:pPr>
+              <w:jc w:val="center"/>
+              <w:bidi w:val="1"/>
+            </w:pPr>
+            <w:r/>
+            <w:r>
+              <w:rPr>
+                <w:rFonts w:ascii="Times New Roman" w:hAnsi="Times New Roman" w:cs="B Nazanin" w:eastAsia="B Nazanin"/>
+                <w:b w:val="0"/>
+                <w:sz w:val="15"/>
+                <w:rtl w:val="1"/>
+                <w:lang w:val="en-US" w:bidi="fa-IR" w:eastAsia="fa-IR"/>
+              </w:rPr>
+              <w:t>MABE2 (CSV)</w:t>
+            </w:r>
+          </w:p>
+        </w:tc>
+        <w:tc>
+          <w:tcPr>
+            <w:tcW w:type="dxa" w:w="3364"/>
+            <w:shd w:fill="F7F7F7" w:val="clear"/>
+            <w:tcBorders>
+              <w:top w:val="single" w:sz="4" w:color="4A4A4A"/>
+              <w:left w:val="single" w:sz="4" w:color="4A4A4A"/>
+              <w:bottom w:val="single" w:sz="4" w:color="4A4A4A"/>
+              <w:right w:val="single" w:sz="4" w:color="4A4A4A"/>
+            </w:tcBorders>
+            <w:vAlign w:val="center"/>
+          </w:tcPr>
+          <w:p>
+            <w:pPr>
+              <w:jc w:val="center"/>
+              <w:bidi w:val="1"/>
+            </w:pPr>
+            <w:r/>
+            <w:r>
+              <w:rPr>
+                <w:rFonts w:ascii="Times New Roman" w:hAnsi="Times New Roman" w:cs="B Nazanin" w:eastAsia="B Nazanin"/>
+                <w:b w:val="0"/>
+                <w:sz w:val="15"/>
+                <w:rtl w:val="1"/>
+                <w:lang w:val="en-US" w:bidi="fa-IR" w:eastAsia="fa-IR"/>
+              </w:rPr>
+              <w:t>adapters.mabe2</w:t>
+            </w:r>
+          </w:p>
+        </w:tc>
+        <w:tc>
+          <w:tcPr>
+            <w:tcW w:type="dxa" w:w="3364"/>
+            <w:shd w:fill="F7F7F7" w:val="clear"/>
+            <w:tcBorders>
+              <w:top w:val="single" w:sz="4" w:color="4A4A4A"/>
+              <w:left w:val="single" w:sz="4" w:color="4A4A4A"/>
+              <w:bottom w:val="single" w:sz="4" w:color="4A4A4A"/>
+              <w:right w:val="single" w:sz="4" w:color="4A4A4A"/>
+            </w:tcBorders>
+            <w:vAlign w:val="center"/>
+          </w:tcPr>
+          <w:p>
+            <w:pPr>
+              <w:jc w:val="center"/>
+              <w:bidi w:val="1"/>
+            </w:pPr>
+            <w:r/>
+            <w:r>
+              <w:rPr>
+                <w:rFonts w:ascii="Times New Roman" w:hAnsi="Times New Roman" w:cs="B Nazanin" w:eastAsia="B Nazanin"/>
+                <w:b w:val="0"/>
+                <w:sz w:val="15"/>
+                <w:rtl w:val="1"/>
+                <w:lang w:val="en-US" w:bidi="fa-IR" w:eastAsia="fa-IR"/>
+              </w:rPr>
+              <w:t>اسکلت</w:t>
+            </w:r>
+          </w:p>
+        </w:tc>
+      </w:tr>
+      <w:tr>
+        <w:trPr>
+          <w:cantSplit/>
+        </w:trPr>
+        <w:tc>
+          <w:tcPr>
+            <w:tcW w:type="dxa" w:w="3364"/>
+            <w:shd w:fill="F7F7F7" w:val="clear"/>
+            <w:tcBorders>
+              <w:top w:val="single" w:sz="4" w:color="4A4A4A"/>
+              <w:left w:val="single" w:sz="4" w:color="4A4A4A"/>
+              <w:bottom w:val="single" w:sz="4" w:color="4A4A4A"/>
+              <w:right w:val="single" w:sz="4" w:color="4A4A4A"/>
+            </w:tcBorders>
+            <w:vAlign w:val="center"/>
+          </w:tcPr>
+          <w:p>
+            <w:pPr>
+              <w:jc w:val="center"/>
+              <w:bidi w:val="1"/>
+            </w:pPr>
+            <w:r/>
+            <w:r>
+              <w:rPr>
+                <w:rFonts w:ascii="Times New Roman" w:hAnsi="Times New Roman" w:cs="B Nazanin" w:eastAsia="B Nazanin"/>
+                <w:b w:val="0"/>
+                <w:sz w:val="15"/>
+                <w:rtl w:val="1"/>
+                <w:lang w:val="en-US" w:bidi="fa-IR" w:eastAsia="fa-IR"/>
+              </w:rPr>
+              <w:t>جدول امتیاز اعلامی</w:t>
+            </w:r>
+          </w:p>
+        </w:tc>
+        <w:tc>
+          <w:tcPr>
+            <w:tcW w:type="dxa" w:w="3364"/>
+            <w:shd w:fill="F7F7F7" w:val="clear"/>
+            <w:tcBorders>
+              <w:top w:val="single" w:sz="4" w:color="4A4A4A"/>
+              <w:left w:val="single" w:sz="4" w:color="4A4A4A"/>
+              <w:bottom w:val="single" w:sz="4" w:color="4A4A4A"/>
+              <w:right w:val="single" w:sz="4" w:color="4A4A4A"/>
+            </w:tcBorders>
+            <w:vAlign w:val="center"/>
+          </w:tcPr>
+          <w:p>
+            <w:pPr>
+              <w:jc w:val="center"/>
+              <w:bidi w:val="1"/>
+            </w:pPr>
+            <w:r/>
+            <w:r>
+              <w:rPr>
+                <w:rFonts w:ascii="Times New Roman" w:hAnsi="Times New Roman" w:cs="B Nazanin" w:eastAsia="B Nazanin"/>
+                <w:b w:val="0"/>
+                <w:sz w:val="15"/>
+                <w:rtl w:val="1"/>
+                <w:lang w:val="en-US" w:bidi="fa-IR" w:eastAsia="fa-IR"/>
+              </w:rPr>
+              <w:t>claimgate.domain</w:t>
+            </w:r>
+          </w:p>
+        </w:tc>
+        <w:tc>
+          <w:tcPr>
+            <w:tcW w:type="dxa" w:w="3364"/>
+            <w:shd w:fill="F7F7F7" w:val="clear"/>
+            <w:tcBorders>
+              <w:top w:val="single" w:sz="4" w:color="4A4A4A"/>
+              <w:left w:val="single" w:sz="4" w:color="4A4A4A"/>
+              <w:bottom w:val="single" w:sz="4" w:color="4A4A4A"/>
+              <w:right w:val="single" w:sz="4" w:color="4A4A4A"/>
+            </w:tcBorders>
+            <w:vAlign w:val="center"/>
+          </w:tcPr>
+          <w:p>
+            <w:pPr>
+              <w:jc w:val="center"/>
+              <w:bidi w:val="1"/>
+            </w:pPr>
+            <w:r/>
+            <w:r>
+              <w:rPr>
+                <w:rFonts w:ascii="Times New Roman" w:hAnsi="Times New Roman" w:cs="B Nazanin" w:eastAsia="B Nazanin"/>
+                <w:b w:val="0"/>
+                <w:sz w:val="15"/>
+                <w:rtl w:val="1"/>
+                <w:lang w:val="en-US" w:bidi="fa-IR" w:eastAsia="fa-IR"/>
+              </w:rPr>
+              <w:t>بدون موتور</w:t>
+            </w:r>
+          </w:p>
+        </w:tc>
+      </w:tr>
+      <w:tr>
+        <w:trPr>
+          <w:cantSplit/>
+        </w:trPr>
+        <w:tc>
+          <w:tcPr>
+            <w:tcW w:type="dxa" w:w="3364"/>
+            <w:shd w:fill="F7F7F7" w:val="clear"/>
+            <w:tcBorders>
+              <w:top w:val="single" w:sz="4" w:color="4A4A4A"/>
+              <w:left w:val="single" w:sz="4" w:color="4A4A4A"/>
+              <w:bottom w:val="single" w:sz="4" w:color="4A4A4A"/>
+              <w:right w:val="single" w:sz="4" w:color="4A4A4A"/>
+            </w:tcBorders>
+            <w:vAlign w:val="center"/>
+          </w:tcPr>
+          <w:p>
+            <w:pPr>
+              <w:jc w:val="center"/>
+              <w:bidi w:val="1"/>
+            </w:pPr>
+            <w:r/>
+            <w:r>
+              <w:rPr>
+                <w:rFonts w:ascii="Times New Roman" w:hAnsi="Times New Roman" w:cs="B Nazanin" w:eastAsia="B Nazanin"/>
+                <w:b w:val="0"/>
+                <w:sz w:val="15"/>
+                <w:rtl w:val="1"/>
+                <w:lang w:val="en-US" w:bidi="fa-IR" w:eastAsia="fa-IR"/>
+              </w:rPr>
+              <w:t>برچسب زیست‌پزشکی</w:t>
+            </w:r>
+          </w:p>
+        </w:tc>
+        <w:tc>
+          <w:tcPr>
+            <w:tcW w:type="dxa" w:w="3364"/>
+            <w:shd w:fill="F7F7F7" w:val="clear"/>
+            <w:tcBorders>
+              <w:top w:val="single" w:sz="4" w:color="4A4A4A"/>
+              <w:left w:val="single" w:sz="4" w:color="4A4A4A"/>
+              <w:bottom w:val="single" w:sz="4" w:color="4A4A4A"/>
+              <w:right w:val="single" w:sz="4" w:color="4A4A4A"/>
+            </w:tcBorders>
+            <w:vAlign w:val="center"/>
+          </w:tcPr>
+          <w:p>
+            <w:pPr>
+              <w:jc w:val="center"/>
+              <w:bidi w:val="1"/>
+            </w:pPr>
+            <w:r/>
+            <w:r>
+              <w:rPr>
+                <w:rFonts w:ascii="Times New Roman" w:hAnsi="Times New Roman" w:cs="B Nazanin" w:eastAsia="B Nazanin"/>
+                <w:b w:val="0"/>
+                <w:sz w:val="15"/>
+                <w:rtl w:val="1"/>
+                <w:lang w:val="en-US" w:bidi="fa-IR" w:eastAsia="fa-IR"/>
+              </w:rPr>
+              <w:t>adapters.biomedical</w:t>
+            </w:r>
+          </w:p>
+        </w:tc>
+        <w:tc>
+          <w:tcPr>
+            <w:tcW w:type="dxa" w:w="3364"/>
+            <w:shd w:fill="F7F7F7" w:val="clear"/>
+            <w:tcBorders>
+              <w:top w:val="single" w:sz="4" w:color="4A4A4A"/>
+              <w:left w:val="single" w:sz="4" w:color="4A4A4A"/>
+              <w:bottom w:val="single" w:sz="4" w:color="4A4A4A"/>
+              <w:right w:val="single" w:sz="4" w:color="4A4A4A"/>
+            </w:tcBorders>
+            <w:vAlign w:val="center"/>
+          </w:tcPr>
+          <w:p>
+            <w:pPr>
+              <w:jc w:val="center"/>
+              <w:bidi w:val="1"/>
+            </w:pPr>
+            <w:r/>
+            <w:r>
+              <w:rPr>
+                <w:rFonts w:ascii="Times New Roman" w:hAnsi="Times New Roman" w:cs="B Nazanin" w:eastAsia="B Nazanin"/>
+                <w:b w:val="0"/>
+                <w:sz w:val="15"/>
+                <w:rtl w:val="1"/>
+                <w:lang w:val="en-US" w:bidi="fa-IR" w:eastAsia="fa-IR"/>
+              </w:rPr>
+              <w:t>بدون موتور</w:t>
+            </w:r>
+          </w:p>
+        </w:tc>
+      </w:tr>
+      <w:tr>
+        <w:trPr>
+          <w:cantSplit/>
+        </w:trPr>
+        <w:tc>
+          <w:tcPr>
+            <w:tcW w:type="dxa" w:w="3364"/>
+            <w:shd w:fill="F7F7F7" w:val="clear"/>
+            <w:tcBorders>
+              <w:top w:val="single" w:sz="4" w:color="4A4A4A"/>
+              <w:left w:val="single" w:sz="4" w:color="4A4A4A"/>
+              <w:bottom w:val="single" w:sz="4" w:color="4A4A4A"/>
+              <w:right w:val="single" w:sz="4" w:color="4A4A4A"/>
+            </w:tcBorders>
+            <w:vAlign w:val="center"/>
+          </w:tcPr>
+          <w:p>
+            <w:pPr>
+              <w:jc w:val="center"/>
+              <w:bidi w:val="1"/>
+            </w:pPr>
+            <w:r/>
+            <w:r>
+              <w:rPr>
+                <w:rFonts w:ascii="Times New Roman" w:hAnsi="Times New Roman" w:cs="B Nazanin" w:eastAsia="B Nazanin"/>
+                <w:b w:val="0"/>
+                <w:sz w:val="15"/>
+                <w:rtl w:val="1"/>
+                <w:lang w:val="en-US" w:bidi="fa-IR" w:eastAsia="fa-IR"/>
+              </w:rPr>
+              <w:t>پل ESP32</w:t>
+            </w:r>
+          </w:p>
+        </w:tc>
+        <w:tc>
+          <w:tcPr>
+            <w:tcW w:type="dxa" w:w="3364"/>
+            <w:shd w:fill="F7F7F7" w:val="clear"/>
+            <w:tcBorders>
+              <w:top w:val="single" w:sz="4" w:color="4A4A4A"/>
+              <w:left w:val="single" w:sz="4" w:color="4A4A4A"/>
+              <w:bottom w:val="single" w:sz="4" w:color="4A4A4A"/>
+              <w:right w:val="single" w:sz="4" w:color="4A4A4A"/>
+            </w:tcBorders>
+            <w:vAlign w:val="center"/>
+          </w:tcPr>
+          <w:p>
+            <w:pPr>
+              <w:jc w:val="center"/>
+              <w:bidi w:val="1"/>
+            </w:pPr>
+            <w:r/>
+            <w:r>
+              <w:rPr>
+                <w:rFonts w:ascii="Times New Roman" w:hAnsi="Times New Roman" w:cs="B Nazanin" w:eastAsia="B Nazanin"/>
+                <w:b w:val="0"/>
+                <w:sz w:val="15"/>
+                <w:rtl w:val="1"/>
+                <w:lang w:val="en-US" w:bidi="fa-IR" w:eastAsia="fa-IR"/>
+              </w:rPr>
+              <w:t>esp32_bridge</w:t>
+            </w:r>
+          </w:p>
+        </w:tc>
+        <w:tc>
+          <w:tcPr>
+            <w:tcW w:type="dxa" w:w="3364"/>
+            <w:shd w:fill="F7F7F7" w:val="clear"/>
+            <w:tcBorders>
+              <w:top w:val="single" w:sz="4" w:color="4A4A4A"/>
+              <w:left w:val="single" w:sz="4" w:color="4A4A4A"/>
+              <w:bottom w:val="single" w:sz="4" w:color="4A4A4A"/>
+              <w:right w:val="single" w:sz="4" w:color="4A4A4A"/>
+            </w:tcBorders>
+            <w:vAlign w:val="center"/>
+          </w:tcPr>
+          <w:p>
+            <w:pPr>
+              <w:jc w:val="center"/>
+              <w:bidi w:val="1"/>
+            </w:pPr>
+            <w:r/>
+            <w:r>
+              <w:rPr>
+                <w:rFonts w:ascii="Times New Roman" w:hAnsi="Times New Roman" w:cs="B Nazanin" w:eastAsia="B Nazanin"/>
+                <w:b w:val="0"/>
+                <w:sz w:val="15"/>
+                <w:rtl w:val="1"/>
+                <w:lang w:val="en-US" w:bidi="fa-IR" w:eastAsia="fa-IR"/>
+              </w:rPr>
+              <w:t>نمونهٔ اختیاری</w:t>
+            </w:r>
+          </w:p>
+        </w:tc>
+      </w:tr>
+    </w:tbl>
+    <w:p>
+      <w:pPr>
+        <w:jc w:val="both"/>
+        <w:bidi w:val="1"/>
+      </w:pPr>
+      <w:r>
+        <w:rPr>
+          <w:rFonts w:ascii="Times New Roman" w:hAnsi="Times New Roman" w:cs="B Nazanin" w:eastAsia="B Nazanin"/>
+          <w:sz w:val="20"/>
+          <w:rtl w:val="1"/>
+          <w:lang w:val="en-US" w:bidi="fa-IR" w:eastAsia="fa-IR"/>
+        </w:rPr>
+        <w:t>حسابرسی پنج مرحله دارد. آداپتور پرونده یا جدول را به یک بستهٔ واحد برمی‌گرداند. نقش بازوها به پنج نقش کلی نگاشت می‌شود: درمان، حذف سازوکار، خاموش کردن کانال، کنترل منفی، و دوز. اثرانگشت پیکربندی و، اگر موجود باشد، اثرانگشت پیش‌ثبت‌نامه بررسی می‌شود. سپس بازپخش، مقایسهٔ جفتی، بازهٔ اطمینان و تعداد بذر خوانده می‌شود. بالاترین سطحی برمی‌گردد که همهٔ شرط‌هایش برقرار باشد.</w:t>
+      </w:r>
+    </w:p>
+    <w:p>
+      <w:pPr>
+        <w:pStyle w:val="Heading2"/>
+        <w:jc w:val="right"/>
+        <w:bidi w:val="1"/>
+      </w:pPr>
+      <w:r>
+        <w:rPr>
+          <w:rFonts w:ascii="Times New Roman" w:hAnsi="Times New Roman" w:cs="B Nazanin" w:eastAsia="B Nazanin"/>
+          <w:b/>
+          <w:sz w:val="20"/>
+          <w:rtl w:val="1"/>
+          <w:lang w:val="en-US" w:bidi="fa-IR" w:eastAsia="fa-IR"/>
+        </w:rPr>
+        <w:t xml:space="preserve">حسابرس و نردبان شواهد</w:t>
+      </w:r>
+    </w:p>
+    <w:p>
+      <w:pPr>
+        <w:jc w:val="both"/>
+        <w:bidi w:val="1"/>
+      </w:pPr>
+      <w:r>
+        <w:rPr>
+          <w:rFonts w:ascii="Times New Roman" w:hAnsi="Times New Roman" w:cs="B Nazanin" w:eastAsia="B Nazanin"/>
+          <w:sz w:val="20"/>
+          <w:rtl w:val="1"/>
+          <w:lang w:val="en-US" w:bidi="fa-IR" w:eastAsia="fa-IR"/>
+        </w:rPr>
+        <w:t>حسابرس از موتور جداست و شش سطح دارد. سطح ۳ به مداخله یا حذف یال، کنترل منفی و بازپخش نیاز دارد. سطح ۴ بازهٔ اطمینان و حداقل شانزده بذر را هم می‌خواهد. سطح ۵ علاوه بر اینها آرشیو، محدودیت نوشته‌شده، و شواهد آماری و مداخله‌ای را با هم لازم دارد. این آستانه‌ها مربوط به همین پیاده‌سازی است. برابر بودن خروجی دو بازو، به‌خودی‌خود، نتیجه را باطل نمی‌کند. آزمون وقتی بی‌اعتبار شمرده می‌شود که خود مداخله هم اعمال نشده باشد.</w:t>
+      </w:r>
+    </w:p>
+    <w:p>
+      <w:pPr>
+        <w:pStyle w:val="Heading2"/>
+        <w:jc w:val="right"/>
+        <w:bidi w:val="1"/>
+      </w:pPr>
+      <w:r>
+        <w:rPr>
+          <w:rFonts w:ascii="Times New Roman" w:hAnsi="Times New Roman" w:cs="B Nazanin" w:eastAsia="B Nazanin"/>
+          <w:b/>
+          <w:sz w:val="20"/>
+          <w:rtl w:val="1"/>
+          <w:lang w:val="en-US" w:bidi="fa-IR" w:eastAsia="fa-IR"/>
+        </w:rPr>
+        <w:t xml:space="preserve">آداپتورها</w:t>
+      </w:r>
+    </w:p>
+    <w:p>
+      <w:pPr>
+        <w:jc w:val="both"/>
+        <w:bidi w:val="1"/>
+      </w:pPr>
+      <w:r>
+        <w:rPr>
+          <w:rFonts w:ascii="Times New Roman" w:hAnsi="Times New Roman" w:cs="B Nazanin" w:eastAsia="B Nazanin"/>
+          <w:sz w:val="20"/>
+          <w:rtl w:val="1"/>
+          <w:lang w:val="en-US" w:bidi="fa-IR" w:eastAsia="fa-IR"/>
+        </w:rPr>
+        <w:t xml:space="preserve">آداپتور HE01 فایل JSON را می‌خواند و نقش محلی را به نقش کلی برمی‌گرداند. بایت خود پرونده عوض نمی‌شود. پروندهٔ Avida و خروجی CSV مربوط به MABE2 هم از همین مسیر وارد می‌شوند. آداپتور زیست‌پزشکی جدول امتیاز را با زمینهٔ کاربرد و ریسک مدل پر می‌کند. اتصال سخت‌افزاری </w:t>
+      </w:r>
+      <w:r>
+        <w:rPr>
+          <w:rFonts w:ascii="Times New Roman" w:hAnsi="Times New Roman" w:cs="B Nazanin" w:eastAsia="B Nazanin"/>
+          <w:sz w:val="20"/>
+          <w:rtl w:val="1"/>
+          <w:lang w:val="en-US" w:bidi="fa-IR" w:eastAsia="fa-IR"/>
+          <w:b/>
+          <w:bCs/>
+        </w:rPr>
+        <w:t xml:space="preserve">اختیاری</w:t>
+      </w:r>
+      <w:r>
+        <w:rPr>
+          <w:rFonts w:ascii="Times New Roman" w:hAnsi="Times New Roman" w:cs="B Nazanin" w:eastAsia="B Nazanin"/>
+          <w:sz w:val="20"/>
+          <w:rtl w:val="1"/>
+          <w:lang w:val="en-US" w:bidi="fa-IR" w:eastAsia="fa-IR"/>
+        </w:rPr>
+        <w:t xml:space="preserve"> است. برای فایل متنی، اثرانگشت بعد از یکسان‌سازی انتهای سطر ساخته می‌شود و هش فایل دودویی با Path.read_bytes() حساب می‌شود. آزمون پیش‌فرض، جایگشت علامت جفتی با تصحیح Holm و بازهٔ BCa است. بوت‌استرپ studentized و شمارش دقیق علامت برای n≤۴۰ اختیاری‌اند تا اعداد کمپین منتشرشده جابه‌جا نشود.</w:t>
+      </w:r>
+    </w:p>
+    <w:p>
+      <w:pPr>
+        <w:pStyle w:val="Heading1"/>
+        <w:jc w:val="right"/>
+        <w:bidi w:val="1"/>
+      </w:pPr>
+      <w:r>
+        <w:rPr>
+          <w:rFonts w:ascii="Times New Roman" w:hAnsi="Times New Roman" w:cs="B Nazanin" w:eastAsia="B Nazanin"/>
+          <w:b/>
+          <w:sz w:val="22"/>
+          <w:rtl w:val="1"/>
+          <w:lang w:val="en-US" w:bidi="fa-IR" w:eastAsia="fa-IR"/>
+        </w:rPr>
+        <w:t xml:space="preserve">پروفایل زیست‌پزشکی</w:t>
+      </w:r>
+    </w:p>
+    <w:p>
+      <w:pPr>
+        <w:jc w:val="both"/>
+        <w:bidi w:val="1"/>
+      </w:pPr>
+      <w:r>
+        <w:rPr>
+          <w:rFonts w:ascii="Times New Roman" w:hAnsi="Times New Roman" w:cs="B Nazanin" w:eastAsia="B Nazanin"/>
+          <w:sz w:val="20"/>
+          <w:rtl w:val="1"/>
+          <w:lang w:val="en-US" w:bidi="fa-IR" w:eastAsia="fa-IR"/>
+        </w:rPr>
+        <w:t>حوزهٔ پزشکی از DomainProfile می‌آید. نام‌های موجود alife، biomedical و hardware هستند [15]. simd_declared و samd_declared عبارت IMDRF را روی بسته یادداشت می‌کنند و خود محصول را رده‌بندی نمی‌کنند. اگر مدل فیزیک‌محور اعلام نشده باشد، نسبت به راهنمای سال ۲۰۲۳ خارج از دامنه می‌ماند، حتی وقتی خانه‌های شواهد پر شده باشند. رشته‌هایی مانند asme_vv40_passed، fda_cleared، clinical_validated و iec_62304_certified در پیکربندی قبول نمی‌شوند. از یک جدول اعلامی مهر تأیید بیرون نمی‌آید.</w:t>
+      </w:r>
+    </w:p>
+    <w:p>
+      <w:pPr>
+        <w:pStyle w:val="TableTitle"/>
+        <w:jc w:val="center"/>
+        <w:bidi w:val="1"/>
+      </w:pPr>
+      <w:r>
+        <w:rPr>
+          <w:rFonts w:ascii="Times New Roman" w:hAnsi="Times New Roman" w:cs="B Nazanin" w:eastAsia="B Nazanin"/>
+          <w:b/>
+          <w:i/>
+          <w:sz w:val="16"/>
+          <w:rtl w:val="1"/>
+          <w:lang w:val="en-US" w:bidi="fa-IR" w:eastAsia="fa-IR"/>
+        </w:rPr>
+        <w:t xml:space="preserve">جدول ۲: نگاشت واژگان تنظیم‌گری به برچسب‌های اعلامی</w:t>
+      </w:r>
+    </w:p>
+    <w:tbl>
+      <w:tblPr>
+        <w:tblStyle w:val="TableGrid"/>
+        <w:tblW w:type="auto" w:w="0"/>
+        <w:jc w:val="center"/>
+        <w:tblLook w:firstColumn="1" w:firstRow="1" w:lastColumn="0" w:lastRow="0" w:noHBand="0" w:noVBand="1" w:val="04A0"/>
+        <w:bidiVisual w:val="1"/>
+        <w:tblW w:w="5000" w:type="pct"/>
+      </w:tblPr>
+      <w:tblGrid>
+        <w:gridCol w:w="2300"/>
+        <w:gridCol w:w="4700"/>
+        <w:gridCol w:w="3092"/>
+      </w:tblGrid>
+      <w:tr>
+        <w:trPr>
+          <w:cantSplit/>
+        </w:trPr>
+        <w:tc>
+          <w:tcPr>
+            <w:tcW w:type="dxa" w:w="2300"/>
             <w:shd w:fill="1A365D" w:val="clear"/>
             <w:tcBorders>
               <w:top w:val="single" w:sz="4" w:color="4A4A4A"/>
@@ -550,7 +1384,7 @@
         </w:tc>
         <w:tc>
           <w:tcPr>
-            <w:tcW w:type="dxa" w:w="3364"/>
+            <w:tcW w:type="dxa" w:w="4700"/>
             <w:shd w:fill="1A365D" w:val="clear"/>
             <w:tcBorders>
               <w:top w:val="single" w:sz="4" w:color="4A4A4A"/>
@@ -581,7 +1415,7 @@
         </w:tc>
         <w:tc>
           <w:tcPr>
-            <w:tcW w:type="dxa" w:w="3364"/>
+            <w:tcW w:type="dxa" w:w="3092"/>
             <w:shd w:fill="1A365D" w:val="clear"/>
             <w:tcBorders>
               <w:top w:val="single" w:sz="4" w:color="4A4A4A"/>
@@ -597,15 +1431,18 @@
               <w:bidi w:val="1"/>
             </w:pPr>
             <w:r>
-              <w:t xml:space="preserve">رفتار پورت</w:t>
+              <w:t>رفتار پورت</w:t>
             </w:r>
           </w:p>
         </w:tc>
       </w:tr>
       <w:tr>
+        <w:trPr>
+          <w:cantSplit/>
+        </w:trPr>
         <w:tc>
           <w:tcPr>
-            <w:tcW w:type="dxa" w:w="3364"/>
+            <w:tcW w:type="dxa" w:w="2300"/>
             <w:shd w:fill="F7F7F7" w:val="clear"/>
             <w:tcBorders>
               <w:top w:val="single" w:sz="4" w:color="4A4A4A"/>
@@ -629,13 +1466,13 @@
                 <w:rtl w:val="1"/>
                 <w:lang w:val="en-US" w:bidi="fa-IR" w:eastAsia="fa-IR"/>
               </w:rPr>
-              <w:t>پرسش مورد علاقه (QOI)</w:t>
+              <w:t>پرسش مورد علاقه، QOI</w:t>
             </w:r>
           </w:p>
         </w:tc>
         <w:tc>
           <w:tcPr>
-            <w:tcW w:type="dxa" w:w="3364"/>
+            <w:tcW w:type="dxa" w:w="4700"/>
             <w:shd w:fill="F7F7F7" w:val="clear"/>
             <w:tcBorders>
               <w:top w:val="single" w:sz="4" w:color="4A4A4A"/>
@@ -665,7 +1502,7 @@
         </w:tc>
         <w:tc>
           <w:tcPr>
-            <w:tcW w:type="dxa" w:w="3364"/>
+            <w:tcW w:type="dxa" w:w="3092"/>
             <w:shd w:fill="F7F7F7" w:val="clear"/>
             <w:tcBorders>
               <w:top w:val="single" w:sz="4" w:color="4A4A4A"/>
@@ -681,15 +1518,18 @@
               <w:bidi w:val="1"/>
             </w:pPr>
             <w:r>
-              <w:t xml:space="preserve">ثبت پرسش</w:t>
+              <w:t>ثبت پرسش</w:t>
             </w:r>
           </w:p>
         </w:tc>
       </w:tr>
       <w:tr>
+        <w:trPr>
+          <w:cantSplit/>
+        </w:trPr>
         <w:tc>
           <w:tcPr>
-            <w:tcW w:type="dxa" w:w="3364"/>
+            <w:tcW w:type="dxa" w:w="2300"/>
             <w:shd w:fill="F7F7F7" w:val="clear"/>
             <w:tcBorders>
               <w:top w:val="single" w:sz="4" w:color="4A4A4A"/>
@@ -713,13 +1553,13 @@
                 <w:rtl w:val="1"/>
                 <w:lang w:val="en-US" w:bidi="fa-IR" w:eastAsia="fa-IR"/>
               </w:rPr>
-              <w:t>زمینهٔ کاربرد (COU)</w:t>
+              <w:t>زمینهٔ کاربرد، COU</w:t>
             </w:r>
           </w:p>
         </w:tc>
         <w:tc>
           <w:tcPr>
-            <w:tcW w:type="dxa" w:w="3364"/>
+            <w:tcW w:type="dxa" w:w="4700"/>
             <w:shd w:fill="F7F7F7" w:val="clear"/>
             <w:tcBorders>
               <w:top w:val="single" w:sz="4" w:color="4A4A4A"/>
@@ -749,7 +1589,7 @@
         </w:tc>
         <w:tc>
           <w:tcPr>
-            <w:tcW w:type="dxa" w:w="3364"/>
+            <w:tcW w:type="dxa" w:w="3092"/>
             <w:shd w:fill="F7F7F7" w:val="clear"/>
             <w:tcBorders>
               <w:top w:val="single" w:sz="4" w:color="4A4A4A"/>
@@ -765,15 +1605,18 @@
               <w:bidi w:val="1"/>
             </w:pPr>
             <w:r>
-              <w:t xml:space="preserve">ثبت زمینهٔ کاربرد</w:t>
+              <w:t>ثبت زمینهٔ کاربرد</w:t>
             </w:r>
           </w:p>
         </w:tc>
       </w:tr>
       <w:tr>
+        <w:trPr>
+          <w:cantSplit/>
+        </w:trPr>
         <w:tc>
           <w:tcPr>
-            <w:tcW w:type="dxa" w:w="3364"/>
+            <w:tcW w:type="dxa" w:w="2300"/>
             <w:shd w:fill="F7F7F7" w:val="clear"/>
             <w:tcBorders>
               <w:top w:val="single" w:sz="4" w:color="4A4A4A"/>
@@ -803,7 +1646,7 @@
         </w:tc>
         <w:tc>
           <w:tcPr>
-            <w:tcW w:type="dxa" w:w="3364"/>
+            <w:tcW w:type="dxa" w:w="4700"/>
             <w:shd w:fill="F7F7F7" w:val="clear"/>
             <w:tcBorders>
               <w:top w:val="single" w:sz="4" w:color="4A4A4A"/>
@@ -833,7 +1676,7 @@
         </w:tc>
         <w:tc>
           <w:tcPr>
-            <w:tcW w:type="dxa" w:w="3364"/>
+            <w:tcW w:type="dxa" w:w="3092"/>
             <w:shd w:fill="F7F7F7" w:val="clear"/>
             <w:tcBorders>
               <w:top w:val="single" w:sz="4" w:color="4A4A4A"/>
@@ -849,15 +1692,18 @@
               <w:bidi w:val="1"/>
             </w:pPr>
             <w:r>
-              <w:t xml:space="preserve">برچسب ریسک تصمیم</w:t>
+              <w:t>برچسب ریسک تصمیم</w:t>
             </w:r>
           </w:p>
         </w:tc>
       </w:tr>
       <w:tr>
+        <w:trPr>
+          <w:cantSplit/>
+        </w:trPr>
         <w:tc>
           <w:tcPr>
-            <w:tcW w:type="dxa" w:w="3364"/>
+            <w:tcW w:type="dxa" w:w="2300"/>
             <w:shd w:fill="F7F7F7" w:val="clear"/>
             <w:tcBorders>
               <w:top w:val="single" w:sz="4" w:color="4A4A4A"/>
@@ -887,7 +1733,7 @@
         </w:tc>
         <w:tc>
           <w:tcPr>
-            <w:tcW w:type="dxa" w:w="3364"/>
+            <w:tcW w:type="dxa" w:w="4700"/>
             <w:shd w:fill="F7F7F7" w:val="clear"/>
             <w:tcBorders>
               <w:top w:val="single" w:sz="4" w:color="4A4A4A"/>
@@ -917,7 +1763,7 @@
         </w:tc>
         <w:tc>
           <w:tcPr>
-            <w:tcW w:type="dxa" w:w="3364"/>
+            <w:tcW w:type="dxa" w:w="3092"/>
             <w:shd w:fill="F7F7F7" w:val="clear"/>
             <w:tcBorders>
               <w:top w:val="single" w:sz="4" w:color="4A4A4A"/>
@@ -933,15 +1779,18 @@
               <w:bidi w:val="1"/>
             </w:pPr>
             <w:r>
-              <w:t xml:space="preserve">برچسب ریسک مدل</w:t>
+              <w:t>برچسب ریسک مدل</w:t>
             </w:r>
           </w:p>
         </w:tc>
       </w:tr>
       <w:tr>
+        <w:trPr>
+          <w:cantSplit/>
+        </w:trPr>
         <w:tc>
           <w:tcPr>
-            <w:tcW w:type="dxa" w:w="3364"/>
+            <w:tcW w:type="dxa" w:w="2300"/>
             <w:shd w:fill="F7F7F7" w:val="clear"/>
             <w:tcBorders>
               <w:top w:val="single" w:sz="4" w:color="4A4A4A"/>
@@ -971,7 +1820,7 @@
         </w:tc>
         <w:tc>
           <w:tcPr>
-            <w:tcW w:type="dxa" w:w="3364"/>
+            <w:tcW w:type="dxa" w:w="4700"/>
             <w:shd w:fill="F7F7F7" w:val="clear"/>
             <w:tcBorders>
               <w:top w:val="single" w:sz="4" w:color="4A4A4A"/>
@@ -1001,7 +1850,7 @@
         </w:tc>
         <w:tc>
           <w:tcPr>
-            <w:tcW w:type="dxa" w:w="3364"/>
+            <w:tcW w:type="dxa" w:w="3092"/>
             <w:shd w:fill="F7F7F7" w:val="clear"/>
             <w:tcBorders>
               <w:top w:val="single" w:sz="4" w:color="4A4A4A"/>
@@ -1017,15 +1866,18 @@
               <w:bidi w:val="1"/>
             </w:pPr>
             <w:r>
-              <w:t xml:space="preserve">برچسب دستهٔ شواهد</w:t>
+              <w:t>برچسب دستهٔ شواهد</w:t>
             </w:r>
           </w:p>
         </w:tc>
       </w:tr>
       <w:tr>
+        <w:trPr>
+          <w:cantSplit/>
+        </w:trPr>
         <w:tc>
           <w:tcPr>
-            <w:tcW w:type="dxa" w:w="3364"/>
+            <w:tcW w:type="dxa" w:w="2300"/>
             <w:shd w:fill="F7F7F7" w:val="clear"/>
             <w:tcBorders>
               <w:top w:val="single" w:sz="4" w:color="4A4A4A"/>
@@ -1055,7 +1907,7 @@
         </w:tc>
         <w:tc>
           <w:tcPr>
-            <w:tcW w:type="dxa" w:w="3364"/>
+            <w:tcW w:type="dxa" w:w="4700"/>
             <w:shd w:fill="F7F7F7" w:val="clear"/>
             <w:tcBorders>
               <w:top w:val="single" w:sz="4" w:color="4A4A4A"/>
@@ -1085,7 +1937,7 @@
         </w:tc>
         <w:tc>
           <w:tcPr>
-            <w:tcW w:type="dxa" w:w="3364"/>
+            <w:tcW w:type="dxa" w:w="3092"/>
             <w:shd w:fill="F7F7F7" w:val="clear"/>
             <w:tcBorders>
               <w:top w:val="single" w:sz="4" w:color="4A4A4A"/>
@@ -1101,15 +1953,18 @@
               <w:bidi w:val="1"/>
             </w:pPr>
             <w:r>
-              <w:t xml:space="preserve">برچسب ردهٔ نرم‌افزار</w:t>
+              <w:t>برچسب ردهٔ نرم‌افزار</w:t>
             </w:r>
           </w:p>
         </w:tc>
       </w:tr>
       <w:tr>
+        <w:trPr>
+          <w:cantSplit/>
+        </w:trPr>
         <w:tc>
           <w:tcPr>
-            <w:tcW w:type="dxa" w:w="3364"/>
+            <w:tcW w:type="dxa" w:w="2300"/>
             <w:shd w:fill="F7F7F7" w:val="clear"/>
             <w:tcBorders>
               <w:top w:val="single" w:sz="4" w:color="4A4A4A"/>
@@ -1139,7 +1994,7 @@
         </w:tc>
         <w:tc>
           <w:tcPr>
-            <w:tcW w:type="dxa" w:w="3364"/>
+            <w:tcW w:type="dxa" w:w="4700"/>
             <w:shd w:fill="F7F7F7" w:val="clear"/>
             <w:tcBorders>
               <w:top w:val="single" w:sz="4" w:color="4A4A4A"/>
@@ -1169,7 +2024,7 @@
         </w:tc>
         <w:tc>
           <w:tcPr>
-            <w:tcW w:type="dxa" w:w="3364"/>
+            <w:tcW w:type="dxa" w:w="3092"/>
             <w:shd w:fill="F7F7F7" w:val="clear"/>
             <w:tcBorders>
               <w:top w:val="single" w:sz="4" w:color="4A4A4A"/>
@@ -1185,15 +2040,18 @@
               <w:bidi w:val="1"/>
             </w:pPr>
             <w:r>
-              <w:t xml:space="preserve">برچسب دستهٔ N12</w:t>
+              <w:t>برچسب دستهٔ N12</w:t>
             </w:r>
           </w:p>
         </w:tc>
       </w:tr>
       <w:tr>
+        <w:trPr>
+          <w:cantSplit/>
+        </w:trPr>
         <w:tc>
           <w:tcPr>
-            <w:tcW w:type="dxa" w:w="3364"/>
+            <w:tcW w:type="dxa" w:w="2300"/>
             <w:shd w:fill="F7F7F7" w:val="clear"/>
             <w:tcBorders>
               <w:top w:val="single" w:sz="4" w:color="4A4A4A"/>
@@ -1223,7 +2081,43 @@
         </w:tc>
         <w:tc>
           <w:tcPr>
-            <w:tcW w:type="dxa" w:w="3364"/>
+            <w:tcW w:type="dxa" w:w="4700"/>
+            <w:shd w:fill="F7F7F7" w:val="clear"/>
+            <w:tcBorders>
+              <w:top w:val="single" w:sz="4" w:color="4A4A4A"/>
+              <w:left w:val="single" w:sz="4" w:color="4A4A4A"/>
+              <w:bottom w:val="single" w:sz="4" w:color="4A4A4A"/>
+              <w:right w:val="single" w:sz="4" w:color="4A4A4A"/>
+            </w:tcBorders>
+            <w:vAlign w:val="center"/>
+          </w:tcPr>
+          <w:p>
+            <w:pPr>
+              <w:jc w:val="center"/>
+              <w:bidi w:val="0"/>
+            </w:pPr>
+            <w:r>
+              <w:rPr>
+                <w:sz w:val="16"/>
+                <w:szCs w:val="16"/>
+                <w:rFonts w:ascii="Calibri" w:hAnsi="Calibri" w:cs="Calibri"/>
+              </w:rPr>
+              <w:t>device_software_kind</w:t>
+            </w:r>
+            <w:r>
+              <w:rPr>
+                <w:rFonts w:ascii="Times New Roman" w:hAnsi="Times New Roman" w:cs="B Nazanin" w:eastAsia="B Nazanin"/>
+                <w:b w:val="0"/>
+                <w:sz w:val="15"/>
+                <w:rtl w:val="1"/>
+                <w:lang w:val="en-US" w:bidi="fa-IR" w:eastAsia="fa-IR"/>
+              </w:rPr>
+            </w:r>
+          </w:p>
+        </w:tc>
+        <w:tc>
+          <w:tcPr>
+            <w:tcW w:type="dxa" w:w="3092"/>
             <w:shd w:fill="F7F7F7" w:val="clear"/>
             <w:tcBorders>
               <w:top w:val="single" w:sz="4" w:color="4A4A4A"/>
@@ -1239,46 +2133,18 @@
               <w:bidi w:val="1"/>
             </w:pPr>
             <w:r>
-              <w:t>software_kind</w:t>
-            </w:r>
-            <w:r>
-              <w:rPr>
-                <w:rFonts w:ascii="Times New Roman" w:hAnsi="Times New Roman" w:cs="B Nazanin" w:eastAsia="B Nazanin"/>
-                <w:b w:val="0"/>
-                <w:sz w:val="15"/>
-                <w:rtl w:val="1"/>
-                <w:lang w:val="en-US" w:bidi="fa-IR" w:eastAsia="fa-IR"/>
-              </w:rPr>
-            </w:r>
-          </w:p>
-        </w:tc>
-        <w:tc>
-          <w:tcPr>
-            <w:tcW w:type="dxa" w:w="3364"/>
-            <w:shd w:fill="F7F7F7" w:val="clear"/>
-            <w:tcBorders>
-              <w:top w:val="single" w:sz="4" w:color="4A4A4A"/>
-              <w:left w:val="single" w:sz="4" w:color="4A4A4A"/>
-              <w:bottom w:val="single" w:sz="4" w:color="4A4A4A"/>
-              <w:right w:val="single" w:sz="4" w:color="4A4A4A"/>
-            </w:tcBorders>
-            <w:vAlign w:val="center"/>
-          </w:tcPr>
-          <w:p>
-            <w:pPr>
-              <w:jc w:val="center"/>
-              <w:bidi w:val="1"/>
-            </w:pPr>
-            <w:r>
-              <w:t xml:space="preserve">برچسب SiMD/SaMD</w:t>
+              <w:t>برچسب SiMD/SaMD</w:t>
             </w:r>
           </w:p>
         </w:tc>
       </w:tr>
       <w:tr>
+        <w:trPr>
+          <w:cantSplit/>
+        </w:trPr>
         <w:tc>
           <w:tcPr>
-            <w:tcW w:type="dxa" w:w="3364"/>
+            <w:tcW w:type="dxa" w:w="2300"/>
             <w:shd w:fill="F7F7F7" w:val="clear"/>
             <w:tcBorders>
               <w:top w:val="single" w:sz="4" w:color="4A4A4A"/>
@@ -1308,7 +2174,7 @@
         </w:tc>
         <w:tc>
           <w:tcPr>
-            <w:tcW w:type="dxa" w:w="3364"/>
+            <w:tcW w:type="dxa" w:w="4700"/>
             <w:shd w:fill="F7F7F7" w:val="clear"/>
             <w:tcBorders>
               <w:top w:val="single" w:sz="4" w:color="4A4A4A"/>
@@ -1338,7 +2204,7 @@
         </w:tc>
         <w:tc>
           <w:tcPr>
-            <w:tcW w:type="dxa" w:w="3364"/>
+            <w:tcW w:type="dxa" w:w="3092"/>
             <w:shd w:fill="F7F7F7" w:val="clear"/>
             <w:tcBorders>
               <w:top w:val="single" w:sz="4" w:color="4A4A4A"/>
@@ -1354,7 +2220,7 @@
               <w:bidi w:val="1"/>
             </w:pPr>
             <w:r>
-              <w:t xml:space="preserve">درجهٔ ادعا روی نردبان</w:t>
+              <w:t>درجهٔ ادعا روی نردبان</w:t>
             </w:r>
           </w:p>
         </w:tc>
@@ -1372,7 +2238,7 @@
           <w:rtl w:val="1"/>
           <w:lang w:val="en-US" w:bidi="fa-IR" w:eastAsia="fa-IR"/>
         </w:rPr>
-        <w:t>این جدول کنترل منفی است و عمداً بدون شاهد اجرایی ساخته شده است. حسابرس سطح صفر برمی‌گرداند، چون مانیفست اجرا در بسته نیست.</w:t>
+        <w:t>جدول ۳ کنترل منفی همین طرح است. برچسب تنظیم‌گری در بسته هست و اجرای ثبت‌شده نیست. حسابرس سطح صفر می‌دهد.</w:t>
       </w:r>
     </w:p>
     <w:p>
@@ -1390,7 +2256,7 @@
           <w:rtl w:val="1"/>
           <w:lang w:val="en-US" w:bidi="fa-IR" w:eastAsia="fa-IR"/>
         </w:rPr>
-        <w:t>جدول ۲: کنترل منفی؛ بدون شاهد اجرایی، خروجی حسابرس سطح ۰</w:t>
+        <w:t>جدول ۳: کنترل منفی؛ خروجی حسابرس سطح ۰</w:t>
       </w:r>
     </w:p>
     <w:tbl>
@@ -1403,14 +2269,17 @@
         <w:tblW w:w="5000" w:type="pct"/>
       </w:tblPr>
       <w:tblGrid>
-        <w:gridCol w:w="3364"/>
-        <w:gridCol w:w="3364"/>
-        <w:gridCol w:w="3364"/>
+        <w:gridCol w:w="4700"/>
+        <w:gridCol w:w="2800"/>
+        <w:gridCol w:w="2592"/>
       </w:tblGrid>
       <w:tr>
+        <w:trPr>
+          <w:cantSplit/>
+        </w:trPr>
         <w:tc>
           <w:tcPr>
-            <w:tcW w:type="dxa" w:w="3364"/>
+            <w:tcW w:type="dxa" w:w="4700"/>
             <w:shd w:fill="1A365D" w:val="clear"/>
             <w:tcBorders>
               <w:top w:val="single" w:sz="4" w:color="4A4A4A"/>
@@ -1441,7 +2310,7 @@
         </w:tc>
         <w:tc>
           <w:tcPr>
-            <w:tcW w:type="dxa" w:w="3364"/>
+            <w:tcW w:type="dxa" w:w="2800"/>
             <w:shd w:fill="1A365D" w:val="clear"/>
             <w:tcBorders>
               <w:top w:val="single" w:sz="4" w:color="4A4A4A"/>
@@ -1472,7 +2341,7 @@
         </w:tc>
         <w:tc>
           <w:tcPr>
-            <w:tcW w:type="dxa" w:w="3364"/>
+            <w:tcW w:type="dxa" w:w="2592"/>
             <w:shd w:fill="1A365D" w:val="clear"/>
             <w:tcBorders>
               <w:top w:val="single" w:sz="4" w:color="4A4A4A"/>
@@ -1503,9 +2372,12 @@
         </w:tc>
       </w:tr>
       <w:tr>
+        <w:trPr>
+          <w:cantSplit/>
+        </w:trPr>
         <w:tc>
           <w:tcPr>
-            <w:tcW w:type="dxa" w:w="3364"/>
+            <w:tcW w:type="dxa" w:w="4700"/>
             <w:shd w:fill="F7F7F7" w:val="clear"/>
             <w:tcBorders>
               <w:top w:val="single" w:sz="4" w:color="4A4A4A"/>
@@ -1535,7 +2407,7 @@
         </w:tc>
         <w:tc>
           <w:tcPr>
-            <w:tcW w:type="dxa" w:w="3364"/>
+            <w:tcW w:type="dxa" w:w="2800"/>
             <w:shd w:fill="F7F7F7" w:val="clear"/>
             <w:tcBorders>
               <w:top w:val="single" w:sz="4" w:color="4A4A4A"/>
@@ -1551,7 +2423,7 @@
               <w:bidi w:val="1"/>
             </w:pPr>
             <w:r>
-              <w:t>جدول مصنوعی؛ بدون ISO و ایمپلنت</w:t>
+              <w:t>بدون آزمون ISO و بدون ایمپلنت</w:t>
             </w:r>
             <w:r>
               <w:rPr>
@@ -1566,7 +2438,7 @@
         </w:tc>
         <w:tc>
           <w:tcPr>
-            <w:tcW w:type="dxa" w:w="3364"/>
+            <w:tcW w:type="dxa" w:w="2592"/>
             <w:shd w:fill="F7F7F7" w:val="clear"/>
             <w:tcBorders>
               <w:top w:val="single" w:sz="4" w:color="4A4A4A"/>
@@ -1590,15 +2462,18 @@
                 <w:rtl w:val="1"/>
                 <w:lang w:val="en-US" w:bidi="fa-IR" w:eastAsia="fa-IR"/>
               </w:rPr>
-              <w:t>اعلامی</w:t>
+              <w:t>برچسب</w:t>
             </w:r>
           </w:p>
         </w:tc>
       </w:tr>
       <w:tr>
+        <w:trPr>
+          <w:cantSplit/>
+        </w:trPr>
         <w:tc>
           <w:tcPr>
-            <w:tcW w:type="dxa" w:w="3364"/>
+            <w:tcW w:type="dxa" w:w="4700"/>
             <w:shd w:fill="F7F7F7" w:val="clear"/>
             <w:tcBorders>
               <w:top w:val="single" w:sz="4" w:color="4A4A4A"/>
@@ -1628,7 +2503,7 @@
         </w:tc>
         <w:tc>
           <w:tcPr>
-            <w:tcW w:type="dxa" w:w="3364"/>
+            <w:tcW w:type="dxa" w:w="2800"/>
             <w:shd w:fill="F7F7F7" w:val="clear"/>
             <w:tcBorders>
               <w:top w:val="single" w:sz="4" w:color="4A4A4A"/>
@@ -1644,7 +2519,7 @@
               <w:bidi w:val="1"/>
             </w:pPr>
             <w:r>
-              <w:t>۲ / ۳؛ ریسک مدل ۳</w:t>
+              <w:t>تأثیر ۲، پیامد ۳</w:t>
             </w:r>
             <w:r>
               <w:rPr>
@@ -1659,7 +2534,7 @@
         </w:tc>
         <w:tc>
           <w:tcPr>
-            <w:tcW w:type="dxa" w:w="3364"/>
+            <w:tcW w:type="dxa" w:w="2592"/>
             <w:shd w:fill="F7F7F7" w:val="clear"/>
             <w:tcBorders>
               <w:top w:val="single" w:sz="4" w:color="4A4A4A"/>
@@ -1683,15 +2558,18 @@
                 <w:rtl w:val="1"/>
                 <w:lang w:val="en-US" w:bidi="fa-IR" w:eastAsia="fa-IR"/>
               </w:rPr>
-              <w:t>اعلامی</w:t>
+              <w:t>برچسب</w:t>
             </w:r>
           </w:p>
         </w:tc>
       </w:tr>
       <w:tr>
+        <w:trPr>
+          <w:cantSplit/>
+        </w:trPr>
         <w:tc>
           <w:tcPr>
-            <w:tcW w:type="dxa" w:w="3364"/>
+            <w:tcW w:type="dxa" w:w="4700"/>
             <w:shd w:fill="F7F7F7" w:val="clear"/>
             <w:tcBorders>
               <w:top w:val="single" w:sz="4" w:color="4A4A4A"/>
@@ -1704,10 +2582,15 @@
           <w:p>
             <w:pPr>
               <w:jc w:val="center"/>
-              <w:bidi w:val="1"/>
+              <w:bidi w:val="0"/>
             </w:pPr>
             <w:r>
-              <w:t>software_kind</w:t>
+              <w:rPr>
+                <w:sz w:val="16"/>
+                <w:szCs w:val="16"/>
+                <w:rFonts w:ascii="Calibri" w:hAnsi="Calibri" w:cs="Calibri"/>
+              </w:rPr>
+              <w:t>device_software_kind</w:t>
             </w:r>
             <w:r>
               <w:rPr>
@@ -1722,7 +2605,7 @@
         </w:tc>
         <w:tc>
           <w:tcPr>
-            <w:tcW w:type="dxa" w:w="3364"/>
+            <w:tcW w:type="dxa" w:w="2800"/>
             <w:shd w:fill="F7F7F7" w:val="clear"/>
             <w:tcBorders>
               <w:top w:val="single" w:sz="4" w:color="4A4A4A"/>
@@ -1752,7 +2635,7 @@
         </w:tc>
         <w:tc>
           <w:tcPr>
-            <w:tcW w:type="dxa" w:w="3364"/>
+            <w:tcW w:type="dxa" w:w="2592"/>
             <w:shd w:fill="F7F7F7" w:val="clear"/>
             <w:tcBorders>
               <w:top w:val="single" w:sz="4" w:color="4A4A4A"/>
@@ -1776,15 +2659,18 @@
                 <w:rtl w:val="1"/>
                 <w:lang w:val="en-US" w:bidi="fa-IR" w:eastAsia="fa-IR"/>
               </w:rPr>
-              <w:t>اعلامی</w:t>
+              <w:t>برچسب</w:t>
             </w:r>
           </w:p>
         </w:tc>
       </w:tr>
       <w:tr>
+        <w:trPr>
+          <w:cantSplit/>
+        </w:trPr>
         <w:tc>
           <w:tcPr>
-            <w:tcW w:type="dxa" w:w="3364"/>
+            <w:tcW w:type="dxa" w:w="4700"/>
             <w:shd w:fill="F7F7F7" w:val="clear"/>
             <w:tcBorders>
               <w:top w:val="single" w:sz="4" w:color="4A4A4A"/>
@@ -1814,7 +2700,7 @@
         </w:tc>
         <w:tc>
           <w:tcPr>
-            <w:tcW w:type="dxa" w:w="3364"/>
+            <w:tcW w:type="dxa" w:w="2800"/>
             <w:shd w:fill="F7F7F7" w:val="clear"/>
             <w:tcBorders>
               <w:top w:val="single" w:sz="4" w:color="4A4A4A"/>
@@ -1844,7 +2730,7 @@
         </w:tc>
         <w:tc>
           <w:tcPr>
-            <w:tcW w:type="dxa" w:w="3364"/>
+            <w:tcW w:type="dxa" w:w="2592"/>
             <w:shd w:fill="F7F7F7" w:val="clear"/>
             <w:tcBorders>
               <w:top w:val="single" w:sz="4" w:color="4A4A4A"/>
@@ -1868,15 +2754,18 @@
                 <w:rtl w:val="1"/>
                 <w:lang w:val="en-US" w:bidi="fa-IR" w:eastAsia="fa-IR"/>
               </w:rPr>
-              <w:t>اعلامی</w:t>
+              <w:t>برچسب</w:t>
             </w:r>
           </w:p>
         </w:tc>
       </w:tr>
       <w:tr>
+        <w:trPr>
+          <w:cantSplit/>
+        </w:trPr>
         <w:tc>
           <w:tcPr>
-            <w:tcW w:type="dxa" w:w="3364"/>
+            <w:tcW w:type="dxa" w:w="4700"/>
             <w:shd w:fill="F7F7F7" w:val="clear"/>
             <w:tcBorders>
               <w:top w:val="single" w:sz="4" w:color="4A4A4A"/>
@@ -1906,7 +2795,7 @@
         </w:tc>
         <w:tc>
           <w:tcPr>
-            <w:tcW w:type="dxa" w:w="3364"/>
+            <w:tcW w:type="dxa" w:w="2800"/>
             <w:shd w:fill="F7F7F7" w:val="clear"/>
             <w:tcBorders>
               <w:top w:val="single" w:sz="4" w:color="4A4A4A"/>
@@ -1936,7 +2825,7 @@
         </w:tc>
         <w:tc>
           <w:tcPr>
-            <w:tcW w:type="dxa" w:w="3364"/>
+            <w:tcW w:type="dxa" w:w="2592"/>
             <w:shd w:fill="F7F7F7" w:val="clear"/>
             <w:tcBorders>
               <w:top w:val="single" w:sz="4" w:color="4A4A4A"/>
@@ -1960,15 +2849,18 @@
                 <w:rtl w:val="1"/>
                 <w:lang w:val="en-US" w:bidi="fa-IR" w:eastAsia="fa-IR"/>
               </w:rPr>
-              <w:t>اعلامی</w:t>
+              <w:t>برچسب</w:t>
             </w:r>
           </w:p>
         </w:tc>
       </w:tr>
       <w:tr>
+        <w:trPr>
+          <w:cantSplit/>
+        </w:trPr>
         <w:tc>
           <w:tcPr>
-            <w:tcW w:type="dxa" w:w="3364"/>
+            <w:tcW w:type="dxa" w:w="4700"/>
             <w:shd w:fill="F7F7F7" w:val="clear"/>
             <w:tcBorders>
               <w:top w:val="single" w:sz="4" w:color="4A4A4A"/>
@@ -1998,7 +2890,43 @@
         </w:tc>
         <w:tc>
           <w:tcPr>
-            <w:tcW w:type="dxa" w:w="3364"/>
+            <w:tcW w:type="dxa" w:w="2800"/>
+            <w:shd w:fill="F7F7F7" w:val="clear"/>
+            <w:tcBorders>
+              <w:top w:val="single" w:sz="4" w:color="4A4A4A"/>
+              <w:left w:val="single" w:sz="4" w:color="4A4A4A"/>
+              <w:bottom w:val="single" w:sz="4" w:color="4A4A4A"/>
+              <w:right w:val="single" w:sz="4" w:color="4A4A4A"/>
+            </w:tcBorders>
+            <w:vAlign w:val="center"/>
+          </w:tcPr>
+          <w:p>
+            <w:pPr>
+              <w:jc w:val="center"/>
+              <w:bidi w:val="0"/>
+            </w:pPr>
+            <w:r>
+              <w:rPr>
+                <w:sz w:val="16"/>
+                <w:szCs w:val="16"/>
+                <w:rFonts w:ascii="Calibri" w:hAnsi="Calibri" w:cs="Calibri"/>
+              </w:rPr>
+              <w:t>1, 3, 8</w:t>
+            </w:r>
+            <w:r>
+              <w:rPr>
+                <w:rFonts w:ascii="Times New Roman" w:hAnsi="Times New Roman" w:cs="B Nazanin" w:eastAsia="B Nazanin"/>
+                <w:b w:val="0"/>
+                <w:sz w:val="15"/>
+                <w:rtl w:val="1"/>
+                <w:lang w:val="en-US" w:bidi="fa-IR" w:eastAsia="fa-IR"/>
+              </w:rPr>
+            </w:r>
+          </w:p>
+        </w:tc>
+        <w:tc>
+          <w:tcPr>
+            <w:tcW w:type="dxa" w:w="2592"/>
             <w:shd w:fill="F7F7F7" w:val="clear"/>
             <w:tcBorders>
               <w:top w:val="single" w:sz="4" w:color="4A4A4A"/>
@@ -2022,13 +2950,18 @@
                 <w:rtl w:val="1"/>
                 <w:lang w:val="en-US" w:bidi="fa-IR" w:eastAsia="fa-IR"/>
               </w:rPr>
-              <w:t>۱، ۳، ۸</w:t>
+              <w:t>برچسب</w:t>
             </w:r>
           </w:p>
         </w:tc>
+      </w:tr>
+      <w:tr>
+        <w:trPr>
+          <w:cantSplit/>
+        </w:trPr>
         <w:tc>
           <w:tcPr>
-            <w:tcW w:type="dxa" w:w="3364"/>
+            <w:tcW w:type="dxa" w:w="4700"/>
             <w:shd w:fill="F7F7F7" w:val="clear"/>
             <w:tcBorders>
               <w:top w:val="single" w:sz="4" w:color="4A4A4A"/>
@@ -2041,9 +2974,16 @@
           <w:p>
             <w:pPr>
               <w:jc w:val="center"/>
-              <w:bidi w:val="1"/>
+              <w:bidi w:val="0"/>
             </w:pPr>
-            <w:r/>
+            <w:r>
+              <w:rPr>
+                <w:sz w:val="16"/>
+                <w:szCs w:val="16"/>
+                <w:rFonts w:ascii="Calibri" w:hAnsi="Calibri" w:cs="Calibri"/>
+              </w:rPr>
+              <w:t>physics_based</w:t>
+            </w:r>
             <w:r>
               <w:rPr>
                 <w:rFonts w:ascii="Times New Roman" w:hAnsi="Times New Roman" w:cs="B Nazanin" w:eastAsia="B Nazanin"/>
@@ -2052,45 +2992,12 @@
                 <w:rtl w:val="1"/>
                 <w:lang w:val="en-US" w:bidi="fa-IR" w:eastAsia="fa-IR"/>
               </w:rPr>
-              <w:t>اعلامی</w:t>
-            </w:r>
-          </w:p>
-        </w:tc>
-      </w:tr>
-      <w:tr>
-        <w:tc>
-          <w:tcPr>
-            <w:tcW w:type="dxa" w:w="3364"/>
-            <w:shd w:fill="F7F7F7" w:val="clear"/>
-            <w:tcBorders>
-              <w:top w:val="single" w:sz="4" w:color="4A4A4A"/>
-              <w:left w:val="single" w:sz="4" w:color="4A4A4A"/>
-              <w:bottom w:val="single" w:sz="4" w:color="4A4A4A"/>
-              <w:right w:val="single" w:sz="4" w:color="4A4A4A"/>
-            </w:tcBorders>
-            <w:vAlign w:val="center"/>
-          </w:tcPr>
-          <w:p>
-            <w:pPr>
-              <w:jc w:val="center"/>
-              <w:bidi w:val="1"/>
-            </w:pPr>
-            <w:r/>
-            <w:r>
-              <w:rPr>
-                <w:rFonts w:ascii="Times New Roman" w:hAnsi="Times New Roman" w:cs="B Nazanin" w:eastAsia="B Nazanin"/>
-                <w:b w:val="0"/>
-                <w:sz w:val="15"/>
-                <w:rtl w:val="1"/>
-                <w:lang w:val="en-US" w:bidi="fa-IR" w:eastAsia="fa-IR"/>
-              </w:rPr>
-              <w:t>physics_based</w:t>
             </w:r>
           </w:p>
         </w:tc>
         <w:tc>
           <w:tcPr>
-            <w:tcW w:type="dxa" w:w="3364"/>
+            <w:tcW w:type="dxa" w:w="2800"/>
             <w:shd w:fill="F7F7F7" w:val="clear"/>
             <w:tcBorders>
               <w:top w:val="single" w:sz="4" w:color="4A4A4A"/>
@@ -2106,7 +3013,7 @@
               <w:bidi w:val="1"/>
             </w:pPr>
             <w:r>
-              <w:t>بله؛ سطح نردبان همچنان ۰</w:t>
+              <w:t>بله؛ درجهٔ حسابرس ۰</w:t>
             </w:r>
             <w:r>
               <w:rPr>
@@ -2121,7 +3028,7 @@
         </w:tc>
         <w:tc>
           <w:tcPr>
-            <w:tcW w:type="dxa" w:w="3364"/>
+            <w:tcW w:type="dxa" w:w="2592"/>
             <w:shd w:fill="F7F7F7" w:val="clear"/>
             <w:tcBorders>
               <w:top w:val="single" w:sz="4" w:color="4A4A4A"/>
@@ -2137,7 +3044,7 @@
               <w:bidi w:val="1"/>
             </w:pPr>
             <w:r>
-              <w:t>اجرایی</w:t>
+              <w:t>برچسب</w:t>
             </w:r>
             <w:r>
               <w:rPr>
@@ -2198,7 +3105,7 @@
           <w:rtl w:val="1"/>
           <w:lang w:val="en-US" w:bidi="fa-IR" w:eastAsia="fa-IR"/>
         </w:rPr>
-        <w:t>HE01 کنترل مثبت است: کمپینی اجراشده و بازپخش‌پذیر، با مداخله و سی بذر جفتی. درمان با کنترل‌های محتوای تهی، کانال بسته، کانال روشن بدون این سوگیری، و محتوای برخورده مقایسه می‌شود. سنجه میانگین انرژی پایانی گیرنده داخل شبیه‌سازی است. برچسب داخل فایل results_v7.json برابر intervention_supported است. حسابرس عمومی همان بسته را در سطح ۴ می‌گذارد؛ تا سطح ۵ فقط شناسهٔ آرشیو کم است. این نام روی نقشهٔ داخلی کنار سطح ۳ است و به‌تنهایی درجه را نمی‌سازد.</w:t>
+        <w:t>HE01 کنترل مثبت است: کمپین اجراشده و بازپخش‌پذیر، با مداخله و سی بذر جفتی. درمان با چهار کنترل مقایسه می‌شود: محتوای تهی، کانال بسته، کانال روشن بدون این سوگیری، و محتوای برخورده. سنجه میانگین انرژی پایانی گیرنده در شبیه‌سازی است. حسابرس همین بسته را در سطح ۴ می‌گذارد. برچسب فایل results_v7.json برابر intervention_supported است و درجهٔ حسابرس ۴ است.</w:t>
       </w:r>
     </w:p>
     <w:p>
@@ -2213,7 +3120,7 @@
           <w:rtl w:val="1"/>
           <w:lang w:val="en-US" w:bidi="fa-IR" w:eastAsia="fa-IR"/>
         </w:rPr>
-        <w:t>فایل results_v7.json با پیشوند 28f812c5 سه مقایسه دارد [16]. نسبت به کانال روشن بدون سوگیری، اختلاف ۱۶٫۴۹، p خام ۴٫۹۹۹۷۵×۱۰⁻⁵، p هولم ۱٫۵۰×۱۰⁻⁴ و بازهٔ BCa برابر [۱۴٫۲۵، ۱۹٫۱۴] است. نسبت به کانال بسته و محتوای تهی، اختلاف ۳۰٫۶۷ و بازهٔ [۲۶٫۰۳، ۳۵٫۳۲] است. بوت‌استرپ studentized اختیاری همان سی اختلاف را حدود ۱۴٫۰۵ تا ۱۹٫۳۰ می‌گذارد و فایل v7 دست نمی‌خورد. شکل ۲ همین دو بازه را نشان می‌دهد.</w:t>
+        <w:t>فایل results_v7.json با پیشوند اثرانگشت 28f812c5 سه مقایسهٔ جفتی دارد [16]. نسبت به کانال روشن و بدون سوگیری منشأ، اختلاف ۱۶٫۴۹ واحد است. کران پایین بازه ۱۴٫۲۵ و کران بالا ۱۹٫۱۴ است. p خام 4.99975e-5 و p پس از Holm برابر 1.50e-4 است. نسبت به کانال بسته و محتوای تهی، اختلاف ۳۰٫۶۷ واحد است، با کران پایین ۲۶٫۰۳ و کران بالا ۳۵٫۳۲. در مقایسهٔ اول فقط سوگیری برداشته می‌شود. در مقایسهٔ دوم هم محتوا عوض می‌شود و هم سوگیری. بازهٔ اختیاری studentized حدود ۱۴٫۰۵ تا ۱۹٫۳۰ است و فایل v7 دست نمی‌خورد.</w:t>
       </w:r>
     </w:p>
     <w:p>
@@ -2225,7 +3132,7 @@
       <w:r>
         <w:drawing>
           <wp:inline xmlns:a="http://schemas.openxmlformats.org/drawingml/2006/main" xmlns:pic="http://schemas.openxmlformats.org/drawingml/2006/picture">
-            <wp:extent cx="2916000" cy="682344"/>
+            <wp:extent cx="2916000" cy="874800"/>
             <wp:docPr id="2" name="Picture 2"/>
             <wp:cNvGraphicFramePr>
               <a:graphicFrameLocks noChangeAspect="1"/>
@@ -2246,7 +3153,7 @@
                   <pic:spPr>
                     <a:xfrm>
                       <a:off x="0" y="0"/>
-                      <a:ext cx="2916000" cy="682344"/>
+                      <a:ext cx="2916000" cy="874800"/>
                     </a:xfrm>
                     <a:prstGeom prst="rect"/>
                   </pic:spPr>
@@ -2276,6 +3183,569 @@
     </w:p>
     <w:p>
       <w:pPr>
+        <w:pStyle w:val="TableTitle"/>
+        <w:jc w:val="center"/>
+        <w:bidi w:val="1"/>
+      </w:pPr>
+      <w:r>
+        <w:rPr>
+          <w:rFonts w:ascii="Times New Roman" w:hAnsi="Times New Roman" w:cs="B Nazanin" w:eastAsia="B Nazanin"/>
+          <w:b/>
+          <w:i/>
+          <w:sz w:val="16"/>
+          <w:rtl w:val="1"/>
+          <w:lang w:val="en-US" w:bidi="fa-IR" w:eastAsia="fa-IR"/>
+        </w:rPr>
+        <w:t xml:space="preserve">جدول ۴: خلاصهٔ کمپین تأییدی HE01 از مصنوع v7 (بازتقطیع نشده)</w:t>
+      </w:r>
+    </w:p>
+    <w:tbl>
+      <w:tblPr>
+        <w:tblStyle w:val="TableGrid"/>
+        <w:tblW w:type="auto" w:w="0"/>
+        <w:jc w:val="center"/>
+        <w:tblLook w:firstColumn="1" w:firstRow="1" w:lastColumn="0" w:lastRow="0" w:noHBand="0" w:noVBand="1" w:val="04A0"/>
+        <w:bidiVisual w:val="1"/>
+        <w:tblW w:w="5000" w:type="pct"/>
+      </w:tblPr>
+      <w:tblGrid>
+        <w:gridCol w:w="5046"/>
+        <w:gridCol w:w="5046"/>
+      </w:tblGrid>
+      <w:tr>
+        <w:trPr>
+          <w:cantSplit/>
+        </w:trPr>
+        <w:tc>
+          <w:tcPr>
+            <w:tcW w:type="dxa" w:w="5046"/>
+            <w:shd w:fill="1A365D" w:val="clear"/>
+            <w:tcBorders>
+              <w:top w:val="single" w:sz="4" w:color="4A4A4A"/>
+              <w:left w:val="single" w:sz="4" w:color="4A4A4A"/>
+              <w:bottom w:val="single" w:sz="4" w:color="4A4A4A"/>
+              <w:right w:val="single" w:sz="4" w:color="4A4A4A"/>
+            </w:tcBorders>
+            <w:vAlign w:val="center"/>
+          </w:tcPr>
+          <w:p>
+            <w:pPr>
+              <w:jc w:val="center"/>
+              <w:bidi w:val="1"/>
+            </w:pPr>
+            <w:r/>
+            <w:r>
+              <w:rPr>
+                <w:rFonts w:ascii="Times New Roman" w:hAnsi="Times New Roman" w:cs="B Nazanin" w:eastAsia="B Nazanin"/>
+                <w:b/>
+                <w:color w:val="FFFFFF"/>
+                <w:sz w:val="16"/>
+                <w:rtl w:val="1"/>
+                <w:lang w:val="en-US" w:bidi="fa-IR" w:eastAsia="fa-IR"/>
+              </w:rPr>
+              <w:t>سنجه</w:t>
+            </w:r>
+          </w:p>
+        </w:tc>
+        <w:tc>
+          <w:tcPr>
+            <w:tcW w:type="dxa" w:w="5046"/>
+            <w:shd w:fill="1A365D" w:val="clear"/>
+            <w:tcBorders>
+              <w:top w:val="single" w:sz="4" w:color="4A4A4A"/>
+              <w:left w:val="single" w:sz="4" w:color="4A4A4A"/>
+              <w:bottom w:val="single" w:sz="4" w:color="4A4A4A"/>
+              <w:right w:val="single" w:sz="4" w:color="4A4A4A"/>
+            </w:tcBorders>
+            <w:vAlign w:val="center"/>
+          </w:tcPr>
+          <w:p>
+            <w:pPr>
+              <w:jc w:val="center"/>
+              <w:bidi w:val="1"/>
+            </w:pPr>
+            <w:r/>
+            <w:r>
+              <w:rPr>
+                <w:rFonts w:ascii="Times New Roman" w:hAnsi="Times New Roman" w:cs="B Nazanin" w:eastAsia="B Nazanin"/>
+                <w:b/>
+                <w:color w:val="FFFFFF"/>
+                <w:sz w:val="16"/>
+                <w:rtl w:val="1"/>
+                <w:lang w:val="en-US" w:bidi="fa-IR" w:eastAsia="fa-IR"/>
+              </w:rPr>
+              <w:t>مقدار منتشرشده</w:t>
+            </w:r>
+          </w:p>
+        </w:tc>
+      </w:tr>
+      <w:tr>
+        <w:trPr>
+          <w:cantSplit/>
+        </w:trPr>
+        <w:tc>
+          <w:tcPr>
+            <w:tcW w:type="dxa" w:w="5046"/>
+            <w:shd w:fill="F7F7F7" w:val="clear"/>
+            <w:tcBorders>
+              <w:top w:val="single" w:sz="4" w:color="4A4A4A"/>
+              <w:left w:val="single" w:sz="4" w:color="4A4A4A"/>
+              <w:bottom w:val="single" w:sz="4" w:color="4A4A4A"/>
+              <w:right w:val="single" w:sz="4" w:color="4A4A4A"/>
+            </w:tcBorders>
+            <w:vAlign w:val="center"/>
+          </w:tcPr>
+          <w:p>
+            <w:pPr>
+              <w:jc w:val="center"/>
+              <w:bidi w:val="1"/>
+            </w:pPr>
+            <w:r/>
+            <w:r>
+              <w:rPr>
+                <w:rFonts w:ascii="Times New Roman" w:hAnsi="Times New Roman" w:cs="B Nazanin" w:eastAsia="B Nazanin"/>
+                <w:b w:val="0"/>
+                <w:sz w:val="16"/>
+                <w:rtl w:val="1"/>
+                <w:lang w:val="en-US" w:bidi="fa-IR" w:eastAsia="fa-IR"/>
+              </w:rPr>
+              <w:t>تعداد بذر جفتی</w:t>
+            </w:r>
+          </w:p>
+        </w:tc>
+        <w:tc>
+          <w:tcPr>
+            <w:tcW w:type="dxa" w:w="5046"/>
+            <w:shd w:fill="F7F7F7" w:val="clear"/>
+            <w:tcBorders>
+              <w:top w:val="single" w:sz="4" w:color="4A4A4A"/>
+              <w:left w:val="single" w:sz="4" w:color="4A4A4A"/>
+              <w:bottom w:val="single" w:sz="4" w:color="4A4A4A"/>
+              <w:right w:val="single" w:sz="4" w:color="4A4A4A"/>
+            </w:tcBorders>
+            <w:vAlign w:val="center"/>
+          </w:tcPr>
+          <w:p>
+            <w:pPr>
+              <w:jc w:val="center"/>
+              <w:bidi w:val="1"/>
+            </w:pPr>
+            <w:r/>
+            <w:r>
+              <w:rPr>
+                <w:rFonts w:ascii="Times New Roman" w:hAnsi="Times New Roman" w:cs="B Nazanin" w:eastAsia="B Nazanin"/>
+                <w:b w:val="0"/>
+                <w:sz w:val="16"/>
+                <w:rtl w:val="1"/>
+                <w:lang w:val="en-US" w:bidi="fa-IR" w:eastAsia="fa-IR"/>
+              </w:rPr>
+              <w:t>۳۰</w:t>
+            </w:r>
+          </w:p>
+        </w:tc>
+      </w:tr>
+      <w:tr>
+        <w:trPr>
+          <w:cantSplit/>
+        </w:trPr>
+        <w:tc>
+          <w:tcPr>
+            <w:tcW w:type="dxa" w:w="5046"/>
+            <w:shd w:fill="F7F7F7" w:val="clear"/>
+            <w:tcBorders>
+              <w:top w:val="single" w:sz="4" w:color="4A4A4A"/>
+              <w:left w:val="single" w:sz="4" w:color="4A4A4A"/>
+              <w:bottom w:val="single" w:sz="4" w:color="4A4A4A"/>
+              <w:right w:val="single" w:sz="4" w:color="4A4A4A"/>
+            </w:tcBorders>
+            <w:vAlign w:val="center"/>
+          </w:tcPr>
+          <w:p>
+            <w:pPr>
+              <w:jc w:val="center"/>
+              <w:bidi w:val="1"/>
+            </w:pPr>
+            <w:r/>
+            <w:r>
+              <w:rPr>
+                <w:rFonts w:ascii="Times New Roman" w:hAnsi="Times New Roman" w:cs="B Nazanin" w:eastAsia="B Nazanin"/>
+                <w:b w:val="0"/>
+                <w:sz w:val="16"/>
+                <w:rtl w:val="1"/>
+                <w:lang w:val="en-US" w:bidi="fa-IR" w:eastAsia="fa-IR"/>
+              </w:rPr>
+              <w:t>سنجهٔ اولیه</w:t>
+            </w:r>
+          </w:p>
+        </w:tc>
+        <w:tc>
+          <w:tcPr>
+            <w:tcW w:type="dxa" w:w="5046"/>
+            <w:shd w:fill="F7F7F7" w:val="clear"/>
+            <w:tcBorders>
+              <w:top w:val="single" w:sz="4" w:color="4A4A4A"/>
+              <w:left w:val="single" w:sz="4" w:color="4A4A4A"/>
+              <w:bottom w:val="single" w:sz="4" w:color="4A4A4A"/>
+              <w:right w:val="single" w:sz="4" w:color="4A4A4A"/>
+            </w:tcBorders>
+            <w:vAlign w:val="center"/>
+          </w:tcPr>
+          <w:p>
+            <w:pPr>
+              <w:jc w:val="center"/>
+              <w:bidi w:val="1"/>
+            </w:pPr>
+            <w:r/>
+            <w:r>
+              <w:rPr>
+                <w:rFonts w:ascii="Times New Roman" w:hAnsi="Times New Roman" w:cs="B Nazanin" w:eastAsia="B Nazanin"/>
+                <w:b w:val="0"/>
+                <w:sz w:val="16"/>
+                <w:rtl w:val="1"/>
+                <w:lang w:val="en-US" w:bidi="fa-IR" w:eastAsia="fa-IR"/>
+              </w:rPr>
+              <w:t>میانگین انرژی پایانی گیرنده</w:t>
+            </w:r>
+          </w:p>
+        </w:tc>
+      </w:tr>
+      <w:tr>
+        <w:trPr>
+          <w:cantSplit/>
+        </w:trPr>
+        <w:tc>
+          <w:tcPr>
+            <w:tcW w:type="dxa" w:w="5046"/>
+            <w:shd w:fill="F7F7F7" w:val="clear"/>
+            <w:tcBorders>
+              <w:top w:val="single" w:sz="4" w:color="4A4A4A"/>
+              <w:left w:val="single" w:sz="4" w:color="4A4A4A"/>
+              <w:bottom w:val="single" w:sz="4" w:color="4A4A4A"/>
+              <w:right w:val="single" w:sz="4" w:color="4A4A4A"/>
+            </w:tcBorders>
+            <w:vAlign w:val="center"/>
+          </w:tcPr>
+          <w:p>
+            <w:pPr>
+              <w:jc w:val="center"/>
+              <w:bidi w:val="0"/>
+            </w:pPr>
+            <w:r>
+              <w:rPr>
+                <w:sz w:val="16"/>
+                <w:szCs w:val="16"/>
+                <w:rFonts w:ascii="Calibri" w:hAnsi="Calibri" w:cs="Calibri"/>
+              </w:rPr>
+              <w:t>source_bias_on vs source_bias_off</w:t>
+            </w:r>
+            <w:r>
+              <w:rPr>
+                <w:rFonts w:ascii="Times New Roman" w:hAnsi="Times New Roman" w:cs="B Nazanin" w:eastAsia="B Nazanin"/>
+                <w:b w:val="0"/>
+                <w:sz w:val="16"/>
+                <w:rtl w:val="1"/>
+                <w:lang w:val="en-US" w:bidi="fa-IR" w:eastAsia="fa-IR"/>
+              </w:rPr>
+            </w:r>
+          </w:p>
+        </w:tc>
+        <w:tc>
+          <w:tcPr>
+            <w:tcW w:type="dxa" w:w="5046"/>
+            <w:shd w:fill="F7F7F7" w:val="clear"/>
+            <w:tcBorders>
+              <w:top w:val="single" w:sz="4" w:color="4A4A4A"/>
+              <w:left w:val="single" w:sz="4" w:color="4A4A4A"/>
+              <w:bottom w:val="single" w:sz="4" w:color="4A4A4A"/>
+              <w:right w:val="single" w:sz="4" w:color="4A4A4A"/>
+            </w:tcBorders>
+            <w:vAlign w:val="center"/>
+          </w:tcPr>
+          <w:p>
+            <w:pPr>
+              <w:jc w:val="center"/>
+              <w:bidi w:val="0"/>
+            </w:pPr>
+            <w:r>
+              <w:rPr>
+                <w:sz w:val="16"/>
+                <w:szCs w:val="16"/>
+                <w:rFonts w:ascii="Calibri" w:hAnsi="Calibri" w:cs="Calibri"/>
+              </w:rPr>
+              <w:t>16.49; BCa [14.25, 19.14]</w:t>
+            </w:r>
+          </w:p>
+        </w:tc>
+      </w:tr>
+      <w:tr>
+        <w:trPr>
+          <w:cantSplit/>
+        </w:trPr>
+        <w:tc>
+          <w:tcPr>
+            <w:tcW w:type="dxa" w:w="5046"/>
+            <w:shd w:fill="F7F7F7" w:val="clear"/>
+            <w:tcBorders>
+              <w:top w:val="single" w:sz="4" w:color="4A4A4A"/>
+              <w:left w:val="single" w:sz="4" w:color="4A4A4A"/>
+              <w:bottom w:val="single" w:sz="4" w:color="4A4A4A"/>
+              <w:right w:val="single" w:sz="4" w:color="4A4A4A"/>
+            </w:tcBorders>
+            <w:vAlign w:val="center"/>
+          </w:tcPr>
+          <w:p>
+            <w:pPr>
+              <w:jc w:val="center"/>
+              <w:bidi w:val="0"/>
+            </w:pPr>
+            <w:r>
+              <w:rPr>
+                <w:sz w:val="16"/>
+                <w:szCs w:val="16"/>
+                <w:rFonts w:ascii="Calibri" w:hAnsi="Calibri" w:cs="Calibri"/>
+              </w:rPr>
+              <w:t>source_bias_on vs capsules_off</w:t>
+            </w:r>
+          </w:p>
+        </w:tc>
+        <w:tc>
+          <w:tcPr>
+            <w:tcW w:type="dxa" w:w="5046"/>
+            <w:shd w:fill="F7F7F7" w:val="clear"/>
+            <w:tcBorders>
+              <w:top w:val="single" w:sz="4" w:color="4A4A4A"/>
+              <w:left w:val="single" w:sz="4" w:color="4A4A4A"/>
+              <w:bottom w:val="single" w:sz="4" w:color="4A4A4A"/>
+              <w:right w:val="single" w:sz="4" w:color="4A4A4A"/>
+            </w:tcBorders>
+            <w:vAlign w:val="center"/>
+          </w:tcPr>
+          <w:p>
+            <w:pPr>
+              <w:jc w:val="center"/>
+              <w:bidi w:val="0"/>
+            </w:pPr>
+            <w:r>
+              <w:rPr>
+                <w:sz w:val="16"/>
+                <w:szCs w:val="16"/>
+                <w:rFonts w:ascii="Calibri" w:hAnsi="Calibri" w:cs="Calibri"/>
+              </w:rPr>
+              <w:t>30.67; BCa [26.03, 35.32]</w:t>
+            </w:r>
+          </w:p>
+        </w:tc>
+      </w:tr>
+      <w:tr>
+        <w:trPr>
+          <w:cantSplit/>
+        </w:trPr>
+        <w:tc>
+          <w:tcPr>
+            <w:tcW w:type="dxa" w:w="5046"/>
+            <w:shd w:fill="F7F7F7" w:val="clear"/>
+            <w:tcBorders>
+              <w:top w:val="single" w:sz="4" w:color="4A4A4A"/>
+              <w:left w:val="single" w:sz="4" w:color="4A4A4A"/>
+              <w:bottom w:val="single" w:sz="4" w:color="4A4A4A"/>
+              <w:right w:val="single" w:sz="4" w:color="4A4A4A"/>
+            </w:tcBorders>
+            <w:vAlign w:val="center"/>
+          </w:tcPr>
+          <w:p>
+            <w:pPr>
+              <w:jc w:val="center"/>
+              <w:bidi w:val="1"/>
+            </w:pPr>
+            <w:r/>
+            <w:r>
+              <w:rPr>
+                <w:rFonts w:ascii="Times New Roman" w:hAnsi="Times New Roman" w:cs="B Nazanin" w:eastAsia="B Nazanin"/>
+                <w:b w:val="0"/>
+                <w:sz w:val="16"/>
+                <w:rtl w:val="1"/>
+                <w:lang w:val="en-US" w:bidi="fa-IR" w:eastAsia="fa-IR"/>
+              </w:rPr>
+              <w:t>p جایگشت علامت (خام / Holm)</w:t>
+            </w:r>
+          </w:p>
+        </w:tc>
+        <w:tc>
+          <w:tcPr>
+            <w:tcW w:type="dxa" w:w="5046"/>
+            <w:shd w:fill="F7F7F7" w:val="clear"/>
+            <w:tcBorders>
+              <w:top w:val="single" w:sz="4" w:color="4A4A4A"/>
+              <w:left w:val="single" w:sz="4" w:color="4A4A4A"/>
+              <w:bottom w:val="single" w:sz="4" w:color="4A4A4A"/>
+              <w:right w:val="single" w:sz="4" w:color="4A4A4A"/>
+            </w:tcBorders>
+            <w:vAlign w:val="center"/>
+          </w:tcPr>
+          <w:p>
+            <w:pPr>
+              <w:jc w:val="center"/>
+              <w:bidi w:val="0"/>
+            </w:pPr>
+            <w:r>
+              <w:rPr>
+                <w:sz w:val="16"/>
+                <w:szCs w:val="16"/>
+                <w:rFonts w:ascii="Calibri" w:hAnsi="Calibri" w:cs="Calibri"/>
+              </w:rPr>
+              <w:t>4.99975e-5 / 1.50e-4</w:t>
+            </w:r>
+            <w:r>
+              <w:rPr>
+                <w:rFonts w:ascii="Times New Roman" w:hAnsi="Times New Roman" w:cs="B Nazanin" w:eastAsia="B Nazanin"/>
+                <w:b w:val="0"/>
+                <w:sz w:val="16"/>
+                <w:rtl w:val="1"/>
+                <w:lang w:val="en-US" w:bidi="fa-IR" w:eastAsia="fa-IR"/>
+              </w:rPr>
+            </w:r>
+          </w:p>
+        </w:tc>
+      </w:tr>
+      <w:tr>
+        <w:trPr>
+          <w:cantSplit/>
+        </w:trPr>
+        <w:tc>
+          <w:tcPr>
+            <w:tcW w:type="dxa" w:w="5046"/>
+            <w:shd w:fill="F7F7F7" w:val="clear"/>
+            <w:tcBorders>
+              <w:top w:val="single" w:sz="4" w:color="4A4A4A"/>
+              <w:left w:val="single" w:sz="4" w:color="4A4A4A"/>
+              <w:bottom w:val="single" w:sz="4" w:color="4A4A4A"/>
+              <w:right w:val="single" w:sz="4" w:color="4A4A4A"/>
+            </w:tcBorders>
+            <w:vAlign w:val="center"/>
+          </w:tcPr>
+          <w:p>
+            <w:pPr>
+              <w:jc w:val="center"/>
+              <w:bidi w:val="1"/>
+            </w:pPr>
+            <w:r/>
+            <w:r>
+              <w:rPr>
+                <w:rFonts w:ascii="Times New Roman" w:hAnsi="Times New Roman" w:cs="B Nazanin" w:eastAsia="B Nazanin"/>
+                <w:b w:val="0"/>
+                <w:sz w:val="16"/>
+                <w:rtl w:val="1"/>
+                <w:lang w:val="en-US" w:bidi="fa-IR" w:eastAsia="fa-IR"/>
+              </w:rPr>
+              <w:t>درجهٔ حسابرس</w:t>
+            </w:r>
+          </w:p>
+        </w:tc>
+        <w:tc>
+          <w:tcPr>
+            <w:tcW w:type="dxa" w:w="5046"/>
+            <w:shd w:fill="F7F7F7" w:val="clear"/>
+            <w:tcBorders>
+              <w:top w:val="single" w:sz="4" w:color="4A4A4A"/>
+              <w:left w:val="single" w:sz="4" w:color="4A4A4A"/>
+              <w:bottom w:val="single" w:sz="4" w:color="4A4A4A"/>
+              <w:right w:val="single" w:sz="4" w:color="4A4A4A"/>
+            </w:tcBorders>
+            <w:vAlign w:val="center"/>
+          </w:tcPr>
+          <w:p>
+            <w:pPr>
+              <w:jc w:val="center"/>
+              <w:bidi w:val="0"/>
+            </w:pPr>
+            <w:r>
+              <w:rPr>
+                <w:sz w:val="16"/>
+                <w:szCs w:val="16"/>
+                <w:rFonts w:ascii="Calibri" w:hAnsi="Calibri" w:cs="Calibri"/>
+              </w:rPr>
+              <w:t>4</w:t>
+            </w:r>
+            <w:r>
+              <w:rPr>
+                <w:rFonts w:ascii="Times New Roman" w:hAnsi="Times New Roman" w:cs="B Nazanin" w:eastAsia="B Nazanin"/>
+                <w:b w:val="0"/>
+                <w:sz w:val="16"/>
+                <w:rtl w:val="1"/>
+                <w:lang w:val="en-US" w:bidi="fa-IR" w:eastAsia="fa-IR"/>
+              </w:rPr>
+            </w:r>
+          </w:p>
+        </w:tc>
+      </w:tr>
+      <w:tr>
+        <w:trPr>
+          <w:cantSplit/>
+        </w:trPr>
+        <w:tc>
+          <w:tcPr>
+            <w:tcW w:type="dxa" w:w="5046"/>
+            <w:shd w:fill="F7F7F7" w:val="clear"/>
+            <w:tcBorders>
+              <w:top w:val="single" w:sz="4" w:color="4A4A4A"/>
+              <w:left w:val="single" w:sz="4" w:color="4A4A4A"/>
+              <w:bottom w:val="single" w:sz="4" w:color="4A4A4A"/>
+              <w:right w:val="single" w:sz="4" w:color="4A4A4A"/>
+            </w:tcBorders>
+            <w:vAlign w:val="center"/>
+          </w:tcPr>
+          <w:p>
+            <w:pPr>
+              <w:jc w:val="center"/>
+              <w:bidi w:val="1"/>
+            </w:pPr>
+            <w:r/>
+            <w:r>
+              <w:rPr>
+                <w:rFonts w:ascii="Times New Roman" w:hAnsi="Times New Roman" w:cs="B Nazanin" w:eastAsia="B Nazanin"/>
+                <w:b w:val="0"/>
+                <w:sz w:val="16"/>
+                <w:rtl w:val="1"/>
+                <w:lang w:val="en-US" w:bidi="fa-IR" w:eastAsia="fa-IR"/>
+              </w:rPr>
+              <w:t>بازپخش</w:t>
+            </w:r>
+          </w:p>
+        </w:tc>
+        <w:tc>
+          <w:tcPr>
+            <w:tcW w:type="dxa" w:w="5046"/>
+            <w:shd w:fill="F7F7F7" w:val="clear"/>
+            <w:tcBorders>
+              <w:top w:val="single" w:sz="4" w:color="4A4A4A"/>
+              <w:left w:val="single" w:sz="4" w:color="4A4A4A"/>
+              <w:bottom w:val="single" w:sz="4" w:color="4A4A4A"/>
+              <w:right w:val="single" w:sz="4" w:color="4A4A4A"/>
+            </w:tcBorders>
+            <w:vAlign w:val="center"/>
+          </w:tcPr>
+          <w:p>
+            <w:pPr>
+              <w:jc w:val="center"/>
+              <w:bidi w:val="1"/>
+            </w:pPr>
+            <w:r/>
+            <w:r>
+              <w:rPr>
+                <w:rFonts w:ascii="Times New Roman" w:hAnsi="Times New Roman" w:cs="B Nazanin" w:eastAsia="B Nazanin"/>
+                <w:b w:val="0"/>
+                <w:sz w:val="16"/>
+                <w:rtl w:val="1"/>
+                <w:lang w:val="en-US" w:bidi="fa-IR" w:eastAsia="fa-IR"/>
+              </w:rPr>
+              <w:t>در بستهٔ شواهد ثبت می‌شود</w:t>
+            </w:r>
+          </w:p>
+        </w:tc>
+      </w:tr>
+    </w:tbl>
+    <w:p>
+      <w:pPr>
         <w:pStyle w:val="Heading2"/>
         <w:jc w:val="right"/>
         <w:bidi w:val="1"/>
@@ -2335,7 +3805,39 @@
           <w:rtl w:val="1"/>
           <w:lang w:val="en-US" w:bidi="fa-IR" w:eastAsia="fa-IR"/>
         </w:rPr>
-        <w:t>ASME V&amp;V 40 اعتبار مدل در یک زمینهٔ مشخص است. اینجا پرسش، زمینه، تأثیر و پیامد ثبت می‌شود و ادعای بسته درجه می‌گیرد. آزمون نیمکت بیرون از نرم‌افزار می‌ماند. کودون‌تریس جای آن آزمون را نمی‌گیرد. نسخه از پیکربندی پروژه خوانده می‌شود.</w:t>
+        <w:t>ASME V&amp;V 40 روش اعتبار یک مدل در زمینهٔ کاربرد مشخص است. در این بستر، پرسش، زمینه، تأثیر و پیامد ثبت می‌شود و سپس ادعای همراه بسته درجه می‌گیرد. اگر آزمون نیمکت یا in vivo در دست باشد، بیرون از نرم‌افزار جمع می‌شود و فقط به شکل دستهٔ راهنمای FDA ۲۰۲۳ اعلام می‌گردد. کودون‌تریس جای آن آزمون‌ها را نمی‌گیرد و حساب ادعا را نگه می‌دارد. نسخه از پیکربندی پروژه خوانده می‌شود و اعداد کمپین در این متن دوباره تولید نشده‌اند.</w:t>
+      </w:r>
+    </w:p>
+    <w:p>
+      <w:pPr>
+        <w:pStyle w:val="Heading1"/>
+        <w:jc w:val="right"/>
+        <w:bidi w:val="1"/>
+      </w:pPr>
+      <w:r>
+        <w:rPr>
+          <w:rFonts w:ascii="Times New Roman" w:hAnsi="Times New Roman" w:cs="B Nazanin" w:eastAsia="B Nazanin"/>
+          <w:b/>
+          <w:sz w:val="22"/>
+          <w:rtl w:val="1"/>
+          <w:lang w:val="en-US" w:bidi="fa-IR" w:eastAsia="fa-IR"/>
+        </w:rPr>
+        <w:t xml:space="preserve">محدودیت‌ها</w:t>
+      </w:r>
+    </w:p>
+    <w:p>
+      <w:pPr>
+        <w:jc w:val="both"/>
+        <w:bidi w:val="1"/>
+      </w:pPr>
+      <w:r>
+        <w:rPr>
+          <w:rFonts w:ascii="Times New Roman" w:hAnsi="Times New Roman" w:cs="B Nazanin" w:eastAsia="B Nazanin"/>
+          <w:sz w:val="20"/>
+          <w:rtl w:val="1"/>
+          <w:lang w:val="en-US" w:bidi="fa-IR" w:eastAsia="fa-IR"/>
+        </w:rPr>
+        <w:t>راهنمای FDA سال ۲۰۲۳ مدل یادگیری ماشین مستقل را در بر نمی‌گیرد. در HE01 مقایسه با کنترل محتوایی، مداخله‌ای مرکب است. گام بعدی، ارزیابی همین حسابرس روی پروفایل سخت‌افزار و نشاندن یک مدل فیزیک‌محور با مانیفست روی همین پورت است.</w:t>
       </w:r>
     </w:p>
     <w:p>
@@ -6343,7 +7845,7 @@
       <w:numPr>
         <w:numId w:val="14"/>
       </w:numPr>
-      <w:spacing w:before="120" w:after="20"/>
+      <w:spacing w:before="140" w:after="60"/>
       <w:ind w:left="357" w:hanging="357"/>
       <w:jc w:val="left"/>
       <w:outlineLvl w:val="0"/>
@@ -6370,7 +7872,7 @@
       <w:numPr>
         <w:ilvl w:val="1"/>
       </w:numPr>
-      <w:spacing w:before="120" w:after="20"/>
+      <w:spacing w:before="140" w:after="60"/>
       <w:jc w:val="left"/>
       <w:outlineLvl w:val="1"/>
     </w:pPr>
@@ -6631,7 +8133,7 @@
     <w:qFormat/>
     <w:rsid w:val="00D57EF7"/>
     <w:pPr>
-      <w:spacing w:before="80" w:after="80"/>
+      <w:spacing w:before="760" w:after="200"/>
       <w:jc w:val="center"/>
     </w:pPr>
     <w:rPr>
@@ -6794,7 +8296,7 @@
       <w:autoSpaceDE/>
       <w:autoSpaceDN/>
       <w:adjustRightInd/>
-      <w:spacing w:after="40"/>
+      <w:spacing w:after="90"/>
       <w:jc w:val="left"/>
       <w:textAlignment w:val="auto"/>
     </w:pPr>
@@ -7041,7 +8543,7 @@
     <w:rsid w:val="008730CE"/>
     <w:pPr>
       <w:bidi/>
-      <w:spacing w:after="40"/>
+      <w:spacing w:after="240"/>
       <w:jc w:val="center"/>
     </w:pPr>
     <w:rPr>

--- a/paper/baic/مقاله_BAIC_2026_نهایی.docx
+++ b/paper/baic/مقاله_BAIC_2026_نهایی.docx
@@ -153,7 +153,7 @@
           <w:rtl w:val="1"/>
           <w:lang w:val="en-US" w:bidi="fa-IR" w:eastAsia="fa-IR"/>
         </w:rPr>
-        <w:t>کلید واژه- اعتبارسنجی in silico، حسابرسی شواهد، مدل‌سازی محاسباتی، نردبان اعتبار</w:t>
+        <w:t>کلیدواژه: اعتبارسنجی in silico، حسابرسی شواهد، مدل‌سازی محاسباتی، نردبان اعتبار</w:t>
       </w:r>
     </w:p>
     <w:p>
@@ -262,7 +262,7 @@
           <w:rtl w:val="1"/>
           <w:lang w:val="en-US" w:bidi="fa-IR" w:eastAsia="fa-IR"/>
         </w:rPr>
-        <w:t>آویدا بستر شناخته‌شده‌ای برای برنامه‌های خودتکثیرشونده است [11] و پروندهٔ .dat آن از همین در خوانده می‌شود. در ادبیات quality-diversity، پایداری عملکرد در محیط نامطمئن [12] با بازپخش بیت‌به‌بیت یک اجرای نرم‌افزار یکی نیست. توصیف مدل بر اساس پروتکل ODD نوشته شده است [13]. رشتهٔ asme_vv40_passed در پیکربندی پذیرفته نمی‌شود.</w:t>
+        <w:t>آویدا بستر شناخته‌شده‌ای برای برنامه‌های خودتکثیرشونده است [11] و پروندهٔ .dat آن از همین در خوانده می‌شود. در ادبیات quality-diversity، پایداری عملکرد در محیط نامطمئن [12] با بازپخش بیت‌به‌بیت یک اجرای نرم‌افزار یکی نیست. توصیف مدل بر اساس پروتکل ODD نوشته شده است [13]. رشتهٔ asme_vv40_passed در پیکربندی پذیرفته نمی‌شود. MIRROR بستهٔ شواهد محلی و نتیجهٔ بازپخش را پیش از انتشار قابل‌بازبینی می‌کند و حقیقت یا تضمین تنظیم‌گری نمی‌دهد [19]. NovaFabric اجرای عامل را در کپسول امضاشده ثبت می‌کند و سقف ادعا نمی‌گذارد [20]. تفاوت این کار درجه است: حسابرس بالاترین سطحی را برمی‌گرداند که شرط‌های همان بسته برقرار باشد.</w:t>
       </w:r>
     </w:p>
     <w:p>
@@ -3120,7 +3120,7 @@
           <w:rtl w:val="1"/>
           <w:lang w:val="en-US" w:bidi="fa-IR" w:eastAsia="fa-IR"/>
         </w:rPr>
-        <w:t>فایل results_v7.json با پیشوند اثرانگشت 28f812c5 سه مقایسهٔ جفتی دارد [16]. نسبت به کانال روشن و بدون سوگیری منشأ، اختلاف ۱۶٫۴۹ واحد است. کران پایین بازه ۱۴٫۲۵ و کران بالا ۱۹٫۱۴ است. p خام 4.99975e-5 و p پس از Holm برابر 1.50e-4 است. نسبت به کانال بسته و محتوای تهی، اختلاف ۳۰٫۶۷ واحد است، با کران پایین ۲۶٫۰۳ و کران بالا ۳۵٫۳۲. در مقایسهٔ اول فقط سوگیری برداشته می‌شود. در مقایسهٔ دوم هم محتوا عوض می‌شود و هم سوگیری. بازهٔ اختیاری studentized حدود ۱۴٫۰۵ تا ۱۹٫۳۰ است و فایل v7 دست نمی‌خورد.</w:t>
+        <w:t>فایل results_v7.json با پیشوند اثرانگشت 28f812c5 سه مقایسهٔ جفتی دارد [16]. نسبت به کانال روشن و بدون سوگیری منشأ، اختلاف ۱۶٫۴۹ واحد است. کران پایین بازه ۱۴٫۲۵ و کران بالا ۱۹٫۱۴ است. p خام 4.99975e-5 کف آزمون مونتکارلو با ۲۰۰۰۰ نمونه‌گیری است و p پس از Holm برابر 1.50e-4 است. نسبت به کانال بسته و محتوای تهی، اختلاف ۳۰٫۶۷ واحد است، با کران پایین ۲۶٫۰۳ و کران بالا ۳۵٫۳۲. مقایسهٔ اول دو تنظیم را با هم عوض می‌کند: آستانهٔ تناسب منبع از ۱٫۵ به صفر و سیاست پذیرش از FITNESS_WEIGHTED به THRESHOLD. تفاضل ۱۶٫۴۹ به همین بسته نسبت داده می‌شود، نه به یک پیچ تنها. مقایسهٔ دوم هم محتوا را عوض می‌کند و هم سوگیری را. بازهٔ اختیاری studentized حدود ۱۴٫۰۵ تا ۱۹٫۳۰ است و فایل v7 دست نمی‌خورد.</w:t>
       </w:r>
     </w:p>
     <w:p>
@@ -3837,7 +3837,7 @@
           <w:rtl w:val="1"/>
           <w:lang w:val="en-US" w:bidi="fa-IR" w:eastAsia="fa-IR"/>
         </w:rPr>
-        <w:t>راهنمای FDA سال ۲۰۲۳ مدل یادگیری ماشین مستقل را در بر نمی‌گیرد. در HE01 مقایسه با کنترل محتوایی، مداخله‌ای مرکب است. گام بعدی، ارزیابی همین حسابرس روی پروفایل سخت‌افزار و نشاندن یک مدل فیزیک‌محور با مانیفست روی همین پورت است.</w:t>
+        <w:t>راهنمای FDA سال ۲۰۲۳ مدل یادگیری ماشین مستقل را در بر نمی‌گیرد. تفاضل ۱۶٫۴۹ به بستهٔ دو تنظیم نسبت داده می‌شود، نه به سوگیری تنها. گام بعدی، ارزیابی همین حسابرس روی پروفایل سخت‌افزار و نشاندن یک مدل فیزیک‌محور با مانیفست روی همین پورت است.</w:t>
       </w:r>
     </w:p>
     <w:p>
@@ -4190,6 +4190,22 @@
           <w:lang w:val="en-US" w:bidi="fa-IR" w:eastAsia="fa-IR"/>
         </w:rPr>
         <w:t xml:space="preserve">[18] B. A. Craven, C. A. Basciano, P. Afshari, et al., “Computational modeling and simulation for medical devices: a summary of the 2024 FDA/MDIC Symposium,” Prog. Biomed. Eng., vol. 8, no. 1, 013001, 2026, doi: 10.1088/2516-1091/ae1c05.</w:t>
+      </w:r>
+    </w:p>
+    <w:p>
+      <w:pPr>
+        <w:pStyle w:val="References"/>
+      </w:pPr>
+      <w:r>
+        <w:t>[19] A. Sokolov, “MIRROR: Local Evidence Bundles for Reproducible Research Software Review,” Zenodo, May 2026, doi: 10.5281/zenodo.20463358.</w:t>
+      </w:r>
+    </w:p>
+    <w:p>
+      <w:pPr>
+        <w:pStyle w:val="References"/>
+      </w:pPr>
+      <w:r>
+        <w:t>[20] M. Seyedkazemi Ardebili, “NovaFabric: Tamper-Evident, Replayable Evidence for Autonomous AI Agent Runs,” arXiv:2609.12582, 2026.</w:t>
       </w:r>
     </w:p>
     <w:sectPr>

--- a/paper/baic/مقاله_BAIC_2026_نهایی.docx
+++ b/paper/baic/مقاله_BAIC_2026_نهایی.docx
@@ -262,7 +262,7 @@
           <w:sz w:val="22"/>
           <w:szCs w:val="22"/>
         </w:rPr>
-        <w:t>سه نتیجه گزارش می‌شود. اول، برچسب فایل سطح حسابرسی نیست. دوم، یک پدیده فقط با بازوی درمانِ اجراشده بسته می‌شود. سوم، شش حذف شرط از مرجع سطح ۴ پایین می‌افتند. این سومین نتیجه درصد ادعاهای یک حوزه نیست: استخراج دوگانهٔ مقالات انجام نشده است و عددِ ادبیات ساخته نمی‌شود. حسابرس ارزیاب بیرونی هم نیست.</w:t>
+        <w:t>سه نتیجه گزارش می‌شود. اول، برچسب فایل سطح حسابرسی نیست و آستانهٔ ریسک اعلامی هم آن سطح را جابه‌جا نمی‌کند. دوم، یک پدیده فقط با بازوی درمانِ اجراشده بسته می‌شود. سوم، شش حذف شرط از مرجع سطح ۴ پایین می‌افتند. این سومین نتیجه درصد ادعاهای یک حوزه نیست: استخراج دوگانهٔ مقالات انجام نشده است و عددِ ادبیات ساخته نمی‌شود. حسابرس ارزیاب بیرونی هم نیست.</w:t>
       </w:r>
     </w:p>
     <w:p>
@@ -1118,6 +1118,97 @@
           <w:sz w:val="24"/>
           <w:szCs w:val="24"/>
         </w:rPr>
+        <w:t>آستانهٔ ریسک سطح را جابه‌جا نمی‌کند</w:t>
+      </w:r>
+    </w:p>
+    <w:p>
+      <w:pPr>
+        <w:bidi/>
+        <w:spacing w:line="259" w:lineRule="auto" w:before="0" w:after="80"/>
+        <w:jc w:val="both"/>
+      </w:pPr>
+      <w:r>
+        <w:rPr>
+          <w:rFonts w:ascii="Times New Roman" w:hAnsi="Times New Roman" w:cs="B Nazanin" w:eastAsia="B Nazanin"/>
+          <w:b w:val="0"/>
+          <w:i w:val="0"/>
+          <w:sz w:val="22"/>
+          <w:szCs w:val="22"/>
+        </w:rPr>
+        <w:t xml:space="preserve">ریسک در این پورت بیشینهٔ تأثیر و پیامدِ اعلامی است. ایده از هم‌ترازی شاهد با ریسک در ASME V&amp;V 40 است [2]، ولی عدد آستانه جدول FDA نیست: ریسک ۱ سطح ۲، ریسک ۲ سطح ۳، و ریسک ۳ سطح ۴ می‌خواهد. از ریسک ۲ به بالا شکاف PIRT با اهمیت زیاد هم مانع است. این محاسبه حسابرس را صدا نمی‌زند. جدول ۷ و فایل </w:t>
+      </w:r>
+      <w:r>
+        <w:rPr>
+          <w:rFonts w:ascii="Times New Roman" w:hAnsi="Times New Roman" w:cs="B Nazanin" w:eastAsia="B Nazanin"/>
+          <w:b w:val="0"/>
+          <w:i/>
+          <w:sz w:val="22"/>
+          <w:szCs w:val="22"/>
+        </w:rPr>
+        <w:t>docs/​claimgate/​risk_​bar.json</w:t>
+      </w:r>
+      <w:r>
+        <w:rPr>
+          <w:rFonts w:ascii="Times New Roman" w:hAnsi="Times New Roman" w:cs="B Nazanin" w:eastAsia="B Nazanin"/>
+          <w:b w:val="0"/>
+          <w:i w:val="0"/>
+          <w:sz w:val="22"/>
+          <w:szCs w:val="22"/>
+        </w:rPr>
+        <w:t xml:space="preserve"> با پیشوند </w:t>
+      </w:r>
+      <w:r>
+        <w:rPr>
+          <w:rFonts w:ascii="Times New Roman" w:hAnsi="Times New Roman" w:cs="B Nazanin" w:eastAsia="B Nazanin"/>
+          <w:b w:val="0"/>
+          <w:i/>
+          <w:sz w:val="22"/>
+          <w:szCs w:val="22"/>
+        </w:rPr>
+        <w:t>b053e7f1</w:t>
+      </w:r>
+      <w:r>
+        <w:rPr>
+          <w:rFonts w:ascii="Times New Roman" w:hAnsi="Times New Roman" w:cs="B Nazanin" w:eastAsia="B Nazanin"/>
+          <w:b w:val="0"/>
+          <w:i w:val="0"/>
+          <w:sz w:val="22"/>
+          <w:szCs w:val="22"/>
+        </w:rPr>
+        <w:t xml:space="preserve"> سه ردیف همان اجرا هستند. سطح ردیف سوم پایین نیامده است.</w:t>
+      </w:r>
+    </w:p>
+    <w:p>
+      <w:pPr>
+        <w:bidi/>
+        <w:spacing w:line="259" w:lineRule="auto" w:before="0" w:after="60"/>
+        <w:jc w:val="both"/>
+      </w:pPr>
+      <w:r>
+        <w:rPr>
+          <w:rFonts w:ascii="Times New Roman" w:hAnsi="Times New Roman" w:cs="B Nazanin" w:eastAsia="B Nazanin"/>
+          <w:b w:val="0"/>
+          <w:i w:val="0"/>
+          <w:sz w:val="18"/>
+          <w:szCs w:val="18"/>
+        </w:rPr>
+        <w:t>بسته: جدول تجهیز، ریسک: ۳، سطح: ۰، آستانه: برقرار نشد — بسته: HE01، فقط سوگیری منشأ، ریسک: ۳، سطح: ۴، آستانه: برقرار شد — بسته: HE01، به‌اضافهٔ تنش تماسِ بدون بازو، ریسک: ۳، سطح: ۴، آستانه: برقرار نشد</w:t>
+      </w:r>
+    </w:p>
+    <w:p>
+      <w:pPr>
+        <w:bidi/>
+        <w:spacing w:line="259" w:lineRule="auto" w:before="160" w:after="40"/>
+        <w:jc w:val="right"/>
+      </w:pPr>
+      <w:r>
+        <w:rPr>
+          <w:rFonts w:ascii="Times New Roman" w:hAnsi="Times New Roman" w:cs="B Nazanin" w:eastAsia="B Nazanin"/>
+          <w:b/>
+          <w:i w:val="0"/>
+          <w:sz w:val="24"/>
+          <w:szCs w:val="24"/>
+        </w:rPr>
         <w:t>شش حذف شرط، نه نرخ ادبیات</w:t>
       </w:r>
     </w:p>
@@ -1482,7 +1573,7 @@
           <w:sz w:val="22"/>
           <w:szCs w:val="22"/>
         </w:rPr>
-        <w:t>آنچه سنجیده شد درجهٔ شواهدِ داخل بسته است: برچسب فایل سطح ۴ نمی‌دهد، پدیده بدون بازوی اجراشده بسته نمی‌شود، و حذف شرط‌های نردبان زیر ۴ می‌ماند. آنچه سنجیده نشد درصد ادعاهای ارتوپدی یا قلب است. چنین درصدی بدون پروتکل ورود، دو استخراج‌کننده و توافق بین ارزیاب ساخته نمی‌شود؛ این مقاله آن مطالعه را وانمود نمی‌کند.</w:t>
+        <w:t>آنچه سنجیده شد درجهٔ شواهدِ داخل بسته است: برچسب فایل سطح ۴ نمی‌دهد، پدیده بدون بازوی اجراشده بسته نمی‌شود، حذف شرط‌های نردبان زیر ۴ می‌ماند، و آستانهٔ ریسک سطح را عوض نمی‌کند. آنچه سنجیده نشد درصد ادعاهای ارتوپدی یا قلب است. چنین درصدی بدون پروتکل ورود، دو استخراج‌کننده و توافق بین ارزیاب ساخته نمی‌شود؛ این مقاله آن مطالعه را وانمود نمی‌کند.</w:t>
       </w:r>
     </w:p>
     <w:p>
@@ -1633,7 +1724,7 @@
           <w:sz w:val="22"/>
           <w:szCs w:val="22"/>
         </w:rPr>
-        <w:t xml:space="preserve"> رد می‌شوند. رد شدنِ آن‌ها یک درجهٔ حسابرسی نیست؛ یعنی ابزار اصلاً آن ادعا را به‌عنوان پیکربندی نمی‌پذیرد. تکرار کار این مقاله سه مشاهده است، نه یک درصد. اول، حسابرسی </w:t>
+        <w:t xml:space="preserve"> رد می‌شوند. رد شدنِ آن‌ها یک درجهٔ حسابرسی نیست؛ یعنی ابزار اصلاً آن ادعا را به‌عنوان پیکربندی نمی‌پذیرد. تکرار کار این مقاله چهار مشاهده است، نه یک درصد. اول، حسابرسی </w:t>
       </w:r>
       <w:r>
         <w:rPr>
@@ -1653,7 +1744,7 @@
           <w:sz w:val="22"/>
           <w:szCs w:val="22"/>
         </w:rPr>
-        <w:t xml:space="preserve"> سطح ۴ می‌دهد و برای پلهٔ بعد فقط شناسهٔ بایگانی جدا کم دارد. دوم، جدول امتیاز تجهیز سطح صفر می‌دهد و مانیفست مصنوع را کم دارد. سوم، دو فایل متعهدِ مطالعه و حذف شرط با حسابرس زنده یکی‌اند؛ اگر کسی بسته را عوض کند و اثرانگشت را به‌روز نکند، مقایسهٔ همان فایل‌ها این را نشان می‌دهد. هیچ‌کدام از این سه، نمونهٔ مقالات منتشرشده نیست.</w:t>
+        <w:t xml:space="preserve"> سطح ۴ می‌دهد و برای پلهٔ بعد فقط شناسهٔ بایگانی جدا کم دارد. دوم، جدول امتیاز تجهیز سطح صفر می‌دهد و مانیفست مصنوع را کم دارد. سوم، دو فایل متعهدِ مطالعه و حذف شرط با حسابرس زنده یکی‌اند؛ اگر کسی بسته را عوض کند و اثرانگشت را به‌روز نکند، مقایسهٔ همان فایل‌ها این را نشان می‌دهد. چهارم، آستانهٔ ریسک روی HE01 سطح را از ۴ تکان نمی‌دهد: با پدیدهٔ بسته‌شده برقرار است و با پدیدهٔ بدون بازو برقرار نیست. هیچ‌کدام از این چهار، نمونهٔ مقالات منتشرشده نیست.</w:t>
       </w:r>
     </w:p>
     <w:p>
@@ -1687,7 +1778,7 @@
           <w:sz w:val="22"/>
           <w:szCs w:val="22"/>
         </w:rPr>
-        <w:t xml:space="preserve">برچسب فایل، ردهٔ IEC 62304، عبارت IMDRF و دانشِ تایپ‌شده سطح حسابرسی را بالا نمی‌برند. </w:t>
+        <w:t xml:space="preserve">برچسب فایل، ردهٔ IEC 62304، عبارت IMDRF، دانشِ تایپ‌شده و ریسک اعلامی سطح حسابرسی را بالا نمی‌برند. </w:t>
       </w:r>
       <w:r>
         <w:rPr>
@@ -1707,7 +1798,7 @@
           <w:sz w:val="22"/>
           <w:szCs w:val="22"/>
         </w:rPr>
-        <w:t xml:space="preserve"> به سطح ۴ می‌رسد چون بازپخش و بازهٔ سی بذر برقرار است، و جدول بدون اجرا در صفر می‌ماند. شش حذف شرط زیر ۴ می‌مانند، بی‌آنکه این شمار نرخ ادبیات باشد. گام بعدی، اگر برداشته شود، استخراج ازپیش‌ثبت‌شدهٔ مقالات با دو نفر است؛ تا آن روز عدد حوزه منتشر نمی‌شود.</w:t>
+        <w:t xml:space="preserve"> به سطح ۴ می‌رسد چون بازپخش و بازهٔ سی بذر برقرار است، و جدول بدون اجرا در صفر می‌ماند. همان سطح ۴ به آستانهٔ ریسک ۳ می‌رسد وقتی پدیدهٔ فهرست‌شده اجرا شده باشد، و نمی‌رسد وقتی پدیدهٔ بااهمیت فقط اعلام شده باشد. شش حذف شرط زیر ۴ می‌مانند، بی‌آنکه این شمار نرخ ادبیات باشد. گام بعدی، اگر برداشته شود، استخراج ازپیش‌ثبت‌شدهٔ مقالات با دو نفر است؛ تا آن روز عدد حوزه منتشر نمی‌شود.</w:t>
       </w:r>
     </w:p>
     <w:p>
@@ -1755,6 +1846,26 @@
           <w:szCs w:val="22"/>
         </w:rPr>
         <w:t>docs/​claimgate/​defect_​grid.json</w:t>
+      </w:r>
+      <w:r>
+        <w:rPr>
+          <w:rFonts w:ascii="Times New Roman" w:hAnsi="Times New Roman" w:cs="B Nazanin" w:eastAsia="B Nazanin"/>
+          <w:b w:val="0"/>
+          <w:i w:val="0"/>
+          <w:sz w:val="22"/>
+          <w:szCs w:val="22"/>
+        </w:rPr>
+        <w:t xml:space="preserve"> — آستانهٔ ریسک: </w:t>
+      </w:r>
+      <w:r>
+        <w:rPr>
+          <w:rFonts w:ascii="Times New Roman" w:hAnsi="Times New Roman" w:cs="B Nazanin" w:eastAsia="B Nazanin"/>
+          <w:b w:val="0"/>
+          <w:i/>
+          <w:sz w:val="22"/>
+          <w:szCs w:val="22"/>
+        </w:rPr>
+        <w:t>docs/​claimgate/​risk_​bar.json</w:t>
       </w:r>
     </w:p>
     <w:p>
